--- a/IM 회사양식/양식/회사양식_틀.docx
+++ b/IM 회사양식/양식/회사양식_틀.docx
@@ -12,7 +12,7 @@
         <mc:AlternateContent>
           <mc:Choice Requires="wps">
             <w:drawing>
-              <wp:anchor distT="0" distB="0" distL="114300" distR="114300" simplePos="0" relativeHeight="251664384" behindDoc="0" locked="0" layoutInCell="1" allowOverlap="1" wp14:anchorId="2BD58E13" wp14:editId="0877C4A1">
+              <wp:anchor distT="0" distB="0" distL="114300" distR="114300" simplePos="0" relativeHeight="251656192" behindDoc="0" locked="0" layoutInCell="1" allowOverlap="1" wp14:anchorId="2BD58E13" wp14:editId="1F9768B3">
                 <wp:simplePos x="0" y="0"/>
                 <wp:positionH relativeFrom="margin">
                   <wp:posOffset>-473294</wp:posOffset>
@@ -89,7 +89,7 @@
                 <v:stroke joinstyle="miter"/>
                 <v:path gradientshapeok="t" o:connecttype="rect"/>
               </v:shapetype>
-              <v:shape id="Text Box 14" o:spid="_x0000_s1026" type="#_x0000_t202" style="position:absolute;left:0;text-align:left;margin-left:-37.25pt;margin-top:-53.7pt;width:104.25pt;height:22.55pt;z-index:251664384;visibility:visible;mso-wrap-style:square;mso-width-percent:0;mso-height-percent:0;mso-wrap-distance-left:9pt;mso-wrap-distance-top:0;mso-wrap-distance-right:9pt;mso-wrap-distance-bottom:0;mso-position-horizontal:absolute;mso-position-horizontal-relative:margin;mso-position-vertical:absolute;mso-position-vertical-relative:text;mso-width-percent:0;mso-height-percent:0;mso-width-relative:margin;mso-height-relative:margin;v-text-anchor:top" o:gfxdata="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" fillcolor="white [3201]" strokecolor="red" strokeweight="1pt">
+              <v:shape id="Text Box 14" o:spid="_x0000_s1026" type="#_x0000_t202" style="position:absolute;left:0;text-align:left;margin-left:-37.25pt;margin-top:-53.7pt;width:104.25pt;height:22.55pt;z-index:251656192;visibility:visible;mso-wrap-style:square;mso-width-percent:0;mso-height-percent:0;mso-wrap-distance-left:9pt;mso-wrap-distance-top:0;mso-wrap-distance-right:9pt;mso-wrap-distance-bottom:0;mso-position-horizontal:absolute;mso-position-horizontal-relative:margin;mso-position-vertical:absolute;mso-position-vertical-relative:text;mso-width-percent:0;mso-height-percent:0;mso-width-relative:margin;mso-height-relative:margin;v-text-anchor:top" o:gfxdata="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" fillcolor="white [3201]" strokecolor="red" strokeweight="1pt">
                 <v:textbox inset="2mm,1mm,2mm,0">
                   <w:txbxContent>
                     <w:p>
@@ -122,6 +122,7 @@
         <w:wordWrap/>
         <w:autoSpaceDE/>
         <w:autoSpaceDN/>
+        <w:jc w:val="left"/>
         <w:rPr>
           <w:b/>
           <w:sz w:val="32"/>
@@ -134,7 +135,7 @@
           <w:sz w:val="32"/>
         </w:rPr>
         <w:drawing>
-          <wp:anchor distT="0" distB="0" distL="114300" distR="114300" simplePos="0" relativeHeight="251665408" behindDoc="0" locked="0" layoutInCell="1" allowOverlap="1" wp14:anchorId="066DE9FA" wp14:editId="36B7176F">
+          <wp:anchor distT="0" distB="0" distL="114300" distR="114300" simplePos="0" relativeHeight="251657216" behindDoc="0" locked="0" layoutInCell="1" allowOverlap="1" wp14:anchorId="066DE9FA" wp14:editId="0E985699">
             <wp:simplePos x="0" y="0"/>
             <wp:positionH relativeFrom="column">
               <wp:posOffset>0</wp:posOffset>
@@ -198,7 +199,7 @@
         <mc:AlternateContent>
           <mc:Choice Requires="wps">
             <w:drawing>
-              <wp:anchor distT="0" distB="0" distL="114300" distR="114300" simplePos="0" relativeHeight="251661312" behindDoc="0" locked="0" layoutInCell="1" allowOverlap="1" wp14:anchorId="2B5B9C07" wp14:editId="15E5169D">
+              <wp:anchor distT="0" distB="0" distL="114300" distR="114300" simplePos="0" relativeHeight="251653120" behindDoc="0" locked="0" layoutInCell="1" allowOverlap="1" wp14:anchorId="2B5B9C07" wp14:editId="053EEE92">
                 <wp:simplePos x="0" y="0"/>
                 <wp:positionH relativeFrom="margin">
                   <wp:posOffset>0</wp:posOffset>
@@ -284,7 +285,7 @@
           </mc:Choice>
           <mc:Fallback>
             <w:pict>
-              <v:shape w14:anchorId="2B5B9C07" id="TextBox 5" o:spid="_x0000_s1027" type="#_x0000_t202" style="position:absolute;left:0;text-align:left;margin-left:0;margin-top:97.2pt;width:365.95pt;height:55.7pt;z-index:251661312;visibility:visible;mso-wrap-style:square;mso-wrap-distance-left:9pt;mso-wrap-distance-top:0;mso-wrap-distance-right:9pt;mso-wrap-distance-bottom:0;mso-position-horizontal:absolute;mso-position-horizontal-relative:margin;mso-position-vertical:absolute;mso-position-vertical-relative:text;v-text-anchor:top" o:gfxdata="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" filled="f" stroked="f">
+              <v:shape w14:anchorId="2B5B9C07" id="TextBox 5" o:spid="_x0000_s1027" type="#_x0000_t202" style="position:absolute;margin-left:0;margin-top:97.2pt;width:365.95pt;height:55.7pt;z-index:251653120;visibility:visible;mso-wrap-style:square;mso-wrap-distance-left:9pt;mso-wrap-distance-top:0;mso-wrap-distance-right:9pt;mso-wrap-distance-bottom:0;mso-position-horizontal:absolute;mso-position-horizontal-relative:margin;mso-position-vertical:absolute;mso-position-vertical-relative:text;v-text-anchor:top" o:gfxdata="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" filled="f" stroked="f">
                 <v:textbox style="mso-fit-shape-to-text:t">
                   <w:txbxContent>
                     <w:p>
@@ -348,7 +349,7 @@
         <mc:AlternateContent>
           <mc:Choice Requires="wps">
             <w:drawing>
-              <wp:anchor distT="0" distB="0" distL="114300" distR="114300" simplePos="0" relativeHeight="251662336" behindDoc="0" locked="0" layoutInCell="1" allowOverlap="1" wp14:anchorId="0B860368" wp14:editId="6D3B4579">
+              <wp:anchor distT="0" distB="0" distL="114300" distR="114300" simplePos="0" relativeHeight="251654144" behindDoc="0" locked="0" layoutInCell="1" allowOverlap="1" wp14:anchorId="0B860368" wp14:editId="5A531959">
                 <wp:simplePos x="0" y="0"/>
                 <wp:positionH relativeFrom="margin">
                   <wp:posOffset>0</wp:posOffset>
@@ -404,7 +405,7 @@
           </mc:Choice>
           <mc:Fallback>
             <w:pict>
-              <v:shape w14:anchorId="0B860368" id="TextBox 6" o:spid="_x0000_s1028" type="#_x0000_t202" style="position:absolute;left:0;text-align:left;margin-left:0;margin-top:158.65pt;width:343.55pt;height:21.8pt;z-index:251662336;visibility:visible;mso-wrap-style:square;mso-wrap-distance-left:9pt;mso-wrap-distance-top:0;mso-wrap-distance-right:9pt;mso-wrap-distance-bottom:0;mso-position-horizontal:absolute;mso-position-horizontal-relative:margin;mso-position-vertical:absolute;mso-position-vertical-relative:text;v-text-anchor:top" o:gfxdata="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" filled="f" stroked="f">
+              <v:shape w14:anchorId="0B860368" id="TextBox 6" o:spid="_x0000_s1028" type="#_x0000_t202" style="position:absolute;margin-left:0;margin-top:158.65pt;width:343.55pt;height:21.8pt;z-index:251654144;visibility:visible;mso-wrap-style:square;mso-wrap-distance-left:9pt;mso-wrap-distance-top:0;mso-wrap-distance-right:9pt;mso-wrap-distance-bottom:0;mso-position-horizontal:absolute;mso-position-horizontal-relative:margin;mso-position-vertical:absolute;mso-position-vertical-relative:text;v-text-anchor:top" o:gfxdata="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" filled="f" stroked="f">
                 <v:textbox style="mso-fit-shape-to-text:t">
                   <w:txbxContent>
                     <w:p>
@@ -438,7 +439,7 @@
         <mc:AlternateContent>
           <mc:Choice Requires="wps">
             <w:drawing>
-              <wp:anchor distT="0" distB="0" distL="114300" distR="114300" simplePos="0" relativeHeight="251660288" behindDoc="0" locked="0" layoutInCell="1" allowOverlap="1" wp14:anchorId="3544F193" wp14:editId="47269DB0">
+              <wp:anchor distT="0" distB="0" distL="114300" distR="114300" simplePos="0" relativeHeight="251652096" behindDoc="0" locked="0" layoutInCell="1" allowOverlap="1" wp14:anchorId="3544F193" wp14:editId="41006205">
                 <wp:simplePos x="0" y="0"/>
                 <wp:positionH relativeFrom="margin">
                   <wp:posOffset>0</wp:posOffset>
@@ -496,7 +497,7 @@
           </mc:Choice>
           <mc:Fallback>
             <w:pict>
-              <v:shape w14:anchorId="3544F193" id="TextBox 4" o:spid="_x0000_s1029" type="#_x0000_t202" style="position:absolute;left:0;text-align:left;margin-left:0;margin-top:74.15pt;width:295.65pt;height:20.65pt;z-index:251660288;visibility:visible;mso-wrap-style:square;mso-wrap-distance-left:9pt;mso-wrap-distance-top:0;mso-wrap-distance-right:9pt;mso-wrap-distance-bottom:0;mso-position-horizontal:absolute;mso-position-horizontal-relative:margin;mso-position-vertical:absolute;mso-position-vertical-relative:text;v-text-anchor:top" o:gfxdata="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" filled="f" stroked="f">
+              <v:shape w14:anchorId="3544F193" id="TextBox 4" o:spid="_x0000_s1029" type="#_x0000_t202" style="position:absolute;margin-left:0;margin-top:74.15pt;width:295.65pt;height:20.65pt;z-index:251652096;visibility:visible;mso-wrap-style:square;mso-wrap-distance-left:9pt;mso-wrap-distance-top:0;mso-wrap-distance-right:9pt;mso-wrap-distance-bottom:0;mso-position-horizontal:absolute;mso-position-horizontal-relative:margin;mso-position-vertical:absolute;mso-position-vertical-relative:text;v-text-anchor:top" o:gfxdata="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" filled="f" stroked="f">
                 <v:textbox style="mso-fit-shape-to-text:t">
                   <w:txbxContent>
                     <w:p>
@@ -532,7 +533,7 @@
         <mc:AlternateContent>
           <mc:Choice Requires="wps">
             <w:drawing>
-              <wp:anchor distT="0" distB="0" distL="114300" distR="114300" simplePos="0" relativeHeight="251663360" behindDoc="0" locked="0" layoutInCell="1" allowOverlap="1" wp14:anchorId="5E63AF83" wp14:editId="56931FE8">
+              <wp:anchor distT="0" distB="0" distL="114300" distR="114300" simplePos="0" relativeHeight="251655168" behindDoc="0" locked="0" layoutInCell="1" allowOverlap="1" wp14:anchorId="5E63AF83" wp14:editId="46BD28DE">
                 <wp:simplePos x="0" y="0"/>
                 <wp:positionH relativeFrom="margin">
                   <wp:posOffset>8890</wp:posOffset>
@@ -2277,7 +2278,7 @@
           </mc:Choice>
           <mc:Fallback>
             <w:pict>
-              <v:shape w14:anchorId="5E63AF83" id="TextBox 7" o:spid="_x0000_s1030" type="#_x0000_t202" style="position:absolute;left:0;text-align:left;margin-left:.7pt;margin-top:537.45pt;width:450.7pt;height:127.3pt;z-index:251663360;visibility:visible;mso-wrap-style:square;mso-width-percent:0;mso-height-percent:0;mso-wrap-distance-left:9pt;mso-wrap-distance-top:0;mso-wrap-distance-right:9pt;mso-wrap-distance-bottom:0;mso-position-horizontal:absolute;mso-position-horizontal-relative:margin;mso-position-vertical:absolute;mso-position-vertical-relative:text;mso-width-percent:0;mso-height-percent:0;mso-width-relative:margin;mso-height-relative:margin;v-text-anchor:top" o:gfxdata="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" filled="f" strokecolor="#bdd7ee">
+              <v:shape w14:anchorId="5E63AF83" id="TextBox 7" o:spid="_x0000_s1030" type="#_x0000_t202" style="position:absolute;margin-left:.7pt;margin-top:537.45pt;width:450.7pt;height:127.3pt;z-index:251655168;visibility:visible;mso-wrap-style:square;mso-width-percent:0;mso-height-percent:0;mso-wrap-distance-left:9pt;mso-wrap-distance-top:0;mso-wrap-distance-right:9pt;mso-wrap-distance-bottom:0;mso-position-horizontal:absolute;mso-position-horizontal-relative:margin;mso-position-vertical:absolute;mso-position-vertical-relative:text;mso-width-percent:0;mso-height-percent:0;mso-width-relative:margin;mso-height-relative:margin;v-text-anchor:top" o:gfxdata="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" filled="f" strokecolor="#bdd7ee">
                 <v:textbox>
                   <w:txbxContent>
                     <w:p>
@@ -3986,6 +3987,1874 @@
           <w:sz w:val="32"/>
         </w:rPr>
         <w:br w:type="page"/>
+      </w:r>
+      <w:r>
+        <w:rPr>
+          <w:b/>
+          <w:sz w:val="32"/>
+        </w:rPr>
+        <w:lastRenderedPageBreak/>
+        <mc:AlternateContent>
+          <mc:Choice Requires="wpg">
+            <w:drawing>
+              <wp:anchor distT="0" distB="0" distL="114300" distR="114300" simplePos="0" relativeHeight="251676672" behindDoc="0" locked="0" layoutInCell="1" allowOverlap="1" wp14:anchorId="6A67AD07" wp14:editId="5BB0557C">
+                <wp:simplePos x="0" y="0"/>
+                <wp:positionH relativeFrom="column">
+                  <wp:posOffset>104775</wp:posOffset>
+                </wp:positionH>
+                <wp:positionV relativeFrom="paragraph">
+                  <wp:posOffset>5253990</wp:posOffset>
+                </wp:positionV>
+                <wp:extent cx="5605780" cy="1525905"/>
+                <wp:effectExtent l="38100" t="0" r="33020" b="36195"/>
+                <wp:wrapNone/>
+                <wp:docPr id="42" name="그룹 4">
+                  <a:extLst xmlns:a="http://schemas.openxmlformats.org/drawingml/2006/main"/>
+                </wp:docPr>
+                <wp:cNvGraphicFramePr/>
+                <a:graphic xmlns:a="http://schemas.openxmlformats.org/drawingml/2006/main">
+                  <a:graphicData uri="http://schemas.microsoft.com/office/word/2010/wordprocessingGroup">
+                    <wpg:wgp>
+                      <wpg:cNvGrpSpPr/>
+                      <wpg:grpSpPr>
+                        <a:xfrm>
+                          <a:off x="0" y="0"/>
+                          <a:ext cx="5605780" cy="1525905"/>
+                          <a:chOff x="0" y="-85761"/>
+                          <a:chExt cx="7868390" cy="1526539"/>
+                        </a:xfrm>
+                      </wpg:grpSpPr>
+                      <wps:wsp>
+                        <wps:cNvPr id="43" name="TextBox 32">
+                          <a:extLst/>
+                        </wps:cNvPr>
+                        <wps:cNvSpPr txBox="1"/>
+                        <wps:spPr>
+                          <a:xfrm>
+                            <a:off x="303167" y="-85761"/>
+                            <a:ext cx="2638121" cy="275590"/>
+                          </a:xfrm>
+                          <a:prstGeom prst="rect">
+                            <a:avLst/>
+                          </a:prstGeom>
+                          <a:noFill/>
+                        </wps:spPr>
+                        <wps:txbx>
+                          <w:txbxContent>
+                            <w:p>
+                              <w:pPr>
+                                <w:pStyle w:val="ab"/>
+                                <w:spacing w:before="0" w:beforeAutospacing="0" w:after="0" w:afterAutospacing="0"/>
+                                <w:rPr>
+                                  <w:sz w:val="22"/>
+                                </w:rPr>
+                              </w:pPr>
+                              <w:r>
+                                <w:rPr>
+                                  <w:rFonts w:ascii="Pretendard ExtraBold" w:eastAsia="Pretendard ExtraBold" w:hAnsi="Pretendard ExtraBold" w:cs="Pretendard ExtraBold" w:hint="eastAsia"/>
+                                  <w:color w:val="000000" w:themeColor="text1"/>
+                                  <w:kern w:val="24"/>
+                                  <w:sz w:val="28"/>
+                                  <w:szCs w:val="32"/>
+                                </w:rPr>
+                                <w:t>&lt;하이라이트 제목&gt;</w:t>
+                              </w:r>
+                            </w:p>
+                          </w:txbxContent>
+                        </wps:txbx>
+                        <wps:bodyPr wrap="square" lIns="0" tIns="0" rIns="0" bIns="0" rtlCol="0">
+                          <a:noAutofit/>
+                        </wps:bodyPr>
+                      </wps:wsp>
+                      <wps:wsp>
+                        <wps:cNvPr id="44" name="양쪽 대괄호 44">
+                          <a:extLst/>
+                        </wps:cNvPr>
+                        <wps:cNvSpPr/>
+                        <wps:spPr>
+                          <a:xfrm>
+                            <a:off x="0" y="78382"/>
+                            <a:ext cx="7868390" cy="1362396"/>
+                          </a:xfrm>
+                          <a:prstGeom prst="bracketPair">
+                            <a:avLst>
+                              <a:gd name="adj" fmla="val 7153"/>
+                            </a:avLst>
+                          </a:prstGeom>
+                          <a:ln w="76200">
+                            <a:solidFill>
+                              <a:srgbClr val="6298C8"/>
+                            </a:solidFill>
+                          </a:ln>
+                        </wps:spPr>
+                        <wps:style>
+                          <a:lnRef idx="1">
+                            <a:schemeClr val="accent1"/>
+                          </a:lnRef>
+                          <a:fillRef idx="0">
+                            <a:schemeClr val="accent1"/>
+                          </a:fillRef>
+                          <a:effectRef idx="0">
+                            <a:schemeClr val="accent1"/>
+                          </a:effectRef>
+                          <a:fontRef idx="minor">
+                            <a:schemeClr val="tx1"/>
+                          </a:fontRef>
+                        </wps:style>
+                        <wps:bodyPr rtlCol="0" anchor="ctr"/>
+                      </wps:wsp>
+                      <wps:wsp>
+                        <wps:cNvPr id="45" name="TextBox 24">
+                          <a:extLst/>
+                        </wps:cNvPr>
+                        <wps:cNvSpPr txBox="1"/>
+                        <wps:spPr>
+                          <a:xfrm>
+                            <a:off x="303163" y="275621"/>
+                            <a:ext cx="7349490" cy="1063625"/>
+                          </a:xfrm>
+                          <a:prstGeom prst="rect">
+                            <a:avLst/>
+                          </a:prstGeom>
+                          <a:noFill/>
+                        </wps:spPr>
+                        <wps:txbx>
+                          <w:txbxContent>
+                            <w:p>
+                              <w:pPr>
+                                <w:pStyle w:val="ab"/>
+                                <w:spacing w:before="0" w:beforeAutospacing="0" w:after="0" w:afterAutospacing="0"/>
+                                <w:jc w:val="both"/>
+                                <w:rPr>
+                                  <w:sz w:val="20"/>
+                                </w:rPr>
+                              </w:pPr>
+                              <w:r>
+                                <w:rPr>
+                                  <w:rFonts w:ascii="Pretendard Light" w:eastAsia="Pretendard Light" w:hAnsi="Pretendard Light" w:cs="Pretendard Light" w:hint="eastAsia"/>
+                                  <w:color w:val="000000"/>
+                                  <w:kern w:val="24"/>
+                                  <w:sz w:val="18"/>
+                                  <w:szCs w:val="22"/>
+                                </w:rPr>
+                                <w:t xml:space="preserve">내용을 입력하세요</w:t>
+                              </w:r>
+                              <w:r>
+                                <w:rPr>
+                                  <w:rFonts w:ascii="Pretendard Black" w:eastAsia="Pretendard Black" w:hAnsi="Pretendard Black" w:cs="Pretendard Black" w:hint="eastAsia"/>
+                                  <w:color w:val="000000"/>
+                                  <w:kern w:val="24"/>
+                                  <w:sz w:val="18"/>
+                                  <w:szCs w:val="22"/>
+                                  <w:u w:val="single"/>
+                                </w:rPr>
+                                <w:t xml:space="preserve"/>
+                              </w:r>
+                              <w:r>
+                                <w:rPr>
+                                  <w:rFonts w:ascii="Pretendard Light" w:eastAsia="Pretendard Light" w:hAnsi="Pretendard Light" w:cs="Pretendard Light" w:hint="eastAsia"/>
+                                  <w:color w:val="000000"/>
+                                  <w:kern w:val="24"/>
+                                  <w:sz w:val="18"/>
+                                  <w:szCs w:val="22"/>
+                                </w:rPr>
+                                <w:t/>
+                              </w:r>
+                            </w:p>
+                            <w:p>
+                              <w:pPr>
+                                <w:pStyle w:val="ab"/>
+                                <w:spacing w:before="0" w:beforeAutospacing="0" w:after="0" w:afterAutospacing="0"/>
+                                <w:jc w:val="both"/>
+                                <w:rPr>
+                                  <w:sz w:val="20"/>
+                                </w:rPr>
+                              </w:pPr>
+                              <w:r>
+                                <w:rPr>
+                                  <w:rFonts w:ascii="Pretendard Light" w:eastAsia="Pretendard Light" w:hAnsi="Pretendard Light" w:cs="Pretendard Light" w:hint="eastAsia"/>
+                                  <w:color w:val="000000"/>
+                                  <w:kern w:val="24"/>
+                                  <w:sz w:val="18"/>
+                                  <w:szCs w:val="22"/>
+                                </w:rPr>
+                                <w:t xml:space="preserve">내용을 입력하세요</w:t>
+                              </w:r>
+                              <w:r>
+                                <w:rPr>
+                                  <w:rFonts w:ascii="Pretendard Black" w:eastAsia="Pretendard Black" w:hAnsi="Pretendard Black" w:cs="Pretendard Black" w:hint="eastAsia"/>
+                                  <w:color w:val="000000"/>
+                                  <w:kern w:val="24"/>
+                                  <w:sz w:val="18"/>
+                                  <w:szCs w:val="22"/>
+                                  <w:u w:val="single"/>
+                                </w:rPr>
+                                <w:t/>
+                              </w:r>
+                              <w:r>
+                                <w:rPr>
+                                  <w:rFonts w:ascii="Pretendard Light" w:eastAsia="Pretendard Light" w:hAnsi="Pretendard Light" w:cs="Pretendard Light" w:hint="eastAsia"/>
+                                  <w:color w:val="000000"/>
+                                  <w:kern w:val="24"/>
+                                  <w:sz w:val="18"/>
+                                  <w:szCs w:val="22"/>
+                                </w:rPr>
+                                <w:t/>
+                              </w:r>
+                            </w:p>
+                            <w:p>
+                              <w:pPr>
+                                <w:pStyle w:val="ab"/>
+                                <w:spacing w:before="0" w:beforeAutospacing="0" w:after="0" w:afterAutospacing="0"/>
+                                <w:jc w:val="both"/>
+                                <w:rPr>
+                                  <w:sz w:val="20"/>
+                                </w:rPr>
+                              </w:pPr>
+                              <w:r>
+                                <w:rPr>
+                                  <w:rFonts w:ascii="Pretendard Light" w:eastAsia="Pretendard Light" w:hAnsi="Pretendard Light" w:cs="Pretendard Light" w:hint="eastAsia"/>
+                                  <w:color w:val="000000"/>
+                                  <w:kern w:val="24"/>
+                                  <w:sz w:val="18"/>
+                                  <w:szCs w:val="22"/>
+                                </w:rPr>
+                                <w:t xml:space="preserve">내용을 입력하세요</w:t>
+                              </w:r>
+                              <w:r>
+                                <w:rPr>
+                                  <w:rFonts w:ascii="Pretendard Black" w:eastAsia="Pretendard Black" w:hAnsi="Pretendard Black" w:cs="Pretendard Black" w:hint="eastAsia"/>
+                                  <w:color w:val="000000"/>
+                                  <w:kern w:val="24"/>
+                                  <w:sz w:val="18"/>
+                                  <w:szCs w:val="22"/>
+                                  <w:u w:val="single"/>
+                                </w:rPr>
+                                <w:t xml:space="preserve"/>
+                              </w:r>
+                            </w:p>
+                          </w:txbxContent>
+                        </wps:txbx>
+                        <wps:bodyPr wrap="square" lIns="0" tIns="0" rIns="0" bIns="0" rtlCol="0" anchor="t">
+                          <a:noAutofit/>
+                        </wps:bodyPr>
+                      </wps:wsp>
+                    </wpg:wgp>
+                  </a:graphicData>
+                </a:graphic>
+                <wp14:sizeRelH relativeFrom="margin">
+                  <wp14:pctWidth>0</wp14:pctWidth>
+                </wp14:sizeRelH>
+                <wp14:sizeRelV relativeFrom="margin">
+                  <wp14:pctHeight>0</wp14:pctHeight>
+                </wp14:sizeRelV>
+              </wp:anchor>
+            </w:drawing>
+          </mc:Choice>
+          <mc:Fallback>
+            <w:pict>
+              <v:group w14:anchorId="6A67AD07" id="그룹 4" o:spid="_x0000_s1031" style="position:absolute;margin-left:8.25pt;margin-top:413.7pt;width:441.4pt;height:120.15pt;z-index:251676672;mso-width-relative:margin;mso-height-relative:margin" coordorigin=",-857" coordsize="78683,15265" o:gfxdata="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">
+                <v:shape id="TextBox 32" o:spid="_x0000_s1032" type="#_x0000_t202" style="position:absolute;left:3031;top:-857;width:26381;height:2755;visibility:visible;mso-wrap-style:square;v-text-anchor:top" o:gfxdata="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" filled="f" stroked="f">
+                  <v:textbox inset="0,0,0,0">
+                    <w:txbxContent>
+                      <w:p>
+                        <w:pPr>
+                          <w:pStyle w:val="ab"/>
+                          <w:spacing w:before="0" w:beforeAutospacing="0" w:after="0" w:afterAutospacing="0"/>
+                          <w:rPr>
+                            <w:sz w:val="22"/>
+                          </w:rPr>
+                        </w:pPr>
+                        <w:r>
+                          <w:rPr>
+                            <w:rFonts w:ascii="Pretendard ExtraBold" w:eastAsia="Pretendard ExtraBold" w:hAnsi="Pretendard ExtraBold" w:cs="Pretendard ExtraBold" w:hint="eastAsia"/>
+                            <w:color w:val="000000" w:themeColor="text1"/>
+                            <w:kern w:val="24"/>
+                            <w:sz w:val="28"/>
+                            <w:szCs w:val="32"/>
+                          </w:rPr>
+                          <w:t>&lt;하이라이트 제목&gt;</w:t>
+                        </w:r>
+                      </w:p>
+                    </w:txbxContent>
+                  </v:textbox>
+                </v:shape>
+                <v:shapetype id="_x0000_t185" coordsize="21600,21600" o:spt="185" adj="3600" path="m@0,nfqx0@0l0@2qy@0,21600em@1,nfqx21600@0l21600@2qy@1,21600em@0,nsqx0@0l0@2qy@0,21600l@1,21600qx21600@2l21600@0qy@1,xe" filled="f">
+                  <v:formulas>
+                    <v:f eqn="val #0"/>
+                    <v:f eqn="sum width 0 #0"/>
+                    <v:f eqn="sum height 0 #0"/>
+                    <v:f eqn="prod @0 2929 10000"/>
+                    <v:f eqn="sum width 0 @3"/>
+                    <v:f eqn="sum height 0 @3"/>
+                    <v:f eqn="val width"/>
+                    <v:f eqn="val height"/>
+                    <v:f eqn="prod width 1 2"/>
+                    <v:f eqn="prod height 1 2"/>
+                  </v:formulas>
+                  <v:path o:extrusionok="f" gradientshapeok="t" limo="10800,10800" o:connecttype="custom" o:connectlocs="@8,0;0,@9;@8,@7;@6,@9" textboxrect="@3,@3,@4,@5"/>
+                  <v:handles>
+                    <v:h position="#0,topLeft" switch="" xrange="0,10800"/>
+                  </v:handles>
+                </v:shapetype>
+                <v:shape id="양쪽 대괄호 44" o:spid="_x0000_s1033" type="#_x0000_t185" style="position:absolute;top:783;width:78683;height:13624;visibility:visible;mso-wrap-style:square;v-text-anchor:middle" o:gfxdata="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" adj="1545" strokecolor="#6298c8" strokeweight="6pt"/>
+                <v:shape id="TextBox 24" o:spid="_x0000_s1034" type="#_x0000_t202" style="position:absolute;left:3031;top:2756;width:73495;height:10636;visibility:visible;mso-wrap-style:square;v-text-anchor:top" o:gfxdata="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" filled="f" stroked="f">
+                  <v:textbox inset="0,0,0,0">
+                    <w:txbxContent>
+                      <w:p>
+                        <w:pPr>
+                          <w:pStyle w:val="ab"/>
+                          <w:spacing w:before="0" w:beforeAutospacing="0" w:after="0" w:afterAutospacing="0"/>
+                          <w:jc w:val="both"/>
+                          <w:rPr>
+                            <w:sz w:val="20"/>
+                          </w:rPr>
+                        </w:pPr>
+                        <w:r>
+                          <w:rPr>
+                            <w:rFonts w:ascii="Pretendard Light" w:eastAsia="Pretendard Light" w:hAnsi="Pretendard Light" w:cs="Pretendard Light" w:hint="eastAsia"/>
+                            <w:color w:val="000000"/>
+                            <w:kern w:val="24"/>
+                            <w:sz w:val="18"/>
+                            <w:szCs w:val="22"/>
+                          </w:rPr>
+                          <w:t xml:space="preserve">내용을 입력하세요</w:t>
+                        </w:r>
+                        <w:r>
+                          <w:rPr>
+                            <w:rFonts w:ascii="Pretendard Black" w:eastAsia="Pretendard Black" w:hAnsi="Pretendard Black" w:cs="Pretendard Black" w:hint="eastAsia"/>
+                            <w:color w:val="000000"/>
+                            <w:kern w:val="24"/>
+                            <w:sz w:val="18"/>
+                            <w:szCs w:val="22"/>
+                            <w:u w:val="single"/>
+                          </w:rPr>
+                          <w:t xml:space="preserve"/>
+                        </w:r>
+                        <w:r>
+                          <w:rPr>
+                            <w:rFonts w:ascii="Pretendard Light" w:eastAsia="Pretendard Light" w:hAnsi="Pretendard Light" w:cs="Pretendard Light" w:hint="eastAsia"/>
+                            <w:color w:val="000000"/>
+                            <w:kern w:val="24"/>
+                            <w:sz w:val="18"/>
+                            <w:szCs w:val="22"/>
+                          </w:rPr>
+                          <w:t/>
+                        </w:r>
+                      </w:p>
+                      <w:p>
+                        <w:pPr>
+                          <w:pStyle w:val="ab"/>
+                          <w:spacing w:before="0" w:beforeAutospacing="0" w:after="0" w:afterAutospacing="0"/>
+                          <w:jc w:val="both"/>
+                          <w:rPr>
+                            <w:sz w:val="20"/>
+                          </w:rPr>
+                        </w:pPr>
+                        <w:r>
+                          <w:rPr>
+                            <w:rFonts w:ascii="Pretendard Light" w:eastAsia="Pretendard Light" w:hAnsi="Pretendard Light" w:cs="Pretendard Light" w:hint="eastAsia"/>
+                            <w:color w:val="000000"/>
+                            <w:kern w:val="24"/>
+                            <w:sz w:val="18"/>
+                            <w:szCs w:val="22"/>
+                          </w:rPr>
+                          <w:t xml:space="preserve">내용을 입력하세요</w:t>
+                        </w:r>
+                        <w:r>
+                          <w:rPr>
+                            <w:rFonts w:ascii="Pretendard Black" w:eastAsia="Pretendard Black" w:hAnsi="Pretendard Black" w:cs="Pretendard Black" w:hint="eastAsia"/>
+                            <w:color w:val="000000"/>
+                            <w:kern w:val="24"/>
+                            <w:sz w:val="18"/>
+                            <w:szCs w:val="22"/>
+                            <w:u w:val="single"/>
+                          </w:rPr>
+                          <w:t/>
+                        </w:r>
+                        <w:r>
+                          <w:rPr>
+                            <w:rFonts w:ascii="Pretendard Light" w:eastAsia="Pretendard Light" w:hAnsi="Pretendard Light" w:cs="Pretendard Light" w:hint="eastAsia"/>
+                            <w:color w:val="000000"/>
+                            <w:kern w:val="24"/>
+                            <w:sz w:val="18"/>
+                            <w:szCs w:val="22"/>
+                          </w:rPr>
+                          <w:t/>
+                        </w:r>
+                      </w:p>
+                      <w:p>
+                        <w:pPr>
+                          <w:pStyle w:val="ab"/>
+                          <w:spacing w:before="0" w:beforeAutospacing="0" w:after="0" w:afterAutospacing="0"/>
+                          <w:jc w:val="both"/>
+                          <w:rPr>
+                            <w:sz w:val="20"/>
+                          </w:rPr>
+                        </w:pPr>
+                        <w:r>
+                          <w:rPr>
+                            <w:rFonts w:ascii="Pretendard Light" w:eastAsia="Pretendard Light" w:hAnsi="Pretendard Light" w:cs="Pretendard Light" w:hint="eastAsia"/>
+                            <w:color w:val="000000"/>
+                            <w:kern w:val="24"/>
+                            <w:sz w:val="18"/>
+                            <w:szCs w:val="22"/>
+                          </w:rPr>
+                          <w:t xml:space="preserve">내용을 입력하세요</w:t>
+                        </w:r>
+                        <w:r>
+                          <w:rPr>
+                            <w:rFonts w:ascii="Pretendard Black" w:eastAsia="Pretendard Black" w:hAnsi="Pretendard Black" w:cs="Pretendard Black" w:hint="eastAsia"/>
+                            <w:color w:val="000000"/>
+                            <w:kern w:val="24"/>
+                            <w:sz w:val="18"/>
+                            <w:szCs w:val="22"/>
+                            <w:u w:val="single"/>
+                          </w:rPr>
+                          <w:t xml:space="preserve"/>
+                        </w:r>
+                      </w:p>
+                    </w:txbxContent>
+                  </v:textbox>
+                </v:shape>
+              </v:group>
+            </w:pict>
+          </mc:Fallback>
+        </mc:AlternateContent>
+      </w:r>
+      <w:r>
+        <w:rPr>
+          <w:b/>
+          <w:sz w:val="32"/>
+        </w:rPr>
+        <w:drawing>
+          <wp:anchor distT="0" distB="0" distL="114300" distR="114300" simplePos="0" relativeHeight="251665408" behindDoc="0" locked="0" layoutInCell="1" allowOverlap="1" wp14:anchorId="7A96F072" wp14:editId="0B1DFCE0">
+            <wp:simplePos x="0" y="0"/>
+            <wp:positionH relativeFrom="column">
+              <wp:posOffset>80010</wp:posOffset>
+            </wp:positionH>
+            <wp:positionV relativeFrom="paragraph">
+              <wp:posOffset>2132330</wp:posOffset>
+            </wp:positionV>
+            <wp:extent cx="5640705" cy="2599690"/>
+            <wp:effectExtent l="0" t="0" r="0" b="0"/>
+            <wp:wrapNone/>
+            <wp:docPr id="12" name="그림 8">
+              <a:extLst xmlns:a="http://schemas.openxmlformats.org/drawingml/2006/main">
+                <a:ext uri="{FF2B5EF4-FFF2-40B4-BE49-F238E27FC236}">
+                  <a16:creationId xmlns:a16="http://schemas.microsoft.com/office/drawing/2014/main" id="{88971527-E162-4651-8370-B7F2508E0938}"/>
+                </a:ext>
+              </a:extLst>
+            </wp:docPr>
+            <wp:cNvGraphicFramePr/>
+            <a:graphic xmlns:a="http://schemas.openxmlformats.org/drawingml/2006/main">
+              <a:graphicData uri="http://schemas.openxmlformats.org/drawingml/2006/picture">
+                <pic:pic xmlns:pic="http://schemas.openxmlformats.org/drawingml/2006/picture">
+                  <pic:nvPicPr>
+                    <pic:cNvPr id="9" name="그림 8">
+                      <a:extLst>
+                        <a:ext uri="{FF2B5EF4-FFF2-40B4-BE49-F238E27FC236}">
+                          <a16:creationId xmlns:a16="http://schemas.microsoft.com/office/drawing/2014/main" id="{88971527-E162-4651-8370-B7F2508E0938}"/>
+                        </a:ext>
+                      </a:extLst>
+                    </pic:cNvPr>
+                    <pic:cNvPicPr/>
+                  </pic:nvPicPr>
+                  <pic:blipFill rotWithShape="1">
+                    <a:blip r:embed="rId9">
+                      <a:extLst>
+                        <a:ext uri="{28A0092B-C50C-407E-A947-70E740481C1C}">
+                          <a14:useLocalDpi xmlns:a14="http://schemas.microsoft.com/office/drawing/2010/main" val="0"/>
+                        </a:ext>
+                      </a:extLst>
+                    </a:blip>
+                    <a:srcRect l="1127" t="20185" r="2056" b="25974"/>
+                    <a:stretch/>
+                  </pic:blipFill>
+                  <pic:spPr bwMode="auto">
+                    <a:xfrm>
+                      <a:off x="0" y="0"/>
+                      <a:ext cx="5640705" cy="2599690"/>
+                    </a:xfrm>
+                    <a:prstGeom prst="rect">
+                      <a:avLst/>
+                    </a:prstGeom>
+                    <a:noFill/>
+                    <a:ln>
+                      <a:noFill/>
+                    </a:ln>
+                    <a:extLst>
+                      <a:ext uri="{53640926-AAD7-44D8-BBD7-CCE9431645EC}">
+                        <a14:shadowObscured xmlns:a14="http://schemas.microsoft.com/office/drawing/2010/main"/>
+                      </a:ext>
+                    </a:extLst>
+                  </pic:spPr>
+                </pic:pic>
+              </a:graphicData>
+            </a:graphic>
+            <wp14:sizeRelH relativeFrom="margin">
+              <wp14:pctWidth>0</wp14:pctWidth>
+            </wp14:sizeRelH>
+            <wp14:sizeRelV relativeFrom="margin">
+              <wp14:pctHeight>0</wp14:pctHeight>
+            </wp14:sizeRelV>
+          </wp:anchor>
+        </w:drawing>
+      </w:r>
+      <w:r>
+        <w:rPr>
+          <w:b/>
+          <w:sz w:val="32"/>
+        </w:rPr>
+        <mc:AlternateContent>
+          <mc:Choice Requires="wps">
+            <w:drawing>
+              <wp:anchor distT="0" distB="0" distL="114300" distR="114300" simplePos="0" relativeHeight="251664384" behindDoc="0" locked="0" layoutInCell="1" allowOverlap="1" wp14:anchorId="4E906075" wp14:editId="7988FD2F">
+                <wp:simplePos x="0" y="0"/>
+                <wp:positionH relativeFrom="column">
+                  <wp:posOffset>80010</wp:posOffset>
+                </wp:positionH>
+                <wp:positionV relativeFrom="paragraph">
+                  <wp:posOffset>492760</wp:posOffset>
+                </wp:positionV>
+                <wp:extent cx="5640705" cy="5078730"/>
+                <wp:effectExtent l="0" t="0" r="17145" b="15875"/>
+                <wp:wrapNone/>
+                <wp:docPr id="38" name="TextBox 37">
+                  <a:extLst xmlns:a="http://schemas.openxmlformats.org/drawingml/2006/main">
+                    <a:ext uri="{FF2B5EF4-FFF2-40B4-BE49-F238E27FC236}">
+                      <a16:creationId xmlns:a16="http://schemas.microsoft.com/office/drawing/2014/main" id="{A77399D3-7ABB-4224-A2C2-F2D6F3B7B8EB}"/>
+                    </a:ext>
+                  </a:extLst>
+                </wp:docPr>
+                <wp:cNvGraphicFramePr/>
+                <a:graphic xmlns:a="http://schemas.openxmlformats.org/drawingml/2006/main">
+                  <a:graphicData uri="http://schemas.microsoft.com/office/word/2010/wordprocessingShape">
+                    <wps:wsp>
+                      <wps:cNvSpPr txBox="1"/>
+                      <wps:spPr>
+                        <a:xfrm>
+                          <a:off x="0" y="0"/>
+                          <a:ext cx="5640705" cy="5078730"/>
+                        </a:xfrm>
+                        <a:prstGeom prst="rect">
+                          <a:avLst/>
+                        </a:prstGeom>
+                        <a:noFill/>
+                        <a:ln w="3175">
+                          <a:solidFill>
+                            <a:schemeClr val="bg2">
+                              <a:lumMod val="90000"/>
+                            </a:schemeClr>
+                          </a:solidFill>
+                        </a:ln>
+                      </wps:spPr>
+                      <wps:txbx>
+                        <w:txbxContent>
+                          <w:p>
+                            <w:pPr>
+                              <w:pStyle w:val="a3"/>
+                              <w:widowControl/>
+                              <w:numPr>
+                                <w:ilvl w:val="0"/>
+                                <w:numId w:val="23"/>
+                              </w:numPr>
+                              <w:wordWrap/>
+                              <w:autoSpaceDE/>
+                              <w:autoSpaceDN/>
+                              <w:ind w:leftChars="0"/>
+                              <w:rPr>
+                                <w:kern w:val="0"/>
+                                <w:sz w:val="18"/>
+                                <w:szCs w:val="24"/>
+                              </w:rPr>
+                            </w:pPr>
+                            <w:r>
+                              <w:rPr>
+                                <w:rFonts w:ascii="Pretendard Light" w:eastAsia="Pretendard Light" w:hAnsi="Pretendard Light" w:cs="Pretendard Light" w:hint="eastAsia"/>
+                                <w:color w:val="000000"/>
+                                <w:kern w:val="24"/>
+                                <w:sz w:val="18"/>
+                              </w:rPr>
+                              <w:t xml:space="preserve">내용을 입력하세요</w:t>
+                            </w:r>
+                            <w:proofErr w:type="spellStart"/>
+                            <w:r>
+                              <w:rPr>
+                                <w:rFonts w:ascii="Pretendard Light" w:eastAsia="Pretendard Light" w:hAnsi="Pretendard Light" w:cs="Pretendard Light" w:hint="eastAsia"/>
+                                <w:color w:val="000000"/>
+                                <w:kern w:val="24"/>
+                                <w:sz w:val="18"/>
+                              </w:rPr>
+                              <w:t/>
+                            </w:r>
+                            <w:proofErr w:type="spellEnd"/>
+                            <w:r>
+                              <w:rPr>
+                                <w:rFonts w:ascii="Pretendard Light" w:eastAsia="Pretendard Light" w:hAnsi="Pretendard Light" w:cs="Pretendard Light" w:hint="eastAsia"/>
+                                <w:color w:val="000000"/>
+                                <w:kern w:val="24"/>
+                                <w:sz w:val="18"/>
+                              </w:rPr>
+                              <w:t xml:space="preserve"/>
+                            </w:r>
+                            <w:proofErr w:type="spellStart"/>
+                            <w:r>
+                              <w:rPr>
+                                <w:rFonts w:ascii="Pretendard Light" w:eastAsia="Pretendard Light" w:hAnsi="Pretendard Light" w:cs="Pretendard Light" w:hint="eastAsia"/>
+                                <w:color w:val="000000"/>
+                                <w:kern w:val="24"/>
+                                <w:sz w:val="18"/>
+                              </w:rPr>
+                              <w:t/>
+                            </w:r>
+                            <w:proofErr w:type="spellEnd"/>
+                            <w:r>
+                              <w:rPr>
+                                <w:rFonts w:ascii="Pretendard Light" w:eastAsia="Pretendard Light" w:hAnsi="Pretendard Light" w:cs="Pretendard Light" w:hint="eastAsia"/>
+                                <w:color w:val="000000"/>
+                                <w:kern w:val="24"/>
+                                <w:sz w:val="18"/>
+                              </w:rPr>
+                              <w:t xml:space="preserve"/>
+                            </w:r>
+                            <w:proofErr w:type="gramStart"/>
+                            <w:r>
+                              <w:rPr>
+                                <w:rFonts w:ascii="Pretendard Light" w:eastAsia="Pretendard Light" w:hAnsi="Pretendard Light" w:cs="Pretendard Light" w:hint="eastAsia"/>
+                                <w:color w:val="000000"/>
+                                <w:kern w:val="24"/>
+                                <w:sz w:val="18"/>
+                              </w:rPr>
+                              <w:t/>
+                            </w:r>
+                            <w:proofErr w:type="gramEnd"/>
+                            <w:r>
+                              <w:rPr>
+                                <w:rFonts w:ascii="Pretendard Light" w:eastAsia="Pretendard Light" w:hAnsi="Pretendard Light" w:cs="Pretendard Light" w:hint="eastAsia"/>
+                                <w:color w:val="000000"/>
+                                <w:kern w:val="24"/>
+                                <w:sz w:val="18"/>
+                              </w:rPr>
+                              <w:t xml:space="preserve"/>
+                            </w:r>
+                            <w:r>
+                              <w:rPr>
+                                <w:rFonts w:ascii="Pretendard Black" w:eastAsia="Pretendard Black" w:hAnsi="Pretendard Black" w:cs="Pretendard Black" w:hint="eastAsia"/>
+                                <w:color w:val="000000"/>
+                                <w:kern w:val="24"/>
+                                <w:sz w:val="18"/>
+                                <w:u w:val="single"/>
+                              </w:rPr>
+                              <w:t/>
+                            </w:r>
+                          </w:p>
+                          <w:p>
+                            <w:pPr>
+                              <w:pStyle w:val="a3"/>
+                              <w:widowControl/>
+                              <w:numPr>
+                                <w:ilvl w:val="0"/>
+                                <w:numId w:val="23"/>
+                              </w:numPr>
+                              <w:wordWrap/>
+                              <w:autoSpaceDE/>
+                              <w:autoSpaceDN/>
+                              <w:ind w:leftChars="0"/>
+                              <w:rPr>
+                                <w:sz w:val="18"/>
+                              </w:rPr>
+                            </w:pPr>
+                            <w:r>
+                              <w:rPr>
+                                <w:rFonts w:ascii="Pretendard Light" w:eastAsia="Pretendard Light" w:hAnsi="Pretendard Light" w:cs="Pretendard Light" w:hint="eastAsia"/>
+                                <w:color w:val="000000"/>
+                                <w:kern w:val="24"/>
+                                <w:sz w:val="18"/>
+                              </w:rPr>
+                              <w:t xml:space="preserve">내용을 입력하세요</w:t>
+                            </w:r>
+                            <w:r>
+                              <w:rPr>
+                                <w:rFonts w:ascii="Pretendard Black" w:eastAsia="Pretendard Black" w:hAnsi="Pretendard Black" w:cs="Pretendard Black" w:hint="eastAsia"/>
+                                <w:color w:val="000000"/>
+                                <w:kern w:val="24"/>
+                                <w:sz w:val="18"/>
+                                <w:u w:val="single"/>
+                              </w:rPr>
+                              <w:t/>
+                            </w:r>
+                            <w:r>
+                              <w:rPr>
+                                <w:rFonts w:ascii="Pretendard Light" w:eastAsia="Pretendard Light" w:hAnsi="Pretendard Light" w:cs="Pretendard Light" w:hint="eastAsia"/>
+                                <w:color w:val="000000"/>
+                                <w:kern w:val="24"/>
+                                <w:sz w:val="18"/>
+                              </w:rPr>
+                              <w:t xml:space="preserve"/>
+                            </w:r>
+                            <w:r>
+                              <w:rPr>
+                                <w:rFonts w:ascii="Pretendard Black" w:eastAsia="Pretendard Black" w:hAnsi="Pretendard Black" w:cs="Pretendard Black" w:hint="eastAsia"/>
+                                <w:color w:val="000000"/>
+                                <w:kern w:val="24"/>
+                                <w:sz w:val="18"/>
+                                <w:u w:val="single"/>
+                              </w:rPr>
+                              <w:t/>
+                            </w:r>
+                          </w:p>
+                          <w:p>
+                            <w:pPr>
+                              <w:pStyle w:val="a3"/>
+                              <w:widowControl/>
+                              <w:numPr>
+                                <w:ilvl w:val="0"/>
+                                <w:numId w:val="23"/>
+                              </w:numPr>
+                              <w:wordWrap/>
+                              <w:autoSpaceDE/>
+                              <w:autoSpaceDN/>
+                              <w:ind w:leftChars="0"/>
+                              <w:rPr>
+                                <w:sz w:val="18"/>
+                              </w:rPr>
+                            </w:pPr>
+                            <w:r>
+                              <w:rPr>
+                                <w:rFonts w:ascii="Pretendard Light" w:eastAsia="Pretendard Light" w:hAnsi="Pretendard Light" w:cs="Pretendard Light" w:hint="eastAsia"/>
+                                <w:color w:val="000000"/>
+                                <w:kern w:val="24"/>
+                                <w:sz w:val="18"/>
+                              </w:rPr>
+                              <w:t xml:space="preserve">내용을 입력하세요</w:t>
+                            </w:r>
+                            <w:r>
+                              <w:rPr>
+                                <w:rFonts w:ascii="Pretendard Black" w:eastAsia="Pretendard Black" w:hAnsi="Pretendard Black" w:cs="Pretendard Black" w:hint="eastAsia"/>
+                                <w:color w:val="000000"/>
+                                <w:kern w:val="24"/>
+                                <w:sz w:val="18"/>
+                                <w:u w:val="single"/>
+                              </w:rPr>
+                              <w:t/>
+                            </w:r>
+                            <w:r>
+                              <w:rPr>
+                                <w:rFonts w:ascii="Pretendard Light" w:eastAsia="Pretendard Light" w:hAnsi="Pretendard Light" w:cs="Pretendard Light" w:hint="eastAsia"/>
+                                <w:color w:val="000000"/>
+                                <w:kern w:val="24"/>
+                                <w:sz w:val="18"/>
+                              </w:rPr>
+                              <w:t xml:space="preserve"/>
+                            </w:r>
+                            <w:r>
+                              <w:rPr>
+                                <w:rFonts w:ascii="Pretendard Black" w:eastAsia="Pretendard Black" w:hAnsi="Pretendard Black" w:cs="Pretendard Black" w:hint="eastAsia"/>
+                                <w:color w:val="000000"/>
+                                <w:kern w:val="24"/>
+                                <w:sz w:val="18"/>
+                                <w:u w:val="single"/>
+                              </w:rPr>
+                              <w:t xml:space="preserve"/>
+                            </w:r>
+                            <w:proofErr w:type="gramStart"/>
+                            <w:r>
+                              <w:rPr>
+                                <w:rFonts w:ascii="Pretendard Black" w:eastAsia="Pretendard Black" w:hAnsi="Pretendard Black" w:cs="Pretendard Black" w:hint="eastAsia"/>
+                                <w:color w:val="000000"/>
+                                <w:kern w:val="24"/>
+                                <w:sz w:val="18"/>
+                                <w:u w:val="single"/>
+                              </w:rPr>
+                              <w:t/>
+                            </w:r>
+                            <w:proofErr w:type="gramEnd"/>
+                            <w:r>
+                              <w:rPr>
+                                <w:rFonts w:ascii="Pretendard Black" w:eastAsia="Pretendard Black" w:hAnsi="Pretendard Black" w:cs="Pretendard Black" w:hint="eastAsia"/>
+                                <w:color w:val="000000"/>
+                                <w:kern w:val="24"/>
+                                <w:sz w:val="18"/>
+                                <w:u w:val="single"/>
+                              </w:rPr>
+                              <w:t xml:space="preserve"/>
+                            </w:r>
+                            <w:r>
+                              <w:rPr>
+                                <w:rFonts w:ascii="Pretendard Light" w:eastAsia="Pretendard Light" w:hAnsi="Pretendard Light" w:cs="Pretendard Light" w:hint="eastAsia"/>
+                                <w:color w:val="000000"/>
+                                <w:kern w:val="24"/>
+                                <w:sz w:val="18"/>
+                              </w:rPr>
+                              <w:t xml:space="preserve"/>
+                            </w:r>
+                          </w:p>
+                        </w:txbxContent>
+                      </wps:txbx>
+                      <wps:bodyPr wrap="square" lIns="72000" tIns="72000" rIns="72000" bIns="72000" rtlCol="0" anchor="t">
+                        <a:spAutoFit/>
+                      </wps:bodyPr>
+                    </wps:wsp>
+                  </a:graphicData>
+                </a:graphic>
+                <wp14:sizeRelH relativeFrom="margin">
+                  <wp14:pctWidth>0</wp14:pctWidth>
+                </wp14:sizeRelH>
+              </wp:anchor>
+            </w:drawing>
+          </mc:Choice>
+          <mc:Fallback>
+            <w:pict>
+              <v:shape w14:anchorId="4E906075" id="TextBox 37" o:spid="_x0000_s1035" type="#_x0000_t202" style="position:absolute;margin-left:6.3pt;margin-top:38.8pt;width:444.15pt;height:399.9pt;z-index:251664384;visibility:visible;mso-wrap-style:square;mso-width-percent:0;mso-wrap-distance-left:9pt;mso-wrap-distance-top:0;mso-wrap-distance-right:9pt;mso-wrap-distance-bottom:0;mso-position-horizontal:absolute;mso-position-horizontal-relative:text;mso-position-vertical:absolute;mso-position-vertical-relative:text;mso-width-percent:0;mso-width-relative:margin;v-text-anchor:top" o:gfxdata="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" filled="f" strokecolor="#ddd8c2 [2894]" strokeweight=".25pt">
+                <v:textbox style="mso-fit-shape-to-text:t" inset="2mm,2mm,2mm,2mm">
+                  <w:txbxContent>
+                    <w:p>
+                      <w:pPr>
+                        <w:pStyle w:val="a3"/>
+                        <w:widowControl/>
+                        <w:numPr>
+                          <w:ilvl w:val="0"/>
+                          <w:numId w:val="23"/>
+                        </w:numPr>
+                        <w:wordWrap/>
+                        <w:autoSpaceDE/>
+                        <w:autoSpaceDN/>
+                        <w:ind w:leftChars="0"/>
+                        <w:rPr>
+                          <w:kern w:val="0"/>
+                          <w:sz w:val="18"/>
+                          <w:szCs w:val="24"/>
+                        </w:rPr>
+                      </w:pPr>
+                      <w:r>
+                        <w:rPr>
+                          <w:rFonts w:ascii="Pretendard Light" w:eastAsia="Pretendard Light" w:hAnsi="Pretendard Light" w:cs="Pretendard Light" w:hint="eastAsia"/>
+                          <w:color w:val="000000"/>
+                          <w:kern w:val="24"/>
+                          <w:sz w:val="18"/>
+                        </w:rPr>
+                        <w:t xml:space="preserve">내용을 입력하세요</w:t>
+                      </w:r>
+                      <w:proofErr w:type="spellStart"/>
+                      <w:r>
+                        <w:rPr>
+                          <w:rFonts w:ascii="Pretendard Light" w:eastAsia="Pretendard Light" w:hAnsi="Pretendard Light" w:cs="Pretendard Light" w:hint="eastAsia"/>
+                          <w:color w:val="000000"/>
+                          <w:kern w:val="24"/>
+                          <w:sz w:val="18"/>
+                        </w:rPr>
+                        <w:t/>
+                      </w:r>
+                      <w:proofErr w:type="spellEnd"/>
+                      <w:r>
+                        <w:rPr>
+                          <w:rFonts w:ascii="Pretendard Light" w:eastAsia="Pretendard Light" w:hAnsi="Pretendard Light" w:cs="Pretendard Light" w:hint="eastAsia"/>
+                          <w:color w:val="000000"/>
+                          <w:kern w:val="24"/>
+                          <w:sz w:val="18"/>
+                        </w:rPr>
+                        <w:t xml:space="preserve"/>
+                      </w:r>
+                      <w:proofErr w:type="spellStart"/>
+                      <w:r>
+                        <w:rPr>
+                          <w:rFonts w:ascii="Pretendard Light" w:eastAsia="Pretendard Light" w:hAnsi="Pretendard Light" w:cs="Pretendard Light" w:hint="eastAsia"/>
+                          <w:color w:val="000000"/>
+                          <w:kern w:val="24"/>
+                          <w:sz w:val="18"/>
+                        </w:rPr>
+                        <w:t/>
+                      </w:r>
+                      <w:proofErr w:type="spellEnd"/>
+                      <w:r>
+                        <w:rPr>
+                          <w:rFonts w:ascii="Pretendard Light" w:eastAsia="Pretendard Light" w:hAnsi="Pretendard Light" w:cs="Pretendard Light" w:hint="eastAsia"/>
+                          <w:color w:val="000000"/>
+                          <w:kern w:val="24"/>
+                          <w:sz w:val="18"/>
+                        </w:rPr>
+                        <w:t xml:space="preserve"/>
+                      </w:r>
+                      <w:proofErr w:type="gramStart"/>
+                      <w:r>
+                        <w:rPr>
+                          <w:rFonts w:ascii="Pretendard Light" w:eastAsia="Pretendard Light" w:hAnsi="Pretendard Light" w:cs="Pretendard Light" w:hint="eastAsia"/>
+                          <w:color w:val="000000"/>
+                          <w:kern w:val="24"/>
+                          <w:sz w:val="18"/>
+                        </w:rPr>
+                        <w:t/>
+                      </w:r>
+                      <w:proofErr w:type="gramEnd"/>
+                      <w:r>
+                        <w:rPr>
+                          <w:rFonts w:ascii="Pretendard Light" w:eastAsia="Pretendard Light" w:hAnsi="Pretendard Light" w:cs="Pretendard Light" w:hint="eastAsia"/>
+                          <w:color w:val="000000"/>
+                          <w:kern w:val="24"/>
+                          <w:sz w:val="18"/>
+                        </w:rPr>
+                        <w:t xml:space="preserve"/>
+                      </w:r>
+                      <w:r>
+                        <w:rPr>
+                          <w:rFonts w:ascii="Pretendard Black" w:eastAsia="Pretendard Black" w:hAnsi="Pretendard Black" w:cs="Pretendard Black" w:hint="eastAsia"/>
+                          <w:color w:val="000000"/>
+                          <w:kern w:val="24"/>
+                          <w:sz w:val="18"/>
+                          <w:u w:val="single"/>
+                        </w:rPr>
+                        <w:t/>
+                      </w:r>
+                    </w:p>
+                    <w:p>
+                      <w:pPr>
+                        <w:pStyle w:val="a3"/>
+                        <w:widowControl/>
+                        <w:numPr>
+                          <w:ilvl w:val="0"/>
+                          <w:numId w:val="23"/>
+                        </w:numPr>
+                        <w:wordWrap/>
+                        <w:autoSpaceDE/>
+                        <w:autoSpaceDN/>
+                        <w:ind w:leftChars="0"/>
+                        <w:rPr>
+                          <w:sz w:val="18"/>
+                        </w:rPr>
+                      </w:pPr>
+                      <w:r>
+                        <w:rPr>
+                          <w:rFonts w:ascii="Pretendard Light" w:eastAsia="Pretendard Light" w:hAnsi="Pretendard Light" w:cs="Pretendard Light" w:hint="eastAsia"/>
+                          <w:color w:val="000000"/>
+                          <w:kern w:val="24"/>
+                          <w:sz w:val="18"/>
+                        </w:rPr>
+                        <w:t xml:space="preserve">내용을 입력하세요</w:t>
+                      </w:r>
+                      <w:r>
+                        <w:rPr>
+                          <w:rFonts w:ascii="Pretendard Black" w:eastAsia="Pretendard Black" w:hAnsi="Pretendard Black" w:cs="Pretendard Black" w:hint="eastAsia"/>
+                          <w:color w:val="000000"/>
+                          <w:kern w:val="24"/>
+                          <w:sz w:val="18"/>
+                          <w:u w:val="single"/>
+                        </w:rPr>
+                        <w:t/>
+                      </w:r>
+                      <w:r>
+                        <w:rPr>
+                          <w:rFonts w:ascii="Pretendard Light" w:eastAsia="Pretendard Light" w:hAnsi="Pretendard Light" w:cs="Pretendard Light" w:hint="eastAsia"/>
+                          <w:color w:val="000000"/>
+                          <w:kern w:val="24"/>
+                          <w:sz w:val="18"/>
+                        </w:rPr>
+                        <w:t xml:space="preserve"/>
+                      </w:r>
+                      <w:r>
+                        <w:rPr>
+                          <w:rFonts w:ascii="Pretendard Black" w:eastAsia="Pretendard Black" w:hAnsi="Pretendard Black" w:cs="Pretendard Black" w:hint="eastAsia"/>
+                          <w:color w:val="000000"/>
+                          <w:kern w:val="24"/>
+                          <w:sz w:val="18"/>
+                          <w:u w:val="single"/>
+                        </w:rPr>
+                        <w:t/>
+                      </w:r>
+                    </w:p>
+                    <w:p>
+                      <w:pPr>
+                        <w:pStyle w:val="a3"/>
+                        <w:widowControl/>
+                        <w:numPr>
+                          <w:ilvl w:val="0"/>
+                          <w:numId w:val="23"/>
+                        </w:numPr>
+                        <w:wordWrap/>
+                        <w:autoSpaceDE/>
+                        <w:autoSpaceDN/>
+                        <w:ind w:leftChars="0"/>
+                        <w:rPr>
+                          <w:sz w:val="18"/>
+                        </w:rPr>
+                      </w:pPr>
+                      <w:r>
+                        <w:rPr>
+                          <w:rFonts w:ascii="Pretendard Light" w:eastAsia="Pretendard Light" w:hAnsi="Pretendard Light" w:cs="Pretendard Light" w:hint="eastAsia"/>
+                          <w:color w:val="000000"/>
+                          <w:kern w:val="24"/>
+                          <w:sz w:val="18"/>
+                        </w:rPr>
+                        <w:t xml:space="preserve">내용을 입력하세요</w:t>
+                      </w:r>
+                      <w:r>
+                        <w:rPr>
+                          <w:rFonts w:ascii="Pretendard Black" w:eastAsia="Pretendard Black" w:hAnsi="Pretendard Black" w:cs="Pretendard Black" w:hint="eastAsia"/>
+                          <w:color w:val="000000"/>
+                          <w:kern w:val="24"/>
+                          <w:sz w:val="18"/>
+                          <w:u w:val="single"/>
+                        </w:rPr>
+                        <w:t/>
+                      </w:r>
+                      <w:r>
+                        <w:rPr>
+                          <w:rFonts w:ascii="Pretendard Light" w:eastAsia="Pretendard Light" w:hAnsi="Pretendard Light" w:cs="Pretendard Light" w:hint="eastAsia"/>
+                          <w:color w:val="000000"/>
+                          <w:kern w:val="24"/>
+                          <w:sz w:val="18"/>
+                        </w:rPr>
+                        <w:t xml:space="preserve"/>
+                      </w:r>
+                      <w:r>
+                        <w:rPr>
+                          <w:rFonts w:ascii="Pretendard Black" w:eastAsia="Pretendard Black" w:hAnsi="Pretendard Black" w:cs="Pretendard Black" w:hint="eastAsia"/>
+                          <w:color w:val="000000"/>
+                          <w:kern w:val="24"/>
+                          <w:sz w:val="18"/>
+                          <w:u w:val="single"/>
+                        </w:rPr>
+                        <w:t xml:space="preserve"/>
+                      </w:r>
+                      <w:proofErr w:type="gramStart"/>
+                      <w:r>
+                        <w:rPr>
+                          <w:rFonts w:ascii="Pretendard Black" w:eastAsia="Pretendard Black" w:hAnsi="Pretendard Black" w:cs="Pretendard Black" w:hint="eastAsia"/>
+                          <w:color w:val="000000"/>
+                          <w:kern w:val="24"/>
+                          <w:sz w:val="18"/>
+                          <w:u w:val="single"/>
+                        </w:rPr>
+                        <w:t/>
+                      </w:r>
+                      <w:proofErr w:type="gramEnd"/>
+                      <w:r>
+                        <w:rPr>
+                          <w:rFonts w:ascii="Pretendard Black" w:eastAsia="Pretendard Black" w:hAnsi="Pretendard Black" w:cs="Pretendard Black" w:hint="eastAsia"/>
+                          <w:color w:val="000000"/>
+                          <w:kern w:val="24"/>
+                          <w:sz w:val="18"/>
+                          <w:u w:val="single"/>
+                        </w:rPr>
+                        <w:t xml:space="preserve"/>
+                      </w:r>
+                      <w:r>
+                        <w:rPr>
+                          <w:rFonts w:ascii="Pretendard Light" w:eastAsia="Pretendard Light" w:hAnsi="Pretendard Light" w:cs="Pretendard Light" w:hint="eastAsia"/>
+                          <w:color w:val="000000"/>
+                          <w:kern w:val="24"/>
+                          <w:sz w:val="18"/>
+                        </w:rPr>
+                        <w:t xml:space="preserve"/>
+                      </w:r>
+                    </w:p>
+                  </w:txbxContent>
+                </v:textbox>
+              </v:shape>
+            </w:pict>
+          </mc:Fallback>
+        </mc:AlternateContent>
+      </w:r>
+      <w:r>
+        <w:rPr>
+          <w:b/>
+          <w:sz w:val="32"/>
+        </w:rPr>
+        <mc:AlternateContent>
+          <mc:Choice Requires="wpg">
+            <w:drawing>
+              <wp:anchor distT="0" distB="0" distL="114300" distR="114300" simplePos="0" relativeHeight="251678720" behindDoc="0" locked="0" layoutInCell="1" allowOverlap="1" wp14:anchorId="527A8D64" wp14:editId="00FCEDDD">
+                <wp:simplePos x="0" y="0"/>
+                <wp:positionH relativeFrom="column">
+                  <wp:posOffset>95250</wp:posOffset>
+                </wp:positionH>
+                <wp:positionV relativeFrom="paragraph">
+                  <wp:posOffset>7054215</wp:posOffset>
+                </wp:positionV>
+                <wp:extent cx="5657215" cy="1290320"/>
+                <wp:effectExtent l="38100" t="0" r="38735" b="43180"/>
+                <wp:wrapNone/>
+                <wp:docPr id="46" name="그룹 2">
+                  <a:extLst xmlns:a="http://schemas.openxmlformats.org/drawingml/2006/main"/>
+                </wp:docPr>
+                <wp:cNvGraphicFramePr/>
+                <a:graphic xmlns:a="http://schemas.openxmlformats.org/drawingml/2006/main">
+                  <a:graphicData uri="http://schemas.microsoft.com/office/word/2010/wordprocessingGroup">
+                    <wpg:wgp>
+                      <wpg:cNvGrpSpPr/>
+                      <wpg:grpSpPr>
+                        <a:xfrm>
+                          <a:off x="0" y="0"/>
+                          <a:ext cx="5657215" cy="1290320"/>
+                          <a:chOff x="0" y="-114324"/>
+                          <a:chExt cx="7868390" cy="1290605"/>
+                        </a:xfrm>
+                      </wpg:grpSpPr>
+                      <wps:wsp>
+                        <wps:cNvPr id="47" name="TextBox 27">
+                          <a:extLst/>
+                        </wps:cNvPr>
+                        <wps:cNvSpPr txBox="1"/>
+                        <wps:spPr>
+                          <a:xfrm>
+                            <a:off x="316419" y="-114324"/>
+                            <a:ext cx="4466085" cy="314960"/>
+                          </a:xfrm>
+                          <a:prstGeom prst="rect">
+                            <a:avLst/>
+                          </a:prstGeom>
+                          <a:noFill/>
+                        </wps:spPr>
+                        <wps:txbx>
+                          <w:txbxContent>
+                            <w:p>
+                              <w:pPr>
+                                <w:pStyle w:val="ab"/>
+                                <w:spacing w:before="0" w:beforeAutospacing="0" w:after="0" w:afterAutospacing="0"/>
+                                <w:rPr>
+                                  <w:sz w:val="22"/>
+                                </w:rPr>
+                              </w:pPr>
+                              <w:r>
+                                <w:rPr>
+                                  <w:rFonts w:ascii="Pretendard ExtraBold" w:eastAsia="Pretendard ExtraBold" w:hAnsi="Pretendard ExtraBold" w:cs="Pretendard ExtraBold" w:hint="eastAsia"/>
+                                  <w:color w:val="000000" w:themeColor="text1"/>
+                                  <w:kern w:val="24"/>
+                                  <w:sz w:val="28"/>
+                                  <w:szCs w:val="32"/>
+                                </w:rPr>
+                                <w:t xml:space="preserve">&lt;하이라이트 제목&gt;</w:t>
+                              </w:r>
+                              <w:proofErr w:type="gramStart"/>
+                              <w:r>
+                                <w:rPr>
+                                  <w:rFonts w:ascii="Pretendard ExtraBold" w:eastAsia="Pretendard ExtraBold" w:hAnsi="Pretendard ExtraBold" w:cs="Pretendard ExtraBold" w:hint="eastAsia"/>
+                                  <w:color w:val="000000" w:themeColor="text1"/>
+                                  <w:kern w:val="24"/>
+                                  <w:sz w:val="28"/>
+                                  <w:szCs w:val="32"/>
+                                </w:rPr>
+                                <w:t/>
+                              </w:r>
+                              <w:proofErr w:type="gramEnd"/>
+                              <w:r>
+                                <w:rPr>
+                                  <w:rFonts w:ascii="Pretendard ExtraBold" w:eastAsia="Pretendard ExtraBold" w:hAnsi="Pretendard ExtraBold" w:cs="Pretendard ExtraBold" w:hint="eastAsia"/>
+                                  <w:color w:val="000000" w:themeColor="text1"/>
+                                  <w:kern w:val="24"/>
+                                  <w:sz w:val="28"/>
+                                  <w:szCs w:val="32"/>
+                                </w:rPr>
+                                <w:t xml:space="preserve"/>
+                              </w:r>
+                            </w:p>
+                          </w:txbxContent>
+                        </wps:txbx>
+                        <wps:bodyPr wrap="square" lIns="0" tIns="0" rIns="0" bIns="0" rtlCol="0">
+                          <a:noAutofit/>
+                        </wps:bodyPr>
+                      </wps:wsp>
+                      <wps:wsp>
+                        <wps:cNvPr id="48" name="양쪽 대괄호 48">
+                          <a:extLst/>
+                        </wps:cNvPr>
+                        <wps:cNvSpPr/>
+                        <wps:spPr>
+                          <a:xfrm>
+                            <a:off x="0" y="52438"/>
+                            <a:ext cx="7868390" cy="1123843"/>
+                          </a:xfrm>
+                          <a:prstGeom prst="bracketPair">
+                            <a:avLst>
+                              <a:gd name="adj" fmla="val 10527"/>
+                            </a:avLst>
+                          </a:prstGeom>
+                          <a:ln w="76200">
+                            <a:solidFill>
+                              <a:srgbClr val="6298C8"/>
+                            </a:solidFill>
+                          </a:ln>
+                        </wps:spPr>
+                        <wps:style>
+                          <a:lnRef idx="1">
+                            <a:schemeClr val="accent1"/>
+                          </a:lnRef>
+                          <a:fillRef idx="0">
+                            <a:schemeClr val="accent1"/>
+                          </a:fillRef>
+                          <a:effectRef idx="0">
+                            <a:schemeClr val="accent1"/>
+                          </a:effectRef>
+                          <a:fontRef idx="minor">
+                            <a:schemeClr val="tx1"/>
+                          </a:fontRef>
+                        </wps:style>
+                        <wps:bodyPr rtlCol="0" anchor="ctr"/>
+                      </wps:wsp>
+                      <wps:wsp>
+                        <wps:cNvPr id="49" name="TextBox 36">
+                          <a:extLst/>
+                        </wps:cNvPr>
+                        <wps:cNvSpPr txBox="1"/>
+                        <wps:spPr>
+                          <a:xfrm>
+                            <a:off x="303171" y="263734"/>
+                            <a:ext cx="7349490" cy="855004"/>
+                          </a:xfrm>
+                          <a:prstGeom prst="rect">
+                            <a:avLst/>
+                          </a:prstGeom>
+                          <a:noFill/>
+                        </wps:spPr>
+                        <wps:txbx>
+                          <w:txbxContent>
+                            <w:p>
+                              <w:pPr>
+                                <w:pStyle w:val="ab"/>
+                                <w:spacing w:before="0" w:beforeAutospacing="0" w:after="0" w:afterAutospacing="0"/>
+                                <w:jc w:val="both"/>
+                                <w:rPr>
+                                  <w:sz w:val="20"/>
+                                </w:rPr>
+                              </w:pPr>
+                              <w:r>
+                                <w:rPr>
+                                  <w:rFonts w:ascii="Pretendard Light" w:eastAsia="Pretendard Light" w:hAnsi="Pretendard Light" w:cs="Pretendard Light" w:hint="eastAsia"/>
+                                  <w:color w:val="000000"/>
+                                  <w:kern w:val="24"/>
+                                  <w:sz w:val="18"/>
+                                  <w:szCs w:val="22"/>
+                                </w:rPr>
+                                <w:t xml:space="preserve">내용을 입력하세요</w:t>
+                              </w:r>
+                              <w:proofErr w:type="spellStart"/>
+                              <w:r>
+                                <w:rPr>
+                                  <w:rFonts w:ascii="Pretendard Black" w:eastAsia="Pretendard Black" w:hAnsi="Pretendard Black" w:cs="Pretendard Black" w:hint="eastAsia"/>
+                                  <w:color w:val="000000"/>
+                                  <w:kern w:val="24"/>
+                                  <w:sz w:val="18"/>
+                                  <w:szCs w:val="22"/>
+                                  <w:u w:val="single"/>
+                                </w:rPr>
+                                <w:t/>
+                              </w:r>
+                              <w:proofErr w:type="spellEnd"/>
+                              <w:r>
+                                <w:rPr>
+                                  <w:rFonts w:ascii="Pretendard Black" w:eastAsia="Pretendard Black" w:hAnsi="Pretendard Black" w:cs="Pretendard Black" w:hint="eastAsia"/>
+                                  <w:color w:val="000000"/>
+                                  <w:kern w:val="24"/>
+                                  <w:sz w:val="18"/>
+                                  <w:szCs w:val="22"/>
+                                  <w:u w:val="single"/>
+                                </w:rPr>
+                                <w:t xml:space="preserve"/>
+                              </w:r>
+                              <w:r>
+                                <w:rPr>
+                                  <w:rFonts w:ascii="Pretendard Light" w:eastAsia="Pretendard Light" w:hAnsi="Pretendard Light" w:cs="Pretendard Light" w:hint="eastAsia"/>
+                                  <w:color w:val="000000"/>
+                                  <w:kern w:val="24"/>
+                                  <w:sz w:val="18"/>
+                                  <w:szCs w:val="22"/>
+                                </w:rPr>
+                                <w:t xml:space="preserve"/>
+                              </w:r>
+                            </w:p>
+                            <w:p>
+                              <w:pPr>
+                                <w:pStyle w:val="ab"/>
+                                <w:spacing w:before="0" w:beforeAutospacing="0" w:after="0" w:afterAutospacing="0"/>
+                                <w:jc w:val="both"/>
+                              </w:pPr>
+                              <w:r>
+                                <w:rPr>
+                                  <w:rFonts w:ascii="Pretendard Light" w:eastAsia="Pretendard Light" w:hAnsi="Pretendard Light" w:cs="Pretendard Light" w:hint="eastAsia"/>
+                                  <w:color w:val="000000"/>
+                                  <w:kern w:val="24"/>
+                                  <w:sz w:val="22"/>
+                                  <w:szCs w:val="22"/>
+                                </w:rPr>
+                                <w:t xml:space="preserve">내용을 입력하세요</w:t>
+                              </w:r>
+                              <w:proofErr w:type="spellStart"/>
+                              <w:r>
+                                <w:rPr>
+                                  <w:rFonts w:ascii="Pretendard Light" w:eastAsia="Pretendard Light" w:hAnsi="Pretendard Light" w:cs="Pretendard Light" w:hint="eastAsia"/>
+                                  <w:color w:val="000000"/>
+                                  <w:kern w:val="24"/>
+                                  <w:sz w:val="22"/>
+                                  <w:szCs w:val="22"/>
+                                </w:rPr>
+                                <w:t/>
+                              </w:r>
+                              <w:proofErr w:type="spellEnd"/>
+                              <w:r>
+                                <w:rPr>
+                                  <w:rFonts w:ascii="Pretendard Light" w:eastAsia="Pretendard Light" w:hAnsi="Pretendard Light" w:cs="Pretendard Light" w:hint="eastAsia"/>
+                                  <w:color w:val="000000"/>
+                                  <w:kern w:val="24"/>
+                                  <w:sz w:val="22"/>
+                                  <w:szCs w:val="22"/>
+                                </w:rPr>
+                                <w:t xml:space="preserve"/>
+                              </w:r>
+                              <w:r>
+                                <w:rPr>
+                                  <w:rFonts w:ascii="Pretendard Black" w:eastAsia="Pretendard Black" w:hAnsi="Pretendard Black" w:cs="Pretendard Black" w:hint="eastAsia"/>
+                                  <w:color w:val="000000"/>
+                                  <w:kern w:val="24"/>
+                                  <w:sz w:val="22"/>
+                                  <w:szCs w:val="22"/>
+                                  <w:u w:val="single"/>
+                                </w:rPr>
+                                <w:t xml:space="preserve"/>
+                              </w:r>
+                            </w:p>
+                          </w:txbxContent>
+                        </wps:txbx>
+                        <wps:bodyPr wrap="square" lIns="0" tIns="0" rIns="0" bIns="0" rtlCol="0" anchor="t">
+                          <a:noAutofit/>
+                        </wps:bodyPr>
+                      </wps:wsp>
+                    </wpg:wgp>
+                  </a:graphicData>
+                </a:graphic>
+                <wp14:sizeRelH relativeFrom="margin">
+                  <wp14:pctWidth>0</wp14:pctWidth>
+                </wp14:sizeRelH>
+                <wp14:sizeRelV relativeFrom="margin">
+                  <wp14:pctHeight>0</wp14:pctHeight>
+                </wp14:sizeRelV>
+              </wp:anchor>
+            </w:drawing>
+          </mc:Choice>
+          <mc:Fallback>
+            <w:pict>
+              <v:group w14:anchorId="527A8D64" id="그룹 2" o:spid="_x0000_s1036" style="position:absolute;margin-left:7.5pt;margin-top:555.45pt;width:445.45pt;height:101.6pt;z-index:251678720;mso-width-relative:margin;mso-height-relative:margin" coordorigin=",-1143" coordsize="78683,12906" o:gfxdata="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">
+                <v:shape id="TextBox 27" o:spid="_x0000_s1037" type="#_x0000_t202" style="position:absolute;left:3164;top:-1143;width:44661;height:3149;visibility:visible;mso-wrap-style:square;v-text-anchor:top" o:gfxdata="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" filled="f" stroked="f">
+                  <v:textbox inset="0,0,0,0">
+                    <w:txbxContent>
+                      <w:p>
+                        <w:pPr>
+                          <w:pStyle w:val="ab"/>
+                          <w:spacing w:before="0" w:beforeAutospacing="0" w:after="0" w:afterAutospacing="0"/>
+                          <w:rPr>
+                            <w:sz w:val="22"/>
+                          </w:rPr>
+                        </w:pPr>
+                        <w:r>
+                          <w:rPr>
+                            <w:rFonts w:ascii="Pretendard ExtraBold" w:eastAsia="Pretendard ExtraBold" w:hAnsi="Pretendard ExtraBold" w:cs="Pretendard ExtraBold" w:hint="eastAsia"/>
+                            <w:color w:val="000000" w:themeColor="text1"/>
+                            <w:kern w:val="24"/>
+                            <w:sz w:val="28"/>
+                            <w:szCs w:val="32"/>
+                          </w:rPr>
+                          <w:t xml:space="preserve">&lt;하이라이트 제목&gt;</w:t>
+                        </w:r>
+                        <w:proofErr w:type="gramStart"/>
+                        <w:r>
+                          <w:rPr>
+                            <w:rFonts w:ascii="Pretendard ExtraBold" w:eastAsia="Pretendard ExtraBold" w:hAnsi="Pretendard ExtraBold" w:cs="Pretendard ExtraBold" w:hint="eastAsia"/>
+                            <w:color w:val="000000" w:themeColor="text1"/>
+                            <w:kern w:val="24"/>
+                            <w:sz w:val="28"/>
+                            <w:szCs w:val="32"/>
+                          </w:rPr>
+                          <w:t/>
+                        </w:r>
+                        <w:proofErr w:type="gramEnd"/>
+                        <w:r>
+                          <w:rPr>
+                            <w:rFonts w:ascii="Pretendard ExtraBold" w:eastAsia="Pretendard ExtraBold" w:hAnsi="Pretendard ExtraBold" w:cs="Pretendard ExtraBold" w:hint="eastAsia"/>
+                            <w:color w:val="000000" w:themeColor="text1"/>
+                            <w:kern w:val="24"/>
+                            <w:sz w:val="28"/>
+                            <w:szCs w:val="32"/>
+                          </w:rPr>
+                          <w:t xml:space="preserve"/>
+                        </w:r>
+                      </w:p>
+                    </w:txbxContent>
+                  </v:textbox>
+                </v:shape>
+                <v:shape id="양쪽 대괄호 48" o:spid="_x0000_s1038" type="#_x0000_t185" style="position:absolute;top:524;width:78683;height:11238;visibility:visible;mso-wrap-style:square;v-text-anchor:middle" o:gfxdata="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" adj="2274" strokecolor="#6298c8" strokeweight="6pt"/>
+                <v:shape id="TextBox 36" o:spid="_x0000_s1039" type="#_x0000_t202" style="position:absolute;left:3031;top:2637;width:73495;height:8550;visibility:visible;mso-wrap-style:square;v-text-anchor:top" o:gfxdata="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" filled="f" stroked="f">
+                  <v:textbox inset="0,0,0,0">
+                    <w:txbxContent>
+                      <w:p>
+                        <w:pPr>
+                          <w:pStyle w:val="ab"/>
+                          <w:spacing w:before="0" w:beforeAutospacing="0" w:after="0" w:afterAutospacing="0"/>
+                          <w:jc w:val="both"/>
+                          <w:rPr>
+                            <w:sz w:val="20"/>
+                          </w:rPr>
+                        </w:pPr>
+                        <w:r>
+                          <w:rPr>
+                            <w:rFonts w:ascii="Pretendard Light" w:eastAsia="Pretendard Light" w:hAnsi="Pretendard Light" w:cs="Pretendard Light" w:hint="eastAsia"/>
+                            <w:color w:val="000000"/>
+                            <w:kern w:val="24"/>
+                            <w:sz w:val="18"/>
+                            <w:szCs w:val="22"/>
+                          </w:rPr>
+                          <w:t xml:space="preserve">내용을 입력하세요</w:t>
+                        </w:r>
+                        <w:proofErr w:type="spellStart"/>
+                        <w:r>
+                          <w:rPr>
+                            <w:rFonts w:ascii="Pretendard Black" w:eastAsia="Pretendard Black" w:hAnsi="Pretendard Black" w:cs="Pretendard Black" w:hint="eastAsia"/>
+                            <w:color w:val="000000"/>
+                            <w:kern w:val="24"/>
+                            <w:sz w:val="18"/>
+                            <w:szCs w:val="22"/>
+                            <w:u w:val="single"/>
+                          </w:rPr>
+                          <w:t/>
+                        </w:r>
+                        <w:proofErr w:type="spellEnd"/>
+                        <w:r>
+                          <w:rPr>
+                            <w:rFonts w:ascii="Pretendard Black" w:eastAsia="Pretendard Black" w:hAnsi="Pretendard Black" w:cs="Pretendard Black" w:hint="eastAsia"/>
+                            <w:color w:val="000000"/>
+                            <w:kern w:val="24"/>
+                            <w:sz w:val="18"/>
+                            <w:szCs w:val="22"/>
+                            <w:u w:val="single"/>
+                          </w:rPr>
+                          <w:t xml:space="preserve"/>
+                        </w:r>
+                        <w:r>
+                          <w:rPr>
+                            <w:rFonts w:ascii="Pretendard Light" w:eastAsia="Pretendard Light" w:hAnsi="Pretendard Light" w:cs="Pretendard Light" w:hint="eastAsia"/>
+                            <w:color w:val="000000"/>
+                            <w:kern w:val="24"/>
+                            <w:sz w:val="18"/>
+                            <w:szCs w:val="22"/>
+                          </w:rPr>
+                          <w:t xml:space="preserve"/>
+                        </w:r>
+                      </w:p>
+                      <w:p>
+                        <w:pPr>
+                          <w:pStyle w:val="ab"/>
+                          <w:spacing w:before="0" w:beforeAutospacing="0" w:after="0" w:afterAutospacing="0"/>
+                          <w:jc w:val="both"/>
+                        </w:pPr>
+                        <w:r>
+                          <w:rPr>
+                            <w:rFonts w:ascii="Pretendard Light" w:eastAsia="Pretendard Light" w:hAnsi="Pretendard Light" w:cs="Pretendard Light" w:hint="eastAsia"/>
+                            <w:color w:val="000000"/>
+                            <w:kern w:val="24"/>
+                            <w:sz w:val="22"/>
+                            <w:szCs w:val="22"/>
+                          </w:rPr>
+                          <w:t xml:space="preserve">내용을 입력하세요</w:t>
+                        </w:r>
+                        <w:proofErr w:type="spellStart"/>
+                        <w:r>
+                          <w:rPr>
+                            <w:rFonts w:ascii="Pretendard Light" w:eastAsia="Pretendard Light" w:hAnsi="Pretendard Light" w:cs="Pretendard Light" w:hint="eastAsia"/>
+                            <w:color w:val="000000"/>
+                            <w:kern w:val="24"/>
+                            <w:sz w:val="22"/>
+                            <w:szCs w:val="22"/>
+                          </w:rPr>
+                          <w:t/>
+                        </w:r>
+                        <w:proofErr w:type="spellEnd"/>
+                        <w:r>
+                          <w:rPr>
+                            <w:rFonts w:ascii="Pretendard Light" w:eastAsia="Pretendard Light" w:hAnsi="Pretendard Light" w:cs="Pretendard Light" w:hint="eastAsia"/>
+                            <w:color w:val="000000"/>
+                            <w:kern w:val="24"/>
+                            <w:sz w:val="22"/>
+                            <w:szCs w:val="22"/>
+                          </w:rPr>
+                          <w:t xml:space="preserve"/>
+                        </w:r>
+                        <w:r>
+                          <w:rPr>
+                            <w:rFonts w:ascii="Pretendard Black" w:eastAsia="Pretendard Black" w:hAnsi="Pretendard Black" w:cs="Pretendard Black" w:hint="eastAsia"/>
+                            <w:color w:val="000000"/>
+                            <w:kern w:val="24"/>
+                            <w:sz w:val="22"/>
+                            <w:szCs w:val="22"/>
+                            <w:u w:val="single"/>
+                          </w:rPr>
+                          <w:t xml:space="preserve"/>
+                        </w:r>
+                      </w:p>
+                    </w:txbxContent>
+                  </v:textbox>
+                </v:shape>
+              </v:group>
+            </w:pict>
+          </mc:Fallback>
+        </mc:AlternateContent>
+      </w:r>
+      <w:r>
+        <w:rPr>
+          <w:b/>
+          <w:noProof/>
+          <w:sz w:val="32"/>
+        </w:rPr>
+        <mc:AlternateContent>
+          <mc:Choice Requires="wpg">
+            <w:drawing>
+              <wp:anchor distT="0" distB="0" distL="114300" distR="114300" simplePos="0" relativeHeight="251674624" behindDoc="0" locked="0" layoutInCell="1" allowOverlap="1" wp14:anchorId="27CA539D" wp14:editId="5218EEB5">
+                <wp:simplePos x="0" y="0"/>
+                <wp:positionH relativeFrom="column">
+                  <wp:posOffset>68580</wp:posOffset>
+                </wp:positionH>
+                <wp:positionV relativeFrom="paragraph">
+                  <wp:posOffset>4836795</wp:posOffset>
+                </wp:positionV>
+                <wp:extent cx="1872615" cy="299720"/>
+                <wp:effectExtent l="0" t="0" r="0" b="5080"/>
+                <wp:wrapNone/>
+                <wp:docPr id="41" name="그룹 41"/>
+                <wp:cNvGraphicFramePr/>
+                <a:graphic xmlns:a="http://schemas.openxmlformats.org/drawingml/2006/main">
+                  <a:graphicData uri="http://schemas.microsoft.com/office/word/2010/wordprocessingGroup">
+                    <wpg:wgp>
+                      <wpg:cNvGrpSpPr/>
+                      <wpg:grpSpPr>
+                        <a:xfrm>
+                          <a:off x="0" y="0"/>
+                          <a:ext cx="1872615" cy="299720"/>
+                          <a:chOff x="0" y="0"/>
+                          <a:chExt cx="1872692" cy="300330"/>
+                        </a:xfrm>
+                      </wpg:grpSpPr>
+                      <wps:wsp>
+                        <wps:cNvPr id="15" name="TextBox 21">
+                          <a:extLst/>
+                        </wps:cNvPr>
+                        <wps:cNvSpPr txBox="1"/>
+                        <wps:spPr>
+                          <a:xfrm>
+                            <a:off x="314554" y="14631"/>
+                            <a:ext cx="1558138" cy="285699"/>
+                          </a:xfrm>
+                          <a:prstGeom prst="rect">
+                            <a:avLst/>
+                          </a:prstGeom>
+                          <a:noFill/>
+                        </wps:spPr>
+                        <wps:txbx>
+                          <w:txbxContent>
+                            <w:p>
+                              <w:pPr>
+                                <w:pStyle w:val="ab"/>
+                                <w:spacing w:before="0" w:beforeAutospacing="0" w:after="0" w:afterAutospacing="0"/>
+                                <w:rPr>
+                                  <w:sz w:val="22"/>
+                                </w:rPr>
+                              </w:pPr>
+                              <w:r>
+                                <w:rPr>
+                                  <w:rFonts w:ascii="Pretendard ExtraBold" w:eastAsia="Pretendard ExtraBold" w:hAnsi="Pretendard ExtraBold" w:cs="Pretendard ExtraBold" w:hint="eastAsia"/>
+                                  <w:color w:val="000000" w:themeColor="text1"/>
+                                  <w:kern w:val="24"/>
+                                  <w:sz w:val="32"/>
+                                  <w:szCs w:val="36"/>
+                                </w:rPr>
+                                <w:t>Deal Highlight</w:t>
+                              </w:r>
+                            </w:p>
+                          </w:txbxContent>
+                        </wps:txbx>
+                        <wps:bodyPr wrap="square" lIns="0" tIns="0" rIns="0" bIns="0" rtlCol="0">
+                          <a:noAutofit/>
+                        </wps:bodyPr>
+                      </wps:wsp>
+                      <pic:pic xmlns:pic="http://schemas.openxmlformats.org/drawingml/2006/picture">
+                        <pic:nvPicPr>
+                          <pic:cNvPr id="39" name="Picture 5">
+                            <a:extLst/>
+                          </pic:cNvPr>
+                          <pic:cNvPicPr>
+                            <a:picLocks noChangeAspect="1"/>
+                          </pic:cNvPicPr>
+                        </pic:nvPicPr>
+                        <pic:blipFill>
+                          <a:blip r:embed="rId10"/>
+                          <a:stretch>
+                            <a:fillRect/>
+                          </a:stretch>
+                        </pic:blipFill>
+                        <pic:spPr>
+                          <a:xfrm>
+                            <a:off x="0" y="0"/>
+                            <a:ext cx="313690" cy="267335"/>
+                          </a:xfrm>
+                          <a:prstGeom prst="rect">
+                            <a:avLst/>
+                          </a:prstGeom>
+                        </pic:spPr>
+                      </pic:pic>
+                    </wpg:wgp>
+                  </a:graphicData>
+                </a:graphic>
+              </wp:anchor>
+            </w:drawing>
+          </mc:Choice>
+          <mc:Fallback>
+            <w:pict>
+              <v:group w14:anchorId="27CA539D" id="그룹 41" o:spid="_x0000_s1040" style="position:absolute;margin-left:5.4pt;margin-top:380.85pt;width:147.45pt;height:23.6pt;z-index:251674624" coordsize="18726,3003" o:gfxdata="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">
+                <v:shape id="TextBox 21" o:spid="_x0000_s1041" type="#_x0000_t202" style="position:absolute;left:3145;top:146;width:15581;height:2857;visibility:visible;mso-wrap-style:square;v-text-anchor:top" o:gfxdata="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" filled="f" stroked="f">
+                  <v:textbox inset="0,0,0,0">
+                    <w:txbxContent>
+                      <w:p>
+                        <w:pPr>
+                          <w:pStyle w:val="ab"/>
+                          <w:spacing w:before="0" w:beforeAutospacing="0" w:after="0" w:afterAutospacing="0"/>
+                          <w:rPr>
+                            <w:sz w:val="22"/>
+                          </w:rPr>
+                        </w:pPr>
+                        <w:r>
+                          <w:rPr>
+                            <w:rFonts w:ascii="Pretendard ExtraBold" w:eastAsia="Pretendard ExtraBold" w:hAnsi="Pretendard ExtraBold" w:cs="Pretendard ExtraBold" w:hint="eastAsia"/>
+                            <w:color w:val="000000" w:themeColor="text1"/>
+                            <w:kern w:val="24"/>
+                            <w:sz w:val="32"/>
+                            <w:szCs w:val="36"/>
+                          </w:rPr>
+                          <w:t>Deal Highlight</w:t>
+                        </w:r>
+                      </w:p>
+                    </w:txbxContent>
+                  </v:textbox>
+                </v:shape>
+                <v:shapetype id="_x0000_t75" coordsize="21600,21600" o:spt="75" o:preferrelative="t" path="m@4@5l@4@11@9@11@9@5xe" filled="f" stroked="f">
+                  <v:stroke joinstyle="miter"/>
+                  <v:formulas>
+                    <v:f eqn="if lineDrawn pixelLineWidth 0"/>
+                    <v:f eqn="sum @0 1 0"/>
+                    <v:f eqn="sum 0 0 @1"/>
+                    <v:f eqn="prod @2 1 2"/>
+                    <v:f eqn="prod @3 21600 pixelWidth"/>
+                    <v:f eqn="prod @3 21600 pixelHeight"/>
+                    <v:f eqn="sum @0 0 1"/>
+                    <v:f eqn="prod @6 1 2"/>
+                    <v:f eqn="prod @7 21600 pixelWidth"/>
+                    <v:f eqn="sum @8 21600 0"/>
+                    <v:f eqn="prod @7 21600 pixelHeight"/>
+                    <v:f eqn="sum @10 21600 0"/>
+                  </v:formulas>
+                  <v:path o:extrusionok="f" gradientshapeok="t" o:connecttype="rect"/>
+                  <o:lock v:ext="edit" aspectratio="t"/>
+                </v:shapetype>
+                <v:shape id="Picture 5" o:spid="_x0000_s1042" type="#_x0000_t75" style="position:absolute;width:3136;height:2673;visibility:visible;mso-wrap-style:square" o:gfxdata="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">
+                  <v:imagedata r:id="rId11" o:title=""/>
+                </v:shape>
+              </v:group>
+            </w:pict>
+          </mc:Fallback>
+        </mc:AlternateContent>
+      </w:r>
+      <w:r>
+        <w:rPr>
+          <w:b/>
+          <w:noProof/>
+          <w:sz w:val="32"/>
+        </w:rPr>
+        <mc:AlternateContent>
+          <mc:Choice Requires="wpg">
+            <w:drawing>
+              <wp:anchor distT="0" distB="0" distL="114300" distR="114300" simplePos="0" relativeHeight="251662336" behindDoc="0" locked="0" layoutInCell="1" allowOverlap="1" wp14:anchorId="5E27A8EB" wp14:editId="571E8502">
+                <wp:simplePos x="0" y="0"/>
+                <wp:positionH relativeFrom="column">
+                  <wp:posOffset>80137</wp:posOffset>
+                </wp:positionH>
+                <wp:positionV relativeFrom="paragraph">
+                  <wp:posOffset>82423</wp:posOffset>
+                </wp:positionV>
+                <wp:extent cx="1909267" cy="267335"/>
+                <wp:effectExtent l="0" t="0" r="0" b="0"/>
+                <wp:wrapNone/>
+                <wp:docPr id="32" name="그룹 32"/>
+                <wp:cNvGraphicFramePr/>
+                <a:graphic xmlns:a="http://schemas.openxmlformats.org/drawingml/2006/main">
+                  <a:graphicData uri="http://schemas.microsoft.com/office/word/2010/wordprocessingGroup">
+                    <wpg:wgp>
+                      <wpg:cNvGrpSpPr/>
+                      <wpg:grpSpPr>
+                        <a:xfrm>
+                          <a:off x="0" y="0"/>
+                          <a:ext cx="1909267" cy="267335"/>
+                          <a:chOff x="0" y="0"/>
+                          <a:chExt cx="1909267" cy="267335"/>
+                        </a:xfrm>
+                      </wpg:grpSpPr>
+                      <wps:wsp>
+                        <wps:cNvPr id="10" name="TextBox 13">
+                          <a:extLst/>
+                        </wps:cNvPr>
+                        <wps:cNvSpPr txBox="1"/>
+                        <wps:spPr>
+                          <a:xfrm>
+                            <a:off x="314554" y="21946"/>
+                            <a:ext cx="1594713" cy="245389"/>
+                          </a:xfrm>
+                          <a:prstGeom prst="rect">
+                            <a:avLst/>
+                          </a:prstGeom>
+                          <a:noFill/>
+                        </wps:spPr>
+                        <wps:txbx>
+                          <w:txbxContent>
+                            <w:p>
+                              <w:pPr>
+                                <w:pStyle w:val="ab"/>
+                                <w:spacing w:before="0" w:beforeAutospacing="0" w:after="0" w:afterAutospacing="0"/>
+                                <w:rPr>
+                                  <w:sz w:val="22"/>
+                                </w:rPr>
+                              </w:pPr>
+                              <w:r>
+                                <w:rPr>
+                                  <w:rFonts w:ascii="Pretendard ExtraBold" w:eastAsia="Pretendard ExtraBold" w:hAnsi="Pretendard ExtraBold" w:cs="Pretendard ExtraBold" w:hint="eastAsia"/>
+                                  <w:color w:val="000000" w:themeColor="text1"/>
+                                  <w:kern w:val="24"/>
+                                  <w:sz w:val="32"/>
+                                  <w:szCs w:val="36"/>
+                                </w:rPr>
+                                <w:t>Overview</w:t>
+                              </w:r>
+                            </w:p>
+                          </w:txbxContent>
+                        </wps:txbx>
+                        <wps:bodyPr wrap="square" lIns="0" tIns="0" rIns="0" bIns="0" rtlCol="0">
+                          <a:noAutofit/>
+                        </wps:bodyPr>
+                      </wps:wsp>
+                      <pic:pic xmlns:pic="http://schemas.openxmlformats.org/drawingml/2006/picture">
+                        <pic:nvPicPr>
+                          <pic:cNvPr id="11" name="Picture 5">
+                            <a:extLst/>
+                          </pic:cNvPr>
+                          <pic:cNvPicPr>
+                            <a:picLocks noChangeAspect="1"/>
+                          </pic:cNvPicPr>
+                        </pic:nvPicPr>
+                        <pic:blipFill>
+                          <a:blip r:embed="rId10"/>
+                          <a:stretch>
+                            <a:fillRect/>
+                          </a:stretch>
+                        </pic:blipFill>
+                        <pic:spPr>
+                          <a:xfrm>
+                            <a:off x="0" y="0"/>
+                            <a:ext cx="313690" cy="267335"/>
+                          </a:xfrm>
+                          <a:prstGeom prst="rect">
+                            <a:avLst/>
+                          </a:prstGeom>
+                        </pic:spPr>
+                      </pic:pic>
+                    </wpg:wgp>
+                  </a:graphicData>
+                </a:graphic>
+              </wp:anchor>
+            </w:drawing>
+          </mc:Choice>
+          <mc:Fallback>
+            <w:pict>
+              <v:group w14:anchorId="5E27A8EB" id="그룹 32" o:spid="_x0000_s1043" style="position:absolute;margin-left:6.3pt;margin-top:6.5pt;width:150.35pt;height:21.05pt;z-index:251662336" coordsize="19092,2673" o:gfxdata="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">
+                <v:shape id="TextBox 13" o:spid="_x0000_s1044" type="#_x0000_t202" style="position:absolute;left:3145;top:219;width:15947;height:2454;visibility:visible;mso-wrap-style:square;v-text-anchor:top" o:gfxdata="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" filled="f" stroked="f">
+                  <v:textbox inset="0,0,0,0">
+                    <w:txbxContent>
+                      <w:p>
+                        <w:pPr>
+                          <w:pStyle w:val="ab"/>
+                          <w:spacing w:before="0" w:beforeAutospacing="0" w:after="0" w:afterAutospacing="0"/>
+                          <w:rPr>
+                            <w:sz w:val="22"/>
+                          </w:rPr>
+                        </w:pPr>
+                        <w:r>
+                          <w:rPr>
+                            <w:rFonts w:ascii="Pretendard ExtraBold" w:eastAsia="Pretendard ExtraBold" w:hAnsi="Pretendard ExtraBold" w:cs="Pretendard ExtraBold" w:hint="eastAsia"/>
+                            <w:color w:val="000000" w:themeColor="text1"/>
+                            <w:kern w:val="24"/>
+                            <w:sz w:val="32"/>
+                            <w:szCs w:val="36"/>
+                          </w:rPr>
+                          <w:t>Overview</w:t>
+                        </w:r>
+                      </w:p>
+                    </w:txbxContent>
+                  </v:textbox>
+                </v:shape>
+                <v:shape id="Picture 5" o:spid="_x0000_s1045" type="#_x0000_t75" style="position:absolute;width:3136;height:2673;visibility:visible;mso-wrap-style:square" o:gfxdata="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">
+                  <v:imagedata r:id="rId11" o:title=""/>
+                </v:shape>
+              </v:group>
+            </w:pict>
+          </mc:Fallback>
+        </mc:AlternateContent>
+      </w:r>
+      <w:r>
+        <w:rPr>
+          <w:b/>
+          <w:sz w:val="32"/>
+        </w:rPr>
+        <w:br w:type="page"/>
+      </w:r>
+      <w:bookmarkStart w:id="0" w:name="_GoBack"/>
+      <w:bookmarkEnd w:id="0"/>
+    </w:p>
+    <w:p>
+      <w:pPr>
+        <w:widowControl/>
+        <w:wordWrap/>
+        <w:autoSpaceDE/>
+        <w:autoSpaceDN/>
+        <w:rPr>
+          <w:b/>
+          <w:sz w:val="32"/>
+        </w:rPr>
+      </w:pPr>
+      <w:proofErr w:type="spellStart"/>
+      <w:r>
+        <w:rPr>
+          <w:rFonts w:hint="eastAsia"/>
+          <w:b/>
+          <w:sz w:val="32"/>
+        </w:rPr>
+        <w:lastRenderedPageBreak/>
+        <w:t>Ⅰ</w:t>
+      </w:r>
+      <w:proofErr w:type="spellEnd"/>
+      <w:r>
+        <w:rPr>
+          <w:rFonts w:hint="eastAsia"/>
+          <w:b/>
+          <w:sz w:val="32"/>
+        </w:rPr>
+        <w:t>.</w:t>
+      </w:r>
+      <w:r>
+        <w:rPr>
+          <w:b/>
+          <w:sz w:val="32"/>
+        </w:rPr>
+        <w:t xml:space="preserve"> </w:t>
+      </w:r>
+      <w:r>
+        <w:rPr>
+          <w:rFonts w:hint="eastAsia"/>
+          <w:b/>
+          <w:sz w:val="32"/>
+        </w:rPr>
+        <w:t>사모사채 개요</w:t>
       </w:r>
     </w:p>
     <w:tbl>
@@ -4026,7 +5895,6 @@
                 <w:rFonts w:ascii="Pretendard Light" w:eastAsia="Pretendard Light" w:hAnsi="Pretendard Light" w:hint="eastAsia"/>
                 <w:szCs w:val="20"/>
               </w:rPr>
-              <w:lastRenderedPageBreak/>
               <w:t>사모사채명</w:t>
             </w:r>
           </w:p>
@@ -4047,41 +5915,6 @@
                 <w:szCs w:val="20"/>
               </w:rPr>
             </w:pPr>
-            <w:r>
-              <w:rPr>
-                <w:rFonts w:ascii="Pretendard Light" w:eastAsia="Pretendard Light" w:hAnsi="Pretendard Light" w:hint="eastAsia"/>
-                <w:szCs w:val="20"/>
-              </w:rPr>
-              <w:t/>
-            </w:r>
-            <w:r>
-              <w:rPr>
-                <w:rFonts w:ascii="Pretendard Light" w:eastAsia="Pretendard Light" w:hAnsi="Pretendard Light"/>
-                <w:szCs w:val="20"/>
-              </w:rPr>
-              <w:t/>
-            </w:r>
-            <w:r>
-              <w:rPr>
-                <w:rFonts w:ascii="Pretendard Light" w:eastAsia="Pretendard Light" w:hAnsi="Pretendard Light" w:hint="eastAsia"/>
-                <w:szCs w:val="20"/>
-              </w:rPr>
-              <w:t xml:space="preserve"/>
-            </w:r>
-            <w:r>
-              <w:rPr>
-                <w:rFonts w:ascii="Pretendard Light" w:eastAsia="Pretendard Light" w:hAnsi="Pretendard Light"/>
-                <w:szCs w:val="20"/>
-              </w:rPr>
-              <w:t xml:space="preserve"/>
-            </w:r>
-            <w:r>
-              <w:rPr>
-                <w:rFonts w:ascii="Pretendard Light" w:eastAsia="Pretendard Light" w:hAnsi="Pretendard Light" w:hint="eastAsia"/>
-                <w:szCs w:val="20"/>
-              </w:rPr>
-              <w:t/>
-            </w:r>
           </w:p>
         </w:tc>
       </w:tr>
@@ -4132,27 +5965,6 @@
                 <w:szCs w:val="20"/>
               </w:rPr>
             </w:pPr>
-            <w:r>
-              <w:rPr>
-                <w:rFonts w:ascii="Pretendard Light" w:eastAsia="Pretendard Light" w:hAnsi="Pretendard Light" w:hint="eastAsia"/>
-                <w:szCs w:val="20"/>
-              </w:rPr>
-              <w:t/>
-            </w:r>
-            <w:r>
-              <w:rPr>
-                <w:rFonts w:ascii="Pretendard Light" w:eastAsia="Pretendard Light" w:hAnsi="Pretendard Light"/>
-                <w:szCs w:val="20"/>
-              </w:rPr>
-              <w:t xml:space="preserve"/>
-            </w:r>
-            <w:r>
-              <w:rPr>
-                <w:rFonts w:ascii="Pretendard Light" w:eastAsia="Pretendard Light" w:hAnsi="Pretendard Light" w:hint="eastAsia"/>
-                <w:szCs w:val="20"/>
-              </w:rPr>
-              <w:t/>
-            </w:r>
           </w:p>
         </w:tc>
       </w:tr>
@@ -4203,34 +6015,6 @@
                 <w:szCs w:val="20"/>
               </w:rPr>
             </w:pPr>
-            <w:r>
-              <w:rPr>
-                <w:rFonts w:ascii="Pretendard Light" w:eastAsia="Pretendard Light" w:hAnsi="Pretendard Light" w:hint="eastAsia"/>
-                <w:szCs w:val="20"/>
-              </w:rPr>
-              <w:t/>
-            </w:r>
-            <w:r>
-              <w:rPr>
-                <w:rFonts w:ascii="Pretendard Light" w:eastAsia="Pretendard Light" w:hAnsi="Pretendard Light"/>
-                <w:szCs w:val="20"/>
-              </w:rPr>
-              <w:t/>
-            </w:r>
-            <w:r>
-              <w:rPr>
-                <w:rFonts w:ascii="Pretendard Light" w:eastAsia="Pretendard Light" w:hAnsi="Pretendard Light" w:hint="eastAsia"/>
-                <w:szCs w:val="20"/>
-              </w:rPr>
-              <w:t xml:space="preserve"/>
-            </w:r>
-            <w:r>
-              <w:rPr>
-                <w:rFonts w:ascii="Pretendard Light" w:eastAsia="Pretendard Light" w:hAnsi="Pretendard Light"/>
-                <w:szCs w:val="20"/>
-              </w:rPr>
-              <w:t/>
-            </w:r>
           </w:p>
         </w:tc>
       </w:tr>
@@ -4281,20 +6065,6 @@
                 <w:szCs w:val="20"/>
               </w:rPr>
             </w:pPr>
-            <w:r>
-              <w:rPr>
-                <w:rFonts w:ascii="Pretendard Light" w:eastAsia="Pretendard Light" w:hAnsi="Pretendard Light" w:hint="eastAsia"/>
-                <w:szCs w:val="20"/>
-              </w:rPr>
-              <w:t xml:space="preserve"/>
-            </w:r>
-            <w:r>
-              <w:rPr>
-                <w:rFonts w:ascii="Pretendard Light" w:eastAsia="Pretendard Light" w:hAnsi="Pretendard Light"/>
-                <w:szCs w:val="20"/>
-              </w:rPr>
-              <w:t/>
-            </w:r>
           </w:p>
         </w:tc>
       </w:tr>
@@ -4345,36 +6115,6 @@
                 <w:szCs w:val="20"/>
               </w:rPr>
             </w:pPr>
-            <w:proofErr w:type="gramStart"/>
-            <w:r>
-              <w:rPr>
-                <w:rFonts w:ascii="Pretendard Light" w:eastAsia="Pretendard Light" w:hAnsi="Pretendard Light" w:hint="eastAsia"/>
-                <w:szCs w:val="20"/>
-              </w:rPr>
-              <w:t/>
-            </w:r>
-            <w:r>
-              <w:rPr>
-                <w:rFonts w:ascii="Pretendard Light" w:eastAsia="Pretendard Light" w:hAnsi="Pretendard Light"/>
-                <w:szCs w:val="20"/>
-              </w:rPr>
-              <w:t xml:space="preserve"/>
-            </w:r>
-            <w:proofErr w:type="gramEnd"/>
-            <w:r>
-              <w:rPr>
-                <w:rFonts w:ascii="Pretendard Light" w:eastAsia="Pretendard Light" w:hAnsi="Pretendard Light"/>
-                <w:szCs w:val="20"/>
-              </w:rPr>
-              <w:t xml:space="preserve"/>
-            </w:r>
-            <w:r>
-              <w:rPr>
-                <w:rFonts w:ascii="Pretendard Light" w:eastAsia="Pretendard Light" w:hAnsi="Pretendard Light" w:hint="eastAsia"/>
-                <w:szCs w:val="20"/>
-              </w:rPr>
-              <w:t/>
-            </w:r>
           </w:p>
         </w:tc>
       </w:tr>
@@ -4425,41 +6165,6 @@
                 <w:szCs w:val="20"/>
               </w:rPr>
             </w:pPr>
-            <w:r>
-              <w:rPr>
-                <w:rFonts w:ascii="Pretendard Light" w:eastAsia="Pretendard Light" w:hAnsi="Pretendard Light" w:hint="eastAsia"/>
-                <w:szCs w:val="20"/>
-              </w:rPr>
-              <w:t/>
-            </w:r>
-            <w:r>
-              <w:rPr>
-                <w:rFonts w:ascii="Pretendard Light" w:eastAsia="Pretendard Light" w:hAnsi="Pretendard Light"/>
-                <w:szCs w:val="20"/>
-              </w:rPr>
-              <w:t/>
-            </w:r>
-            <w:r>
-              <w:rPr>
-                <w:rFonts w:ascii="Pretendard Light" w:eastAsia="Pretendard Light" w:hAnsi="Pretendard Light" w:hint="eastAsia"/>
-                <w:szCs w:val="20"/>
-              </w:rPr>
-              <w:t xml:space="preserve"/>
-            </w:r>
-            <w:r>
-              <w:rPr>
-                <w:rFonts w:ascii="Pretendard Light" w:eastAsia="Pretendard Light" w:hAnsi="Pretendard Light"/>
-                <w:szCs w:val="20"/>
-              </w:rPr>
-              <w:t/>
-            </w:r>
-            <w:r>
-              <w:rPr>
-                <w:rFonts w:ascii="Pretendard Light" w:eastAsia="Pretendard Light" w:hAnsi="Pretendard Light" w:hint="eastAsia"/>
-                <w:szCs w:val="20"/>
-              </w:rPr>
-              <w:t/>
-            </w:r>
           </w:p>
         </w:tc>
       </w:tr>
@@ -4510,62 +6215,6 @@
                 <w:szCs w:val="20"/>
               </w:rPr>
             </w:pPr>
-            <w:r>
-              <w:rPr>
-                <w:rFonts w:ascii="Pretendard Light" w:eastAsia="Pretendard Light" w:hAnsi="Pretendard Light" w:hint="eastAsia"/>
-                <w:szCs w:val="20"/>
-              </w:rPr>
-              <w:t/>
-            </w:r>
-            <w:r>
-              <w:rPr>
-                <w:rFonts w:ascii="Pretendard Light" w:eastAsia="Pretendard Light" w:hAnsi="Pretendard Light"/>
-                <w:szCs w:val="20"/>
-              </w:rPr>
-              <w:t/>
-            </w:r>
-            <w:r>
-              <w:rPr>
-                <w:rFonts w:ascii="Pretendard Light" w:eastAsia="Pretendard Light" w:hAnsi="Pretendard Light" w:hint="eastAsia"/>
-                <w:szCs w:val="20"/>
-              </w:rPr>
-              <w:t xml:space="preserve"/>
-            </w:r>
-            <w:r>
-              <w:rPr>
-                <w:rFonts w:ascii="Pretendard Light" w:eastAsia="Pretendard Light" w:hAnsi="Pretendard Light"/>
-                <w:szCs w:val="20"/>
-              </w:rPr>
-              <w:t/>
-            </w:r>
-            <w:r>
-              <w:rPr>
-                <w:rFonts w:ascii="Pretendard Light" w:eastAsia="Pretendard Light" w:hAnsi="Pretendard Light" w:hint="eastAsia"/>
-                <w:szCs w:val="20"/>
-              </w:rPr>
-              <w:t/>
-            </w:r>
-            <w:r>
-              <w:rPr>
-                <w:rFonts w:ascii="Pretendard Light" w:eastAsia="Pretendard Light" w:hAnsi="Pretendard Light"/>
-                <w:szCs w:val="20"/>
-              </w:rPr>
-              <w:t/>
-            </w:r>
-            <w:r>
-              <w:rPr>
-                <w:rFonts w:ascii="Pretendard Light" w:eastAsia="Pretendard Light" w:hAnsi="Pretendard Light" w:hint="eastAsia"/>
-                <w:szCs w:val="20"/>
-              </w:rPr>
-              <w:t/>
-            </w:r>
-            <w:r>
-              <w:rPr>
-                <w:rFonts w:ascii="Pretendard Light" w:eastAsia="Pretendard Light" w:hAnsi="Pretendard Light"/>
-                <w:szCs w:val="20"/>
-              </w:rPr>
-              <w:t/>
-            </w:r>
           </w:p>
         </w:tc>
       </w:tr>
@@ -4616,106 +6265,6 @@
                 <w:szCs w:val="20"/>
               </w:rPr>
             </w:pPr>
-            <w:r>
-              <w:rPr>
-                <w:rFonts w:ascii="Pretendard Light" w:eastAsia="Pretendard Light" w:hAnsi="Pretendard Light" w:hint="eastAsia"/>
-                <w:szCs w:val="20"/>
-              </w:rPr>
-              <w:t/>
-            </w:r>
-            <w:r>
-              <w:rPr>
-                <w:rFonts w:ascii="Pretendard Light" w:eastAsia="Pretendard Light" w:hAnsi="Pretendard Light"/>
-                <w:szCs w:val="20"/>
-              </w:rPr>
-              <w:t/>
-            </w:r>
-            <w:r>
-              <w:rPr>
-                <w:rFonts w:ascii="Pretendard Light" w:eastAsia="Pretendard Light" w:hAnsi="Pretendard Light" w:hint="eastAsia"/>
-                <w:szCs w:val="20"/>
-              </w:rPr>
-              <w:t/>
-            </w:r>
-            <w:r>
-              <w:rPr>
-                <w:rFonts w:ascii="Pretendard Light" w:eastAsia="Pretendard Light" w:hAnsi="Pretendard Light"/>
-                <w:szCs w:val="20"/>
-              </w:rPr>
-              <w:t xml:space="preserve"/>
-            </w:r>
-            <w:r>
-              <w:rPr>
-                <w:rFonts w:ascii="Pretendard Light" w:eastAsia="Pretendard Light" w:hAnsi="Pretendard Light" w:hint="eastAsia"/>
-                <w:szCs w:val="20"/>
-              </w:rPr>
-              <w:t xml:space="preserve"/>
-            </w:r>
-            <w:r>
-              <w:rPr>
-                <w:rFonts w:ascii="Pretendard Light" w:eastAsia="Pretendard Light" w:hAnsi="Pretendard Light"/>
-                <w:szCs w:val="20"/>
-              </w:rPr>
-              <w:t/>
-            </w:r>
-            <w:r>
-              <w:rPr>
-                <w:rFonts w:ascii="Pretendard Light" w:eastAsia="Pretendard Light" w:hAnsi="Pretendard Light" w:hint="eastAsia"/>
-                <w:szCs w:val="20"/>
-              </w:rPr>
-              <w:t/>
-            </w:r>
-            <w:r>
-              <w:rPr>
-                <w:rFonts w:ascii="Pretendard Light" w:eastAsia="Pretendard Light" w:hAnsi="Pretendard Light"/>
-                <w:szCs w:val="20"/>
-              </w:rPr>
-              <w:t xml:space="preserve"/>
-            </w:r>
-            <w:proofErr w:type="spellStart"/>
-            <w:r>
-              <w:rPr>
-                <w:rFonts w:ascii="Pretendard Light" w:eastAsia="Pretendard Light" w:hAnsi="Pretendard Light" w:hint="eastAsia"/>
-                <w:szCs w:val="20"/>
-              </w:rPr>
-              <w:t/>
-            </w:r>
-            <w:proofErr w:type="spellEnd"/>
-            <w:r>
-              <w:rPr>
-                <w:rFonts w:ascii="Pretendard Light" w:eastAsia="Pretendard Light" w:hAnsi="Pretendard Light"/>
-                <w:szCs w:val="20"/>
-              </w:rPr>
-              <w:t xml:space="preserve"/>
-            </w:r>
-            <w:r>
-              <w:rPr>
-                <w:rFonts w:ascii="Pretendard Light" w:eastAsia="Pretendard Light" w:hAnsi="Pretendard Light" w:hint="eastAsia"/>
-                <w:szCs w:val="20"/>
-              </w:rPr>
-              <w:t/>
-            </w:r>
-            <w:r>
-              <w:rPr>
-                <w:rFonts w:ascii="Pretendard Light" w:eastAsia="Pretendard Light" w:hAnsi="Pretendard Light"/>
-                <w:szCs w:val="20"/>
-              </w:rPr>
-              <w:t xml:space="preserve"/>
-            </w:r>
-            <w:r>
-              <w:rPr>
-                <w:rFonts w:ascii="Pretendard Light" w:eastAsia="Pretendard Light" w:hAnsi="Pretendard Light" w:hint="eastAsia"/>
-                <w:szCs w:val="20"/>
-              </w:rPr>
-              <w:t/>
-            </w:r>
-            <w:r>
-              <w:rPr>
-                <w:rFonts w:ascii="Pretendard Light" w:eastAsia="Pretendard Light" w:hAnsi="Pretendard Light"/>
-                <w:szCs w:val="20"/>
-              </w:rPr>
-              <w:t/>
-            </w:r>
           </w:p>
         </w:tc>
       </w:tr>
@@ -4766,13 +6315,6 @@
                 <w:szCs w:val="20"/>
               </w:rPr>
             </w:pPr>
-            <w:r>
-              <w:rPr>
-                <w:rFonts w:ascii="Pretendard Light" w:eastAsia="Pretendard Light" w:hAnsi="Pretendard Light" w:hint="eastAsia"/>
-                <w:szCs w:val="20"/>
-              </w:rPr>
-              <w:t/>
-            </w:r>
           </w:p>
         </w:tc>
       </w:tr>
@@ -4789,39 +6331,6 @@
           <w:sz w:val="32"/>
         </w:rPr>
       </w:pPr>
-      <w:proofErr w:type="spellStart"/>
-      <w:r>
-        <w:rPr>
-          <w:rFonts w:hint="eastAsia"/>
-          <w:b/>
-          <w:sz w:val="32"/>
-        </w:rPr>
-        <w:t>Ⅰ</w:t>
-      </w:r>
-      <w:proofErr w:type="spellEnd"/>
-      <w:r>
-        <w:rPr>
-          <w:rFonts w:hint="eastAsia"/>
-          <w:b/>
-          <w:sz w:val="32"/>
-        </w:rPr>
-        <w:t>.</w:t>
-      </w:r>
-      <w:r>
-        <w:rPr>
-          <w:b/>
-          <w:sz w:val="32"/>
-        </w:rPr>
-        <w:t xml:space="preserve"> </w:t>
-      </w:r>
-      <w:r>
-        <w:rPr>
-          <w:rFonts w:hint="eastAsia"/>
-          <w:b/>
-          <w:sz w:val="32"/>
-        </w:rPr>
-        <w:t>사모사채 개요</w:t>
-      </w:r>
       <w:r>
         <w:rPr>
           <w:b/>
@@ -4837,9 +6346,8 @@
         <w:tblLook w:val="04A0" w:firstRow="1" w:lastRow="0" w:firstColumn="1" w:lastColumn="0" w:noHBand="0" w:noVBand="1"/>
       </w:tblPr>
       <w:tblGrid>
-        <w:gridCol w:w="1170"/>
-        <w:gridCol w:w="1132"/>
-        <w:gridCol w:w="1170"/>
+        <w:gridCol w:w="1413"/>
+        <w:gridCol w:w="2059"/>
         <w:gridCol w:w="1459"/>
         <w:gridCol w:w="2182"/>
         <w:gridCol w:w="1903"/>
@@ -4850,7 +6358,7 @@
         </w:trPr>
         <w:tc>
           <w:tcPr>
-            <w:tcW w:w="1170" w:type="dxa"/>
+            <w:tcW w:w="1413" w:type="dxa"/>
             <w:shd w:val="clear" w:color="auto" w:fill="17365D" w:themeFill="text2" w:themeFillShade="BF"/>
             <w:vAlign w:val="center"/>
           </w:tcPr>
@@ -4875,22 +6383,7 @@
         </w:tc>
         <w:tc>
           <w:tcPr>
-            <w:tcW w:w="1132" w:type="dxa"/>
-            <w:shd w:val="clear" w:color="auto" w:fill="17365D" w:themeFill="text2" w:themeFillShade="BF"/>
-          </w:tcPr>
-          <w:p>
-            <w:pPr>
-              <w:jc w:val="center"/>
-              <w:rPr>
-                <w:b/>
-                <w:sz w:val="18"/>
-              </w:rPr>
-            </w:pPr>
-          </w:p>
-        </w:tc>
-        <w:tc>
-          <w:tcPr>
-            <w:tcW w:w="1170" w:type="dxa"/>
+            <w:tcW w:w="2059" w:type="dxa"/>
             <w:shd w:val="clear" w:color="auto" w:fill="17365D" w:themeFill="text2" w:themeFillShade="BF"/>
             <w:vAlign w:val="center"/>
           </w:tcPr>
@@ -4998,21 +6491,7 @@
         </w:trPr>
         <w:tc>
           <w:tcPr>
-            <w:tcW w:w="1170" w:type="dxa"/>
-            <w:shd w:val="clear" w:color="auto" w:fill="FFFFFF" w:themeFill="background1"/>
-          </w:tcPr>
-          <w:p>
-            <w:pPr>
-              <w:jc w:val="center"/>
-              <w:rPr>
-                <w:sz w:val="18"/>
-              </w:rPr>
-            </w:pPr>
-          </w:p>
-        </w:tc>
-        <w:tc>
-          <w:tcPr>
-            <w:tcW w:w="2302" w:type="dxa"/>
+            <w:tcW w:w="3472" w:type="dxa"/>
             <w:gridSpan w:val="2"/>
             <w:shd w:val="clear" w:color="auto" w:fill="FFFFFF" w:themeFill="background1"/>
             <w:vAlign w:val="center"/>
@@ -5118,7 +6597,7 @@
         </w:trPr>
         <w:tc>
           <w:tcPr>
-            <w:tcW w:w="1170" w:type="dxa"/>
+            <w:tcW w:w="1413" w:type="dxa"/>
             <w:shd w:val="clear" w:color="auto" w:fill="FFFFFF" w:themeFill="background1"/>
             <w:vAlign w:val="center"/>
           </w:tcPr>
@@ -5140,21 +6619,7 @@
         </w:tc>
         <w:tc>
           <w:tcPr>
-            <w:tcW w:w="1132" w:type="dxa"/>
-            <w:shd w:val="clear" w:color="auto" w:fill="FFFFFF" w:themeFill="background1"/>
-          </w:tcPr>
-          <w:p>
-            <w:pPr>
-              <w:jc w:val="center"/>
-              <w:rPr>
-                <w:sz w:val="18"/>
-              </w:rPr>
-            </w:pPr>
-          </w:p>
-        </w:tc>
-        <w:tc>
-          <w:tcPr>
-            <w:tcW w:w="1170" w:type="dxa"/>
+            <w:tcW w:w="2059" w:type="dxa"/>
             <w:shd w:val="clear" w:color="auto" w:fill="FFFFFF" w:themeFill="background1"/>
             <w:vAlign w:val="center"/>
           </w:tcPr>
@@ -5209,7 +6674,7 @@
                 <w:sz w:val="18"/>
               </w:rPr>
             </w:pPr>
-            <w:hyperlink r:id="rId9" w:history="1">
+            <w:hyperlink r:id="rId12" w:history="1">
               <w:r>
                 <w:rPr>
                   <w:rStyle w:val="a7"/>
@@ -5267,7 +6732,7 @@
         </w:trPr>
         <w:tc>
           <w:tcPr>
-            <w:tcW w:w="1170" w:type="dxa"/>
+            <w:tcW w:w="1413" w:type="dxa"/>
             <w:shd w:val="clear" w:color="auto" w:fill="FFFFFF" w:themeFill="background1"/>
             <w:vAlign w:val="center"/>
           </w:tcPr>
@@ -5289,21 +6754,7 @@
         </w:tc>
         <w:tc>
           <w:tcPr>
-            <w:tcW w:w="1132" w:type="dxa"/>
-            <w:shd w:val="clear" w:color="auto" w:fill="FFFFFF" w:themeFill="background1"/>
-          </w:tcPr>
-          <w:p>
-            <w:pPr>
-              <w:jc w:val="center"/>
-              <w:rPr>
-                <w:sz w:val="18"/>
-              </w:rPr>
-            </w:pPr>
-          </w:p>
-        </w:tc>
-        <w:tc>
-          <w:tcPr>
-            <w:tcW w:w="1170" w:type="dxa"/>
+            <w:tcW w:w="2059" w:type="dxa"/>
             <w:shd w:val="clear" w:color="auto" w:fill="FFFFFF" w:themeFill="background1"/>
             <w:vAlign w:val="center"/>
           </w:tcPr>
@@ -5481,8 +6932,6 @@
           <w:sz w:val="10"/>
         </w:rPr>
       </w:pPr>
-      <w:bookmarkStart w:id="0" w:name="_GoBack"/>
-      <w:bookmarkEnd w:id="0"/>
     </w:p>
     <w:p>
       <w:pPr>
@@ -5676,8 +7125,8 @@
       </w:r>
     </w:p>
     <w:sectPr>
-      <w:headerReference w:type="default" r:id="rId10"/>
-      <w:footerReference w:type="default" r:id="rId11"/>
+      <w:headerReference w:type="default" r:id="rId13"/>
+      <w:footerReference w:type="default" r:id="rId14"/>
       <w:pgSz w:w="11906" w:h="16838"/>
       <w:pgMar w:top="1701" w:right="1440" w:bottom="1440" w:left="1440" w:header="975" w:footer="697" w:gutter="0"/>
       <w:cols w:space="425"/>
@@ -5717,7 +7166,7 @@
       <w:rPr>
         <w:rFonts w:ascii="Pretendard Light" w:eastAsia="Pretendard Light" w:hAnsi="Pretendard Light" w:cs="Arial"/>
         <w:color w:val="000000"/>
-        <w:sz w:val="22"/>
+        <w:sz w:val="16"/>
       </w:rPr>
     </w:pPr>
     <w:r>
@@ -5726,7 +7175,8 @@
         <w:b/>
         <w:noProof/>
         <w:color w:val="000000"/>
-        <w:sz w:val="22"/>
+        <w:sz w:val="16"/>
+        <w:szCs w:val="16"/>
       </w:rPr>
       <w:drawing>
         <wp:anchor distT="0" distB="0" distL="114300" distR="114300" simplePos="0" relativeHeight="251664896" behindDoc="0" locked="0" layoutInCell="1" allowOverlap="1" wp14:anchorId="4CB45016" wp14:editId="0D98E66E">
@@ -5803,7 +7253,8 @@
         <w:rFonts w:ascii="Pretendard Variable ExtraBold" w:eastAsia="Pretendard Variable ExtraBold" w:hAnsi="Pretendard Variable ExtraBold" w:cs="Arial" w:hint="eastAsia"/>
         <w:noProof/>
         <w:color w:val="000000"/>
-        <w:sz w:val="22"/>
+        <w:sz w:val="16"/>
+        <w:szCs w:val="16"/>
       </w:rPr>
       <mc:AlternateContent>
         <mc:Choice Requires="wps">
@@ -5887,7 +7338,8 @@
       <w:rPr>
         <w:rFonts w:ascii="Pretendard Light" w:eastAsia="Pretendard Light" w:hAnsi="Pretendard Light" w:cs="Arial"/>
         <w:color w:val="000000"/>
-        <w:sz w:val="22"/>
+        <w:sz w:val="16"/>
+        <w:szCs w:val="16"/>
       </w:rPr>
       <w:fldChar w:fldCharType="begin"/>
     </w:r>
@@ -5895,7 +7347,8 @@
       <w:rPr>
         <w:rFonts w:ascii="Pretendard Light" w:eastAsia="Pretendard Light" w:hAnsi="Pretendard Light" w:cs="Arial"/>
         <w:color w:val="000000"/>
-        <w:sz w:val="22"/>
+        <w:sz w:val="16"/>
+        <w:szCs w:val="16"/>
       </w:rPr>
       <w:instrText>PAGE   \* MERGEFORMAT</w:instrText>
     </w:r>
@@ -5903,7 +7356,8 @@
       <w:rPr>
         <w:rFonts w:ascii="Pretendard Light" w:eastAsia="Pretendard Light" w:hAnsi="Pretendard Light" w:cs="Arial"/>
         <w:color w:val="000000"/>
-        <w:sz w:val="22"/>
+        <w:sz w:val="16"/>
+        <w:szCs w:val="16"/>
       </w:rPr>
       <w:fldChar w:fldCharType="separate"/>
     </w:r>
@@ -5912,7 +7366,8 @@
         <w:rFonts w:ascii="Pretendard Light" w:eastAsia="Pretendard Light" w:hAnsi="Pretendard Light" w:cs="Arial"/>
         <w:noProof/>
         <w:color w:val="000000"/>
-        <w:sz w:val="22"/>
+        <w:sz w:val="16"/>
+        <w:szCs w:val="16"/>
       </w:rPr>
       <w:t>9</w:t>
     </w:r>
@@ -5920,7 +7375,8 @@
       <w:rPr>
         <w:rFonts w:ascii="Pretendard Light" w:eastAsia="Pretendard Light" w:hAnsi="Pretendard Light" w:cs="Arial"/>
         <w:color w:val="000000"/>
-        <w:sz w:val="22"/>
+        <w:sz w:val="16"/>
+        <w:szCs w:val="16"/>
       </w:rPr>
       <w:fldChar w:fldCharType="end"/>
     </w:r>
@@ -6104,77 +7560,27 @@
     </w:r>
     <w:r>
       <w:rPr>
+        <w:rFonts w:ascii="Pretendard Variable ExtraBold" w:eastAsia="Pretendard Variable ExtraBold" w:hAnsi="Pretendard Variable ExtraBold" w:cs="Arial"/>
+        <w:color w:val="000000"/>
+        <w:sz w:val="22"/>
+      </w:rPr>
+      <w:t xml:space="preserve"> </w:t>
+    </w:r>
+    <w:r>
+      <w:rPr>
         <w:rFonts w:ascii="Pretendard Variable ExtraBold" w:eastAsia="Pretendard Variable ExtraBold" w:hAnsi="Pretendard Variable ExtraBold" w:cs="Arial" w:hint="eastAsia"/>
         <w:color w:val="000000"/>
         <w:sz w:val="22"/>
       </w:rPr>
-      <w:t/>
-    </w:r>
-    <w:r>
-      <w:rPr>
-        <w:rFonts w:ascii="Pretendard Variable ExtraBold" w:eastAsia="Pretendard Variable ExtraBold" w:hAnsi="Pretendard Variable ExtraBold" w:cs="Arial"/>
-        <w:color w:val="000000"/>
-        <w:sz w:val="22"/>
-      </w:rPr>
       <w:t xml:space="preserve"> </w:t>
     </w:r>
-    <w:proofErr w:type="spellStart"/>
     <w:r>
       <w:rPr>
         <w:rFonts w:ascii="Pretendard Variable ExtraBold" w:eastAsia="Pretendard Variable ExtraBold" w:hAnsi="Pretendard Variable ExtraBold" w:cs="Arial" w:hint="eastAsia"/>
         <w:color w:val="000000"/>
         <w:sz w:val="22"/>
       </w:rPr>
-      <w:t/>
-    </w:r>
-    <w:proofErr w:type="spellEnd"/>
-    <w:r>
-      <w:rPr>
-        <w:rFonts w:ascii="Pretendard Variable ExtraBold" w:eastAsia="Pretendard Variable ExtraBold" w:hAnsi="Pretendard Variable ExtraBold" w:cs="Arial" w:hint="eastAsia"/>
-        <w:color w:val="000000"/>
-        <w:sz w:val="22"/>
-      </w:rPr>
-      <w:t xml:space="preserve"> </w:t>
-    </w:r>
-    <w:r>
-      <w:rPr>
-        <w:rFonts w:ascii="Pretendard Variable ExtraBold" w:eastAsia="Pretendard Variable ExtraBold" w:hAnsi="Pretendard Variable ExtraBold" w:cs="Arial" w:hint="eastAsia"/>
-        <w:color w:val="000000"/>
-        <w:sz w:val="22"/>
-      </w:rPr>
-      <w:t/>
-    </w:r>
-    <w:r>
-      <w:rPr>
-        <w:rFonts w:ascii="Pretendard Variable ExtraBold" w:eastAsia="Pretendard Variable ExtraBold" w:hAnsi="Pretendard Variable ExtraBold" w:cs="Arial" w:hint="eastAsia"/>
-        <w:color w:val="000000"/>
-        <w:sz w:val="22"/>
-      </w:rPr>
-      <w:t xml:space="preserve">사업명 사모사채 제안서</w:t>
-    </w:r>
-    <w:r>
-      <w:rPr>
-        <w:rFonts w:ascii="Pretendard Variable ExtraBold" w:eastAsia="Pretendard Variable ExtraBold" w:hAnsi="Pretendard Variable ExtraBold" w:cs="Arial" w:hint="eastAsia"/>
-        <w:color w:val="000000"/>
-        <w:sz w:val="22"/>
-      </w:rPr>
-      <w:t xml:space="preserve"/>
-    </w:r>
-    <w:r>
-      <w:rPr>
-        <w:rFonts w:ascii="Pretendard Variable ExtraBold" w:eastAsia="Pretendard Variable ExtraBold" w:hAnsi="Pretendard Variable ExtraBold" w:cs="Arial"/>
-        <w:color w:val="000000"/>
-        <w:sz w:val="22"/>
-      </w:rPr>
-      <w:t/>
-    </w:r>
-    <w:r>
-      <w:rPr>
-        <w:rFonts w:ascii="Pretendard Variable ExtraBold" w:eastAsia="Pretendard Variable ExtraBold" w:hAnsi="Pretendard Variable ExtraBold" w:cs="Arial"/>
-        <w:color w:val="000000"/>
-        <w:sz w:val="22"/>
-      </w:rPr>
-      <w:t/>
+      <w:t>사업명 사모사채 제안서</w:t>
     </w:r>
     <w:r>
       <w:rPr>
@@ -7040,6 +8446,146 @@
     </w:lvl>
   </w:abstractNum>
   <w:abstractNum w:abstractNumId="7" w15:restartNumberingAfterBreak="0">
+    <w:nsid w:val="329246CF"/>
+    <w:multiLevelType w:val="hybridMultilevel"/>
+    <w:tmpl w:val="4918ADCC"/>
+    <w:lvl w:ilvl="0" w:tplc="D966B8B6">
+      <w:start w:val="1"/>
+      <w:numFmt w:val="bullet"/>
+      <w:lvlText w:val="→"/>
+      <w:lvlJc w:val="left"/>
+      <w:pPr>
+        <w:tabs>
+          <w:tab w:val="num" w:pos="720"/>
+        </w:tabs>
+        <w:ind w:left="720" w:hanging="360"/>
+      </w:pPr>
+      <w:rPr>
+        <w:rFonts w:ascii="바탕" w:hAnsi="바탕" w:hint="default"/>
+      </w:rPr>
+    </w:lvl>
+    <w:lvl w:ilvl="1" w:tplc="96C45302" w:tentative="1">
+      <w:start w:val="1"/>
+      <w:numFmt w:val="bullet"/>
+      <w:lvlText w:val="→"/>
+      <w:lvlJc w:val="left"/>
+      <w:pPr>
+        <w:tabs>
+          <w:tab w:val="num" w:pos="1440"/>
+        </w:tabs>
+        <w:ind w:left="1440" w:hanging="360"/>
+      </w:pPr>
+      <w:rPr>
+        <w:rFonts w:ascii="바탕" w:hAnsi="바탕" w:hint="default"/>
+      </w:rPr>
+    </w:lvl>
+    <w:lvl w:ilvl="2" w:tplc="DBD07E66" w:tentative="1">
+      <w:start w:val="1"/>
+      <w:numFmt w:val="bullet"/>
+      <w:lvlText w:val="→"/>
+      <w:lvlJc w:val="left"/>
+      <w:pPr>
+        <w:tabs>
+          <w:tab w:val="num" w:pos="2160"/>
+        </w:tabs>
+        <w:ind w:left="2160" w:hanging="360"/>
+      </w:pPr>
+      <w:rPr>
+        <w:rFonts w:ascii="바탕" w:hAnsi="바탕" w:hint="default"/>
+      </w:rPr>
+    </w:lvl>
+    <w:lvl w:ilvl="3" w:tplc="7F2E97FE" w:tentative="1">
+      <w:start w:val="1"/>
+      <w:numFmt w:val="bullet"/>
+      <w:lvlText w:val="→"/>
+      <w:lvlJc w:val="left"/>
+      <w:pPr>
+        <w:tabs>
+          <w:tab w:val="num" w:pos="2880"/>
+        </w:tabs>
+        <w:ind w:left="2880" w:hanging="360"/>
+      </w:pPr>
+      <w:rPr>
+        <w:rFonts w:ascii="바탕" w:hAnsi="바탕" w:hint="default"/>
+      </w:rPr>
+    </w:lvl>
+    <w:lvl w:ilvl="4" w:tplc="50B48CE8" w:tentative="1">
+      <w:start w:val="1"/>
+      <w:numFmt w:val="bullet"/>
+      <w:lvlText w:val="→"/>
+      <w:lvlJc w:val="left"/>
+      <w:pPr>
+        <w:tabs>
+          <w:tab w:val="num" w:pos="3600"/>
+        </w:tabs>
+        <w:ind w:left="3600" w:hanging="360"/>
+      </w:pPr>
+      <w:rPr>
+        <w:rFonts w:ascii="바탕" w:hAnsi="바탕" w:hint="default"/>
+      </w:rPr>
+    </w:lvl>
+    <w:lvl w:ilvl="5" w:tplc="4CA820DC" w:tentative="1">
+      <w:start w:val="1"/>
+      <w:numFmt w:val="bullet"/>
+      <w:lvlText w:val="→"/>
+      <w:lvlJc w:val="left"/>
+      <w:pPr>
+        <w:tabs>
+          <w:tab w:val="num" w:pos="4320"/>
+        </w:tabs>
+        <w:ind w:left="4320" w:hanging="360"/>
+      </w:pPr>
+      <w:rPr>
+        <w:rFonts w:ascii="바탕" w:hAnsi="바탕" w:hint="default"/>
+      </w:rPr>
+    </w:lvl>
+    <w:lvl w:ilvl="6" w:tplc="F538207E" w:tentative="1">
+      <w:start w:val="1"/>
+      <w:numFmt w:val="bullet"/>
+      <w:lvlText w:val="→"/>
+      <w:lvlJc w:val="left"/>
+      <w:pPr>
+        <w:tabs>
+          <w:tab w:val="num" w:pos="5040"/>
+        </w:tabs>
+        <w:ind w:left="5040" w:hanging="360"/>
+      </w:pPr>
+      <w:rPr>
+        <w:rFonts w:ascii="바탕" w:hAnsi="바탕" w:hint="default"/>
+      </w:rPr>
+    </w:lvl>
+    <w:lvl w:ilvl="7" w:tplc="E22A283A" w:tentative="1">
+      <w:start w:val="1"/>
+      <w:numFmt w:val="bullet"/>
+      <w:lvlText w:val="→"/>
+      <w:lvlJc w:val="left"/>
+      <w:pPr>
+        <w:tabs>
+          <w:tab w:val="num" w:pos="5760"/>
+        </w:tabs>
+        <w:ind w:left="5760" w:hanging="360"/>
+      </w:pPr>
+      <w:rPr>
+        <w:rFonts w:ascii="바탕" w:hAnsi="바탕" w:hint="default"/>
+      </w:rPr>
+    </w:lvl>
+    <w:lvl w:ilvl="8" w:tplc="9F9A44DA" w:tentative="1">
+      <w:start w:val="1"/>
+      <w:numFmt w:val="bullet"/>
+      <w:lvlText w:val="→"/>
+      <w:lvlJc w:val="left"/>
+      <w:pPr>
+        <w:tabs>
+          <w:tab w:val="num" w:pos="6480"/>
+        </w:tabs>
+        <w:ind w:left="6480" w:hanging="360"/>
+      </w:pPr>
+      <w:rPr>
+        <w:rFonts w:ascii="바탕" w:hAnsi="바탕" w:hint="default"/>
+      </w:rPr>
+    </w:lvl>
+  </w:abstractNum>
+  <w:abstractNum w:abstractNumId="8" w15:restartNumberingAfterBreak="0">
     <w:nsid w:val="338C3DE6"/>
     <w:multiLevelType w:val="hybridMultilevel"/>
     <w:tmpl w:val="7DF6AEFE"/>
@@ -7152,7 +8698,7 @@
       </w:rPr>
     </w:lvl>
   </w:abstractNum>
-  <w:abstractNum w:abstractNumId="8" w15:restartNumberingAfterBreak="0">
+  <w:abstractNum w:abstractNumId="9" w15:restartNumberingAfterBreak="0">
     <w:nsid w:val="350835F9"/>
     <w:multiLevelType w:val="hybridMultilevel"/>
     <w:tmpl w:val="871476DC"/>
@@ -7292,7 +8838,7 @@
       </w:rPr>
     </w:lvl>
   </w:abstractNum>
-  <w:abstractNum w:abstractNumId="9" w15:restartNumberingAfterBreak="0">
+  <w:abstractNum w:abstractNumId="10" w15:restartNumberingAfterBreak="0">
     <w:nsid w:val="3EAD43A1"/>
     <w:multiLevelType w:val="hybridMultilevel"/>
     <w:tmpl w:val="DA081710"/>
@@ -7407,7 +8953,7 @@
       </w:rPr>
     </w:lvl>
   </w:abstractNum>
-  <w:abstractNum w:abstractNumId="10" w15:restartNumberingAfterBreak="0">
+  <w:abstractNum w:abstractNumId="11" w15:restartNumberingAfterBreak="0">
     <w:nsid w:val="48B2172D"/>
     <w:multiLevelType w:val="hybridMultilevel"/>
     <w:tmpl w:val="89E46830"/>
@@ -7547,7 +9093,7 @@
       </w:rPr>
     </w:lvl>
   </w:abstractNum>
-  <w:abstractNum w:abstractNumId="11" w15:restartNumberingAfterBreak="0">
+  <w:abstractNum w:abstractNumId="12" w15:restartNumberingAfterBreak="0">
     <w:nsid w:val="4B17789E"/>
     <w:multiLevelType w:val="hybridMultilevel"/>
     <w:tmpl w:val="926CC040"/>
@@ -7636,7 +9182,7 @@
       </w:pPr>
     </w:lvl>
   </w:abstractNum>
-  <w:abstractNum w:abstractNumId="12" w15:restartNumberingAfterBreak="0">
+  <w:abstractNum w:abstractNumId="13" w15:restartNumberingAfterBreak="0">
     <w:nsid w:val="563E55F1"/>
     <w:multiLevelType w:val="hybridMultilevel"/>
     <w:tmpl w:val="606227C4"/>
@@ -7726,7 +9272,7 @@
       </w:pPr>
     </w:lvl>
   </w:abstractNum>
-  <w:abstractNum w:abstractNumId="13" w15:restartNumberingAfterBreak="0">
+  <w:abstractNum w:abstractNumId="14" w15:restartNumberingAfterBreak="0">
     <w:nsid w:val="5F59337E"/>
     <w:multiLevelType w:val="hybridMultilevel"/>
     <w:tmpl w:val="72F0C55C"/>
@@ -7839,7 +9385,7 @@
       </w:rPr>
     </w:lvl>
   </w:abstractNum>
-  <w:abstractNum w:abstractNumId="14" w15:restartNumberingAfterBreak="0">
+  <w:abstractNum w:abstractNumId="15" w15:restartNumberingAfterBreak="0">
     <w:nsid w:val="630B6380"/>
     <w:multiLevelType w:val="hybridMultilevel"/>
     <w:tmpl w:val="E592C53E"/>
@@ -7979,7 +9525,7 @@
       </w:rPr>
     </w:lvl>
   </w:abstractNum>
-  <w:abstractNum w:abstractNumId="15" w15:restartNumberingAfterBreak="0">
+  <w:abstractNum w:abstractNumId="16" w15:restartNumberingAfterBreak="0">
     <w:nsid w:val="66297759"/>
     <w:multiLevelType w:val="hybridMultilevel"/>
     <w:tmpl w:val="200CD154"/>
@@ -8068,7 +9614,7 @@
       </w:pPr>
     </w:lvl>
   </w:abstractNum>
-  <w:abstractNum w:abstractNumId="16" w15:restartNumberingAfterBreak="0">
+  <w:abstractNum w:abstractNumId="17" w15:restartNumberingAfterBreak="0">
     <w:nsid w:val="68D45415"/>
     <w:multiLevelType w:val="hybridMultilevel"/>
     <w:tmpl w:val="06F43994"/>
@@ -8208,7 +9754,7 @@
       </w:rPr>
     </w:lvl>
   </w:abstractNum>
-  <w:abstractNum w:abstractNumId="17" w15:restartNumberingAfterBreak="0">
+  <w:abstractNum w:abstractNumId="18" w15:restartNumberingAfterBreak="0">
     <w:nsid w:val="6A8B2554"/>
     <w:multiLevelType w:val="hybridMultilevel"/>
     <w:tmpl w:val="60ACFF0E"/>
@@ -8321,7 +9867,7 @@
       </w:rPr>
     </w:lvl>
   </w:abstractNum>
-  <w:abstractNum w:abstractNumId="18" w15:restartNumberingAfterBreak="0">
+  <w:abstractNum w:abstractNumId="19" w15:restartNumberingAfterBreak="0">
     <w:nsid w:val="77222737"/>
     <w:multiLevelType w:val="hybridMultilevel"/>
     <w:tmpl w:val="2F6EF336"/>
@@ -8461,7 +10007,7 @@
       </w:rPr>
     </w:lvl>
   </w:abstractNum>
-  <w:abstractNum w:abstractNumId="19" w15:restartNumberingAfterBreak="0">
+  <w:abstractNum w:abstractNumId="20" w15:restartNumberingAfterBreak="0">
     <w:nsid w:val="789C4B44"/>
     <w:multiLevelType w:val="hybridMultilevel"/>
     <w:tmpl w:val="4C8855DE"/>
@@ -8601,7 +10147,7 @@
       </w:rPr>
     </w:lvl>
   </w:abstractNum>
-  <w:abstractNum w:abstractNumId="20" w15:restartNumberingAfterBreak="0">
+  <w:abstractNum w:abstractNumId="21" w15:restartNumberingAfterBreak="0">
     <w:nsid w:val="7AA4281B"/>
     <w:multiLevelType w:val="hybridMultilevel"/>
     <w:tmpl w:val="9592A738"/>
@@ -8741,7 +10287,7 @@
       </w:rPr>
     </w:lvl>
   </w:abstractNum>
-  <w:abstractNum w:abstractNumId="21" w15:restartNumberingAfterBreak="0">
+  <w:abstractNum w:abstractNumId="22" w15:restartNumberingAfterBreak="0">
     <w:nsid w:val="7C3B3F30"/>
     <w:multiLevelType w:val="hybridMultilevel"/>
     <w:tmpl w:val="A67C5BBE"/>
@@ -8882,70 +10428,73 @@
     </w:lvl>
   </w:abstractNum>
   <w:num w:numId="1">
-    <w:abstractNumId w:val="9"/>
+    <w:abstractNumId w:val="10"/>
   </w:num>
   <w:num w:numId="2">
     <w:abstractNumId w:val="3"/>
   </w:num>
   <w:num w:numId="3">
-    <w:abstractNumId w:val="14"/>
+    <w:abstractNumId w:val="15"/>
   </w:num>
   <w:num w:numId="4">
     <w:abstractNumId w:val="6"/>
   </w:num>
   <w:num w:numId="5">
+    <w:abstractNumId w:val="13"/>
+  </w:num>
+  <w:num w:numId="6">
     <w:abstractNumId w:val="12"/>
   </w:num>
-  <w:num w:numId="6">
-    <w:abstractNumId w:val="11"/>
-  </w:num>
   <w:num w:numId="7">
-    <w:abstractNumId w:val="17"/>
+    <w:abstractNumId w:val="18"/>
   </w:num>
   <w:num w:numId="8">
-    <w:abstractNumId w:val="7"/>
+    <w:abstractNumId w:val="8"/>
   </w:num>
   <w:num w:numId="9">
     <w:abstractNumId w:val="5"/>
   </w:num>
   <w:num w:numId="10">
-    <w:abstractNumId w:val="13"/>
+    <w:abstractNumId w:val="14"/>
   </w:num>
   <w:num w:numId="11">
-    <w:abstractNumId w:val="20"/>
+    <w:abstractNumId w:val="21"/>
   </w:num>
   <w:num w:numId="12">
-    <w:abstractNumId w:val="16"/>
+    <w:abstractNumId w:val="17"/>
   </w:num>
   <w:num w:numId="13">
-    <w:abstractNumId w:val="19"/>
+    <w:abstractNumId w:val="20"/>
   </w:num>
   <w:num w:numId="14">
     <w:abstractNumId w:val="1"/>
   </w:num>
   <w:num w:numId="15">
-    <w:abstractNumId w:val="21"/>
+    <w:abstractNumId w:val="22"/>
   </w:num>
   <w:num w:numId="16">
-    <w:abstractNumId w:val="18"/>
+    <w:abstractNumId w:val="19"/>
   </w:num>
   <w:num w:numId="17">
     <w:abstractNumId w:val="4"/>
   </w:num>
   <w:num w:numId="18">
-    <w:abstractNumId w:val="8"/>
+    <w:abstractNumId w:val="9"/>
   </w:num>
   <w:num w:numId="19">
     <w:abstractNumId w:val="0"/>
   </w:num>
   <w:num w:numId="20">
-    <w:abstractNumId w:val="10"/>
+    <w:abstractNumId w:val="11"/>
   </w:num>
   <w:num w:numId="21">
-    <w:abstractNumId w:val="15"/>
+    <w:abstractNumId w:val="16"/>
   </w:num>
   <w:num w:numId="22">
     <w:abstractNumId w:val="2"/>
+  </w:num>
+  <w:num w:numId="23">
+    <w:abstractNumId w:val="7"/>
   </w:num>
   <w:numIdMacAtCleanup w:val="7"/>
 </w:numbering>
@@ -9484,7 +11033,6 @@
   <w:style w:type="character" w:default="1" w:styleId="a0">
     <w:name w:val="Default Paragraph Font"/>
     <w:uiPriority w:val="1"/>
-    <w:semiHidden/>
     <w:unhideWhenUsed/>
   </w:style>
   <w:style w:type="table" w:default="1" w:styleId="a1">
@@ -12581,7 +14129,7 @@
 </file>
 
 <file path=customXml/itemProps1.xml><?xml version="1.0" encoding="utf-8"?>
-<ds:datastoreItem xmlns:ds="http://schemas.openxmlformats.org/officeDocument/2006/customXml" ds:itemID="{50BFDEB3-500B-4004-9A1D-CFF3E6CE81A1}">
+<ds:datastoreItem xmlns:ds="http://schemas.openxmlformats.org/officeDocument/2006/customXml" ds:itemID="{57EE25B0-AA2E-44EF-8C7F-630BF3C17B9E}">
   <ds:schemaRefs>
     <ds:schemaRef ds:uri="http://schemas.openxmlformats.org/officeDocument/2006/bibliography"/>
   </ds:schemaRefs>

--- a/IM 회사양식/양식/회사양식_틀.docx
+++ b/IM 회사양식/양식/회사양식_틀.docx
@@ -129,6 +129,71 @@
         </w:rPr>
       </w:pPr>
       <w:r>
+        <w:drawing>
+          <wp:anchor distT="0" distB="0" distL="114300" distR="114300" simplePos="0" relativeHeight="251666432" behindDoc="0" locked="0" layoutInCell="1" allowOverlap="1" wp14:anchorId="030B5920" wp14:editId="3DFE0950">
+            <wp:simplePos x="0" y="0"/>
+            <wp:positionH relativeFrom="column">
+              <wp:posOffset>0</wp:posOffset>
+            </wp:positionH>
+            <wp:positionV relativeFrom="paragraph">
+              <wp:posOffset>6441</wp:posOffset>
+            </wp:positionV>
+            <wp:extent cx="2665584" cy="213076"/>
+            <wp:effectExtent l="0" t="0" r="1905" b="0"/>
+            <wp:wrapNone/>
+            <wp:docPr id="17" name="그림 16">
+              <a:extLst xmlns:a="http://schemas.openxmlformats.org/drawingml/2006/main">
+                <a:ext uri="{FF2B5EF4-FFF2-40B4-BE49-F238E27FC236}">
+                  <a16:creationId xmlns:a16="http://schemas.microsoft.com/office/drawing/2014/main" id="{F60FC662-314C-4BDA-BD07-C0305AAF558B}"/>
+                </a:ext>
+              </a:extLst>
+            </wp:docPr>
+            <wp:cNvGraphicFramePr>
+              <a:graphicFrameLocks xmlns:a="http://schemas.openxmlformats.org/drawingml/2006/main" noChangeAspect="1"/>
+            </wp:cNvGraphicFramePr>
+            <a:graphic xmlns:a="http://schemas.openxmlformats.org/drawingml/2006/main">
+              <a:graphicData uri="http://schemas.openxmlformats.org/drawingml/2006/picture">
+                <pic:pic xmlns:pic="http://schemas.openxmlformats.org/drawingml/2006/picture">
+                  <pic:nvPicPr>
+                    <pic:cNvPr id="17" name="그림 16">
+                      <a:extLst>
+                        <a:ext uri="{FF2B5EF4-FFF2-40B4-BE49-F238E27FC236}">
+                          <a16:creationId xmlns:a16="http://schemas.microsoft.com/office/drawing/2014/main" id="{F60FC662-314C-4BDA-BD07-C0305AAF558B}"/>
+                        </a:ext>
+                      </a:extLst>
+                    </pic:cNvPr>
+                    <pic:cNvPicPr>
+                      <a:picLocks noChangeAspect="1"/>
+                    </pic:cNvPicPr>
+                  </pic:nvPicPr>
+                  <pic:blipFill>
+                    <a:blip r:embed="rId8" cstate="print">
+                      <a:extLst>
+                        <a:ext uri="{28A0092B-C50C-407E-A947-70E740481C1C}">
+                          <a14:useLocalDpi xmlns:a14="http://schemas.microsoft.com/office/drawing/2010/main" val="0"/>
+                        </a:ext>
+                      </a:extLst>
+                    </a:blip>
+                    <a:stretch>
+                      <a:fillRect/>
+                    </a:stretch>
+                  </pic:blipFill>
+                  <pic:spPr>
+                    <a:xfrm>
+                      <a:off x="0" y="0"/>
+                      <a:ext cx="2665584" cy="213076"/>
+                    </a:xfrm>
+                    <a:prstGeom prst="rect">
+                      <a:avLst/>
+                    </a:prstGeom>
+                  </pic:spPr>
+                </pic:pic>
+              </a:graphicData>
+            </a:graphic>
+          </wp:anchor>
+        </w:drawing>
+      </w:r>
+      <w:r>
         <w:rPr>
           <w:b/>
           <w:noProof/>
@@ -158,7 +223,7 @@
                     <pic:cNvPicPr/>
                   </pic:nvPicPr>
                   <pic:blipFill>
-                    <a:blip r:embed="rId8">
+                    <a:blip r:embed="rId9">
                       <a:extLst>
                         <a:ext uri="{28A0092B-C50C-407E-A947-70E740481C1C}">
                           <a14:useLocalDpi xmlns:a14="http://schemas.microsoft.com/office/drawing/2010/main" val="0"/>
@@ -3990,1871 +4055,22 @@
       </w:r>
       <w:r>
         <w:rPr>
+          <w:rFonts w:hint="eastAsia"/>
           <w:b/>
           <w:sz w:val="32"/>
         </w:rPr>
         <w:lastRenderedPageBreak/>
-        <mc:AlternateContent>
-          <mc:Choice Requires="wpg">
-            <w:drawing>
-              <wp:anchor distT="0" distB="0" distL="114300" distR="114300" simplePos="0" relativeHeight="251676672" behindDoc="0" locked="0" layoutInCell="1" allowOverlap="1" wp14:anchorId="6A67AD07" wp14:editId="5BB0557C">
-                <wp:simplePos x="0" y="0"/>
-                <wp:positionH relativeFrom="column">
-                  <wp:posOffset>104775</wp:posOffset>
-                </wp:positionH>
-                <wp:positionV relativeFrom="paragraph">
-                  <wp:posOffset>5253990</wp:posOffset>
-                </wp:positionV>
-                <wp:extent cx="5605780" cy="1525905"/>
-                <wp:effectExtent l="38100" t="0" r="33020" b="36195"/>
-                <wp:wrapNone/>
-                <wp:docPr id="42" name="그룹 4">
-                  <a:extLst xmlns:a="http://schemas.openxmlformats.org/drawingml/2006/main"/>
-                </wp:docPr>
-                <wp:cNvGraphicFramePr/>
-                <a:graphic xmlns:a="http://schemas.openxmlformats.org/drawingml/2006/main">
-                  <a:graphicData uri="http://schemas.microsoft.com/office/word/2010/wordprocessingGroup">
-                    <wpg:wgp>
-                      <wpg:cNvGrpSpPr/>
-                      <wpg:grpSpPr>
-                        <a:xfrm>
-                          <a:off x="0" y="0"/>
-                          <a:ext cx="5605780" cy="1525905"/>
-                          <a:chOff x="0" y="-85761"/>
-                          <a:chExt cx="7868390" cy="1526539"/>
-                        </a:xfrm>
-                      </wpg:grpSpPr>
-                      <wps:wsp>
-                        <wps:cNvPr id="43" name="TextBox 32">
-                          <a:extLst/>
-                        </wps:cNvPr>
-                        <wps:cNvSpPr txBox="1"/>
-                        <wps:spPr>
-                          <a:xfrm>
-                            <a:off x="303167" y="-85761"/>
-                            <a:ext cx="2638121" cy="275590"/>
-                          </a:xfrm>
-                          <a:prstGeom prst="rect">
-                            <a:avLst/>
-                          </a:prstGeom>
-                          <a:noFill/>
-                        </wps:spPr>
-                        <wps:txbx>
-                          <w:txbxContent>
-                            <w:p>
-                              <w:pPr>
-                                <w:pStyle w:val="ab"/>
-                                <w:spacing w:before="0" w:beforeAutospacing="0" w:after="0" w:afterAutospacing="0"/>
-                                <w:rPr>
-                                  <w:sz w:val="22"/>
-                                </w:rPr>
-                              </w:pPr>
-                              <w:r>
-                                <w:rPr>
-                                  <w:rFonts w:ascii="Pretendard ExtraBold" w:eastAsia="Pretendard ExtraBold" w:hAnsi="Pretendard ExtraBold" w:cs="Pretendard ExtraBold" w:hint="eastAsia"/>
-                                  <w:color w:val="000000" w:themeColor="text1"/>
-                                  <w:kern w:val="24"/>
-                                  <w:sz w:val="28"/>
-                                  <w:szCs w:val="32"/>
-                                </w:rPr>
-                                <w:t>&lt;하이라이트 제목&gt;</w:t>
-                              </w:r>
-                            </w:p>
-                          </w:txbxContent>
-                        </wps:txbx>
-                        <wps:bodyPr wrap="square" lIns="0" tIns="0" rIns="0" bIns="0" rtlCol="0">
-                          <a:noAutofit/>
-                        </wps:bodyPr>
-                      </wps:wsp>
-                      <wps:wsp>
-                        <wps:cNvPr id="44" name="양쪽 대괄호 44">
-                          <a:extLst/>
-                        </wps:cNvPr>
-                        <wps:cNvSpPr/>
-                        <wps:spPr>
-                          <a:xfrm>
-                            <a:off x="0" y="78382"/>
-                            <a:ext cx="7868390" cy="1362396"/>
-                          </a:xfrm>
-                          <a:prstGeom prst="bracketPair">
-                            <a:avLst>
-                              <a:gd name="adj" fmla="val 7153"/>
-                            </a:avLst>
-                          </a:prstGeom>
-                          <a:ln w="76200">
-                            <a:solidFill>
-                              <a:srgbClr val="6298C8"/>
-                            </a:solidFill>
-                          </a:ln>
-                        </wps:spPr>
-                        <wps:style>
-                          <a:lnRef idx="1">
-                            <a:schemeClr val="accent1"/>
-                          </a:lnRef>
-                          <a:fillRef idx="0">
-                            <a:schemeClr val="accent1"/>
-                          </a:fillRef>
-                          <a:effectRef idx="0">
-                            <a:schemeClr val="accent1"/>
-                          </a:effectRef>
-                          <a:fontRef idx="minor">
-                            <a:schemeClr val="tx1"/>
-                          </a:fontRef>
-                        </wps:style>
-                        <wps:bodyPr rtlCol="0" anchor="ctr"/>
-                      </wps:wsp>
-                      <wps:wsp>
-                        <wps:cNvPr id="45" name="TextBox 24">
-                          <a:extLst/>
-                        </wps:cNvPr>
-                        <wps:cNvSpPr txBox="1"/>
-                        <wps:spPr>
-                          <a:xfrm>
-                            <a:off x="303163" y="275621"/>
-                            <a:ext cx="7349490" cy="1063625"/>
-                          </a:xfrm>
-                          <a:prstGeom prst="rect">
-                            <a:avLst/>
-                          </a:prstGeom>
-                          <a:noFill/>
-                        </wps:spPr>
-                        <wps:txbx>
-                          <w:txbxContent>
-                            <w:p>
-                              <w:pPr>
-                                <w:pStyle w:val="ab"/>
-                                <w:spacing w:before="0" w:beforeAutospacing="0" w:after="0" w:afterAutospacing="0"/>
-                                <w:jc w:val="both"/>
-                                <w:rPr>
-                                  <w:sz w:val="20"/>
-                                </w:rPr>
-                              </w:pPr>
-                              <w:r>
-                                <w:rPr>
-                                  <w:rFonts w:ascii="Pretendard Light" w:eastAsia="Pretendard Light" w:hAnsi="Pretendard Light" w:cs="Pretendard Light" w:hint="eastAsia"/>
-                                  <w:color w:val="000000"/>
-                                  <w:kern w:val="24"/>
-                                  <w:sz w:val="18"/>
-                                  <w:szCs w:val="22"/>
-                                </w:rPr>
-                                <w:t xml:space="preserve">내용을 입력하세요</w:t>
-                              </w:r>
-                              <w:r>
-                                <w:rPr>
-                                  <w:rFonts w:ascii="Pretendard Black" w:eastAsia="Pretendard Black" w:hAnsi="Pretendard Black" w:cs="Pretendard Black" w:hint="eastAsia"/>
-                                  <w:color w:val="000000"/>
-                                  <w:kern w:val="24"/>
-                                  <w:sz w:val="18"/>
-                                  <w:szCs w:val="22"/>
-                                  <w:u w:val="single"/>
-                                </w:rPr>
-                                <w:t xml:space="preserve"/>
-                              </w:r>
-                              <w:r>
-                                <w:rPr>
-                                  <w:rFonts w:ascii="Pretendard Light" w:eastAsia="Pretendard Light" w:hAnsi="Pretendard Light" w:cs="Pretendard Light" w:hint="eastAsia"/>
-                                  <w:color w:val="000000"/>
-                                  <w:kern w:val="24"/>
-                                  <w:sz w:val="18"/>
-                                  <w:szCs w:val="22"/>
-                                </w:rPr>
-                                <w:t/>
-                              </w:r>
-                            </w:p>
-                            <w:p>
-                              <w:pPr>
-                                <w:pStyle w:val="ab"/>
-                                <w:spacing w:before="0" w:beforeAutospacing="0" w:after="0" w:afterAutospacing="0"/>
-                                <w:jc w:val="both"/>
-                                <w:rPr>
-                                  <w:sz w:val="20"/>
-                                </w:rPr>
-                              </w:pPr>
-                              <w:r>
-                                <w:rPr>
-                                  <w:rFonts w:ascii="Pretendard Light" w:eastAsia="Pretendard Light" w:hAnsi="Pretendard Light" w:cs="Pretendard Light" w:hint="eastAsia"/>
-                                  <w:color w:val="000000"/>
-                                  <w:kern w:val="24"/>
-                                  <w:sz w:val="18"/>
-                                  <w:szCs w:val="22"/>
-                                </w:rPr>
-                                <w:t xml:space="preserve">내용을 입력하세요</w:t>
-                              </w:r>
-                              <w:r>
-                                <w:rPr>
-                                  <w:rFonts w:ascii="Pretendard Black" w:eastAsia="Pretendard Black" w:hAnsi="Pretendard Black" w:cs="Pretendard Black" w:hint="eastAsia"/>
-                                  <w:color w:val="000000"/>
-                                  <w:kern w:val="24"/>
-                                  <w:sz w:val="18"/>
-                                  <w:szCs w:val="22"/>
-                                  <w:u w:val="single"/>
-                                </w:rPr>
-                                <w:t/>
-                              </w:r>
-                              <w:r>
-                                <w:rPr>
-                                  <w:rFonts w:ascii="Pretendard Light" w:eastAsia="Pretendard Light" w:hAnsi="Pretendard Light" w:cs="Pretendard Light" w:hint="eastAsia"/>
-                                  <w:color w:val="000000"/>
-                                  <w:kern w:val="24"/>
-                                  <w:sz w:val="18"/>
-                                  <w:szCs w:val="22"/>
-                                </w:rPr>
-                                <w:t/>
-                              </w:r>
-                            </w:p>
-                            <w:p>
-                              <w:pPr>
-                                <w:pStyle w:val="ab"/>
-                                <w:spacing w:before="0" w:beforeAutospacing="0" w:after="0" w:afterAutospacing="0"/>
-                                <w:jc w:val="both"/>
-                                <w:rPr>
-                                  <w:sz w:val="20"/>
-                                </w:rPr>
-                              </w:pPr>
-                              <w:r>
-                                <w:rPr>
-                                  <w:rFonts w:ascii="Pretendard Light" w:eastAsia="Pretendard Light" w:hAnsi="Pretendard Light" w:cs="Pretendard Light" w:hint="eastAsia"/>
-                                  <w:color w:val="000000"/>
-                                  <w:kern w:val="24"/>
-                                  <w:sz w:val="18"/>
-                                  <w:szCs w:val="22"/>
-                                </w:rPr>
-                                <w:t xml:space="preserve">내용을 입력하세요</w:t>
-                              </w:r>
-                              <w:r>
-                                <w:rPr>
-                                  <w:rFonts w:ascii="Pretendard Black" w:eastAsia="Pretendard Black" w:hAnsi="Pretendard Black" w:cs="Pretendard Black" w:hint="eastAsia"/>
-                                  <w:color w:val="000000"/>
-                                  <w:kern w:val="24"/>
-                                  <w:sz w:val="18"/>
-                                  <w:szCs w:val="22"/>
-                                  <w:u w:val="single"/>
-                                </w:rPr>
-                                <w:t xml:space="preserve"/>
-                              </w:r>
-                            </w:p>
-                          </w:txbxContent>
-                        </wps:txbx>
-                        <wps:bodyPr wrap="square" lIns="0" tIns="0" rIns="0" bIns="0" rtlCol="0" anchor="t">
-                          <a:noAutofit/>
-                        </wps:bodyPr>
-                      </wps:wsp>
-                    </wpg:wgp>
-                  </a:graphicData>
-                </a:graphic>
-                <wp14:sizeRelH relativeFrom="margin">
-                  <wp14:pctWidth>0</wp14:pctWidth>
-                </wp14:sizeRelH>
-                <wp14:sizeRelV relativeFrom="margin">
-                  <wp14:pctHeight>0</wp14:pctHeight>
-                </wp14:sizeRelV>
-              </wp:anchor>
-            </w:drawing>
-          </mc:Choice>
-          <mc:Fallback>
-            <w:pict>
-              <v:group w14:anchorId="6A67AD07" id="그룹 4" o:spid="_x0000_s1031" style="position:absolute;margin-left:8.25pt;margin-top:413.7pt;width:441.4pt;height:120.15pt;z-index:251676672;mso-width-relative:margin;mso-height-relative:margin" coordorigin=",-857" coordsize="78683,15265" o:gfxdata="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">
-                <v:shape id="TextBox 32" o:spid="_x0000_s1032" type="#_x0000_t202" style="position:absolute;left:3031;top:-857;width:26381;height:2755;visibility:visible;mso-wrap-style:square;v-text-anchor:top" o:gfxdata="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" filled="f" stroked="f">
-                  <v:textbox inset="0,0,0,0">
-                    <w:txbxContent>
-                      <w:p>
-                        <w:pPr>
-                          <w:pStyle w:val="ab"/>
-                          <w:spacing w:before="0" w:beforeAutospacing="0" w:after="0" w:afterAutospacing="0"/>
-                          <w:rPr>
-                            <w:sz w:val="22"/>
-                          </w:rPr>
-                        </w:pPr>
-                        <w:r>
-                          <w:rPr>
-                            <w:rFonts w:ascii="Pretendard ExtraBold" w:eastAsia="Pretendard ExtraBold" w:hAnsi="Pretendard ExtraBold" w:cs="Pretendard ExtraBold" w:hint="eastAsia"/>
-                            <w:color w:val="000000" w:themeColor="text1"/>
-                            <w:kern w:val="24"/>
-                            <w:sz w:val="28"/>
-                            <w:szCs w:val="32"/>
-                          </w:rPr>
-                          <w:t>&lt;하이라이트 제목&gt;</w:t>
-                        </w:r>
-                      </w:p>
-                    </w:txbxContent>
-                  </v:textbox>
-                </v:shape>
-                <v:shapetype id="_x0000_t185" coordsize="21600,21600" o:spt="185" adj="3600" path="m@0,nfqx0@0l0@2qy@0,21600em@1,nfqx21600@0l21600@2qy@1,21600em@0,nsqx0@0l0@2qy@0,21600l@1,21600qx21600@2l21600@0qy@1,xe" filled="f">
-                  <v:formulas>
-                    <v:f eqn="val #0"/>
-                    <v:f eqn="sum width 0 #0"/>
-                    <v:f eqn="sum height 0 #0"/>
-                    <v:f eqn="prod @0 2929 10000"/>
-                    <v:f eqn="sum width 0 @3"/>
-                    <v:f eqn="sum height 0 @3"/>
-                    <v:f eqn="val width"/>
-                    <v:f eqn="val height"/>
-                    <v:f eqn="prod width 1 2"/>
-                    <v:f eqn="prod height 1 2"/>
-                  </v:formulas>
-                  <v:path o:extrusionok="f" gradientshapeok="t" limo="10800,10800" o:connecttype="custom" o:connectlocs="@8,0;0,@9;@8,@7;@6,@9" textboxrect="@3,@3,@4,@5"/>
-                  <v:handles>
-                    <v:h position="#0,topLeft" switch="" xrange="0,10800"/>
-                  </v:handles>
-                </v:shapetype>
-                <v:shape id="양쪽 대괄호 44" o:spid="_x0000_s1033" type="#_x0000_t185" style="position:absolute;top:783;width:78683;height:13624;visibility:visible;mso-wrap-style:square;v-text-anchor:middle" o:gfxdata="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" adj="1545" strokecolor="#6298c8" strokeweight="6pt"/>
-                <v:shape id="TextBox 24" o:spid="_x0000_s1034" type="#_x0000_t202" style="position:absolute;left:3031;top:2756;width:73495;height:10636;visibility:visible;mso-wrap-style:square;v-text-anchor:top" o:gfxdata="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" filled="f" stroked="f">
-                  <v:textbox inset="0,0,0,0">
-                    <w:txbxContent>
-                      <w:p>
-                        <w:pPr>
-                          <w:pStyle w:val="ab"/>
-                          <w:spacing w:before="0" w:beforeAutospacing="0" w:after="0" w:afterAutospacing="0"/>
-                          <w:jc w:val="both"/>
-                          <w:rPr>
-                            <w:sz w:val="20"/>
-                          </w:rPr>
-                        </w:pPr>
-                        <w:r>
-                          <w:rPr>
-                            <w:rFonts w:ascii="Pretendard Light" w:eastAsia="Pretendard Light" w:hAnsi="Pretendard Light" w:cs="Pretendard Light" w:hint="eastAsia"/>
-                            <w:color w:val="000000"/>
-                            <w:kern w:val="24"/>
-                            <w:sz w:val="18"/>
-                            <w:szCs w:val="22"/>
-                          </w:rPr>
-                          <w:t xml:space="preserve">내용을 입력하세요</w:t>
-                        </w:r>
-                        <w:r>
-                          <w:rPr>
-                            <w:rFonts w:ascii="Pretendard Black" w:eastAsia="Pretendard Black" w:hAnsi="Pretendard Black" w:cs="Pretendard Black" w:hint="eastAsia"/>
-                            <w:color w:val="000000"/>
-                            <w:kern w:val="24"/>
-                            <w:sz w:val="18"/>
-                            <w:szCs w:val="22"/>
-                            <w:u w:val="single"/>
-                          </w:rPr>
-                          <w:t xml:space="preserve"/>
-                        </w:r>
-                        <w:r>
-                          <w:rPr>
-                            <w:rFonts w:ascii="Pretendard Light" w:eastAsia="Pretendard Light" w:hAnsi="Pretendard Light" w:cs="Pretendard Light" w:hint="eastAsia"/>
-                            <w:color w:val="000000"/>
-                            <w:kern w:val="24"/>
-                            <w:sz w:val="18"/>
-                            <w:szCs w:val="22"/>
-                          </w:rPr>
-                          <w:t/>
-                        </w:r>
-                      </w:p>
-                      <w:p>
-                        <w:pPr>
-                          <w:pStyle w:val="ab"/>
-                          <w:spacing w:before="0" w:beforeAutospacing="0" w:after="0" w:afterAutospacing="0"/>
-                          <w:jc w:val="both"/>
-                          <w:rPr>
-                            <w:sz w:val="20"/>
-                          </w:rPr>
-                        </w:pPr>
-                        <w:r>
-                          <w:rPr>
-                            <w:rFonts w:ascii="Pretendard Light" w:eastAsia="Pretendard Light" w:hAnsi="Pretendard Light" w:cs="Pretendard Light" w:hint="eastAsia"/>
-                            <w:color w:val="000000"/>
-                            <w:kern w:val="24"/>
-                            <w:sz w:val="18"/>
-                            <w:szCs w:val="22"/>
-                          </w:rPr>
-                          <w:t xml:space="preserve">내용을 입력하세요</w:t>
-                        </w:r>
-                        <w:r>
-                          <w:rPr>
-                            <w:rFonts w:ascii="Pretendard Black" w:eastAsia="Pretendard Black" w:hAnsi="Pretendard Black" w:cs="Pretendard Black" w:hint="eastAsia"/>
-                            <w:color w:val="000000"/>
-                            <w:kern w:val="24"/>
-                            <w:sz w:val="18"/>
-                            <w:szCs w:val="22"/>
-                            <w:u w:val="single"/>
-                          </w:rPr>
-                          <w:t/>
-                        </w:r>
-                        <w:r>
-                          <w:rPr>
-                            <w:rFonts w:ascii="Pretendard Light" w:eastAsia="Pretendard Light" w:hAnsi="Pretendard Light" w:cs="Pretendard Light" w:hint="eastAsia"/>
-                            <w:color w:val="000000"/>
-                            <w:kern w:val="24"/>
-                            <w:sz w:val="18"/>
-                            <w:szCs w:val="22"/>
-                          </w:rPr>
-                          <w:t/>
-                        </w:r>
-                      </w:p>
-                      <w:p>
-                        <w:pPr>
-                          <w:pStyle w:val="ab"/>
-                          <w:spacing w:before="0" w:beforeAutospacing="0" w:after="0" w:afterAutospacing="0"/>
-                          <w:jc w:val="both"/>
-                          <w:rPr>
-                            <w:sz w:val="20"/>
-                          </w:rPr>
-                        </w:pPr>
-                        <w:r>
-                          <w:rPr>
-                            <w:rFonts w:ascii="Pretendard Light" w:eastAsia="Pretendard Light" w:hAnsi="Pretendard Light" w:cs="Pretendard Light" w:hint="eastAsia"/>
-                            <w:color w:val="000000"/>
-                            <w:kern w:val="24"/>
-                            <w:sz w:val="18"/>
-                            <w:szCs w:val="22"/>
-                          </w:rPr>
-                          <w:t xml:space="preserve">내용을 입력하세요</w:t>
-                        </w:r>
-                        <w:r>
-                          <w:rPr>
-                            <w:rFonts w:ascii="Pretendard Black" w:eastAsia="Pretendard Black" w:hAnsi="Pretendard Black" w:cs="Pretendard Black" w:hint="eastAsia"/>
-                            <w:color w:val="000000"/>
-                            <w:kern w:val="24"/>
-                            <w:sz w:val="18"/>
-                            <w:szCs w:val="22"/>
-                            <w:u w:val="single"/>
-                          </w:rPr>
-                          <w:t xml:space="preserve"/>
-                        </w:r>
-                      </w:p>
-                    </w:txbxContent>
-                  </v:textbox>
-                </v:shape>
-              </v:group>
-            </w:pict>
-          </mc:Fallback>
-        </mc:AlternateContent>
-      </w:r>
-      <w:r>
-        <w:rPr>
-          <w:b/>
-          <w:sz w:val="32"/>
-        </w:rPr>
-        <w:drawing>
-          <wp:anchor distT="0" distB="0" distL="114300" distR="114300" simplePos="0" relativeHeight="251665408" behindDoc="0" locked="0" layoutInCell="1" allowOverlap="1" wp14:anchorId="7A96F072" wp14:editId="0B1DFCE0">
-            <wp:simplePos x="0" y="0"/>
-            <wp:positionH relativeFrom="column">
-              <wp:posOffset>80010</wp:posOffset>
-            </wp:positionH>
-            <wp:positionV relativeFrom="paragraph">
-              <wp:posOffset>2132330</wp:posOffset>
-            </wp:positionV>
-            <wp:extent cx="5640705" cy="2599690"/>
-            <wp:effectExtent l="0" t="0" r="0" b="0"/>
-            <wp:wrapNone/>
-            <wp:docPr id="12" name="그림 8">
-              <a:extLst xmlns:a="http://schemas.openxmlformats.org/drawingml/2006/main">
-                <a:ext uri="{FF2B5EF4-FFF2-40B4-BE49-F238E27FC236}">
-                  <a16:creationId xmlns:a16="http://schemas.microsoft.com/office/drawing/2014/main" id="{88971527-E162-4651-8370-B7F2508E0938}"/>
-                </a:ext>
-              </a:extLst>
-            </wp:docPr>
-            <wp:cNvGraphicFramePr/>
-            <a:graphic xmlns:a="http://schemas.openxmlformats.org/drawingml/2006/main">
-              <a:graphicData uri="http://schemas.openxmlformats.org/drawingml/2006/picture">
-                <pic:pic xmlns:pic="http://schemas.openxmlformats.org/drawingml/2006/picture">
-                  <pic:nvPicPr>
-                    <pic:cNvPr id="9" name="그림 8">
-                      <a:extLst>
-                        <a:ext uri="{FF2B5EF4-FFF2-40B4-BE49-F238E27FC236}">
-                          <a16:creationId xmlns:a16="http://schemas.microsoft.com/office/drawing/2014/main" id="{88971527-E162-4651-8370-B7F2508E0938}"/>
-                        </a:ext>
-                      </a:extLst>
-                    </pic:cNvPr>
-                    <pic:cNvPicPr/>
-                  </pic:nvPicPr>
-                  <pic:blipFill rotWithShape="1">
-                    <a:blip r:embed="rId9">
-                      <a:extLst>
-                        <a:ext uri="{28A0092B-C50C-407E-A947-70E740481C1C}">
-                          <a14:useLocalDpi xmlns:a14="http://schemas.microsoft.com/office/drawing/2010/main" val="0"/>
-                        </a:ext>
-                      </a:extLst>
-                    </a:blip>
-                    <a:srcRect l="1127" t="20185" r="2056" b="25974"/>
-                    <a:stretch/>
-                  </pic:blipFill>
-                  <pic:spPr bwMode="auto">
-                    <a:xfrm>
-                      <a:off x="0" y="0"/>
-                      <a:ext cx="5640705" cy="2599690"/>
-                    </a:xfrm>
-                    <a:prstGeom prst="rect">
-                      <a:avLst/>
-                    </a:prstGeom>
-                    <a:noFill/>
-                    <a:ln>
-                      <a:noFill/>
-                    </a:ln>
-                    <a:extLst>
-                      <a:ext uri="{53640926-AAD7-44D8-BBD7-CCE9431645EC}">
-                        <a14:shadowObscured xmlns:a14="http://schemas.microsoft.com/office/drawing/2010/main"/>
-                      </a:ext>
-                    </a:extLst>
-                  </pic:spPr>
-                </pic:pic>
-              </a:graphicData>
-            </a:graphic>
-            <wp14:sizeRelH relativeFrom="margin">
-              <wp14:pctWidth>0</wp14:pctWidth>
-            </wp14:sizeRelH>
-            <wp14:sizeRelV relativeFrom="margin">
-              <wp14:pctHeight>0</wp14:pctHeight>
-            </wp14:sizeRelV>
-          </wp:anchor>
-        </w:drawing>
-      </w:r>
-      <w:r>
-        <w:rPr>
-          <w:b/>
-          <w:sz w:val="32"/>
-        </w:rPr>
-        <mc:AlternateContent>
-          <mc:Choice Requires="wps">
-            <w:drawing>
-              <wp:anchor distT="0" distB="0" distL="114300" distR="114300" simplePos="0" relativeHeight="251664384" behindDoc="0" locked="0" layoutInCell="1" allowOverlap="1" wp14:anchorId="4E906075" wp14:editId="7988FD2F">
-                <wp:simplePos x="0" y="0"/>
-                <wp:positionH relativeFrom="column">
-                  <wp:posOffset>80010</wp:posOffset>
-                </wp:positionH>
-                <wp:positionV relativeFrom="paragraph">
-                  <wp:posOffset>492760</wp:posOffset>
-                </wp:positionV>
-                <wp:extent cx="5640705" cy="5078730"/>
-                <wp:effectExtent l="0" t="0" r="17145" b="15875"/>
-                <wp:wrapNone/>
-                <wp:docPr id="38" name="TextBox 37">
-                  <a:extLst xmlns:a="http://schemas.openxmlformats.org/drawingml/2006/main">
-                    <a:ext uri="{FF2B5EF4-FFF2-40B4-BE49-F238E27FC236}">
-                      <a16:creationId xmlns:a16="http://schemas.microsoft.com/office/drawing/2014/main" id="{A77399D3-7ABB-4224-A2C2-F2D6F3B7B8EB}"/>
-                    </a:ext>
-                  </a:extLst>
-                </wp:docPr>
-                <wp:cNvGraphicFramePr/>
-                <a:graphic xmlns:a="http://schemas.openxmlformats.org/drawingml/2006/main">
-                  <a:graphicData uri="http://schemas.microsoft.com/office/word/2010/wordprocessingShape">
-                    <wps:wsp>
-                      <wps:cNvSpPr txBox="1"/>
-                      <wps:spPr>
-                        <a:xfrm>
-                          <a:off x="0" y="0"/>
-                          <a:ext cx="5640705" cy="5078730"/>
-                        </a:xfrm>
-                        <a:prstGeom prst="rect">
-                          <a:avLst/>
-                        </a:prstGeom>
-                        <a:noFill/>
-                        <a:ln w="3175">
-                          <a:solidFill>
-                            <a:schemeClr val="bg2">
-                              <a:lumMod val="90000"/>
-                            </a:schemeClr>
-                          </a:solidFill>
-                        </a:ln>
-                      </wps:spPr>
-                      <wps:txbx>
-                        <w:txbxContent>
-                          <w:p>
-                            <w:pPr>
-                              <w:pStyle w:val="a3"/>
-                              <w:widowControl/>
-                              <w:numPr>
-                                <w:ilvl w:val="0"/>
-                                <w:numId w:val="23"/>
-                              </w:numPr>
-                              <w:wordWrap/>
-                              <w:autoSpaceDE/>
-                              <w:autoSpaceDN/>
-                              <w:ind w:leftChars="0"/>
-                              <w:rPr>
-                                <w:kern w:val="0"/>
-                                <w:sz w:val="18"/>
-                                <w:szCs w:val="24"/>
-                              </w:rPr>
-                            </w:pPr>
-                            <w:r>
-                              <w:rPr>
-                                <w:rFonts w:ascii="Pretendard Light" w:eastAsia="Pretendard Light" w:hAnsi="Pretendard Light" w:cs="Pretendard Light" w:hint="eastAsia"/>
-                                <w:color w:val="000000"/>
-                                <w:kern w:val="24"/>
-                                <w:sz w:val="18"/>
-                              </w:rPr>
-                              <w:t xml:space="preserve">내용을 입력하세요</w:t>
-                            </w:r>
-                            <w:proofErr w:type="spellStart"/>
-                            <w:r>
-                              <w:rPr>
-                                <w:rFonts w:ascii="Pretendard Light" w:eastAsia="Pretendard Light" w:hAnsi="Pretendard Light" w:cs="Pretendard Light" w:hint="eastAsia"/>
-                                <w:color w:val="000000"/>
-                                <w:kern w:val="24"/>
-                                <w:sz w:val="18"/>
-                              </w:rPr>
-                              <w:t/>
-                            </w:r>
-                            <w:proofErr w:type="spellEnd"/>
-                            <w:r>
-                              <w:rPr>
-                                <w:rFonts w:ascii="Pretendard Light" w:eastAsia="Pretendard Light" w:hAnsi="Pretendard Light" w:cs="Pretendard Light" w:hint="eastAsia"/>
-                                <w:color w:val="000000"/>
-                                <w:kern w:val="24"/>
-                                <w:sz w:val="18"/>
-                              </w:rPr>
-                              <w:t xml:space="preserve"/>
-                            </w:r>
-                            <w:proofErr w:type="spellStart"/>
-                            <w:r>
-                              <w:rPr>
-                                <w:rFonts w:ascii="Pretendard Light" w:eastAsia="Pretendard Light" w:hAnsi="Pretendard Light" w:cs="Pretendard Light" w:hint="eastAsia"/>
-                                <w:color w:val="000000"/>
-                                <w:kern w:val="24"/>
-                                <w:sz w:val="18"/>
-                              </w:rPr>
-                              <w:t/>
-                            </w:r>
-                            <w:proofErr w:type="spellEnd"/>
-                            <w:r>
-                              <w:rPr>
-                                <w:rFonts w:ascii="Pretendard Light" w:eastAsia="Pretendard Light" w:hAnsi="Pretendard Light" w:cs="Pretendard Light" w:hint="eastAsia"/>
-                                <w:color w:val="000000"/>
-                                <w:kern w:val="24"/>
-                                <w:sz w:val="18"/>
-                              </w:rPr>
-                              <w:t xml:space="preserve"/>
-                            </w:r>
-                            <w:proofErr w:type="gramStart"/>
-                            <w:r>
-                              <w:rPr>
-                                <w:rFonts w:ascii="Pretendard Light" w:eastAsia="Pretendard Light" w:hAnsi="Pretendard Light" w:cs="Pretendard Light" w:hint="eastAsia"/>
-                                <w:color w:val="000000"/>
-                                <w:kern w:val="24"/>
-                                <w:sz w:val="18"/>
-                              </w:rPr>
-                              <w:t/>
-                            </w:r>
-                            <w:proofErr w:type="gramEnd"/>
-                            <w:r>
-                              <w:rPr>
-                                <w:rFonts w:ascii="Pretendard Light" w:eastAsia="Pretendard Light" w:hAnsi="Pretendard Light" w:cs="Pretendard Light" w:hint="eastAsia"/>
-                                <w:color w:val="000000"/>
-                                <w:kern w:val="24"/>
-                                <w:sz w:val="18"/>
-                              </w:rPr>
-                              <w:t xml:space="preserve"/>
-                            </w:r>
-                            <w:r>
-                              <w:rPr>
-                                <w:rFonts w:ascii="Pretendard Black" w:eastAsia="Pretendard Black" w:hAnsi="Pretendard Black" w:cs="Pretendard Black" w:hint="eastAsia"/>
-                                <w:color w:val="000000"/>
-                                <w:kern w:val="24"/>
-                                <w:sz w:val="18"/>
-                                <w:u w:val="single"/>
-                              </w:rPr>
-                              <w:t/>
-                            </w:r>
-                          </w:p>
-                          <w:p>
-                            <w:pPr>
-                              <w:pStyle w:val="a3"/>
-                              <w:widowControl/>
-                              <w:numPr>
-                                <w:ilvl w:val="0"/>
-                                <w:numId w:val="23"/>
-                              </w:numPr>
-                              <w:wordWrap/>
-                              <w:autoSpaceDE/>
-                              <w:autoSpaceDN/>
-                              <w:ind w:leftChars="0"/>
-                              <w:rPr>
-                                <w:sz w:val="18"/>
-                              </w:rPr>
-                            </w:pPr>
-                            <w:r>
-                              <w:rPr>
-                                <w:rFonts w:ascii="Pretendard Light" w:eastAsia="Pretendard Light" w:hAnsi="Pretendard Light" w:cs="Pretendard Light" w:hint="eastAsia"/>
-                                <w:color w:val="000000"/>
-                                <w:kern w:val="24"/>
-                                <w:sz w:val="18"/>
-                              </w:rPr>
-                              <w:t xml:space="preserve">내용을 입력하세요</w:t>
-                            </w:r>
-                            <w:r>
-                              <w:rPr>
-                                <w:rFonts w:ascii="Pretendard Black" w:eastAsia="Pretendard Black" w:hAnsi="Pretendard Black" w:cs="Pretendard Black" w:hint="eastAsia"/>
-                                <w:color w:val="000000"/>
-                                <w:kern w:val="24"/>
-                                <w:sz w:val="18"/>
-                                <w:u w:val="single"/>
-                              </w:rPr>
-                              <w:t/>
-                            </w:r>
-                            <w:r>
-                              <w:rPr>
-                                <w:rFonts w:ascii="Pretendard Light" w:eastAsia="Pretendard Light" w:hAnsi="Pretendard Light" w:cs="Pretendard Light" w:hint="eastAsia"/>
-                                <w:color w:val="000000"/>
-                                <w:kern w:val="24"/>
-                                <w:sz w:val="18"/>
-                              </w:rPr>
-                              <w:t xml:space="preserve"/>
-                            </w:r>
-                            <w:r>
-                              <w:rPr>
-                                <w:rFonts w:ascii="Pretendard Black" w:eastAsia="Pretendard Black" w:hAnsi="Pretendard Black" w:cs="Pretendard Black" w:hint="eastAsia"/>
-                                <w:color w:val="000000"/>
-                                <w:kern w:val="24"/>
-                                <w:sz w:val="18"/>
-                                <w:u w:val="single"/>
-                              </w:rPr>
-                              <w:t/>
-                            </w:r>
-                          </w:p>
-                          <w:p>
-                            <w:pPr>
-                              <w:pStyle w:val="a3"/>
-                              <w:widowControl/>
-                              <w:numPr>
-                                <w:ilvl w:val="0"/>
-                                <w:numId w:val="23"/>
-                              </w:numPr>
-                              <w:wordWrap/>
-                              <w:autoSpaceDE/>
-                              <w:autoSpaceDN/>
-                              <w:ind w:leftChars="0"/>
-                              <w:rPr>
-                                <w:sz w:val="18"/>
-                              </w:rPr>
-                            </w:pPr>
-                            <w:r>
-                              <w:rPr>
-                                <w:rFonts w:ascii="Pretendard Light" w:eastAsia="Pretendard Light" w:hAnsi="Pretendard Light" w:cs="Pretendard Light" w:hint="eastAsia"/>
-                                <w:color w:val="000000"/>
-                                <w:kern w:val="24"/>
-                                <w:sz w:val="18"/>
-                              </w:rPr>
-                              <w:t xml:space="preserve">내용을 입력하세요</w:t>
-                            </w:r>
-                            <w:r>
-                              <w:rPr>
-                                <w:rFonts w:ascii="Pretendard Black" w:eastAsia="Pretendard Black" w:hAnsi="Pretendard Black" w:cs="Pretendard Black" w:hint="eastAsia"/>
-                                <w:color w:val="000000"/>
-                                <w:kern w:val="24"/>
-                                <w:sz w:val="18"/>
-                                <w:u w:val="single"/>
-                              </w:rPr>
-                              <w:t/>
-                            </w:r>
-                            <w:r>
-                              <w:rPr>
-                                <w:rFonts w:ascii="Pretendard Light" w:eastAsia="Pretendard Light" w:hAnsi="Pretendard Light" w:cs="Pretendard Light" w:hint="eastAsia"/>
-                                <w:color w:val="000000"/>
-                                <w:kern w:val="24"/>
-                                <w:sz w:val="18"/>
-                              </w:rPr>
-                              <w:t xml:space="preserve"/>
-                            </w:r>
-                            <w:r>
-                              <w:rPr>
-                                <w:rFonts w:ascii="Pretendard Black" w:eastAsia="Pretendard Black" w:hAnsi="Pretendard Black" w:cs="Pretendard Black" w:hint="eastAsia"/>
-                                <w:color w:val="000000"/>
-                                <w:kern w:val="24"/>
-                                <w:sz w:val="18"/>
-                                <w:u w:val="single"/>
-                              </w:rPr>
-                              <w:t xml:space="preserve"/>
-                            </w:r>
-                            <w:proofErr w:type="gramStart"/>
-                            <w:r>
-                              <w:rPr>
-                                <w:rFonts w:ascii="Pretendard Black" w:eastAsia="Pretendard Black" w:hAnsi="Pretendard Black" w:cs="Pretendard Black" w:hint="eastAsia"/>
-                                <w:color w:val="000000"/>
-                                <w:kern w:val="24"/>
-                                <w:sz w:val="18"/>
-                                <w:u w:val="single"/>
-                              </w:rPr>
-                              <w:t/>
-                            </w:r>
-                            <w:proofErr w:type="gramEnd"/>
-                            <w:r>
-                              <w:rPr>
-                                <w:rFonts w:ascii="Pretendard Black" w:eastAsia="Pretendard Black" w:hAnsi="Pretendard Black" w:cs="Pretendard Black" w:hint="eastAsia"/>
-                                <w:color w:val="000000"/>
-                                <w:kern w:val="24"/>
-                                <w:sz w:val="18"/>
-                                <w:u w:val="single"/>
-                              </w:rPr>
-                              <w:t xml:space="preserve"/>
-                            </w:r>
-                            <w:r>
-                              <w:rPr>
-                                <w:rFonts w:ascii="Pretendard Light" w:eastAsia="Pretendard Light" w:hAnsi="Pretendard Light" w:cs="Pretendard Light" w:hint="eastAsia"/>
-                                <w:color w:val="000000"/>
-                                <w:kern w:val="24"/>
-                                <w:sz w:val="18"/>
-                              </w:rPr>
-                              <w:t xml:space="preserve"/>
-                            </w:r>
-                          </w:p>
-                        </w:txbxContent>
-                      </wps:txbx>
-                      <wps:bodyPr wrap="square" lIns="72000" tIns="72000" rIns="72000" bIns="72000" rtlCol="0" anchor="t">
-                        <a:spAutoFit/>
-                      </wps:bodyPr>
-                    </wps:wsp>
-                  </a:graphicData>
-                </a:graphic>
-                <wp14:sizeRelH relativeFrom="margin">
-                  <wp14:pctWidth>0</wp14:pctWidth>
-                </wp14:sizeRelH>
-              </wp:anchor>
-            </w:drawing>
-          </mc:Choice>
-          <mc:Fallback>
-            <w:pict>
-              <v:shape w14:anchorId="4E906075" id="TextBox 37" o:spid="_x0000_s1035" type="#_x0000_t202" style="position:absolute;margin-left:6.3pt;margin-top:38.8pt;width:444.15pt;height:399.9pt;z-index:251664384;visibility:visible;mso-wrap-style:square;mso-width-percent:0;mso-wrap-distance-left:9pt;mso-wrap-distance-top:0;mso-wrap-distance-right:9pt;mso-wrap-distance-bottom:0;mso-position-horizontal:absolute;mso-position-horizontal-relative:text;mso-position-vertical:absolute;mso-position-vertical-relative:text;mso-width-percent:0;mso-width-relative:margin;v-text-anchor:top" o:gfxdata="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" filled="f" strokecolor="#ddd8c2 [2894]" strokeweight=".25pt">
-                <v:textbox style="mso-fit-shape-to-text:t" inset="2mm,2mm,2mm,2mm">
-                  <w:txbxContent>
-                    <w:p>
-                      <w:pPr>
-                        <w:pStyle w:val="a3"/>
-                        <w:widowControl/>
-                        <w:numPr>
-                          <w:ilvl w:val="0"/>
-                          <w:numId w:val="23"/>
-                        </w:numPr>
-                        <w:wordWrap/>
-                        <w:autoSpaceDE/>
-                        <w:autoSpaceDN/>
-                        <w:ind w:leftChars="0"/>
-                        <w:rPr>
-                          <w:kern w:val="0"/>
-                          <w:sz w:val="18"/>
-                          <w:szCs w:val="24"/>
-                        </w:rPr>
-                      </w:pPr>
-                      <w:r>
-                        <w:rPr>
-                          <w:rFonts w:ascii="Pretendard Light" w:eastAsia="Pretendard Light" w:hAnsi="Pretendard Light" w:cs="Pretendard Light" w:hint="eastAsia"/>
-                          <w:color w:val="000000"/>
-                          <w:kern w:val="24"/>
-                          <w:sz w:val="18"/>
-                        </w:rPr>
-                        <w:t xml:space="preserve">내용을 입력하세요</w:t>
-                      </w:r>
-                      <w:proofErr w:type="spellStart"/>
-                      <w:r>
-                        <w:rPr>
-                          <w:rFonts w:ascii="Pretendard Light" w:eastAsia="Pretendard Light" w:hAnsi="Pretendard Light" w:cs="Pretendard Light" w:hint="eastAsia"/>
-                          <w:color w:val="000000"/>
-                          <w:kern w:val="24"/>
-                          <w:sz w:val="18"/>
-                        </w:rPr>
-                        <w:t/>
-                      </w:r>
-                      <w:proofErr w:type="spellEnd"/>
-                      <w:r>
-                        <w:rPr>
-                          <w:rFonts w:ascii="Pretendard Light" w:eastAsia="Pretendard Light" w:hAnsi="Pretendard Light" w:cs="Pretendard Light" w:hint="eastAsia"/>
-                          <w:color w:val="000000"/>
-                          <w:kern w:val="24"/>
-                          <w:sz w:val="18"/>
-                        </w:rPr>
-                        <w:t xml:space="preserve"/>
-                      </w:r>
-                      <w:proofErr w:type="spellStart"/>
-                      <w:r>
-                        <w:rPr>
-                          <w:rFonts w:ascii="Pretendard Light" w:eastAsia="Pretendard Light" w:hAnsi="Pretendard Light" w:cs="Pretendard Light" w:hint="eastAsia"/>
-                          <w:color w:val="000000"/>
-                          <w:kern w:val="24"/>
-                          <w:sz w:val="18"/>
-                        </w:rPr>
-                        <w:t/>
-                      </w:r>
-                      <w:proofErr w:type="spellEnd"/>
-                      <w:r>
-                        <w:rPr>
-                          <w:rFonts w:ascii="Pretendard Light" w:eastAsia="Pretendard Light" w:hAnsi="Pretendard Light" w:cs="Pretendard Light" w:hint="eastAsia"/>
-                          <w:color w:val="000000"/>
-                          <w:kern w:val="24"/>
-                          <w:sz w:val="18"/>
-                        </w:rPr>
-                        <w:t xml:space="preserve"/>
-                      </w:r>
-                      <w:proofErr w:type="gramStart"/>
-                      <w:r>
-                        <w:rPr>
-                          <w:rFonts w:ascii="Pretendard Light" w:eastAsia="Pretendard Light" w:hAnsi="Pretendard Light" w:cs="Pretendard Light" w:hint="eastAsia"/>
-                          <w:color w:val="000000"/>
-                          <w:kern w:val="24"/>
-                          <w:sz w:val="18"/>
-                        </w:rPr>
-                        <w:t/>
-                      </w:r>
-                      <w:proofErr w:type="gramEnd"/>
-                      <w:r>
-                        <w:rPr>
-                          <w:rFonts w:ascii="Pretendard Light" w:eastAsia="Pretendard Light" w:hAnsi="Pretendard Light" w:cs="Pretendard Light" w:hint="eastAsia"/>
-                          <w:color w:val="000000"/>
-                          <w:kern w:val="24"/>
-                          <w:sz w:val="18"/>
-                        </w:rPr>
-                        <w:t xml:space="preserve"/>
-                      </w:r>
-                      <w:r>
-                        <w:rPr>
-                          <w:rFonts w:ascii="Pretendard Black" w:eastAsia="Pretendard Black" w:hAnsi="Pretendard Black" w:cs="Pretendard Black" w:hint="eastAsia"/>
-                          <w:color w:val="000000"/>
-                          <w:kern w:val="24"/>
-                          <w:sz w:val="18"/>
-                          <w:u w:val="single"/>
-                        </w:rPr>
-                        <w:t/>
-                      </w:r>
-                    </w:p>
-                    <w:p>
-                      <w:pPr>
-                        <w:pStyle w:val="a3"/>
-                        <w:widowControl/>
-                        <w:numPr>
-                          <w:ilvl w:val="0"/>
-                          <w:numId w:val="23"/>
-                        </w:numPr>
-                        <w:wordWrap/>
-                        <w:autoSpaceDE/>
-                        <w:autoSpaceDN/>
-                        <w:ind w:leftChars="0"/>
-                        <w:rPr>
-                          <w:sz w:val="18"/>
-                        </w:rPr>
-                      </w:pPr>
-                      <w:r>
-                        <w:rPr>
-                          <w:rFonts w:ascii="Pretendard Light" w:eastAsia="Pretendard Light" w:hAnsi="Pretendard Light" w:cs="Pretendard Light" w:hint="eastAsia"/>
-                          <w:color w:val="000000"/>
-                          <w:kern w:val="24"/>
-                          <w:sz w:val="18"/>
-                        </w:rPr>
-                        <w:t xml:space="preserve">내용을 입력하세요</w:t>
-                      </w:r>
-                      <w:r>
-                        <w:rPr>
-                          <w:rFonts w:ascii="Pretendard Black" w:eastAsia="Pretendard Black" w:hAnsi="Pretendard Black" w:cs="Pretendard Black" w:hint="eastAsia"/>
-                          <w:color w:val="000000"/>
-                          <w:kern w:val="24"/>
-                          <w:sz w:val="18"/>
-                          <w:u w:val="single"/>
-                        </w:rPr>
-                        <w:t/>
-                      </w:r>
-                      <w:r>
-                        <w:rPr>
-                          <w:rFonts w:ascii="Pretendard Light" w:eastAsia="Pretendard Light" w:hAnsi="Pretendard Light" w:cs="Pretendard Light" w:hint="eastAsia"/>
-                          <w:color w:val="000000"/>
-                          <w:kern w:val="24"/>
-                          <w:sz w:val="18"/>
-                        </w:rPr>
-                        <w:t xml:space="preserve"/>
-                      </w:r>
-                      <w:r>
-                        <w:rPr>
-                          <w:rFonts w:ascii="Pretendard Black" w:eastAsia="Pretendard Black" w:hAnsi="Pretendard Black" w:cs="Pretendard Black" w:hint="eastAsia"/>
-                          <w:color w:val="000000"/>
-                          <w:kern w:val="24"/>
-                          <w:sz w:val="18"/>
-                          <w:u w:val="single"/>
-                        </w:rPr>
-                        <w:t/>
-                      </w:r>
-                    </w:p>
-                    <w:p>
-                      <w:pPr>
-                        <w:pStyle w:val="a3"/>
-                        <w:widowControl/>
-                        <w:numPr>
-                          <w:ilvl w:val="0"/>
-                          <w:numId w:val="23"/>
-                        </w:numPr>
-                        <w:wordWrap/>
-                        <w:autoSpaceDE/>
-                        <w:autoSpaceDN/>
-                        <w:ind w:leftChars="0"/>
-                        <w:rPr>
-                          <w:sz w:val="18"/>
-                        </w:rPr>
-                      </w:pPr>
-                      <w:r>
-                        <w:rPr>
-                          <w:rFonts w:ascii="Pretendard Light" w:eastAsia="Pretendard Light" w:hAnsi="Pretendard Light" w:cs="Pretendard Light" w:hint="eastAsia"/>
-                          <w:color w:val="000000"/>
-                          <w:kern w:val="24"/>
-                          <w:sz w:val="18"/>
-                        </w:rPr>
-                        <w:t xml:space="preserve">내용을 입력하세요</w:t>
-                      </w:r>
-                      <w:r>
-                        <w:rPr>
-                          <w:rFonts w:ascii="Pretendard Black" w:eastAsia="Pretendard Black" w:hAnsi="Pretendard Black" w:cs="Pretendard Black" w:hint="eastAsia"/>
-                          <w:color w:val="000000"/>
-                          <w:kern w:val="24"/>
-                          <w:sz w:val="18"/>
-                          <w:u w:val="single"/>
-                        </w:rPr>
-                        <w:t/>
-                      </w:r>
-                      <w:r>
-                        <w:rPr>
-                          <w:rFonts w:ascii="Pretendard Light" w:eastAsia="Pretendard Light" w:hAnsi="Pretendard Light" w:cs="Pretendard Light" w:hint="eastAsia"/>
-                          <w:color w:val="000000"/>
-                          <w:kern w:val="24"/>
-                          <w:sz w:val="18"/>
-                        </w:rPr>
-                        <w:t xml:space="preserve"/>
-                      </w:r>
-                      <w:r>
-                        <w:rPr>
-                          <w:rFonts w:ascii="Pretendard Black" w:eastAsia="Pretendard Black" w:hAnsi="Pretendard Black" w:cs="Pretendard Black" w:hint="eastAsia"/>
-                          <w:color w:val="000000"/>
-                          <w:kern w:val="24"/>
-                          <w:sz w:val="18"/>
-                          <w:u w:val="single"/>
-                        </w:rPr>
-                        <w:t xml:space="preserve"/>
-                      </w:r>
-                      <w:proofErr w:type="gramStart"/>
-                      <w:r>
-                        <w:rPr>
-                          <w:rFonts w:ascii="Pretendard Black" w:eastAsia="Pretendard Black" w:hAnsi="Pretendard Black" w:cs="Pretendard Black" w:hint="eastAsia"/>
-                          <w:color w:val="000000"/>
-                          <w:kern w:val="24"/>
-                          <w:sz w:val="18"/>
-                          <w:u w:val="single"/>
-                        </w:rPr>
-                        <w:t/>
-                      </w:r>
-                      <w:proofErr w:type="gramEnd"/>
-                      <w:r>
-                        <w:rPr>
-                          <w:rFonts w:ascii="Pretendard Black" w:eastAsia="Pretendard Black" w:hAnsi="Pretendard Black" w:cs="Pretendard Black" w:hint="eastAsia"/>
-                          <w:color w:val="000000"/>
-                          <w:kern w:val="24"/>
-                          <w:sz w:val="18"/>
-                          <w:u w:val="single"/>
-                        </w:rPr>
-                        <w:t xml:space="preserve"/>
-                      </w:r>
-                      <w:r>
-                        <w:rPr>
-                          <w:rFonts w:ascii="Pretendard Light" w:eastAsia="Pretendard Light" w:hAnsi="Pretendard Light" w:cs="Pretendard Light" w:hint="eastAsia"/>
-                          <w:color w:val="000000"/>
-                          <w:kern w:val="24"/>
-                          <w:sz w:val="18"/>
-                        </w:rPr>
-                        <w:t xml:space="preserve"/>
-                      </w:r>
-                    </w:p>
-                  </w:txbxContent>
-                </v:textbox>
-              </v:shape>
-            </w:pict>
-          </mc:Fallback>
-        </mc:AlternateContent>
-      </w:r>
-      <w:r>
-        <w:rPr>
-          <w:b/>
-          <w:sz w:val="32"/>
-        </w:rPr>
-        <mc:AlternateContent>
-          <mc:Choice Requires="wpg">
-            <w:drawing>
-              <wp:anchor distT="0" distB="0" distL="114300" distR="114300" simplePos="0" relativeHeight="251678720" behindDoc="0" locked="0" layoutInCell="1" allowOverlap="1" wp14:anchorId="527A8D64" wp14:editId="00FCEDDD">
-                <wp:simplePos x="0" y="0"/>
-                <wp:positionH relativeFrom="column">
-                  <wp:posOffset>95250</wp:posOffset>
-                </wp:positionH>
-                <wp:positionV relativeFrom="paragraph">
-                  <wp:posOffset>7054215</wp:posOffset>
-                </wp:positionV>
-                <wp:extent cx="5657215" cy="1290320"/>
-                <wp:effectExtent l="38100" t="0" r="38735" b="43180"/>
-                <wp:wrapNone/>
-                <wp:docPr id="46" name="그룹 2">
-                  <a:extLst xmlns:a="http://schemas.openxmlformats.org/drawingml/2006/main"/>
-                </wp:docPr>
-                <wp:cNvGraphicFramePr/>
-                <a:graphic xmlns:a="http://schemas.openxmlformats.org/drawingml/2006/main">
-                  <a:graphicData uri="http://schemas.microsoft.com/office/word/2010/wordprocessingGroup">
-                    <wpg:wgp>
-                      <wpg:cNvGrpSpPr/>
-                      <wpg:grpSpPr>
-                        <a:xfrm>
-                          <a:off x="0" y="0"/>
-                          <a:ext cx="5657215" cy="1290320"/>
-                          <a:chOff x="0" y="-114324"/>
-                          <a:chExt cx="7868390" cy="1290605"/>
-                        </a:xfrm>
-                      </wpg:grpSpPr>
-                      <wps:wsp>
-                        <wps:cNvPr id="47" name="TextBox 27">
-                          <a:extLst/>
-                        </wps:cNvPr>
-                        <wps:cNvSpPr txBox="1"/>
-                        <wps:spPr>
-                          <a:xfrm>
-                            <a:off x="316419" y="-114324"/>
-                            <a:ext cx="4466085" cy="314960"/>
-                          </a:xfrm>
-                          <a:prstGeom prst="rect">
-                            <a:avLst/>
-                          </a:prstGeom>
-                          <a:noFill/>
-                        </wps:spPr>
-                        <wps:txbx>
-                          <w:txbxContent>
-                            <w:p>
-                              <w:pPr>
-                                <w:pStyle w:val="ab"/>
-                                <w:spacing w:before="0" w:beforeAutospacing="0" w:after="0" w:afterAutospacing="0"/>
-                                <w:rPr>
-                                  <w:sz w:val="22"/>
-                                </w:rPr>
-                              </w:pPr>
-                              <w:r>
-                                <w:rPr>
-                                  <w:rFonts w:ascii="Pretendard ExtraBold" w:eastAsia="Pretendard ExtraBold" w:hAnsi="Pretendard ExtraBold" w:cs="Pretendard ExtraBold" w:hint="eastAsia"/>
-                                  <w:color w:val="000000" w:themeColor="text1"/>
-                                  <w:kern w:val="24"/>
-                                  <w:sz w:val="28"/>
-                                  <w:szCs w:val="32"/>
-                                </w:rPr>
-                                <w:t xml:space="preserve">&lt;하이라이트 제목&gt;</w:t>
-                              </w:r>
-                              <w:proofErr w:type="gramStart"/>
-                              <w:r>
-                                <w:rPr>
-                                  <w:rFonts w:ascii="Pretendard ExtraBold" w:eastAsia="Pretendard ExtraBold" w:hAnsi="Pretendard ExtraBold" w:cs="Pretendard ExtraBold" w:hint="eastAsia"/>
-                                  <w:color w:val="000000" w:themeColor="text1"/>
-                                  <w:kern w:val="24"/>
-                                  <w:sz w:val="28"/>
-                                  <w:szCs w:val="32"/>
-                                </w:rPr>
-                                <w:t/>
-                              </w:r>
-                              <w:proofErr w:type="gramEnd"/>
-                              <w:r>
-                                <w:rPr>
-                                  <w:rFonts w:ascii="Pretendard ExtraBold" w:eastAsia="Pretendard ExtraBold" w:hAnsi="Pretendard ExtraBold" w:cs="Pretendard ExtraBold" w:hint="eastAsia"/>
-                                  <w:color w:val="000000" w:themeColor="text1"/>
-                                  <w:kern w:val="24"/>
-                                  <w:sz w:val="28"/>
-                                  <w:szCs w:val="32"/>
-                                </w:rPr>
-                                <w:t xml:space="preserve"/>
-                              </w:r>
-                            </w:p>
-                          </w:txbxContent>
-                        </wps:txbx>
-                        <wps:bodyPr wrap="square" lIns="0" tIns="0" rIns="0" bIns="0" rtlCol="0">
-                          <a:noAutofit/>
-                        </wps:bodyPr>
-                      </wps:wsp>
-                      <wps:wsp>
-                        <wps:cNvPr id="48" name="양쪽 대괄호 48">
-                          <a:extLst/>
-                        </wps:cNvPr>
-                        <wps:cNvSpPr/>
-                        <wps:spPr>
-                          <a:xfrm>
-                            <a:off x="0" y="52438"/>
-                            <a:ext cx="7868390" cy="1123843"/>
-                          </a:xfrm>
-                          <a:prstGeom prst="bracketPair">
-                            <a:avLst>
-                              <a:gd name="adj" fmla="val 10527"/>
-                            </a:avLst>
-                          </a:prstGeom>
-                          <a:ln w="76200">
-                            <a:solidFill>
-                              <a:srgbClr val="6298C8"/>
-                            </a:solidFill>
-                          </a:ln>
-                        </wps:spPr>
-                        <wps:style>
-                          <a:lnRef idx="1">
-                            <a:schemeClr val="accent1"/>
-                          </a:lnRef>
-                          <a:fillRef idx="0">
-                            <a:schemeClr val="accent1"/>
-                          </a:fillRef>
-                          <a:effectRef idx="0">
-                            <a:schemeClr val="accent1"/>
-                          </a:effectRef>
-                          <a:fontRef idx="minor">
-                            <a:schemeClr val="tx1"/>
-                          </a:fontRef>
-                        </wps:style>
-                        <wps:bodyPr rtlCol="0" anchor="ctr"/>
-                      </wps:wsp>
-                      <wps:wsp>
-                        <wps:cNvPr id="49" name="TextBox 36">
-                          <a:extLst/>
-                        </wps:cNvPr>
-                        <wps:cNvSpPr txBox="1"/>
-                        <wps:spPr>
-                          <a:xfrm>
-                            <a:off x="303171" y="263734"/>
-                            <a:ext cx="7349490" cy="855004"/>
-                          </a:xfrm>
-                          <a:prstGeom prst="rect">
-                            <a:avLst/>
-                          </a:prstGeom>
-                          <a:noFill/>
-                        </wps:spPr>
-                        <wps:txbx>
-                          <w:txbxContent>
-                            <w:p>
-                              <w:pPr>
-                                <w:pStyle w:val="ab"/>
-                                <w:spacing w:before="0" w:beforeAutospacing="0" w:after="0" w:afterAutospacing="0"/>
-                                <w:jc w:val="both"/>
-                                <w:rPr>
-                                  <w:sz w:val="20"/>
-                                </w:rPr>
-                              </w:pPr>
-                              <w:r>
-                                <w:rPr>
-                                  <w:rFonts w:ascii="Pretendard Light" w:eastAsia="Pretendard Light" w:hAnsi="Pretendard Light" w:cs="Pretendard Light" w:hint="eastAsia"/>
-                                  <w:color w:val="000000"/>
-                                  <w:kern w:val="24"/>
-                                  <w:sz w:val="18"/>
-                                  <w:szCs w:val="22"/>
-                                </w:rPr>
-                                <w:t xml:space="preserve">내용을 입력하세요</w:t>
-                              </w:r>
-                              <w:proofErr w:type="spellStart"/>
-                              <w:r>
-                                <w:rPr>
-                                  <w:rFonts w:ascii="Pretendard Black" w:eastAsia="Pretendard Black" w:hAnsi="Pretendard Black" w:cs="Pretendard Black" w:hint="eastAsia"/>
-                                  <w:color w:val="000000"/>
-                                  <w:kern w:val="24"/>
-                                  <w:sz w:val="18"/>
-                                  <w:szCs w:val="22"/>
-                                  <w:u w:val="single"/>
-                                </w:rPr>
-                                <w:t/>
-                              </w:r>
-                              <w:proofErr w:type="spellEnd"/>
-                              <w:r>
-                                <w:rPr>
-                                  <w:rFonts w:ascii="Pretendard Black" w:eastAsia="Pretendard Black" w:hAnsi="Pretendard Black" w:cs="Pretendard Black" w:hint="eastAsia"/>
-                                  <w:color w:val="000000"/>
-                                  <w:kern w:val="24"/>
-                                  <w:sz w:val="18"/>
-                                  <w:szCs w:val="22"/>
-                                  <w:u w:val="single"/>
-                                </w:rPr>
-                                <w:t xml:space="preserve"/>
-                              </w:r>
-                              <w:r>
-                                <w:rPr>
-                                  <w:rFonts w:ascii="Pretendard Light" w:eastAsia="Pretendard Light" w:hAnsi="Pretendard Light" w:cs="Pretendard Light" w:hint="eastAsia"/>
-                                  <w:color w:val="000000"/>
-                                  <w:kern w:val="24"/>
-                                  <w:sz w:val="18"/>
-                                  <w:szCs w:val="22"/>
-                                </w:rPr>
-                                <w:t xml:space="preserve"/>
-                              </w:r>
-                            </w:p>
-                            <w:p>
-                              <w:pPr>
-                                <w:pStyle w:val="ab"/>
-                                <w:spacing w:before="0" w:beforeAutospacing="0" w:after="0" w:afterAutospacing="0"/>
-                                <w:jc w:val="both"/>
-                              </w:pPr>
-                              <w:r>
-                                <w:rPr>
-                                  <w:rFonts w:ascii="Pretendard Light" w:eastAsia="Pretendard Light" w:hAnsi="Pretendard Light" w:cs="Pretendard Light" w:hint="eastAsia"/>
-                                  <w:color w:val="000000"/>
-                                  <w:kern w:val="24"/>
-                                  <w:sz w:val="22"/>
-                                  <w:szCs w:val="22"/>
-                                </w:rPr>
-                                <w:t xml:space="preserve">내용을 입력하세요</w:t>
-                              </w:r>
-                              <w:proofErr w:type="spellStart"/>
-                              <w:r>
-                                <w:rPr>
-                                  <w:rFonts w:ascii="Pretendard Light" w:eastAsia="Pretendard Light" w:hAnsi="Pretendard Light" w:cs="Pretendard Light" w:hint="eastAsia"/>
-                                  <w:color w:val="000000"/>
-                                  <w:kern w:val="24"/>
-                                  <w:sz w:val="22"/>
-                                  <w:szCs w:val="22"/>
-                                </w:rPr>
-                                <w:t/>
-                              </w:r>
-                              <w:proofErr w:type="spellEnd"/>
-                              <w:r>
-                                <w:rPr>
-                                  <w:rFonts w:ascii="Pretendard Light" w:eastAsia="Pretendard Light" w:hAnsi="Pretendard Light" w:cs="Pretendard Light" w:hint="eastAsia"/>
-                                  <w:color w:val="000000"/>
-                                  <w:kern w:val="24"/>
-                                  <w:sz w:val="22"/>
-                                  <w:szCs w:val="22"/>
-                                </w:rPr>
-                                <w:t xml:space="preserve"/>
-                              </w:r>
-                              <w:r>
-                                <w:rPr>
-                                  <w:rFonts w:ascii="Pretendard Black" w:eastAsia="Pretendard Black" w:hAnsi="Pretendard Black" w:cs="Pretendard Black" w:hint="eastAsia"/>
-                                  <w:color w:val="000000"/>
-                                  <w:kern w:val="24"/>
-                                  <w:sz w:val="22"/>
-                                  <w:szCs w:val="22"/>
-                                  <w:u w:val="single"/>
-                                </w:rPr>
-                                <w:t xml:space="preserve"/>
-                              </w:r>
-                            </w:p>
-                          </w:txbxContent>
-                        </wps:txbx>
-                        <wps:bodyPr wrap="square" lIns="0" tIns="0" rIns="0" bIns="0" rtlCol="0" anchor="t">
-                          <a:noAutofit/>
-                        </wps:bodyPr>
-                      </wps:wsp>
-                    </wpg:wgp>
-                  </a:graphicData>
-                </a:graphic>
-                <wp14:sizeRelH relativeFrom="margin">
-                  <wp14:pctWidth>0</wp14:pctWidth>
-                </wp14:sizeRelH>
-                <wp14:sizeRelV relativeFrom="margin">
-                  <wp14:pctHeight>0</wp14:pctHeight>
-                </wp14:sizeRelV>
-              </wp:anchor>
-            </w:drawing>
-          </mc:Choice>
-          <mc:Fallback>
-            <w:pict>
-              <v:group w14:anchorId="527A8D64" id="그룹 2" o:spid="_x0000_s1036" style="position:absolute;margin-left:7.5pt;margin-top:555.45pt;width:445.45pt;height:101.6pt;z-index:251678720;mso-width-relative:margin;mso-height-relative:margin" coordorigin=",-1143" coordsize="78683,12906" o:gfxdata="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">
-                <v:shape id="TextBox 27" o:spid="_x0000_s1037" type="#_x0000_t202" style="position:absolute;left:3164;top:-1143;width:44661;height:3149;visibility:visible;mso-wrap-style:square;v-text-anchor:top" o:gfxdata="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" filled="f" stroked="f">
-                  <v:textbox inset="0,0,0,0">
-                    <w:txbxContent>
-                      <w:p>
-                        <w:pPr>
-                          <w:pStyle w:val="ab"/>
-                          <w:spacing w:before="0" w:beforeAutospacing="0" w:after="0" w:afterAutospacing="0"/>
-                          <w:rPr>
-                            <w:sz w:val="22"/>
-                          </w:rPr>
-                        </w:pPr>
-                        <w:r>
-                          <w:rPr>
-                            <w:rFonts w:ascii="Pretendard ExtraBold" w:eastAsia="Pretendard ExtraBold" w:hAnsi="Pretendard ExtraBold" w:cs="Pretendard ExtraBold" w:hint="eastAsia"/>
-                            <w:color w:val="000000" w:themeColor="text1"/>
-                            <w:kern w:val="24"/>
-                            <w:sz w:val="28"/>
-                            <w:szCs w:val="32"/>
-                          </w:rPr>
-                          <w:t xml:space="preserve">&lt;하이라이트 제목&gt;</w:t>
-                        </w:r>
-                        <w:proofErr w:type="gramStart"/>
-                        <w:r>
-                          <w:rPr>
-                            <w:rFonts w:ascii="Pretendard ExtraBold" w:eastAsia="Pretendard ExtraBold" w:hAnsi="Pretendard ExtraBold" w:cs="Pretendard ExtraBold" w:hint="eastAsia"/>
-                            <w:color w:val="000000" w:themeColor="text1"/>
-                            <w:kern w:val="24"/>
-                            <w:sz w:val="28"/>
-                            <w:szCs w:val="32"/>
-                          </w:rPr>
-                          <w:t/>
-                        </w:r>
-                        <w:proofErr w:type="gramEnd"/>
-                        <w:r>
-                          <w:rPr>
-                            <w:rFonts w:ascii="Pretendard ExtraBold" w:eastAsia="Pretendard ExtraBold" w:hAnsi="Pretendard ExtraBold" w:cs="Pretendard ExtraBold" w:hint="eastAsia"/>
-                            <w:color w:val="000000" w:themeColor="text1"/>
-                            <w:kern w:val="24"/>
-                            <w:sz w:val="28"/>
-                            <w:szCs w:val="32"/>
-                          </w:rPr>
-                          <w:t xml:space="preserve"/>
-                        </w:r>
-                      </w:p>
-                    </w:txbxContent>
-                  </v:textbox>
-                </v:shape>
-                <v:shape id="양쪽 대괄호 48" o:spid="_x0000_s1038" type="#_x0000_t185" style="position:absolute;top:524;width:78683;height:11238;visibility:visible;mso-wrap-style:square;v-text-anchor:middle" o:gfxdata="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" adj="2274" strokecolor="#6298c8" strokeweight="6pt"/>
-                <v:shape id="TextBox 36" o:spid="_x0000_s1039" type="#_x0000_t202" style="position:absolute;left:3031;top:2637;width:73495;height:8550;visibility:visible;mso-wrap-style:square;v-text-anchor:top" o:gfxdata="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" filled="f" stroked="f">
-                  <v:textbox inset="0,0,0,0">
-                    <w:txbxContent>
-                      <w:p>
-                        <w:pPr>
-                          <w:pStyle w:val="ab"/>
-                          <w:spacing w:before="0" w:beforeAutospacing="0" w:after="0" w:afterAutospacing="0"/>
-                          <w:jc w:val="both"/>
-                          <w:rPr>
-                            <w:sz w:val="20"/>
-                          </w:rPr>
-                        </w:pPr>
-                        <w:r>
-                          <w:rPr>
-                            <w:rFonts w:ascii="Pretendard Light" w:eastAsia="Pretendard Light" w:hAnsi="Pretendard Light" w:cs="Pretendard Light" w:hint="eastAsia"/>
-                            <w:color w:val="000000"/>
-                            <w:kern w:val="24"/>
-                            <w:sz w:val="18"/>
-                            <w:szCs w:val="22"/>
-                          </w:rPr>
-                          <w:t xml:space="preserve">내용을 입력하세요</w:t>
-                        </w:r>
-                        <w:proofErr w:type="spellStart"/>
-                        <w:r>
-                          <w:rPr>
-                            <w:rFonts w:ascii="Pretendard Black" w:eastAsia="Pretendard Black" w:hAnsi="Pretendard Black" w:cs="Pretendard Black" w:hint="eastAsia"/>
-                            <w:color w:val="000000"/>
-                            <w:kern w:val="24"/>
-                            <w:sz w:val="18"/>
-                            <w:szCs w:val="22"/>
-                            <w:u w:val="single"/>
-                          </w:rPr>
-                          <w:t/>
-                        </w:r>
-                        <w:proofErr w:type="spellEnd"/>
-                        <w:r>
-                          <w:rPr>
-                            <w:rFonts w:ascii="Pretendard Black" w:eastAsia="Pretendard Black" w:hAnsi="Pretendard Black" w:cs="Pretendard Black" w:hint="eastAsia"/>
-                            <w:color w:val="000000"/>
-                            <w:kern w:val="24"/>
-                            <w:sz w:val="18"/>
-                            <w:szCs w:val="22"/>
-                            <w:u w:val="single"/>
-                          </w:rPr>
-                          <w:t xml:space="preserve"/>
-                        </w:r>
-                        <w:r>
-                          <w:rPr>
-                            <w:rFonts w:ascii="Pretendard Light" w:eastAsia="Pretendard Light" w:hAnsi="Pretendard Light" w:cs="Pretendard Light" w:hint="eastAsia"/>
-                            <w:color w:val="000000"/>
-                            <w:kern w:val="24"/>
-                            <w:sz w:val="18"/>
-                            <w:szCs w:val="22"/>
-                          </w:rPr>
-                          <w:t xml:space="preserve"/>
-                        </w:r>
-                      </w:p>
-                      <w:p>
-                        <w:pPr>
-                          <w:pStyle w:val="ab"/>
-                          <w:spacing w:before="0" w:beforeAutospacing="0" w:after="0" w:afterAutospacing="0"/>
-                          <w:jc w:val="both"/>
-                        </w:pPr>
-                        <w:r>
-                          <w:rPr>
-                            <w:rFonts w:ascii="Pretendard Light" w:eastAsia="Pretendard Light" w:hAnsi="Pretendard Light" w:cs="Pretendard Light" w:hint="eastAsia"/>
-                            <w:color w:val="000000"/>
-                            <w:kern w:val="24"/>
-                            <w:sz w:val="22"/>
-                            <w:szCs w:val="22"/>
-                          </w:rPr>
-                          <w:t xml:space="preserve">내용을 입력하세요</w:t>
-                        </w:r>
-                        <w:proofErr w:type="spellStart"/>
-                        <w:r>
-                          <w:rPr>
-                            <w:rFonts w:ascii="Pretendard Light" w:eastAsia="Pretendard Light" w:hAnsi="Pretendard Light" w:cs="Pretendard Light" w:hint="eastAsia"/>
-                            <w:color w:val="000000"/>
-                            <w:kern w:val="24"/>
-                            <w:sz w:val="22"/>
-                            <w:szCs w:val="22"/>
-                          </w:rPr>
-                          <w:t/>
-                        </w:r>
-                        <w:proofErr w:type="spellEnd"/>
-                        <w:r>
-                          <w:rPr>
-                            <w:rFonts w:ascii="Pretendard Light" w:eastAsia="Pretendard Light" w:hAnsi="Pretendard Light" w:cs="Pretendard Light" w:hint="eastAsia"/>
-                            <w:color w:val="000000"/>
-                            <w:kern w:val="24"/>
-                            <w:sz w:val="22"/>
-                            <w:szCs w:val="22"/>
-                          </w:rPr>
-                          <w:t xml:space="preserve"/>
-                        </w:r>
-                        <w:r>
-                          <w:rPr>
-                            <w:rFonts w:ascii="Pretendard Black" w:eastAsia="Pretendard Black" w:hAnsi="Pretendard Black" w:cs="Pretendard Black" w:hint="eastAsia"/>
-                            <w:color w:val="000000"/>
-                            <w:kern w:val="24"/>
-                            <w:sz w:val="22"/>
-                            <w:szCs w:val="22"/>
-                            <w:u w:val="single"/>
-                          </w:rPr>
-                          <w:t xml:space="preserve"/>
-                        </w:r>
-                      </w:p>
-                    </w:txbxContent>
-                  </v:textbox>
-                </v:shape>
-              </v:group>
-            </w:pict>
-          </mc:Fallback>
-        </mc:AlternateContent>
-      </w:r>
-      <w:r>
-        <w:rPr>
-          <w:b/>
-          <w:noProof/>
-          <w:sz w:val="32"/>
-        </w:rPr>
-        <mc:AlternateContent>
-          <mc:Choice Requires="wpg">
-            <w:drawing>
-              <wp:anchor distT="0" distB="0" distL="114300" distR="114300" simplePos="0" relativeHeight="251674624" behindDoc="0" locked="0" layoutInCell="1" allowOverlap="1" wp14:anchorId="27CA539D" wp14:editId="5218EEB5">
-                <wp:simplePos x="0" y="0"/>
-                <wp:positionH relativeFrom="column">
-                  <wp:posOffset>68580</wp:posOffset>
-                </wp:positionH>
-                <wp:positionV relativeFrom="paragraph">
-                  <wp:posOffset>4836795</wp:posOffset>
-                </wp:positionV>
-                <wp:extent cx="1872615" cy="299720"/>
-                <wp:effectExtent l="0" t="0" r="0" b="5080"/>
-                <wp:wrapNone/>
-                <wp:docPr id="41" name="그룹 41"/>
-                <wp:cNvGraphicFramePr/>
-                <a:graphic xmlns:a="http://schemas.openxmlformats.org/drawingml/2006/main">
-                  <a:graphicData uri="http://schemas.microsoft.com/office/word/2010/wordprocessingGroup">
-                    <wpg:wgp>
-                      <wpg:cNvGrpSpPr/>
-                      <wpg:grpSpPr>
-                        <a:xfrm>
-                          <a:off x="0" y="0"/>
-                          <a:ext cx="1872615" cy="299720"/>
-                          <a:chOff x="0" y="0"/>
-                          <a:chExt cx="1872692" cy="300330"/>
-                        </a:xfrm>
-                      </wpg:grpSpPr>
-                      <wps:wsp>
-                        <wps:cNvPr id="15" name="TextBox 21">
-                          <a:extLst/>
-                        </wps:cNvPr>
-                        <wps:cNvSpPr txBox="1"/>
-                        <wps:spPr>
-                          <a:xfrm>
-                            <a:off x="314554" y="14631"/>
-                            <a:ext cx="1558138" cy="285699"/>
-                          </a:xfrm>
-                          <a:prstGeom prst="rect">
-                            <a:avLst/>
-                          </a:prstGeom>
-                          <a:noFill/>
-                        </wps:spPr>
-                        <wps:txbx>
-                          <w:txbxContent>
-                            <w:p>
-                              <w:pPr>
-                                <w:pStyle w:val="ab"/>
-                                <w:spacing w:before="0" w:beforeAutospacing="0" w:after="0" w:afterAutospacing="0"/>
-                                <w:rPr>
-                                  <w:sz w:val="22"/>
-                                </w:rPr>
-                              </w:pPr>
-                              <w:r>
-                                <w:rPr>
-                                  <w:rFonts w:ascii="Pretendard ExtraBold" w:eastAsia="Pretendard ExtraBold" w:hAnsi="Pretendard ExtraBold" w:cs="Pretendard ExtraBold" w:hint="eastAsia"/>
-                                  <w:color w:val="000000" w:themeColor="text1"/>
-                                  <w:kern w:val="24"/>
-                                  <w:sz w:val="32"/>
-                                  <w:szCs w:val="36"/>
-                                </w:rPr>
-                                <w:t>Deal Highlight</w:t>
-                              </w:r>
-                            </w:p>
-                          </w:txbxContent>
-                        </wps:txbx>
-                        <wps:bodyPr wrap="square" lIns="0" tIns="0" rIns="0" bIns="0" rtlCol="0">
-                          <a:noAutofit/>
-                        </wps:bodyPr>
-                      </wps:wsp>
-                      <pic:pic xmlns:pic="http://schemas.openxmlformats.org/drawingml/2006/picture">
-                        <pic:nvPicPr>
-                          <pic:cNvPr id="39" name="Picture 5">
-                            <a:extLst/>
-                          </pic:cNvPr>
-                          <pic:cNvPicPr>
-                            <a:picLocks noChangeAspect="1"/>
-                          </pic:cNvPicPr>
-                        </pic:nvPicPr>
-                        <pic:blipFill>
-                          <a:blip r:embed="rId10"/>
-                          <a:stretch>
-                            <a:fillRect/>
-                          </a:stretch>
-                        </pic:blipFill>
-                        <pic:spPr>
-                          <a:xfrm>
-                            <a:off x="0" y="0"/>
-                            <a:ext cx="313690" cy="267335"/>
-                          </a:xfrm>
-                          <a:prstGeom prst="rect">
-                            <a:avLst/>
-                          </a:prstGeom>
-                        </pic:spPr>
-                      </pic:pic>
-                    </wpg:wgp>
-                  </a:graphicData>
-                </a:graphic>
-              </wp:anchor>
-            </w:drawing>
-          </mc:Choice>
-          <mc:Fallback>
-            <w:pict>
-              <v:group w14:anchorId="27CA539D" id="그룹 41" o:spid="_x0000_s1040" style="position:absolute;margin-left:5.4pt;margin-top:380.85pt;width:147.45pt;height:23.6pt;z-index:251674624" coordsize="18726,3003" o:gfxdata="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">
-                <v:shape id="TextBox 21" o:spid="_x0000_s1041" type="#_x0000_t202" style="position:absolute;left:3145;top:146;width:15581;height:2857;visibility:visible;mso-wrap-style:square;v-text-anchor:top" o:gfxdata="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" filled="f" stroked="f">
-                  <v:textbox inset="0,0,0,0">
-                    <w:txbxContent>
-                      <w:p>
-                        <w:pPr>
-                          <w:pStyle w:val="ab"/>
-                          <w:spacing w:before="0" w:beforeAutospacing="0" w:after="0" w:afterAutospacing="0"/>
-                          <w:rPr>
-                            <w:sz w:val="22"/>
-                          </w:rPr>
-                        </w:pPr>
-                        <w:r>
-                          <w:rPr>
-                            <w:rFonts w:ascii="Pretendard ExtraBold" w:eastAsia="Pretendard ExtraBold" w:hAnsi="Pretendard ExtraBold" w:cs="Pretendard ExtraBold" w:hint="eastAsia"/>
-                            <w:color w:val="000000" w:themeColor="text1"/>
-                            <w:kern w:val="24"/>
-                            <w:sz w:val="32"/>
-                            <w:szCs w:val="36"/>
-                          </w:rPr>
-                          <w:t>Deal Highlight</w:t>
-                        </w:r>
-                      </w:p>
-                    </w:txbxContent>
-                  </v:textbox>
-                </v:shape>
-                <v:shapetype id="_x0000_t75" coordsize="21600,21600" o:spt="75" o:preferrelative="t" path="m@4@5l@4@11@9@11@9@5xe" filled="f" stroked="f">
-                  <v:stroke joinstyle="miter"/>
-                  <v:formulas>
-                    <v:f eqn="if lineDrawn pixelLineWidth 0"/>
-                    <v:f eqn="sum @0 1 0"/>
-                    <v:f eqn="sum 0 0 @1"/>
-                    <v:f eqn="prod @2 1 2"/>
-                    <v:f eqn="prod @3 21600 pixelWidth"/>
-                    <v:f eqn="prod @3 21600 pixelHeight"/>
-                    <v:f eqn="sum @0 0 1"/>
-                    <v:f eqn="prod @6 1 2"/>
-                    <v:f eqn="prod @7 21600 pixelWidth"/>
-                    <v:f eqn="sum @8 21600 0"/>
-                    <v:f eqn="prod @7 21600 pixelHeight"/>
-                    <v:f eqn="sum @10 21600 0"/>
-                  </v:formulas>
-                  <v:path o:extrusionok="f" gradientshapeok="t" o:connecttype="rect"/>
-                  <o:lock v:ext="edit" aspectratio="t"/>
-                </v:shapetype>
-                <v:shape id="Picture 5" o:spid="_x0000_s1042" type="#_x0000_t75" style="position:absolute;width:3136;height:2673;visibility:visible;mso-wrap-style:square" o:gfxdata="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">
-                  <v:imagedata r:id="rId11" o:title=""/>
-                </v:shape>
-              </v:group>
-            </w:pict>
-          </mc:Fallback>
-        </mc:AlternateContent>
-      </w:r>
-      <w:r>
-        <w:rPr>
-          <w:b/>
-          <w:noProof/>
-          <w:sz w:val="32"/>
-        </w:rPr>
-        <mc:AlternateContent>
-          <mc:Choice Requires="wpg">
-            <w:drawing>
-              <wp:anchor distT="0" distB="0" distL="114300" distR="114300" simplePos="0" relativeHeight="251662336" behindDoc="0" locked="0" layoutInCell="1" allowOverlap="1" wp14:anchorId="5E27A8EB" wp14:editId="571E8502">
-                <wp:simplePos x="0" y="0"/>
-                <wp:positionH relativeFrom="column">
-                  <wp:posOffset>80137</wp:posOffset>
-                </wp:positionH>
-                <wp:positionV relativeFrom="paragraph">
-                  <wp:posOffset>82423</wp:posOffset>
-                </wp:positionV>
-                <wp:extent cx="1909267" cy="267335"/>
-                <wp:effectExtent l="0" t="0" r="0" b="0"/>
-                <wp:wrapNone/>
-                <wp:docPr id="32" name="그룹 32"/>
-                <wp:cNvGraphicFramePr/>
-                <a:graphic xmlns:a="http://schemas.openxmlformats.org/drawingml/2006/main">
-                  <a:graphicData uri="http://schemas.microsoft.com/office/word/2010/wordprocessingGroup">
-                    <wpg:wgp>
-                      <wpg:cNvGrpSpPr/>
-                      <wpg:grpSpPr>
-                        <a:xfrm>
-                          <a:off x="0" y="0"/>
-                          <a:ext cx="1909267" cy="267335"/>
-                          <a:chOff x="0" y="0"/>
-                          <a:chExt cx="1909267" cy="267335"/>
-                        </a:xfrm>
-                      </wpg:grpSpPr>
-                      <wps:wsp>
-                        <wps:cNvPr id="10" name="TextBox 13">
-                          <a:extLst/>
-                        </wps:cNvPr>
-                        <wps:cNvSpPr txBox="1"/>
-                        <wps:spPr>
-                          <a:xfrm>
-                            <a:off x="314554" y="21946"/>
-                            <a:ext cx="1594713" cy="245389"/>
-                          </a:xfrm>
-                          <a:prstGeom prst="rect">
-                            <a:avLst/>
-                          </a:prstGeom>
-                          <a:noFill/>
-                        </wps:spPr>
-                        <wps:txbx>
-                          <w:txbxContent>
-                            <w:p>
-                              <w:pPr>
-                                <w:pStyle w:val="ab"/>
-                                <w:spacing w:before="0" w:beforeAutospacing="0" w:after="0" w:afterAutospacing="0"/>
-                                <w:rPr>
-                                  <w:sz w:val="22"/>
-                                </w:rPr>
-                              </w:pPr>
-                              <w:r>
-                                <w:rPr>
-                                  <w:rFonts w:ascii="Pretendard ExtraBold" w:eastAsia="Pretendard ExtraBold" w:hAnsi="Pretendard ExtraBold" w:cs="Pretendard ExtraBold" w:hint="eastAsia"/>
-                                  <w:color w:val="000000" w:themeColor="text1"/>
-                                  <w:kern w:val="24"/>
-                                  <w:sz w:val="32"/>
-                                  <w:szCs w:val="36"/>
-                                </w:rPr>
-                                <w:t>Overview</w:t>
-                              </w:r>
-                            </w:p>
-                          </w:txbxContent>
-                        </wps:txbx>
-                        <wps:bodyPr wrap="square" lIns="0" tIns="0" rIns="0" bIns="0" rtlCol="0">
-                          <a:noAutofit/>
-                        </wps:bodyPr>
-                      </wps:wsp>
-                      <pic:pic xmlns:pic="http://schemas.openxmlformats.org/drawingml/2006/picture">
-                        <pic:nvPicPr>
-                          <pic:cNvPr id="11" name="Picture 5">
-                            <a:extLst/>
-                          </pic:cNvPr>
-                          <pic:cNvPicPr>
-                            <a:picLocks noChangeAspect="1"/>
-                          </pic:cNvPicPr>
-                        </pic:nvPicPr>
-                        <pic:blipFill>
-                          <a:blip r:embed="rId10"/>
-                          <a:stretch>
-                            <a:fillRect/>
-                          </a:stretch>
-                        </pic:blipFill>
-                        <pic:spPr>
-                          <a:xfrm>
-                            <a:off x="0" y="0"/>
-                            <a:ext cx="313690" cy="267335"/>
-                          </a:xfrm>
-                          <a:prstGeom prst="rect">
-                            <a:avLst/>
-                          </a:prstGeom>
-                        </pic:spPr>
-                      </pic:pic>
-                    </wpg:wgp>
-                  </a:graphicData>
-                </a:graphic>
-              </wp:anchor>
-            </w:drawing>
-          </mc:Choice>
-          <mc:Fallback>
-            <w:pict>
-              <v:group w14:anchorId="5E27A8EB" id="그룹 32" o:spid="_x0000_s1043" style="position:absolute;margin-left:6.3pt;margin-top:6.5pt;width:150.35pt;height:21.05pt;z-index:251662336" coordsize="19092,2673" o:gfxdata="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">
-                <v:shape id="TextBox 13" o:spid="_x0000_s1044" type="#_x0000_t202" style="position:absolute;left:3145;top:219;width:15947;height:2454;visibility:visible;mso-wrap-style:square;v-text-anchor:top" o:gfxdata="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" filled="f" stroked="f">
-                  <v:textbox inset="0,0,0,0">
-                    <w:txbxContent>
-                      <w:p>
-                        <w:pPr>
-                          <w:pStyle w:val="ab"/>
-                          <w:spacing w:before="0" w:beforeAutospacing="0" w:after="0" w:afterAutospacing="0"/>
-                          <w:rPr>
-                            <w:sz w:val="22"/>
-                          </w:rPr>
-                        </w:pPr>
-                        <w:r>
-                          <w:rPr>
-                            <w:rFonts w:ascii="Pretendard ExtraBold" w:eastAsia="Pretendard ExtraBold" w:hAnsi="Pretendard ExtraBold" w:cs="Pretendard ExtraBold" w:hint="eastAsia"/>
-                            <w:color w:val="000000" w:themeColor="text1"/>
-                            <w:kern w:val="24"/>
-                            <w:sz w:val="32"/>
-                            <w:szCs w:val="36"/>
-                          </w:rPr>
-                          <w:t>Overview</w:t>
-                        </w:r>
-                      </w:p>
-                    </w:txbxContent>
-                  </v:textbox>
-                </v:shape>
-                <v:shape id="Picture 5" o:spid="_x0000_s1045" type="#_x0000_t75" style="position:absolute;width:3136;height:2673;visibility:visible;mso-wrap-style:square" o:gfxdata="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">
-                  <v:imagedata r:id="rId11" o:title=""/>
-                </v:shape>
-              </v:group>
-            </w:pict>
-          </mc:Fallback>
-        </mc:AlternateContent>
-      </w:r>
-      <w:r>
-        <w:rPr>
-          <w:b/>
-          <w:sz w:val="32"/>
-        </w:rPr>
-        <w:br w:type="page"/>
+        <w:t>사모사채</w:t>
       </w:r>
       <w:bookmarkStart w:id="0" w:name="_GoBack"/>
       <w:bookmarkEnd w:id="0"/>
-    </w:p>
-    <w:p>
-      <w:pPr>
-        <w:widowControl/>
-        <w:wordWrap/>
-        <w:autoSpaceDE/>
-        <w:autoSpaceDN/>
-        <w:rPr>
-          <w:b/>
-          <w:sz w:val="32"/>
-        </w:rPr>
-      </w:pPr>
-      <w:proofErr w:type="spellStart"/>
       <w:r>
         <w:rPr>
           <w:rFonts w:hint="eastAsia"/>
           <w:b/>
           <w:sz w:val="32"/>
         </w:rPr>
-        <w:lastRenderedPageBreak/>
-        <w:t>Ⅰ</w:t>
-      </w:r>
-      <w:proofErr w:type="spellEnd"/>
-      <w:r>
-        <w:rPr>
-          <w:rFonts w:hint="eastAsia"/>
-          <w:b/>
-          <w:sz w:val="32"/>
-        </w:rPr>
-        <w:t>.</w:t>
-      </w:r>
-      <w:r>
-        <w:rPr>
-          <w:b/>
-          <w:sz w:val="32"/>
-        </w:rPr>
-        <w:t xml:space="preserve"> </w:t>
-      </w:r>
-      <w:r>
-        <w:rPr>
-          <w:rFonts w:hint="eastAsia"/>
-          <w:b/>
-          <w:sz w:val="32"/>
-        </w:rPr>
-        <w:t>사모사채 개요</w:t>
+        <w:t xml:space="preserve"> 개요</w:t>
       </w:r>
     </w:p>
     <w:tbl>
@@ -5907,6 +4123,9 @@
           <w:p>
             <w:pPr>
               <w:widowControl/>
+              <w:tabs>
+                <w:tab w:val="left" w:pos="720"/>
+              </w:tabs>
               <w:wordWrap/>
               <w:autoSpaceDE/>
               <w:autoSpaceDN/>
@@ -5915,6 +4134,104 @@
                 <w:szCs w:val="20"/>
               </w:rPr>
             </w:pPr>
+            <w:r>
+              <w:rPr>
+                <w:rFonts w:ascii="Pretendard Light" w:eastAsia="Pretendard Light" w:hAnsi="Pretendard Light" w:hint="eastAsia"/>
+                <w:szCs w:val="20"/>
+              </w:rPr>
+              <w:t>TBD(</w:t>
+            </w:r>
+            <w:r>
+              <w:rPr>
+                <w:rFonts w:ascii="Pretendard Light" w:eastAsia="Pretendard Light" w:hAnsi="Pretendard Light" w:hint="eastAsia"/>
+                <w:szCs w:val="20"/>
+              </w:rPr>
+              <w:t>신규</w:t>
+            </w:r>
+            <w:r>
+              <w:rPr>
+                <w:rFonts w:ascii="Pretendard Light" w:eastAsia="Pretendard Light" w:hAnsi="Pretendard Light" w:hint="eastAsia"/>
+                <w:szCs w:val="20"/>
+              </w:rPr>
+              <w:t xml:space="preserve"> </w:t>
+            </w:r>
+            <w:r>
+              <w:rPr>
+                <w:rFonts w:ascii="Pretendard Light" w:eastAsia="Pretendard Light" w:hAnsi="Pretendard Light" w:hint="eastAsia"/>
+                <w:szCs w:val="20"/>
+              </w:rPr>
+              <w:t>유동화</w:t>
+            </w:r>
+            <w:r>
+              <w:rPr>
+                <w:rFonts w:ascii="Pretendard Light" w:eastAsia="Pretendard Light" w:hAnsi="Pretendard Light" w:hint="eastAsia"/>
+                <w:szCs w:val="20"/>
+              </w:rPr>
+              <w:t xml:space="preserve"> SPC) </w:t>
+            </w:r>
+            <w:r>
+              <w:rPr>
+                <w:rFonts w:ascii="Pretendard Light" w:eastAsia="Pretendard Light" w:hAnsi="Pretendard Light" w:hint="eastAsia"/>
+                <w:szCs w:val="20"/>
+              </w:rPr>
+              <w:t>제</w:t>
+            </w:r>
+            <w:r>
+              <w:rPr>
+                <w:rFonts w:ascii="Pretendard Light" w:eastAsia="Pretendard Light" w:hAnsi="Pretendard Light" w:hint="eastAsia"/>
+                <w:szCs w:val="20"/>
+              </w:rPr>
+              <w:t>1</w:t>
+            </w:r>
+            <w:r>
+              <w:rPr>
+                <w:rFonts w:ascii="Pretendard Light" w:eastAsia="Pretendard Light" w:hAnsi="Pretendard Light" w:hint="eastAsia"/>
+                <w:szCs w:val="20"/>
+              </w:rPr>
+              <w:t>회</w:t>
+            </w:r>
+            <w:r>
+              <w:rPr>
+                <w:rFonts w:ascii="Pretendard Light" w:eastAsia="Pretendard Light" w:hAnsi="Pretendard Light" w:hint="eastAsia"/>
+                <w:szCs w:val="20"/>
+              </w:rPr>
+              <w:t xml:space="preserve"> </w:t>
+            </w:r>
+            <w:r>
+              <w:rPr>
+                <w:rFonts w:ascii="Pretendard Light" w:eastAsia="Pretendard Light" w:hAnsi="Pretendard Light" w:hint="eastAsia"/>
+                <w:szCs w:val="20"/>
+              </w:rPr>
+              <w:t>무기명식</w:t>
+            </w:r>
+            <w:r>
+              <w:rPr>
+                <w:rFonts w:ascii="Pretendard Light" w:eastAsia="Pretendard Light" w:hAnsi="Pretendard Light" w:hint="eastAsia"/>
+                <w:szCs w:val="20"/>
+              </w:rPr>
+              <w:t xml:space="preserve"> </w:t>
+            </w:r>
+            <w:r>
+              <w:rPr>
+                <w:rFonts w:ascii="Pretendard Light" w:eastAsia="Pretendard Light" w:hAnsi="Pretendard Light" w:hint="eastAsia"/>
+                <w:szCs w:val="20"/>
+              </w:rPr>
+              <w:t>무보증</w:t>
+            </w:r>
+            <w:r>
+              <w:rPr>
+                <w:rFonts w:ascii="Pretendard Light" w:eastAsia="Pretendard Light" w:hAnsi="Pretendard Light" w:hint="eastAsia"/>
+                <w:szCs w:val="20"/>
+              </w:rPr>
+              <w:t xml:space="preserve"> </w:t>
+            </w:r>
+            <w:r>
+              <w:rPr>
+                <w:rFonts w:ascii="Pretendard Light" w:eastAsia="Pretendard Light" w:hAnsi="Pretendard Light" w:hint="eastAsia"/>
+                <w:szCs w:val="20"/>
+              </w:rPr>
+              <w:t>사모사채</w:t>
+            </w:r>
           </w:p>
         </w:tc>
       </w:tr>
@@ -5957,6 +4274,9 @@
           <w:p>
             <w:pPr>
               <w:widowControl/>
+              <w:tabs>
+                <w:tab w:val="left" w:pos="720"/>
+              </w:tabs>
               <w:wordWrap/>
               <w:autoSpaceDE/>
               <w:autoSpaceDN/>
@@ -5965,6 +4285,111 @@
                 <w:szCs w:val="20"/>
               </w:rPr>
             </w:pPr>
+            <w:r>
+              <w:rPr>
+                <w:rFonts w:ascii="Pretendard Light" w:eastAsia="Pretendard Light" w:hAnsi="Pretendard Light" w:hint="eastAsia"/>
+                <w:szCs w:val="20"/>
+              </w:rPr>
+              <w:t>국내</w:t>
+            </w:r>
+            <w:r>
+              <w:rPr>
+                <w:rFonts w:ascii="Pretendard Light" w:eastAsia="Pretendard Light" w:hAnsi="Pretendard Light" w:hint="eastAsia"/>
+                <w:szCs w:val="20"/>
+              </w:rPr>
+              <w:t xml:space="preserve"> </w:t>
+            </w:r>
+            <w:r>
+              <w:rPr>
+                <w:rFonts w:ascii="Pretendard Light" w:eastAsia="Pretendard Light" w:hAnsi="Pretendard Light" w:hint="eastAsia"/>
+                <w:szCs w:val="20"/>
+              </w:rPr>
+              <w:t>전자등록</w:t>
+            </w:r>
+            <w:r>
+              <w:rPr>
+                <w:rFonts w:ascii="Pretendard Light" w:eastAsia="Pretendard Light" w:hAnsi="Pretendard Light" w:hint="eastAsia"/>
+                <w:szCs w:val="20"/>
+              </w:rPr>
+              <w:t xml:space="preserve"> </w:t>
+            </w:r>
+            <w:r>
+              <w:rPr>
+                <w:rFonts w:ascii="Pretendard Light" w:eastAsia="Pretendard Light" w:hAnsi="Pretendard Light" w:hint="eastAsia"/>
+                <w:szCs w:val="20"/>
+              </w:rPr>
+              <w:t>또는</w:t>
+            </w:r>
+            <w:r>
+              <w:rPr>
+                <w:rFonts w:ascii="Pretendard Light" w:eastAsia="Pretendard Light" w:hAnsi="Pretendard Light" w:hint="eastAsia"/>
+                <w:szCs w:val="20"/>
+              </w:rPr>
+              <w:t xml:space="preserve"> </w:t>
+            </w:r>
+            <w:r>
+              <w:rPr>
+                <w:rFonts w:ascii="Pretendard Light" w:eastAsia="Pretendard Light" w:hAnsi="Pretendard Light" w:hint="eastAsia"/>
+                <w:szCs w:val="20"/>
+              </w:rPr>
+              <w:t>실물</w:t>
+            </w:r>
+            <w:r>
+              <w:rPr>
+                <w:rFonts w:ascii="Pretendard Light" w:eastAsia="Pretendard Light" w:hAnsi="Pretendard Light" w:hint="eastAsia"/>
+                <w:szCs w:val="20"/>
+              </w:rPr>
+              <w:t xml:space="preserve"> </w:t>
+            </w:r>
+            <w:r>
+              <w:rPr>
+                <w:rFonts w:ascii="Pretendard Light" w:eastAsia="Pretendard Light" w:hAnsi="Pretendard Light" w:hint="eastAsia"/>
+                <w:szCs w:val="20"/>
+              </w:rPr>
+              <w:t>발행</w:t>
+            </w:r>
+            <w:r>
+              <w:rPr>
+                <w:rFonts w:ascii="Pretendard Light" w:eastAsia="Pretendard Light" w:hAnsi="Pretendard Light" w:hint="eastAsia"/>
+                <w:szCs w:val="20"/>
+              </w:rPr>
+              <w:t xml:space="preserve">, </w:t>
+            </w:r>
+            <w:r>
+              <w:rPr>
+                <w:rFonts w:ascii="Pretendard Light" w:eastAsia="Pretendard Light" w:hAnsi="Pretendard Light" w:hint="eastAsia"/>
+                <w:szCs w:val="20"/>
+              </w:rPr>
+              <w:t>무기명식</w:t>
+            </w:r>
+            <w:r>
+              <w:rPr>
+                <w:rFonts w:ascii="Pretendard Light" w:eastAsia="Pretendard Light" w:hAnsi="Pretendard Light" w:hint="eastAsia"/>
+                <w:szCs w:val="20"/>
+              </w:rPr>
+              <w:t xml:space="preserve"> </w:t>
+            </w:r>
+            <w:r>
+              <w:rPr>
+                <w:rFonts w:ascii="Pretendard Light" w:eastAsia="Pretendard Light" w:hAnsi="Pretendard Light" w:hint="eastAsia"/>
+                <w:szCs w:val="20"/>
+              </w:rPr>
+              <w:t>무보증</w:t>
+            </w:r>
+            <w:r>
+              <w:rPr>
+                <w:rFonts w:ascii="Pretendard Light" w:eastAsia="Pretendard Light" w:hAnsi="Pretendard Light" w:hint="eastAsia"/>
+                <w:szCs w:val="20"/>
+              </w:rPr>
+              <w:t xml:space="preserve"> </w:t>
+            </w:r>
+            <w:r>
+              <w:rPr>
+                <w:rFonts w:ascii="Pretendard Light" w:eastAsia="Pretendard Light" w:hAnsi="Pretendard Light" w:hint="eastAsia"/>
+                <w:szCs w:val="20"/>
+              </w:rPr>
+              <w:t>사모사채</w:t>
+            </w:r>
           </w:p>
         </w:tc>
       </w:tr>
@@ -6007,6 +4432,9 @@
           <w:p>
             <w:pPr>
               <w:widowControl/>
+              <w:tabs>
+                <w:tab w:val="left" w:pos="720"/>
+              </w:tabs>
               <w:wordWrap/>
               <w:autoSpaceDE/>
               <w:autoSpaceDN/>
@@ -6015,6 +4443,41 @@
                 <w:szCs w:val="20"/>
               </w:rPr>
             </w:pPr>
+            <w:r>
+              <w:rPr>
+                <w:rFonts w:ascii="Pretendard Light" w:eastAsia="Pretendard Light" w:hAnsi="Pretendard Light" w:hint="eastAsia"/>
+                <w:szCs w:val="20"/>
+              </w:rPr>
+              <w:t>TBD(</w:t>
+            </w:r>
+            <w:r>
+              <w:rPr>
+                <w:rFonts w:ascii="Pretendard Light" w:eastAsia="Pretendard Light" w:hAnsi="Pretendard Light" w:hint="eastAsia"/>
+                <w:szCs w:val="20"/>
+              </w:rPr>
+              <w:t>신규</w:t>
+            </w:r>
+            <w:r>
+              <w:rPr>
+                <w:rFonts w:ascii="Pretendard Light" w:eastAsia="Pretendard Light" w:hAnsi="Pretendard Light" w:hint="eastAsia"/>
+                <w:szCs w:val="20"/>
+              </w:rPr>
+              <w:t xml:space="preserve"> </w:t>
+            </w:r>
+            <w:r>
+              <w:rPr>
+                <w:rFonts w:ascii="Pretendard Light" w:eastAsia="Pretendard Light" w:hAnsi="Pretendard Light" w:hint="eastAsia"/>
+                <w:szCs w:val="20"/>
+              </w:rPr>
+              <w:t>유동화</w:t>
+            </w:r>
+            <w:r>
+              <w:rPr>
+                <w:rFonts w:ascii="Pretendard Light" w:eastAsia="Pretendard Light" w:hAnsi="Pretendard Light" w:hint="eastAsia"/>
+                <w:szCs w:val="20"/>
+              </w:rPr>
+              <w:t xml:space="preserve"> SPC)</w:t>
+            </w:r>
           </w:p>
         </w:tc>
       </w:tr>
@@ -6057,6 +4520,9 @@
           <w:p>
             <w:pPr>
               <w:widowControl/>
+              <w:tabs>
+                <w:tab w:val="left" w:pos="720"/>
+              </w:tabs>
               <w:wordWrap/>
               <w:autoSpaceDE/>
               <w:autoSpaceDN/>
@@ -6065,6 +4531,118 @@
                 <w:szCs w:val="20"/>
               </w:rPr>
             </w:pPr>
+            <w:r>
+              <w:rPr>
+                <w:rFonts w:ascii="Pretendard Light" w:eastAsia="Pretendard Light" w:hAnsi="Pretendard Light" w:hint="eastAsia"/>
+                <w:szCs w:val="20"/>
+              </w:rPr>
+              <w:t>OOO 공동주택 개발사업 토지담보대출 제1종 수익증권 ABL</w:t>
+            </w:r>
+            <w:r>
+              <w:rPr>
+                <w:rFonts w:ascii="Pretendard Light" w:eastAsia="Pretendard Light" w:hAnsi="Pretendard Light" w:hint="eastAsia"/>
+                <w:szCs w:val="20"/>
+              </w:rPr>
+              <w:t/>
+            </w:r>
+            <w:r>
+              <w:rPr>
+                <w:rFonts w:ascii="Pretendard Light" w:eastAsia="Pretendard Light" w:hAnsi="Pretendard Light" w:hint="eastAsia"/>
+                <w:szCs w:val="20"/>
+              </w:rPr>
+              <w:t/>
+            </w:r>
+            <w:r>
+              <w:rPr>
+                <w:rFonts w:ascii="Pretendard Light" w:eastAsia="Pretendard Light" w:hAnsi="Pretendard Light" w:hint="eastAsia"/>
+                <w:szCs w:val="20"/>
+              </w:rPr>
+              <w:t xml:space="preserve"/>
+            </w:r>
+            <w:r>
+              <w:rPr>
+                <w:rFonts w:ascii="Pretendard Light" w:eastAsia="Pretendard Light" w:hAnsi="Pretendard Light" w:hint="eastAsia"/>
+                <w:szCs w:val="20"/>
+              </w:rPr>
+              <w:t/>
+            </w:r>
+            <w:r>
+              <w:rPr>
+                <w:rFonts w:ascii="Pretendard Light" w:eastAsia="Pretendard Light" w:hAnsi="Pretendard Light" w:hint="eastAsia"/>
+                <w:szCs w:val="20"/>
+              </w:rPr>
+              <w:t xml:space="preserve"/>
+            </w:r>
+            <w:r>
+              <w:rPr>
+                <w:rFonts w:ascii="Pretendard Light" w:eastAsia="Pretendard Light" w:hAnsi="Pretendard Light" w:hint="eastAsia"/>
+                <w:szCs w:val="20"/>
+              </w:rPr>
+              <w:t/>
+            </w:r>
+            <w:r>
+              <w:rPr>
+                <w:rFonts w:ascii="Pretendard Light" w:eastAsia="Pretendard Light" w:hAnsi="Pretendard Light" w:hint="eastAsia"/>
+                <w:szCs w:val="20"/>
+              </w:rPr>
+              <w:t xml:space="preserve"/>
+            </w:r>
+            <w:r>
+              <w:rPr>
+                <w:rFonts w:ascii="Pretendard Light" w:eastAsia="Pretendard Light" w:hAnsi="Pretendard Light" w:hint="eastAsia"/>
+                <w:szCs w:val="20"/>
+              </w:rPr>
+              <w:t/>
+            </w:r>
+            <w:r>
+              <w:rPr>
+                <w:rFonts w:ascii="Pretendard Light" w:eastAsia="Pretendard Light" w:hAnsi="Pretendard Light" w:hint="eastAsia"/>
+                <w:szCs w:val="20"/>
+              </w:rPr>
+              <w:t xml:space="preserve"/>
+            </w:r>
+            <w:r>
+              <w:rPr>
+                <w:rFonts w:ascii="Pretendard Light" w:eastAsia="Pretendard Light" w:hAnsi="Pretendard Light" w:hint="eastAsia"/>
+                <w:szCs w:val="20"/>
+              </w:rPr>
+              <w:t/>
+            </w:r>
+            <w:r>
+              <w:rPr>
+                <w:rFonts w:ascii="Pretendard Light" w:eastAsia="Pretendard Light" w:hAnsi="Pretendard Light" w:hint="eastAsia"/>
+                <w:szCs w:val="20"/>
+              </w:rPr>
+              <w:t/>
+            </w:r>
+            <w:r>
+              <w:rPr>
+                <w:rFonts w:ascii="Pretendard Light" w:eastAsia="Pretendard Light" w:hAnsi="Pretendard Light" w:hint="eastAsia"/>
+                <w:szCs w:val="20"/>
+              </w:rPr>
+              <w:t/>
+            </w:r>
+            <w:r>
+              <w:rPr>
+                <w:rFonts w:ascii="Pretendard Light" w:eastAsia="Pretendard Light" w:hAnsi="Pretendard Light" w:hint="eastAsia"/>
+                <w:szCs w:val="20"/>
+              </w:rPr>
+              <w:t xml:space="preserve"/>
+            </w:r>
+            <w:r>
+              <w:rPr>
+                <w:rFonts w:ascii="Pretendard Light" w:eastAsia="Pretendard Light" w:hAnsi="Pretendard Light" w:hint="eastAsia"/>
+                <w:szCs w:val="20"/>
+              </w:rPr>
+              <w:t/>
+            </w:r>
+            <w:r>
+              <w:rPr>
+                <w:rFonts w:ascii="Pretendard Light" w:eastAsia="Pretendard Light" w:hAnsi="Pretendard Light" w:hint="eastAsia"/>
+                <w:szCs w:val="20"/>
+              </w:rPr>
+              <w:t xml:space="preserve"/>
+            </w:r>
           </w:p>
         </w:tc>
       </w:tr>
@@ -6115,6 +4693,27 @@
                 <w:szCs w:val="20"/>
               </w:rPr>
             </w:pPr>
+            <w:r>
+              <w:rPr>
+                <w:rFonts w:ascii="Pretendard Light" w:eastAsia="Pretendard Light" w:hAnsi="Pretendard Light" w:hint="eastAsia"/>
+                <w:szCs w:val="20"/>
+              </w:rPr>
+              <w:t>[</w:t>
+            </w:r>
+            <w:r>
+              <w:rPr>
+                <w:rFonts w:ascii="Pretendard Light" w:eastAsia="Pretendard Light" w:hAnsi="Pretendard Light"/>
+                <w:szCs w:val="20"/>
+              </w:rPr>
+              <w:t>000]</w:t>
+            </w:r>
+            <w:r>
+              <w:rPr>
+                <w:rFonts w:ascii="Pretendard Light" w:eastAsia="Pretendard Light" w:hAnsi="Pretendard Light" w:hint="eastAsia"/>
+                <w:szCs w:val="20"/>
+              </w:rPr>
+              <w:t>억원</w:t>
+            </w:r>
           </w:p>
         </w:tc>
       </w:tr>
@@ -6165,6 +4764,69 @@
                 <w:szCs w:val="20"/>
               </w:rPr>
             </w:pPr>
+            <w:r>
+              <w:rPr>
+                <w:rFonts w:ascii="Pretendard Light" w:eastAsia="Pretendard Light" w:hAnsi="Pretendard Light" w:hint="eastAsia"/>
+                <w:szCs w:val="20"/>
+              </w:rPr>
+              <w:t>2</w:t>
+            </w:r>
+            <w:r>
+              <w:rPr>
+                <w:rFonts w:ascii="Pretendard Light" w:eastAsia="Pretendard Light" w:hAnsi="Pretendard Light"/>
+                <w:szCs w:val="20"/>
+              </w:rPr>
+              <w:t>0</w:t>
+            </w:r>
+            <w:r>
+              <w:rPr>
+                <w:rFonts w:ascii="Pretendard Light" w:eastAsia="Pretendard Light" w:hAnsi="Pretendard Light"/>
+                <w:szCs w:val="20"/>
+              </w:rPr>
+              <w:t>00</w:t>
+            </w:r>
+            <w:r>
+              <w:rPr>
+                <w:rFonts w:ascii="Pretendard Light" w:eastAsia="Pretendard Light" w:hAnsi="Pretendard Light" w:hint="eastAsia"/>
+                <w:szCs w:val="20"/>
+              </w:rPr>
+              <w:t xml:space="preserve">년 </w:t>
+            </w:r>
+            <w:r>
+              <w:rPr>
+                <w:rFonts w:ascii="Pretendard Light" w:eastAsia="Pretendard Light" w:hAnsi="Pretendard Light"/>
+                <w:szCs w:val="20"/>
+              </w:rPr>
+              <w:t>0</w:t>
+            </w:r>
+            <w:r>
+              <w:rPr>
+                <w:rFonts w:ascii="Pretendard Light" w:eastAsia="Pretendard Light" w:hAnsi="Pretendard Light"/>
+                <w:szCs w:val="20"/>
+              </w:rPr>
+              <w:t>0</w:t>
+            </w:r>
+            <w:r>
+              <w:rPr>
+                <w:rFonts w:ascii="Pretendard Light" w:eastAsia="Pretendard Light" w:hAnsi="Pretendard Light" w:hint="eastAsia"/>
+                <w:szCs w:val="20"/>
+              </w:rPr>
+              <w:t>월</w:t>
+            </w:r>
+            <w:r>
+              <w:rPr>
+                <w:rFonts w:ascii="Pretendard Light" w:eastAsia="Pretendard Light" w:hAnsi="Pretendard Light" w:hint="eastAsia"/>
+                <w:szCs w:val="20"/>
+              </w:rPr>
+              <w:t xml:space="preserve"> </w:t>
+            </w:r>
+            <w:r>
+              <w:rPr>
+                <w:rFonts w:ascii="Pretendard Light" w:eastAsia="Pretendard Light" w:hAnsi="Pretendard Light" w:hint="eastAsia"/>
+                <w:szCs w:val="20"/>
+              </w:rPr>
+              <w:t>(예정)</w:t>
+            </w:r>
           </w:p>
         </w:tc>
       </w:tr>
@@ -6211,10 +4873,52 @@
               <w:autoSpaceDE/>
               <w:autoSpaceDN/>
               <w:rPr>
+                <w:rFonts w:ascii="Pretendard Light" w:eastAsia="Pretendard Light" w:hAnsi="Pretendard Light" w:hint="eastAsia"/>
+                <w:szCs w:val="20"/>
+              </w:rPr>
+            </w:pPr>
+            <w:r>
+              <w:rPr>
+                <w:rFonts w:ascii="Pretendard Light" w:eastAsia="Pretendard Light" w:hAnsi="Pretendard Light" w:hint="eastAsia"/>
+                <w:szCs w:val="20"/>
+              </w:rPr>
+              <w:t>2</w:t>
+            </w:r>
+            <w:r>
+              <w:rPr>
                 <w:rFonts w:ascii="Pretendard Light" w:eastAsia="Pretendard Light" w:hAnsi="Pretendard Light"/>
                 <w:szCs w:val="20"/>
               </w:rPr>
-            </w:pPr>
+              <w:t>000</w:t>
+            </w:r>
+            <w:r>
+              <w:rPr>
+                <w:rFonts w:ascii="Pretendard Light" w:eastAsia="Pretendard Light" w:hAnsi="Pretendard Light" w:hint="eastAsia"/>
+                <w:szCs w:val="20"/>
+              </w:rPr>
+              <w:t xml:space="preserve">년 </w:t>
+            </w:r>
+            <w:r>
+              <w:rPr>
+                <w:rFonts w:ascii="Pretendard Light" w:eastAsia="Pretendard Light" w:hAnsi="Pretendard Light"/>
+                <w:szCs w:val="20"/>
+              </w:rPr>
+              <w:t>00</w:t>
+            </w:r>
+            <w:r>
+              <w:rPr>
+                <w:rFonts w:ascii="Pretendard Light" w:eastAsia="Pretendard Light" w:hAnsi="Pretendard Light" w:hint="eastAsia"/>
+                <w:szCs w:val="20"/>
+              </w:rPr>
+              <w:t xml:space="preserve">월 (발행일로부터 약 </w:t>
+            </w:r>
+            <w:r>
+              <w:rPr>
+                <w:rFonts w:ascii="Pretendard Light" w:eastAsia="Pretendard Light" w:hAnsi="Pretendard Light"/>
+                <w:szCs w:val="20"/>
+              </w:rPr>
+              <w:t>00%)</w:t>
+            </w:r>
           </w:p>
         </w:tc>
       </w:tr>
@@ -6261,10 +4965,140 @@
               <w:autoSpaceDE/>
               <w:autoSpaceDN/>
               <w:rPr>
+                <w:rFonts w:ascii="Pretendard Light" w:eastAsia="Pretendard Light" w:hAnsi="Pretendard Light" w:hint="eastAsia"/>
+                <w:szCs w:val="20"/>
+              </w:rPr>
+            </w:pPr>
+            <w:r>
+              <w:rPr>
+                <w:rFonts w:ascii="Pretendard Light" w:eastAsia="Pretendard Light" w:hAnsi="Pretendard Light" w:hint="eastAsia"/>
+                <w:szCs w:val="20"/>
+              </w:rPr>
+              <w:t>A</w:t>
+            </w:r>
+            <w:r>
+              <w:rPr>
+                <w:rFonts w:ascii="Pretendard Light" w:eastAsia="Pretendard Light" w:hAnsi="Pretendard Light" w:hint="eastAsia"/>
+                <w:szCs w:val="20"/>
+              </w:rPr>
+              <w:t>ll</w:t>
+            </w:r>
+            <w:r>
+              <w:rPr>
+                <w:rFonts w:ascii="Pretendard Light" w:eastAsia="Pretendard Light" w:hAnsi="Pretendard Light" w:hint="eastAsia"/>
+                <w:szCs w:val="20"/>
+              </w:rPr>
+              <w:t xml:space="preserve"> -in </w:t>
+            </w:r>
+            <w:r>
+              <w:rPr>
                 <w:rFonts w:ascii="Pretendard Light" w:eastAsia="Pretendard Light" w:hAnsi="Pretendard Light"/>
                 <w:szCs w:val="20"/>
               </w:rPr>
-            </w:pPr>
+              <w:t xml:space="preserve">[0.0]%, </w:t>
+            </w:r>
+            <w:proofErr w:type="gramStart"/>
+            <w:r>
+              <w:rPr>
+                <w:rFonts w:ascii="Pretendard Light" w:eastAsia="Pretendard Light" w:hAnsi="Pretendard Light" w:hint="eastAsia"/>
+                <w:szCs w:val="20"/>
+              </w:rPr>
+              <w:t xml:space="preserve">채권금리 </w:t>
+            </w:r>
+            <w:r>
+              <w:rPr>
+                <w:rFonts w:ascii="Pretendard Light" w:eastAsia="Pretendard Light" w:hAnsi="Pretendard Light"/>
+                <w:szCs w:val="20"/>
+              </w:rPr>
+              <w:t>:</w:t>
+            </w:r>
+            <w:proofErr w:type="gramEnd"/>
+            <w:r>
+              <w:rPr>
+                <w:rFonts w:ascii="Pretendard Light" w:eastAsia="Pretendard Light" w:hAnsi="Pretendard Light"/>
+                <w:szCs w:val="20"/>
+              </w:rPr>
+              <w:t xml:space="preserve"> </w:t>
+            </w:r>
+            <w:r>
+              <w:rPr>
+                <w:rFonts w:ascii="Pretendard Light" w:eastAsia="Pretendard Light" w:hAnsi="Pretendard Light" w:hint="eastAsia"/>
+                <w:szCs w:val="20"/>
+              </w:rPr>
+              <w:t>연</w:t>
+            </w:r>
+            <w:r>
+              <w:rPr>
+                <w:rFonts w:ascii="Pretendard Light" w:eastAsia="Pretendard Light" w:hAnsi="Pretendard Light"/>
+                <w:szCs w:val="20"/>
+              </w:rPr>
+              <w:t xml:space="preserve"> [0.0]% (</w:t>
+            </w:r>
+            <w:r>
+              <w:rPr>
+                <w:rFonts w:ascii="Pretendard Light" w:eastAsia="Pretendard Light" w:hAnsi="Pretendard Light" w:hint="eastAsia"/>
+                <w:szCs w:val="20"/>
+              </w:rPr>
+              <w:t>고정,</w:t>
+            </w:r>
+            <w:r>
+              <w:rPr>
+                <w:rFonts w:ascii="Pretendard Light" w:eastAsia="Pretendard Light" w:hAnsi="Pretendard Light"/>
+                <w:szCs w:val="20"/>
+              </w:rPr>
+              <w:t xml:space="preserve"> </w:t>
+            </w:r>
+            <w:proofErr w:type="spellStart"/>
+            <w:r>
+              <w:rPr>
+                <w:rFonts w:ascii="Pretendard Light" w:eastAsia="Pretendard Light" w:hAnsi="Pretendard Light" w:hint="eastAsia"/>
+                <w:szCs w:val="20"/>
+              </w:rPr>
+              <w:t>세전</w:t>
+            </w:r>
+            <w:proofErr w:type="spellEnd"/>
+            <w:r>
+              <w:rPr>
+                <w:rFonts w:ascii="Pretendard Light" w:eastAsia="Pretendard Light" w:hAnsi="Pretendard Light" w:hint="eastAsia"/>
+                <w:szCs w:val="20"/>
+              </w:rPr>
+              <w:t>)</w:t>
+            </w:r>
+            <w:r>
+              <w:rPr>
+                <w:rFonts w:ascii="Pretendard Light" w:eastAsia="Pretendard Light" w:hAnsi="Pretendard Light"/>
+                <w:szCs w:val="20"/>
+              </w:rPr>
+              <w:t xml:space="preserve">, </w:t>
+            </w:r>
+            <w:r>
+              <w:rPr>
+                <w:rFonts w:ascii="Pretendard Light" w:eastAsia="Pretendard Light" w:hAnsi="Pretendard Light" w:hint="eastAsia"/>
+                <w:szCs w:val="20"/>
+              </w:rPr>
+              <w:t xml:space="preserve">인수수수료 </w:t>
+            </w:r>
+            <w:r>
+              <w:rPr>
+                <w:rFonts w:ascii="Pretendard Light" w:eastAsia="Pretendard Light" w:hAnsi="Pretendard Light"/>
+                <w:szCs w:val="20"/>
+              </w:rPr>
+              <w:t xml:space="preserve">: </w:t>
+            </w:r>
+            <w:r>
+              <w:rPr>
+                <w:rFonts w:ascii="Pretendard Light" w:eastAsia="Pretendard Light" w:hAnsi="Pretendard Light" w:hint="eastAsia"/>
+                <w:szCs w:val="20"/>
+              </w:rPr>
+              <w:t>발행금액의 (</w:t>
+            </w:r>
+            <w:r>
+              <w:rPr>
+                <w:rFonts w:ascii="Pretendard Light" w:eastAsia="Pretendard Light" w:hAnsi="Pretendard Light"/>
+                <w:szCs w:val="20"/>
+              </w:rPr>
+              <w:t>0.0)%</w:t>
+            </w:r>
           </w:p>
         </w:tc>
       </w:tr>
@@ -6315,6 +5149,13 @@
                 <w:szCs w:val="20"/>
               </w:rPr>
             </w:pPr>
+            <w:r>
+              <w:rPr>
+                <w:rFonts w:ascii="Pretendard Light" w:eastAsia="Pretendard Light" w:hAnsi="Pretendard Light" w:hint="eastAsia"/>
+                <w:szCs w:val="20"/>
+              </w:rPr>
+              <w:t>3개월 단위 후취 또는 만기 전액 후취</w:t>
+            </w:r>
           </w:p>
         </w:tc>
       </w:tr>
@@ -6331,6 +5172,27 @@
           <w:sz w:val="32"/>
         </w:rPr>
       </w:pPr>
+    </w:p>
+    <w:p>
+      <w:pPr>
+        <w:widowControl/>
+        <w:wordWrap/>
+        <w:autoSpaceDE/>
+        <w:autoSpaceDN/>
+        <w:jc w:val="left"/>
+        <w:rPr>
+          <w:b/>
+          <w:sz w:val="32"/>
+        </w:rPr>
+      </w:pPr>
+      <w:r>
+        <w:rPr>
+          <w:rFonts w:hint="eastAsia"/>
+          <w:b/>
+          <w:sz w:val="32"/>
+        </w:rPr>
+        <w:t>금융 구조도</w:t>
+      </w:r>
       <w:r>
         <w:rPr>
           <w:b/>
@@ -6339,521 +5201,6 @@
         <w:br w:type="page"/>
       </w:r>
     </w:p>
-    <w:tbl>
-      <w:tblPr>
-        <w:tblStyle w:val="a6"/>
-        <w:tblW w:w="0" w:type="auto"/>
-        <w:tblLook w:val="04A0" w:firstRow="1" w:lastRow="0" w:firstColumn="1" w:lastColumn="0" w:noHBand="0" w:noVBand="1"/>
-      </w:tblPr>
-      <w:tblGrid>
-        <w:gridCol w:w="1413"/>
-        <w:gridCol w:w="2059"/>
-        <w:gridCol w:w="1459"/>
-        <w:gridCol w:w="2182"/>
-        <w:gridCol w:w="1903"/>
-      </w:tblGrid>
-      <w:tr>
-        <w:trPr>
-          <w:trHeight w:val="397"/>
-        </w:trPr>
-        <w:tc>
-          <w:tcPr>
-            <w:tcW w:w="1413" w:type="dxa"/>
-            <w:shd w:val="clear" w:color="auto" w:fill="17365D" w:themeFill="text2" w:themeFillShade="BF"/>
-            <w:vAlign w:val="center"/>
-          </w:tcPr>
-          <w:p>
-            <w:pPr>
-              <w:jc w:val="center"/>
-              <w:rPr>
-                <w:b/>
-                <w:sz w:val="18"/>
-              </w:rPr>
-            </w:pPr>
-            <w:r>
-              <w:rPr>
-                <w:rFonts w:hint="eastAsia"/>
-                <w:b/>
-                <w:sz w:val="18"/>
-              </w:rPr>
-              <w:lastRenderedPageBreak/>
-              <w:t>본부</w:t>
-            </w:r>
-          </w:p>
-        </w:tc>
-        <w:tc>
-          <w:tcPr>
-            <w:tcW w:w="2059" w:type="dxa"/>
-            <w:shd w:val="clear" w:color="auto" w:fill="17365D" w:themeFill="text2" w:themeFillShade="BF"/>
-            <w:vAlign w:val="center"/>
-          </w:tcPr>
-          <w:p>
-            <w:pPr>
-              <w:jc w:val="center"/>
-              <w:rPr>
-                <w:b/>
-                <w:sz w:val="18"/>
-              </w:rPr>
-            </w:pPr>
-            <w:r>
-              <w:rPr>
-                <w:rFonts w:hint="eastAsia"/>
-                <w:b/>
-                <w:sz w:val="18"/>
-              </w:rPr>
-              <w:t>직급</w:t>
-            </w:r>
-          </w:p>
-        </w:tc>
-        <w:tc>
-          <w:tcPr>
-            <w:tcW w:w="1459" w:type="dxa"/>
-            <w:shd w:val="clear" w:color="auto" w:fill="17365D" w:themeFill="text2" w:themeFillShade="BF"/>
-            <w:vAlign w:val="center"/>
-          </w:tcPr>
-          <w:p>
-            <w:pPr>
-              <w:jc w:val="center"/>
-              <w:rPr>
-                <w:b/>
-                <w:sz w:val="18"/>
-              </w:rPr>
-            </w:pPr>
-            <w:r>
-              <w:rPr>
-                <w:rFonts w:hint="eastAsia"/>
-                <w:b/>
-                <w:sz w:val="18"/>
-              </w:rPr>
-              <w:t>이름</w:t>
-            </w:r>
-          </w:p>
-        </w:tc>
-        <w:tc>
-          <w:tcPr>
-            <w:tcW w:w="2182" w:type="dxa"/>
-            <w:shd w:val="clear" w:color="auto" w:fill="17365D" w:themeFill="text2" w:themeFillShade="BF"/>
-            <w:vAlign w:val="center"/>
-          </w:tcPr>
-          <w:p>
-            <w:pPr>
-              <w:jc w:val="center"/>
-              <w:rPr>
-                <w:b/>
-                <w:sz w:val="18"/>
-              </w:rPr>
-            </w:pPr>
-            <w:r>
-              <w:rPr>
-                <w:rFonts w:hint="eastAsia"/>
-                <w:b/>
-                <w:sz w:val="18"/>
-              </w:rPr>
-              <w:t>E</w:t>
-            </w:r>
-            <w:r>
-              <w:rPr>
-                <w:b/>
-                <w:sz w:val="18"/>
-              </w:rPr>
-              <w:t>-mail</w:t>
-            </w:r>
-          </w:p>
-        </w:tc>
-        <w:tc>
-          <w:tcPr>
-            <w:tcW w:w="1903" w:type="dxa"/>
-            <w:shd w:val="clear" w:color="auto" w:fill="17365D" w:themeFill="text2" w:themeFillShade="BF"/>
-            <w:vAlign w:val="center"/>
-          </w:tcPr>
-          <w:p>
-            <w:pPr>
-              <w:jc w:val="center"/>
-              <w:rPr>
-                <w:b/>
-                <w:sz w:val="18"/>
-              </w:rPr>
-            </w:pPr>
-            <w:r>
-              <w:rPr>
-                <w:rFonts w:hint="eastAsia"/>
-                <w:b/>
-                <w:sz w:val="18"/>
-              </w:rPr>
-              <w:t>연락처</w:t>
-            </w:r>
-          </w:p>
-        </w:tc>
-      </w:tr>
-      <w:tr>
-        <w:trPr>
-          <w:trHeight w:val="397"/>
-        </w:trPr>
-        <w:tc>
-          <w:tcPr>
-            <w:tcW w:w="3472" w:type="dxa"/>
-            <w:gridSpan w:val="2"/>
-            <w:shd w:val="clear" w:color="auto" w:fill="FFFFFF" w:themeFill="background1"/>
-            <w:vAlign w:val="center"/>
-          </w:tcPr>
-          <w:p>
-            <w:pPr>
-              <w:jc w:val="center"/>
-              <w:rPr>
-                <w:sz w:val="18"/>
-              </w:rPr>
-            </w:pPr>
-            <w:r>
-              <w:rPr>
-                <w:rFonts w:hint="eastAsia"/>
-                <w:sz w:val="18"/>
-              </w:rPr>
-              <w:t>대표이사</w:t>
-            </w:r>
-          </w:p>
-        </w:tc>
-        <w:tc>
-          <w:tcPr>
-            <w:tcW w:w="1459" w:type="dxa"/>
-            <w:shd w:val="clear" w:color="auto" w:fill="FFFFFF" w:themeFill="background1"/>
-            <w:vAlign w:val="center"/>
-          </w:tcPr>
-          <w:p>
-            <w:pPr>
-              <w:jc w:val="center"/>
-              <w:rPr>
-                <w:sz w:val="18"/>
-              </w:rPr>
-            </w:pPr>
-            <w:r>
-              <w:rPr>
-                <w:rFonts w:hint="eastAsia"/>
-                <w:sz w:val="18"/>
-              </w:rPr>
-              <w:t>박광희</w:t>
-            </w:r>
-          </w:p>
-        </w:tc>
-        <w:tc>
-          <w:tcPr>
-            <w:tcW w:w="2182" w:type="dxa"/>
-            <w:shd w:val="clear" w:color="auto" w:fill="FFFFFF" w:themeFill="background1"/>
-            <w:vAlign w:val="center"/>
-          </w:tcPr>
-          <w:p>
-            <w:pPr>
-              <w:jc w:val="center"/>
-              <w:rPr>
-                <w:sz w:val="18"/>
-              </w:rPr>
-            </w:pPr>
-            <w:r>
-              <w:rPr>
-                <w:rFonts w:hint="eastAsia"/>
-                <w:sz w:val="18"/>
-              </w:rPr>
-              <w:t>p</w:t>
-            </w:r>
-            <w:r>
-              <w:rPr>
-                <w:sz w:val="18"/>
-              </w:rPr>
-              <w:t>kh@rainfieldinv.com</w:t>
-            </w:r>
-          </w:p>
-        </w:tc>
-        <w:tc>
-          <w:tcPr>
-            <w:tcW w:w="1903" w:type="dxa"/>
-            <w:shd w:val="clear" w:color="auto" w:fill="FFFFFF" w:themeFill="background1"/>
-            <w:vAlign w:val="center"/>
-          </w:tcPr>
-          <w:p>
-            <w:pPr>
-              <w:jc w:val="center"/>
-              <w:rPr>
-                <w:sz w:val="18"/>
-              </w:rPr>
-            </w:pPr>
-            <w:r>
-              <w:rPr>
-                <w:rFonts w:hint="eastAsia"/>
-                <w:sz w:val="18"/>
-              </w:rPr>
-              <w:t>0</w:t>
-            </w:r>
-            <w:r>
-              <w:rPr>
-                <w:sz w:val="18"/>
-              </w:rPr>
-              <w:t>10-4490-2050</w:t>
-            </w:r>
-          </w:p>
-        </w:tc>
-      </w:tr>
-      <w:tr>
-        <w:trPr>
-          <w:trHeight w:val="397"/>
-        </w:trPr>
-        <w:tc>
-          <w:tcPr>
-            <w:tcW w:w="1413" w:type="dxa"/>
-            <w:shd w:val="clear" w:color="auto" w:fill="FFFFFF" w:themeFill="background1"/>
-            <w:vAlign w:val="center"/>
-          </w:tcPr>
-          <w:p>
-            <w:pPr>
-              <w:jc w:val="center"/>
-              <w:rPr>
-                <w:sz w:val="18"/>
-              </w:rPr>
-            </w:pPr>
-            <w:r>
-              <w:rPr>
-                <w:rFonts w:hint="eastAsia"/>
-                <w:sz w:val="18"/>
-              </w:rPr>
-              <w:t>투자금융본부</w:t>
-            </w:r>
-          </w:p>
-        </w:tc>
-        <w:tc>
-          <w:tcPr>
-            <w:tcW w:w="2059" w:type="dxa"/>
-            <w:shd w:val="clear" w:color="auto" w:fill="FFFFFF" w:themeFill="background1"/>
-            <w:vAlign w:val="center"/>
-          </w:tcPr>
-          <w:p>
-            <w:pPr>
-              <w:jc w:val="center"/>
-              <w:rPr>
-                <w:sz w:val="18"/>
-              </w:rPr>
-            </w:pPr>
-            <w:r>
-              <w:rPr>
-                <w:rFonts w:hint="eastAsia"/>
-                <w:sz w:val="18"/>
-              </w:rPr>
-              <w:t>팀장</w:t>
-            </w:r>
-          </w:p>
-        </w:tc>
-        <w:tc>
-          <w:tcPr>
-            <w:tcW w:w="1459" w:type="dxa"/>
-            <w:shd w:val="clear" w:color="auto" w:fill="FFFFFF" w:themeFill="background1"/>
-            <w:vAlign w:val="center"/>
-          </w:tcPr>
-          <w:p>
-            <w:pPr>
-              <w:jc w:val="center"/>
-              <w:rPr>
-                <w:sz w:val="18"/>
-              </w:rPr>
-            </w:pPr>
-            <w:r>
-              <w:rPr>
-                <w:rFonts w:hint="eastAsia"/>
-                <w:sz w:val="18"/>
-              </w:rPr>
-              <w:t>최재영</w:t>
-            </w:r>
-          </w:p>
-        </w:tc>
-        <w:tc>
-          <w:tcPr>
-            <w:tcW w:w="2182" w:type="dxa"/>
-            <w:shd w:val="clear" w:color="auto" w:fill="FFFFFF" w:themeFill="background1"/>
-            <w:vAlign w:val="center"/>
-          </w:tcPr>
-          <w:p>
-            <w:pPr>
-              <w:jc w:val="center"/>
-              <w:rPr>
-                <w:sz w:val="18"/>
-              </w:rPr>
-            </w:pPr>
-            <w:hyperlink r:id="rId12" w:history="1">
-              <w:r>
-                <w:rPr>
-                  <w:rStyle w:val="a7"/>
-                  <w:rFonts w:hint="eastAsia"/>
-                  <w:color w:val="auto"/>
-                  <w:sz w:val="18"/>
-                  <w:u w:val="none"/>
-                </w:rPr>
-                <w:t>c</w:t>
-              </w:r>
-              <w:r>
-                <w:rPr>
-                  <w:rStyle w:val="a7"/>
-                  <w:color w:val="auto"/>
-                  <w:sz w:val="18"/>
-                  <w:u w:val="none"/>
-                </w:rPr>
-                <w:t>jy@rainfieldinv.com</w:t>
-              </w:r>
-            </w:hyperlink>
-          </w:p>
-        </w:tc>
-        <w:tc>
-          <w:tcPr>
-            <w:tcW w:w="1903" w:type="dxa"/>
-            <w:shd w:val="clear" w:color="auto" w:fill="FFFFFF" w:themeFill="background1"/>
-            <w:vAlign w:val="center"/>
-          </w:tcPr>
-          <w:p>
-            <w:pPr>
-              <w:jc w:val="center"/>
-              <w:rPr>
-                <w:sz w:val="18"/>
-              </w:rPr>
-            </w:pPr>
-            <w:r>
-              <w:rPr>
-                <w:rFonts w:hint="eastAsia"/>
-                <w:sz w:val="18"/>
-              </w:rPr>
-              <w:t>0</w:t>
-            </w:r>
-            <w:r>
-              <w:rPr>
-                <w:sz w:val="18"/>
-              </w:rPr>
-              <w:t>10-3090-3576</w:t>
-            </w:r>
-          </w:p>
-        </w:tc>
-      </w:tr>
-      <w:tr>
-        <w:trPr>
-          <w:trHeight w:val="397"/>
-        </w:trPr>
-        <w:tc>
-          <w:tcPr>
-            <w:tcW w:w="1413" w:type="dxa"/>
-            <w:shd w:val="clear" w:color="auto" w:fill="FFFFFF" w:themeFill="background1"/>
-            <w:vAlign w:val="center"/>
-          </w:tcPr>
-          <w:p>
-            <w:pPr>
-              <w:jc w:val="center"/>
-              <w:rPr>
-                <w:sz w:val="18"/>
-              </w:rPr>
-            </w:pPr>
-            <w:r>
-              <w:rPr>
-                <w:rFonts w:hint="eastAsia"/>
-                <w:sz w:val="18"/>
-              </w:rPr>
-              <w:t>대체투자본부</w:t>
-            </w:r>
-          </w:p>
-        </w:tc>
-        <w:tc>
-          <w:tcPr>
-            <w:tcW w:w="2059" w:type="dxa"/>
-            <w:shd w:val="clear" w:color="auto" w:fill="FFFFFF" w:themeFill="background1"/>
-            <w:vAlign w:val="center"/>
-          </w:tcPr>
-          <w:p>
-            <w:pPr>
-              <w:jc w:val="center"/>
-              <w:rPr>
-                <w:sz w:val="18"/>
-              </w:rPr>
-            </w:pPr>
-            <w:r>
-              <w:rPr>
-                <w:rFonts w:hint="eastAsia"/>
-                <w:sz w:val="18"/>
-              </w:rPr>
-              <w:t>팀장</w:t>
-            </w:r>
-          </w:p>
-        </w:tc>
-        <w:tc>
-          <w:tcPr>
-            <w:tcW w:w="1459" w:type="dxa"/>
-            <w:shd w:val="clear" w:color="auto" w:fill="FFFFFF" w:themeFill="background1"/>
-            <w:vAlign w:val="center"/>
-          </w:tcPr>
-          <w:p>
-            <w:pPr>
-              <w:jc w:val="center"/>
-              <w:rPr>
-                <w:sz w:val="18"/>
-              </w:rPr>
-            </w:pPr>
-            <w:r>
-              <w:rPr>
-                <w:rFonts w:hint="eastAsia"/>
-                <w:sz w:val="18"/>
-              </w:rPr>
-              <w:t>이주호</w:t>
-            </w:r>
-          </w:p>
-        </w:tc>
-        <w:tc>
-          <w:tcPr>
-            <w:tcW w:w="2182" w:type="dxa"/>
-            <w:shd w:val="clear" w:color="auto" w:fill="FFFFFF" w:themeFill="background1"/>
-            <w:vAlign w:val="center"/>
-          </w:tcPr>
-          <w:p>
-            <w:pPr>
-              <w:jc w:val="center"/>
-              <w:rPr>
-                <w:sz w:val="18"/>
-              </w:rPr>
-            </w:pPr>
-            <w:r>
-              <w:rPr>
-                <w:rFonts w:hint="eastAsia"/>
-                <w:sz w:val="18"/>
-              </w:rPr>
-              <w:t>l</w:t>
-            </w:r>
-            <w:r>
-              <w:rPr>
-                <w:sz w:val="18"/>
-              </w:rPr>
-              <w:t>jh@rainfieldinv.com</w:t>
-            </w:r>
-          </w:p>
-        </w:tc>
-        <w:tc>
-          <w:tcPr>
-            <w:tcW w:w="1903" w:type="dxa"/>
-            <w:shd w:val="clear" w:color="auto" w:fill="FFFFFF" w:themeFill="background1"/>
-            <w:vAlign w:val="center"/>
-          </w:tcPr>
-          <w:p>
-            <w:pPr>
-              <w:jc w:val="center"/>
-              <w:rPr>
-                <w:sz w:val="18"/>
-              </w:rPr>
-            </w:pPr>
-            <w:r>
-              <w:rPr>
-                <w:rFonts w:hint="eastAsia"/>
-                <w:sz w:val="18"/>
-              </w:rPr>
-              <w:t>0</w:t>
-            </w:r>
-            <w:r>
-              <w:rPr>
-                <w:sz w:val="18"/>
-              </w:rPr>
-              <w:t>10-5054-9208</w:t>
-            </w:r>
-          </w:p>
-        </w:tc>
-      </w:tr>
-    </w:tbl>
     <w:p>
       <w:pPr>
         <w:rPr>
@@ -6865,6 +5212,7 @@
       <w:pPr>
         <w:rPr>
           <w:rFonts w:ascii="Pretendard Light" w:eastAsia="Pretendard Light" w:hAnsi="Pretendard Light"/>
+          <w:bCs/>
           <w:sz w:val="18"/>
         </w:rPr>
       </w:pPr>
@@ -6890,34 +5238,530 @@
           <w:sz w:val="10"/>
         </w:rPr>
       </w:pPr>
-    </w:p>
-    <w:p>
-      <w:pPr>
+      <w:r>
         <w:rPr>
+          <w:noProof/>
           <w:sz w:val="10"/>
         </w:rPr>
-      </w:pPr>
-    </w:p>
-    <w:p>
-      <w:pPr>
-        <w:rPr>
-          <w:sz w:val="10"/>
-        </w:rPr>
-      </w:pPr>
-    </w:p>
-    <w:p>
-      <w:pPr>
-        <w:rPr>
-          <w:sz w:val="10"/>
-        </w:rPr>
-      </w:pPr>
-    </w:p>
-    <w:p>
-      <w:pPr>
-        <w:rPr>
-          <w:sz w:val="10"/>
-        </w:rPr>
-      </w:pPr>
+        <mc:AlternateContent>
+          <mc:Choice Requires="wps">
+            <w:drawing>
+              <wp:anchor distT="0" distB="0" distL="114300" distR="114300" simplePos="0" relativeHeight="251651071" behindDoc="0" locked="0" layoutInCell="1" allowOverlap="1" wp14:anchorId="1D8DF94C" wp14:editId="4E05C056">
+                <wp:simplePos x="0" y="0"/>
+                <wp:positionH relativeFrom="column">
+                  <wp:posOffset>0</wp:posOffset>
+                </wp:positionH>
+                <wp:positionV relativeFrom="paragraph">
+                  <wp:posOffset>19281</wp:posOffset>
+                </wp:positionV>
+                <wp:extent cx="5752465" cy="1009403"/>
+                <wp:effectExtent l="0" t="0" r="19685" b="19685"/>
+                <wp:wrapNone/>
+                <wp:docPr id="16" name="Text Box 16"/>
+                <wp:cNvGraphicFramePr/>
+                <a:graphic xmlns:a="http://schemas.openxmlformats.org/drawingml/2006/main">
+                  <a:graphicData uri="http://schemas.microsoft.com/office/word/2010/wordprocessingShape">
+                    <wps:wsp>
+                      <wps:cNvSpPr txBox="1"/>
+                      <wps:spPr>
+                        <a:xfrm>
+                          <a:off x="0" y="0"/>
+                          <a:ext cx="5752465" cy="1009403"/>
+                        </a:xfrm>
+                        <a:prstGeom prst="rect">
+                          <a:avLst/>
+                        </a:prstGeom>
+                        <a:noFill/>
+                        <a:ln w="3175">
+                          <a:solidFill>
+                            <a:schemeClr val="bg1">
+                              <a:lumMod val="75000"/>
+                            </a:schemeClr>
+                          </a:solidFill>
+                        </a:ln>
+                      </wps:spPr>
+                      <wps:txbx>
+                        <w:txbxContent>
+                          <w:p>
+                            <w:pPr>
+                              <w:spacing w:line="360" w:lineRule="auto"/>
+                              <w:rPr>
+                                <w:rFonts w:ascii="Pretendard Light" w:eastAsia="Pretendard Light" w:hAnsi="Pretendard Light"/>
+                                <w:sz w:val="18"/>
+                              </w:rPr>
+                            </w:pPr>
+                            <w:proofErr w:type="spellStart"/>
+                            <w:r>
+                              <w:rPr>
+                                <w:rFonts w:ascii="Pretendard Light" w:eastAsia="Pretendard Light" w:hAnsi="Pretendard Light" w:hint="eastAsia"/>
+                                <w:sz w:val="18"/>
+                              </w:rPr>
+                              <w:t>래인필드투자자문</w:t>
+                            </w:r>
+                            <w:proofErr w:type="spellEnd"/>
+                          </w:p>
+                          <w:p>
+                            <w:pPr>
+                              <w:spacing w:line="276" w:lineRule="auto"/>
+                              <w:rPr>
+                                <w:rFonts w:ascii="Pretendard Light" w:eastAsia="Pretendard Light" w:hAnsi="Pretendard Light"/>
+                                <w:sz w:val="18"/>
+                              </w:rPr>
+                            </w:pPr>
+                            <w:r>
+                              <w:rPr>
+                                <w:rFonts w:ascii="Pretendard Light" w:eastAsia="Pretendard Light" w:hAnsi="Pretendard Light" w:hint="eastAsia"/>
+                                <w:sz w:val="18"/>
+                              </w:rPr>
+                              <w:t xml:space="preserve">대표이사 </w:t>
+                            </w:r>
+                            <w:r>
+                              <w:rPr>
+                                <w:rFonts w:ascii="Pretendard Light" w:eastAsia="Pretendard Light" w:hAnsi="Pretendard Light"/>
+                                <w:sz w:val="18"/>
+                              </w:rPr>
+                              <w:t xml:space="preserve">  </w:t>
+                            </w:r>
+                            <w:r>
+                              <w:rPr>
+                                <w:rFonts w:ascii="Pretendard Light" w:eastAsia="Pretendard Light" w:hAnsi="Pretendard Light" w:hint="eastAsia"/>
+                                <w:sz w:val="18"/>
+                              </w:rPr>
+                              <w:t xml:space="preserve">박 광 희 </w:t>
+                            </w:r>
+                            <w:r>
+                              <w:rPr>
+                                <w:rFonts w:ascii="Pretendard Light" w:eastAsia="Pretendard Light" w:hAnsi="Pretendard Light"/>
+                                <w:sz w:val="18"/>
+                              </w:rPr>
+                              <w:t xml:space="preserve">  T. 02-782-2225   M. 010-4490-2050   </w:t>
+                            </w:r>
+                            <w:hyperlink r:id="rId10" w:history="1">
+                              <w:r>
+                                <w:rPr>
+                                  <w:rStyle w:val="a7"/>
+                                  <w:rFonts w:ascii="Pretendard Light" w:eastAsia="Pretendard Light" w:hAnsi="Pretendard Light" w:hint="eastAsia"/>
+                                  <w:sz w:val="18"/>
+                                </w:rPr>
+                                <w:t>p</w:t>
+                              </w:r>
+                              <w:r>
+                                <w:rPr>
+                                  <w:rStyle w:val="a7"/>
+                                  <w:rFonts w:ascii="Pretendard Light" w:eastAsia="Pretendard Light" w:hAnsi="Pretendard Light"/>
+                                  <w:sz w:val="18"/>
+                                </w:rPr>
+                                <w:t>kh@rainfieldinv.com</w:t>
+                              </w:r>
+                            </w:hyperlink>
+                          </w:p>
+                          <w:p>
+                            <w:pPr>
+                              <w:spacing w:line="276" w:lineRule="auto"/>
+                              <w:rPr>
+                                <w:rFonts w:ascii="Pretendard Light" w:eastAsia="Pretendard Light" w:hAnsi="Pretendard Light"/>
+                                <w:sz w:val="18"/>
+                              </w:rPr>
+                            </w:pPr>
+                            <w:r>
+                              <w:rPr>
+                                <w:rFonts w:ascii="Pretendard Light" w:eastAsia="Pretendard Light" w:hAnsi="Pretendard Light" w:hint="eastAsia"/>
+                                <w:sz w:val="18"/>
+                              </w:rPr>
+                              <w:t xml:space="preserve">팀 </w:t>
+                            </w:r>
+                            <w:r>
+                              <w:rPr>
+                                <w:rFonts w:ascii="Pretendard Light" w:eastAsia="Pretendard Light" w:hAnsi="Pretendard Light"/>
+                                <w:sz w:val="18"/>
+                              </w:rPr>
+                              <w:t xml:space="preserve">   </w:t>
+                            </w:r>
+                            <w:r>
+                              <w:rPr>
+                                <w:rFonts w:ascii="Pretendard Light" w:eastAsia="Pretendard Light" w:hAnsi="Pretendard Light" w:hint="eastAsia"/>
+                                <w:sz w:val="18"/>
+                              </w:rPr>
+                              <w:t xml:space="preserve">장 </w:t>
+                            </w:r>
+                            <w:r>
+                              <w:rPr>
+                                <w:rFonts w:ascii="Pretendard Light" w:eastAsia="Pretendard Light" w:hAnsi="Pretendard Light"/>
+                                <w:sz w:val="18"/>
+                              </w:rPr>
+                              <w:t xml:space="preserve">  </w:t>
+                            </w:r>
+                            <w:r>
+                              <w:rPr>
+                                <w:rFonts w:ascii="Pretendard Light" w:eastAsia="Pretendard Light" w:hAnsi="Pretendard Light" w:hint="eastAsia"/>
+                                <w:sz w:val="18"/>
+                              </w:rPr>
+                              <w:t xml:space="preserve">최 재 영 </w:t>
+                            </w:r>
+                            <w:r>
+                              <w:rPr>
+                                <w:rFonts w:ascii="Pretendard Light" w:eastAsia="Pretendard Light" w:hAnsi="Pretendard Light"/>
+                                <w:sz w:val="18"/>
+                              </w:rPr>
+                              <w:t xml:space="preserve">  T. 02-782-2225   M. 010-3090-3576   </w:t>
+                            </w:r>
+                            <w:hyperlink r:id="rId11" w:history="1">
+                              <w:r>
+                                <w:rPr>
+                                  <w:rStyle w:val="a7"/>
+                                  <w:rFonts w:ascii="Pretendard Light" w:eastAsia="Pretendard Light" w:hAnsi="Pretendard Light" w:hint="eastAsia"/>
+                                  <w:sz w:val="18"/>
+                                </w:rPr>
+                                <w:t>c</w:t>
+                              </w:r>
+                              <w:r>
+                                <w:rPr>
+                                  <w:rStyle w:val="a7"/>
+                                  <w:rFonts w:ascii="Pretendard Light" w:eastAsia="Pretendard Light" w:hAnsi="Pretendard Light"/>
+                                  <w:sz w:val="18"/>
+                                </w:rPr>
+                                <w:t>jy@rainfieldinv.com</w:t>
+                              </w:r>
+                            </w:hyperlink>
+                          </w:p>
+                          <w:p>
+                            <w:pPr>
+                              <w:rPr>
+                                <w:rFonts w:ascii="Pretendard Light" w:eastAsia="Pretendard Light" w:hAnsi="Pretendard Light"/>
+                              </w:rPr>
+                            </w:pPr>
+                            <w:r>
+                              <w:rPr>
+                                <w:rStyle w:val="a7"/>
+                                <w:rFonts w:ascii="Pretendard Light" w:eastAsia="Pretendard Light" w:hAnsi="Pretendard Light" w:hint="eastAsia"/>
+                                <w:color w:val="auto"/>
+                                <w:sz w:val="18"/>
+                                <w:u w:val="none"/>
+                              </w:rPr>
+                              <w:t xml:space="preserve">팀 </w:t>
+                            </w:r>
+                            <w:r>
+                              <w:rPr>
+                                <w:rStyle w:val="a7"/>
+                                <w:rFonts w:ascii="Pretendard Light" w:eastAsia="Pretendard Light" w:hAnsi="Pretendard Light"/>
+                                <w:color w:val="auto"/>
+                                <w:sz w:val="18"/>
+                                <w:u w:val="none"/>
+                              </w:rPr>
+                              <w:t xml:space="preserve">   </w:t>
+                            </w:r>
+                            <w:r>
+                              <w:rPr>
+                                <w:rStyle w:val="a7"/>
+                                <w:rFonts w:ascii="Pretendard Light" w:eastAsia="Pretendard Light" w:hAnsi="Pretendard Light" w:hint="eastAsia"/>
+                                <w:color w:val="auto"/>
+                                <w:sz w:val="18"/>
+                                <w:u w:val="none"/>
+                              </w:rPr>
+                              <w:t xml:space="preserve">장  </w:t>
+                            </w:r>
+                            <w:r>
+                              <w:rPr>
+                                <w:rStyle w:val="a7"/>
+                                <w:rFonts w:ascii="Pretendard Light" w:eastAsia="Pretendard Light" w:hAnsi="Pretendard Light"/>
+                                <w:color w:val="auto"/>
+                                <w:sz w:val="18"/>
+                                <w:u w:val="none"/>
+                              </w:rPr>
+                              <w:t xml:space="preserve"> </w:t>
+                            </w:r>
+                            <w:r>
+                              <w:rPr>
+                                <w:rStyle w:val="a7"/>
+                                <w:rFonts w:ascii="Pretendard Light" w:eastAsia="Pretendard Light" w:hAnsi="Pretendard Light" w:hint="eastAsia"/>
+                                <w:color w:val="auto"/>
+                                <w:sz w:val="18"/>
+                                <w:u w:val="none"/>
+                              </w:rPr>
+                              <w:t>이 주 호</w:t>
+                            </w:r>
+                            <w:r>
+                              <w:rPr>
+                                <w:rFonts w:ascii="Pretendard Light" w:eastAsia="Pretendard Light" w:hAnsi="Pretendard Light"/>
+                                <w:sz w:val="18"/>
+                              </w:rPr>
+                              <w:t xml:space="preserve">   T. 02-782-2225   M. 010-5054-9208   </w:t>
+                            </w:r>
+                            <w:hyperlink r:id="rId12" w:history="1">
+                              <w:r>
+                                <w:rPr>
+                                  <w:rStyle w:val="a7"/>
+                                  <w:rFonts w:ascii="Pretendard Light" w:eastAsia="Pretendard Light" w:hAnsi="Pretendard Light" w:hint="eastAsia"/>
+                                  <w:sz w:val="18"/>
+                                </w:rPr>
+                                <w:t>l</w:t>
+                              </w:r>
+                              <w:r>
+                                <w:rPr>
+                                  <w:rStyle w:val="a7"/>
+                                  <w:rFonts w:ascii="Pretendard Light" w:eastAsia="Pretendard Light" w:hAnsi="Pretendard Light"/>
+                                  <w:sz w:val="18"/>
+                                </w:rPr>
+                                <w:t>jh@rainfieldinv.com</w:t>
+                              </w:r>
+                            </w:hyperlink>
+                          </w:p>
+                        </w:txbxContent>
+                      </wps:txbx>
+                      <wps:bodyPr rot="0" spcFirstLastPara="0" vertOverflow="overflow" horzOverflow="overflow" vert="horz" wrap="square" lIns="91440" tIns="45720" rIns="91440" bIns="45720" numCol="1" spcCol="0" rtlCol="0" fromWordArt="0" anchor="t" anchorCtr="0" forceAA="0" compatLnSpc="1">
+                        <a:prstTxWarp prst="textNoShape">
+                          <a:avLst/>
+                        </a:prstTxWarp>
+                        <a:noAutofit/>
+                      </wps:bodyPr>
+                    </wps:wsp>
+                  </a:graphicData>
+                </a:graphic>
+                <wp14:sizeRelH relativeFrom="margin">
+                  <wp14:pctWidth>0</wp14:pctWidth>
+                </wp14:sizeRelH>
+                <wp14:sizeRelV relativeFrom="margin">
+                  <wp14:pctHeight>0</wp14:pctHeight>
+                </wp14:sizeRelV>
+              </wp:anchor>
+            </w:drawing>
+          </mc:Choice>
+          <mc:Fallback>
+            <w:pict>
+              <v:shape w14:anchorId="1D8DF94C" id="Text Box 16" o:spid="_x0000_s1031" type="#_x0000_t202" style="position:absolute;left:0;text-align:left;margin-left:0;margin-top:1.5pt;width:452.95pt;height:79.5pt;z-index:251651071;visibility:visible;mso-wrap-style:square;mso-width-percent:0;mso-height-percent:0;mso-wrap-distance-left:9pt;mso-wrap-distance-top:0;mso-wrap-distance-right:9pt;mso-wrap-distance-bottom:0;mso-position-horizontal:absolute;mso-position-horizontal-relative:text;mso-position-vertical:absolute;mso-position-vertical-relative:text;mso-width-percent:0;mso-height-percent:0;mso-width-relative:margin;mso-height-relative:margin;v-text-anchor:top" o:gfxdata="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" filled="f" strokecolor="#bfbfbf [2412]" strokeweight=".25pt">
+                <v:textbox>
+                  <w:txbxContent>
+                    <w:p>
+                      <w:pPr>
+                        <w:spacing w:line="360" w:lineRule="auto"/>
+                        <w:rPr>
+                          <w:rFonts w:ascii="Pretendard Light" w:eastAsia="Pretendard Light" w:hAnsi="Pretendard Light"/>
+                          <w:sz w:val="18"/>
+                        </w:rPr>
+                      </w:pPr>
+                      <w:proofErr w:type="spellStart"/>
+                      <w:r>
+                        <w:rPr>
+                          <w:rFonts w:ascii="Pretendard Light" w:eastAsia="Pretendard Light" w:hAnsi="Pretendard Light" w:hint="eastAsia"/>
+                          <w:sz w:val="18"/>
+                        </w:rPr>
+                        <w:t>래인필드투자자문</w:t>
+                      </w:r>
+                      <w:proofErr w:type="spellEnd"/>
+                    </w:p>
+                    <w:p>
+                      <w:pPr>
+                        <w:spacing w:line="276" w:lineRule="auto"/>
+                        <w:rPr>
+                          <w:rFonts w:ascii="Pretendard Light" w:eastAsia="Pretendard Light" w:hAnsi="Pretendard Light"/>
+                          <w:sz w:val="18"/>
+                        </w:rPr>
+                      </w:pPr>
+                      <w:r>
+                        <w:rPr>
+                          <w:rFonts w:ascii="Pretendard Light" w:eastAsia="Pretendard Light" w:hAnsi="Pretendard Light" w:hint="eastAsia"/>
+                          <w:sz w:val="18"/>
+                        </w:rPr>
+                        <w:t xml:space="preserve">대표이사 </w:t>
+                      </w:r>
+                      <w:r>
+                        <w:rPr>
+                          <w:rFonts w:ascii="Pretendard Light" w:eastAsia="Pretendard Light" w:hAnsi="Pretendard Light"/>
+                          <w:sz w:val="18"/>
+                        </w:rPr>
+                        <w:t xml:space="preserve">  </w:t>
+                      </w:r>
+                      <w:r>
+                        <w:rPr>
+                          <w:rFonts w:ascii="Pretendard Light" w:eastAsia="Pretendard Light" w:hAnsi="Pretendard Light" w:hint="eastAsia"/>
+                          <w:sz w:val="18"/>
+                        </w:rPr>
+                        <w:t xml:space="preserve">박 광 희 </w:t>
+                      </w:r>
+                      <w:r>
+                        <w:rPr>
+                          <w:rFonts w:ascii="Pretendard Light" w:eastAsia="Pretendard Light" w:hAnsi="Pretendard Light"/>
+                          <w:sz w:val="18"/>
+                        </w:rPr>
+                        <w:t xml:space="preserve">  T. 02-782-2225   M. 010-4490-2050   </w:t>
+                      </w:r>
+                      <w:hyperlink r:id="rId13" w:history="1">
+                        <w:r>
+                          <w:rPr>
+                            <w:rStyle w:val="a7"/>
+                            <w:rFonts w:ascii="Pretendard Light" w:eastAsia="Pretendard Light" w:hAnsi="Pretendard Light" w:hint="eastAsia"/>
+                            <w:sz w:val="18"/>
+                          </w:rPr>
+                          <w:t>p</w:t>
+                        </w:r>
+                        <w:r>
+                          <w:rPr>
+                            <w:rStyle w:val="a7"/>
+                            <w:rFonts w:ascii="Pretendard Light" w:eastAsia="Pretendard Light" w:hAnsi="Pretendard Light"/>
+                            <w:sz w:val="18"/>
+                          </w:rPr>
+                          <w:t>kh@rainfieldinv.com</w:t>
+                        </w:r>
+                      </w:hyperlink>
+                    </w:p>
+                    <w:p>
+                      <w:pPr>
+                        <w:spacing w:line="276" w:lineRule="auto"/>
+                        <w:rPr>
+                          <w:rFonts w:ascii="Pretendard Light" w:eastAsia="Pretendard Light" w:hAnsi="Pretendard Light"/>
+                          <w:sz w:val="18"/>
+                        </w:rPr>
+                      </w:pPr>
+                      <w:r>
+                        <w:rPr>
+                          <w:rFonts w:ascii="Pretendard Light" w:eastAsia="Pretendard Light" w:hAnsi="Pretendard Light" w:hint="eastAsia"/>
+                          <w:sz w:val="18"/>
+                        </w:rPr>
+                        <w:t xml:space="preserve">팀 </w:t>
+                      </w:r>
+                      <w:r>
+                        <w:rPr>
+                          <w:rFonts w:ascii="Pretendard Light" w:eastAsia="Pretendard Light" w:hAnsi="Pretendard Light"/>
+                          <w:sz w:val="18"/>
+                        </w:rPr>
+                        <w:t xml:space="preserve">   </w:t>
+                      </w:r>
+                      <w:r>
+                        <w:rPr>
+                          <w:rFonts w:ascii="Pretendard Light" w:eastAsia="Pretendard Light" w:hAnsi="Pretendard Light" w:hint="eastAsia"/>
+                          <w:sz w:val="18"/>
+                        </w:rPr>
+                        <w:t xml:space="preserve">장 </w:t>
+                      </w:r>
+                      <w:r>
+                        <w:rPr>
+                          <w:rFonts w:ascii="Pretendard Light" w:eastAsia="Pretendard Light" w:hAnsi="Pretendard Light"/>
+                          <w:sz w:val="18"/>
+                        </w:rPr>
+                        <w:t xml:space="preserve">  </w:t>
+                      </w:r>
+                      <w:r>
+                        <w:rPr>
+                          <w:rFonts w:ascii="Pretendard Light" w:eastAsia="Pretendard Light" w:hAnsi="Pretendard Light" w:hint="eastAsia"/>
+                          <w:sz w:val="18"/>
+                        </w:rPr>
+                        <w:t xml:space="preserve">최 재 영 </w:t>
+                      </w:r>
+                      <w:r>
+                        <w:rPr>
+                          <w:rFonts w:ascii="Pretendard Light" w:eastAsia="Pretendard Light" w:hAnsi="Pretendard Light"/>
+                          <w:sz w:val="18"/>
+                        </w:rPr>
+                        <w:t xml:space="preserve">  T. 02-782-2225   M. 010-3090-3576   </w:t>
+                      </w:r>
+                      <w:hyperlink r:id="rId14" w:history="1">
+                        <w:r>
+                          <w:rPr>
+                            <w:rStyle w:val="a7"/>
+                            <w:rFonts w:ascii="Pretendard Light" w:eastAsia="Pretendard Light" w:hAnsi="Pretendard Light" w:hint="eastAsia"/>
+                            <w:sz w:val="18"/>
+                          </w:rPr>
+                          <w:t>c</w:t>
+                        </w:r>
+                        <w:r>
+                          <w:rPr>
+                            <w:rStyle w:val="a7"/>
+                            <w:rFonts w:ascii="Pretendard Light" w:eastAsia="Pretendard Light" w:hAnsi="Pretendard Light"/>
+                            <w:sz w:val="18"/>
+                          </w:rPr>
+                          <w:t>jy@rainfieldinv.com</w:t>
+                        </w:r>
+                      </w:hyperlink>
+                    </w:p>
+                    <w:p>
+                      <w:pPr>
+                        <w:rPr>
+                          <w:rFonts w:ascii="Pretendard Light" w:eastAsia="Pretendard Light" w:hAnsi="Pretendard Light"/>
+                        </w:rPr>
+                      </w:pPr>
+                      <w:r>
+                        <w:rPr>
+                          <w:rStyle w:val="a7"/>
+                          <w:rFonts w:ascii="Pretendard Light" w:eastAsia="Pretendard Light" w:hAnsi="Pretendard Light" w:hint="eastAsia"/>
+                          <w:color w:val="auto"/>
+                          <w:sz w:val="18"/>
+                          <w:u w:val="none"/>
+                        </w:rPr>
+                        <w:t xml:space="preserve">팀 </w:t>
+                      </w:r>
+                      <w:r>
+                        <w:rPr>
+                          <w:rStyle w:val="a7"/>
+                          <w:rFonts w:ascii="Pretendard Light" w:eastAsia="Pretendard Light" w:hAnsi="Pretendard Light"/>
+                          <w:color w:val="auto"/>
+                          <w:sz w:val="18"/>
+                          <w:u w:val="none"/>
+                        </w:rPr>
+                        <w:t xml:space="preserve">   </w:t>
+                      </w:r>
+                      <w:r>
+                        <w:rPr>
+                          <w:rStyle w:val="a7"/>
+                          <w:rFonts w:ascii="Pretendard Light" w:eastAsia="Pretendard Light" w:hAnsi="Pretendard Light" w:hint="eastAsia"/>
+                          <w:color w:val="auto"/>
+                          <w:sz w:val="18"/>
+                          <w:u w:val="none"/>
+                        </w:rPr>
+                        <w:t xml:space="preserve">장  </w:t>
+                      </w:r>
+                      <w:r>
+                        <w:rPr>
+                          <w:rStyle w:val="a7"/>
+                          <w:rFonts w:ascii="Pretendard Light" w:eastAsia="Pretendard Light" w:hAnsi="Pretendard Light"/>
+                          <w:color w:val="auto"/>
+                          <w:sz w:val="18"/>
+                          <w:u w:val="none"/>
+                        </w:rPr>
+                        <w:t xml:space="preserve"> </w:t>
+                      </w:r>
+                      <w:r>
+                        <w:rPr>
+                          <w:rStyle w:val="a7"/>
+                          <w:rFonts w:ascii="Pretendard Light" w:eastAsia="Pretendard Light" w:hAnsi="Pretendard Light" w:hint="eastAsia"/>
+                          <w:color w:val="auto"/>
+                          <w:sz w:val="18"/>
+                          <w:u w:val="none"/>
+                        </w:rPr>
+                        <w:t>이 주 호</w:t>
+                      </w:r>
+                      <w:r>
+                        <w:rPr>
+                          <w:rFonts w:ascii="Pretendard Light" w:eastAsia="Pretendard Light" w:hAnsi="Pretendard Light"/>
+                          <w:sz w:val="18"/>
+                        </w:rPr>
+                        <w:t xml:space="preserve">   T. 02-782-2225   M. 010-5054-9208   </w:t>
+                      </w:r>
+                      <w:hyperlink r:id="rId15" w:history="1">
+                        <w:r>
+                          <w:rPr>
+                            <w:rStyle w:val="a7"/>
+                            <w:rFonts w:ascii="Pretendard Light" w:eastAsia="Pretendard Light" w:hAnsi="Pretendard Light" w:hint="eastAsia"/>
+                            <w:sz w:val="18"/>
+                          </w:rPr>
+                          <w:t>l</w:t>
+                        </w:r>
+                        <w:r>
+                          <w:rPr>
+                            <w:rStyle w:val="a7"/>
+                            <w:rFonts w:ascii="Pretendard Light" w:eastAsia="Pretendard Light" w:hAnsi="Pretendard Light"/>
+                            <w:sz w:val="18"/>
+                          </w:rPr>
+                          <w:t>jh@rainfieldinv.com</w:t>
+                        </w:r>
+                      </w:hyperlink>
+                    </w:p>
+                  </w:txbxContent>
+                </v:textbox>
+              </v:shape>
+            </w:pict>
+          </mc:Fallback>
+        </mc:AlternateContent>
+      </w:r>
     </w:p>
     <w:p>
       <w:pPr>
@@ -7125,8 +5969,8 @@
       </w:r>
     </w:p>
     <w:sectPr>
-      <w:headerReference w:type="default" r:id="rId13"/>
-      <w:footerReference w:type="default" r:id="rId14"/>
+      <w:headerReference w:type="default" r:id="rId16"/>
+      <w:footerReference w:type="default" r:id="rId17"/>
       <w:pgSz w:w="11906" w:h="16838"/>
       <w:pgMar w:top="1701" w:right="1440" w:bottom="1440" w:left="1440" w:header="975" w:footer="697" w:gutter="0"/>
       <w:cols w:space="425"/>
@@ -7596,6 +6440,146 @@
 <file path=word/numbering.xml><?xml version="1.0" encoding="utf-8"?>
 <w:numbering xmlns:wpc="http://schemas.microsoft.com/office/word/2010/wordprocessingCanvas" xmlns:cx="http://schemas.microsoft.com/office/drawing/2014/chartex" xmlns:cx1="http://schemas.microsoft.com/office/drawing/2015/9/8/chartex" xmlns:cx2="http://schemas.microsoft.com/office/drawing/2015/10/21/chartex" xmlns:cx3="http://schemas.microsoft.com/office/drawing/2016/5/9/chartex" xmlns:cx4="http://schemas.microsoft.com/office/drawing/2016/5/10/chartex" xmlns:cx5="http://schemas.microsoft.com/office/drawing/2016/5/11/chartex" xmlns:cx6="http://schemas.microsoft.com/office/drawing/2016/5/12/chartex" xmlns:cx7="http://schemas.microsoft.com/office/drawing/2016/5/13/chartex" xmlns:cx8="http://schemas.microsoft.com/office/drawing/2016/5/14/chartex" xmlns:mc="http://schemas.openxmlformats.org/markup-compatibility/2006" xmlns:aink="http://schemas.microsoft.com/office/drawing/2016/ink" xmlns:am3d="http://schemas.microsoft.com/office/drawing/2017/model3d" xmlns:o="urn:schemas-microsoft-com:office:office" xmlns:r="http://schemas.openxmlformats.org/officeDocument/2006/relationships" xmlns:m="http://schemas.openxmlformats.org/officeDocument/2006/math" xmlns:v="urn:schemas-microsoft-com:vml" xmlns:wp14="http://schemas.microsoft.com/office/word/2010/wordprocessingDrawing" xmlns:wp="http://schemas.openxmlformats.org/drawingml/2006/wordprocessingDrawing" xmlns:w10="urn:schemas-microsoft-com:office:word" xmlns:w="http://schemas.openxmlformats.org/wordprocessingml/2006/main" xmlns:w14="http://schemas.microsoft.com/office/word/2010/wordml" xmlns:w15="http://schemas.microsoft.com/office/word/2012/wordml" xmlns:w16cid="http://schemas.microsoft.com/office/word/2016/wordml/cid" xmlns:w16se="http://schemas.microsoft.com/office/word/2015/wordml/symex" xmlns:wpg="http://schemas.microsoft.com/office/word/2010/wordprocessingGroup" xmlns:wpi="http://schemas.microsoft.com/office/word/2010/wordprocessingInk" xmlns:wne="http://schemas.microsoft.com/office/word/2006/wordml" xmlns:wps="http://schemas.microsoft.com/office/word/2010/wordprocessingShape" mc:Ignorable="w14 w15 w16se w16cid wp14">
   <w:abstractNum w:abstractNumId="0" w15:restartNumberingAfterBreak="0">
+    <w:nsid w:val="07805E65"/>
+    <w:multiLevelType w:val="hybridMultilevel"/>
+    <w:tmpl w:val="49C4745C"/>
+    <w:lvl w:ilvl="0" w:tplc="4AF63CA2">
+      <w:start w:val="1"/>
+      <w:numFmt w:val="bullet"/>
+      <w:lvlText w:val="•"/>
+      <w:lvlJc w:val="left"/>
+      <w:pPr>
+        <w:tabs>
+          <w:tab w:val="num" w:pos="720"/>
+        </w:tabs>
+        <w:ind w:left="720" w:hanging="360"/>
+      </w:pPr>
+      <w:rPr>
+        <w:rFonts w:ascii="Arial" w:hAnsi="Arial" w:hint="default"/>
+      </w:rPr>
+    </w:lvl>
+    <w:lvl w:ilvl="1" w:tplc="741CDCDE" w:tentative="1">
+      <w:start w:val="1"/>
+      <w:numFmt w:val="bullet"/>
+      <w:lvlText w:val="•"/>
+      <w:lvlJc w:val="left"/>
+      <w:pPr>
+        <w:tabs>
+          <w:tab w:val="num" w:pos="1440"/>
+        </w:tabs>
+        <w:ind w:left="1440" w:hanging="360"/>
+      </w:pPr>
+      <w:rPr>
+        <w:rFonts w:ascii="Arial" w:hAnsi="Arial" w:hint="default"/>
+      </w:rPr>
+    </w:lvl>
+    <w:lvl w:ilvl="2" w:tplc="DBDE4BC4" w:tentative="1">
+      <w:start w:val="1"/>
+      <w:numFmt w:val="bullet"/>
+      <w:lvlText w:val="•"/>
+      <w:lvlJc w:val="left"/>
+      <w:pPr>
+        <w:tabs>
+          <w:tab w:val="num" w:pos="2160"/>
+        </w:tabs>
+        <w:ind w:left="2160" w:hanging="360"/>
+      </w:pPr>
+      <w:rPr>
+        <w:rFonts w:ascii="Arial" w:hAnsi="Arial" w:hint="default"/>
+      </w:rPr>
+    </w:lvl>
+    <w:lvl w:ilvl="3" w:tplc="02DE7A32" w:tentative="1">
+      <w:start w:val="1"/>
+      <w:numFmt w:val="bullet"/>
+      <w:lvlText w:val="•"/>
+      <w:lvlJc w:val="left"/>
+      <w:pPr>
+        <w:tabs>
+          <w:tab w:val="num" w:pos="2880"/>
+        </w:tabs>
+        <w:ind w:left="2880" w:hanging="360"/>
+      </w:pPr>
+      <w:rPr>
+        <w:rFonts w:ascii="Arial" w:hAnsi="Arial" w:hint="default"/>
+      </w:rPr>
+    </w:lvl>
+    <w:lvl w:ilvl="4" w:tplc="35B820CE" w:tentative="1">
+      <w:start w:val="1"/>
+      <w:numFmt w:val="bullet"/>
+      <w:lvlText w:val="•"/>
+      <w:lvlJc w:val="left"/>
+      <w:pPr>
+        <w:tabs>
+          <w:tab w:val="num" w:pos="3600"/>
+        </w:tabs>
+        <w:ind w:left="3600" w:hanging="360"/>
+      </w:pPr>
+      <w:rPr>
+        <w:rFonts w:ascii="Arial" w:hAnsi="Arial" w:hint="default"/>
+      </w:rPr>
+    </w:lvl>
+    <w:lvl w:ilvl="5" w:tplc="EA767874" w:tentative="1">
+      <w:start w:val="1"/>
+      <w:numFmt w:val="bullet"/>
+      <w:lvlText w:val="•"/>
+      <w:lvlJc w:val="left"/>
+      <w:pPr>
+        <w:tabs>
+          <w:tab w:val="num" w:pos="4320"/>
+        </w:tabs>
+        <w:ind w:left="4320" w:hanging="360"/>
+      </w:pPr>
+      <w:rPr>
+        <w:rFonts w:ascii="Arial" w:hAnsi="Arial" w:hint="default"/>
+      </w:rPr>
+    </w:lvl>
+    <w:lvl w:ilvl="6" w:tplc="76E82812" w:tentative="1">
+      <w:start w:val="1"/>
+      <w:numFmt w:val="bullet"/>
+      <w:lvlText w:val="•"/>
+      <w:lvlJc w:val="left"/>
+      <w:pPr>
+        <w:tabs>
+          <w:tab w:val="num" w:pos="5040"/>
+        </w:tabs>
+        <w:ind w:left="5040" w:hanging="360"/>
+      </w:pPr>
+      <w:rPr>
+        <w:rFonts w:ascii="Arial" w:hAnsi="Arial" w:hint="default"/>
+      </w:rPr>
+    </w:lvl>
+    <w:lvl w:ilvl="7" w:tplc="7F6A7564" w:tentative="1">
+      <w:start w:val="1"/>
+      <w:numFmt w:val="bullet"/>
+      <w:lvlText w:val="•"/>
+      <w:lvlJc w:val="left"/>
+      <w:pPr>
+        <w:tabs>
+          <w:tab w:val="num" w:pos="5760"/>
+        </w:tabs>
+        <w:ind w:left="5760" w:hanging="360"/>
+      </w:pPr>
+      <w:rPr>
+        <w:rFonts w:ascii="Arial" w:hAnsi="Arial" w:hint="default"/>
+      </w:rPr>
+    </w:lvl>
+    <w:lvl w:ilvl="8" w:tplc="0FF0C276" w:tentative="1">
+      <w:start w:val="1"/>
+      <w:numFmt w:val="bullet"/>
+      <w:lvlText w:val="•"/>
+      <w:lvlJc w:val="left"/>
+      <w:pPr>
+        <w:tabs>
+          <w:tab w:val="num" w:pos="6480"/>
+        </w:tabs>
+        <w:ind w:left="6480" w:hanging="360"/>
+      </w:pPr>
+      <w:rPr>
+        <w:rFonts w:ascii="Arial" w:hAnsi="Arial" w:hint="default"/>
+      </w:rPr>
+    </w:lvl>
+  </w:abstractNum>
+  <w:abstractNum w:abstractNumId="1" w15:restartNumberingAfterBreak="0">
     <w:nsid w:val="07E20D20"/>
     <w:multiLevelType w:val="hybridMultilevel"/>
     <w:tmpl w:val="52BEA47E"/>
@@ -7735,7 +6719,7 @@
       </w:rPr>
     </w:lvl>
   </w:abstractNum>
-  <w:abstractNum w:abstractNumId="1" w15:restartNumberingAfterBreak="0">
+  <w:abstractNum w:abstractNumId="2" w15:restartNumberingAfterBreak="0">
     <w:nsid w:val="0D051A74"/>
     <w:multiLevelType w:val="hybridMultilevel"/>
     <w:tmpl w:val="2A068EDA"/>
@@ -7875,7 +6859,7 @@
       </w:rPr>
     </w:lvl>
   </w:abstractNum>
-  <w:abstractNum w:abstractNumId="2" w15:restartNumberingAfterBreak="0">
+  <w:abstractNum w:abstractNumId="3" w15:restartNumberingAfterBreak="0">
     <w:nsid w:val="14B47775"/>
     <w:multiLevelType w:val="hybridMultilevel"/>
     <w:tmpl w:val="1BC6D790"/>
@@ -7961,7 +6945,7 @@
       </w:pPr>
     </w:lvl>
   </w:abstractNum>
-  <w:abstractNum w:abstractNumId="3" w15:restartNumberingAfterBreak="0">
+  <w:abstractNum w:abstractNumId="4" w15:restartNumberingAfterBreak="0">
     <w:nsid w:val="213D472F"/>
     <w:multiLevelType w:val="hybridMultilevel"/>
     <w:tmpl w:val="71F8C7C6"/>
@@ -8103,7 +7087,7 @@
       </w:rPr>
     </w:lvl>
   </w:abstractNum>
-  <w:abstractNum w:abstractNumId="4" w15:restartNumberingAfterBreak="0">
+  <w:abstractNum w:abstractNumId="5" w15:restartNumberingAfterBreak="0">
     <w:nsid w:val="219925D3"/>
     <w:multiLevelType w:val="hybridMultilevel"/>
     <w:tmpl w:val="6DDC0AF2"/>
@@ -8243,7 +7227,7 @@
       </w:rPr>
     </w:lvl>
   </w:abstractNum>
-  <w:abstractNum w:abstractNumId="5" w15:restartNumberingAfterBreak="0">
+  <w:abstractNum w:abstractNumId="6" w15:restartNumberingAfterBreak="0">
     <w:nsid w:val="21AA2CE2"/>
     <w:multiLevelType w:val="hybridMultilevel"/>
     <w:tmpl w:val="065E8288"/>
@@ -8356,7 +7340,7 @@
       </w:rPr>
     </w:lvl>
   </w:abstractNum>
-  <w:abstractNum w:abstractNumId="6" w15:restartNumberingAfterBreak="0">
+  <w:abstractNum w:abstractNumId="7" w15:restartNumberingAfterBreak="0">
     <w:nsid w:val="2423181B"/>
     <w:multiLevelType w:val="hybridMultilevel"/>
     <w:tmpl w:val="780CD354"/>
@@ -8445,7 +7429,147 @@
       </w:pPr>
     </w:lvl>
   </w:abstractNum>
-  <w:abstractNum w:abstractNumId="7" w15:restartNumberingAfterBreak="0">
+  <w:abstractNum w:abstractNumId="8" w15:restartNumberingAfterBreak="0">
+    <w:nsid w:val="2B010F22"/>
+    <w:multiLevelType w:val="hybridMultilevel"/>
+    <w:tmpl w:val="843C5E82"/>
+    <w:lvl w:ilvl="0" w:tplc="3CCA774A">
+      <w:start w:val="1"/>
+      <w:numFmt w:val="bullet"/>
+      <w:lvlText w:val="•"/>
+      <w:lvlJc w:val="left"/>
+      <w:pPr>
+        <w:tabs>
+          <w:tab w:val="num" w:pos="720"/>
+        </w:tabs>
+        <w:ind w:left="720" w:hanging="360"/>
+      </w:pPr>
+      <w:rPr>
+        <w:rFonts w:ascii="Arial" w:hAnsi="Arial" w:hint="default"/>
+      </w:rPr>
+    </w:lvl>
+    <w:lvl w:ilvl="1" w:tplc="BAB64FEA" w:tentative="1">
+      <w:start w:val="1"/>
+      <w:numFmt w:val="bullet"/>
+      <w:lvlText w:val="•"/>
+      <w:lvlJc w:val="left"/>
+      <w:pPr>
+        <w:tabs>
+          <w:tab w:val="num" w:pos="1440"/>
+        </w:tabs>
+        <w:ind w:left="1440" w:hanging="360"/>
+      </w:pPr>
+      <w:rPr>
+        <w:rFonts w:ascii="Arial" w:hAnsi="Arial" w:hint="default"/>
+      </w:rPr>
+    </w:lvl>
+    <w:lvl w:ilvl="2" w:tplc="29DA1E14" w:tentative="1">
+      <w:start w:val="1"/>
+      <w:numFmt w:val="bullet"/>
+      <w:lvlText w:val="•"/>
+      <w:lvlJc w:val="left"/>
+      <w:pPr>
+        <w:tabs>
+          <w:tab w:val="num" w:pos="2160"/>
+        </w:tabs>
+        <w:ind w:left="2160" w:hanging="360"/>
+      </w:pPr>
+      <w:rPr>
+        <w:rFonts w:ascii="Arial" w:hAnsi="Arial" w:hint="default"/>
+      </w:rPr>
+    </w:lvl>
+    <w:lvl w:ilvl="3" w:tplc="2B28E4D4" w:tentative="1">
+      <w:start w:val="1"/>
+      <w:numFmt w:val="bullet"/>
+      <w:lvlText w:val="•"/>
+      <w:lvlJc w:val="left"/>
+      <w:pPr>
+        <w:tabs>
+          <w:tab w:val="num" w:pos="2880"/>
+        </w:tabs>
+        <w:ind w:left="2880" w:hanging="360"/>
+      </w:pPr>
+      <w:rPr>
+        <w:rFonts w:ascii="Arial" w:hAnsi="Arial" w:hint="default"/>
+      </w:rPr>
+    </w:lvl>
+    <w:lvl w:ilvl="4" w:tplc="5E2632B2" w:tentative="1">
+      <w:start w:val="1"/>
+      <w:numFmt w:val="bullet"/>
+      <w:lvlText w:val="•"/>
+      <w:lvlJc w:val="left"/>
+      <w:pPr>
+        <w:tabs>
+          <w:tab w:val="num" w:pos="3600"/>
+        </w:tabs>
+        <w:ind w:left="3600" w:hanging="360"/>
+      </w:pPr>
+      <w:rPr>
+        <w:rFonts w:ascii="Arial" w:hAnsi="Arial" w:hint="default"/>
+      </w:rPr>
+    </w:lvl>
+    <w:lvl w:ilvl="5" w:tplc="50EE331C" w:tentative="1">
+      <w:start w:val="1"/>
+      <w:numFmt w:val="bullet"/>
+      <w:lvlText w:val="•"/>
+      <w:lvlJc w:val="left"/>
+      <w:pPr>
+        <w:tabs>
+          <w:tab w:val="num" w:pos="4320"/>
+        </w:tabs>
+        <w:ind w:left="4320" w:hanging="360"/>
+      </w:pPr>
+      <w:rPr>
+        <w:rFonts w:ascii="Arial" w:hAnsi="Arial" w:hint="default"/>
+      </w:rPr>
+    </w:lvl>
+    <w:lvl w:ilvl="6" w:tplc="36C0AB40" w:tentative="1">
+      <w:start w:val="1"/>
+      <w:numFmt w:val="bullet"/>
+      <w:lvlText w:val="•"/>
+      <w:lvlJc w:val="left"/>
+      <w:pPr>
+        <w:tabs>
+          <w:tab w:val="num" w:pos="5040"/>
+        </w:tabs>
+        <w:ind w:left="5040" w:hanging="360"/>
+      </w:pPr>
+      <w:rPr>
+        <w:rFonts w:ascii="Arial" w:hAnsi="Arial" w:hint="default"/>
+      </w:rPr>
+    </w:lvl>
+    <w:lvl w:ilvl="7" w:tplc="366675CC" w:tentative="1">
+      <w:start w:val="1"/>
+      <w:numFmt w:val="bullet"/>
+      <w:lvlText w:val="•"/>
+      <w:lvlJc w:val="left"/>
+      <w:pPr>
+        <w:tabs>
+          <w:tab w:val="num" w:pos="5760"/>
+        </w:tabs>
+        <w:ind w:left="5760" w:hanging="360"/>
+      </w:pPr>
+      <w:rPr>
+        <w:rFonts w:ascii="Arial" w:hAnsi="Arial" w:hint="default"/>
+      </w:rPr>
+    </w:lvl>
+    <w:lvl w:ilvl="8" w:tplc="A9E2C962" w:tentative="1">
+      <w:start w:val="1"/>
+      <w:numFmt w:val="bullet"/>
+      <w:lvlText w:val="•"/>
+      <w:lvlJc w:val="left"/>
+      <w:pPr>
+        <w:tabs>
+          <w:tab w:val="num" w:pos="6480"/>
+        </w:tabs>
+        <w:ind w:left="6480" w:hanging="360"/>
+      </w:pPr>
+      <w:rPr>
+        <w:rFonts w:ascii="Arial" w:hAnsi="Arial" w:hint="default"/>
+      </w:rPr>
+    </w:lvl>
+  </w:abstractNum>
+  <w:abstractNum w:abstractNumId="9" w15:restartNumberingAfterBreak="0">
     <w:nsid w:val="329246CF"/>
     <w:multiLevelType w:val="hybridMultilevel"/>
     <w:tmpl w:val="4918ADCC"/>
@@ -8585,7 +7709,7 @@
       </w:rPr>
     </w:lvl>
   </w:abstractNum>
-  <w:abstractNum w:abstractNumId="8" w15:restartNumberingAfterBreak="0">
+  <w:abstractNum w:abstractNumId="10" w15:restartNumberingAfterBreak="0">
     <w:nsid w:val="338C3DE6"/>
     <w:multiLevelType w:val="hybridMultilevel"/>
     <w:tmpl w:val="7DF6AEFE"/>
@@ -8698,7 +7822,7 @@
       </w:rPr>
     </w:lvl>
   </w:abstractNum>
-  <w:abstractNum w:abstractNumId="9" w15:restartNumberingAfterBreak="0">
+  <w:abstractNum w:abstractNumId="11" w15:restartNumberingAfterBreak="0">
     <w:nsid w:val="350835F9"/>
     <w:multiLevelType w:val="hybridMultilevel"/>
     <w:tmpl w:val="871476DC"/>
@@ -8838,7 +7962,7 @@
       </w:rPr>
     </w:lvl>
   </w:abstractNum>
-  <w:abstractNum w:abstractNumId="10" w15:restartNumberingAfterBreak="0">
+  <w:abstractNum w:abstractNumId="12" w15:restartNumberingAfterBreak="0">
     <w:nsid w:val="3EAD43A1"/>
     <w:multiLevelType w:val="hybridMultilevel"/>
     <w:tmpl w:val="DA081710"/>
@@ -8953,7 +8077,147 @@
       </w:rPr>
     </w:lvl>
   </w:abstractNum>
-  <w:abstractNum w:abstractNumId="11" w15:restartNumberingAfterBreak="0">
+  <w:abstractNum w:abstractNumId="13" w15:restartNumberingAfterBreak="0">
+    <w:nsid w:val="466B2761"/>
+    <w:multiLevelType w:val="hybridMultilevel"/>
+    <w:tmpl w:val="EEDAB0A6"/>
+    <w:lvl w:ilvl="0" w:tplc="499A1390">
+      <w:start w:val="1"/>
+      <w:numFmt w:val="bullet"/>
+      <w:lvlText w:val="•"/>
+      <w:lvlJc w:val="left"/>
+      <w:pPr>
+        <w:tabs>
+          <w:tab w:val="num" w:pos="720"/>
+        </w:tabs>
+        <w:ind w:left="720" w:hanging="360"/>
+      </w:pPr>
+      <w:rPr>
+        <w:rFonts w:ascii="Arial" w:hAnsi="Arial" w:hint="default"/>
+      </w:rPr>
+    </w:lvl>
+    <w:lvl w:ilvl="1" w:tplc="C756C570" w:tentative="1">
+      <w:start w:val="1"/>
+      <w:numFmt w:val="bullet"/>
+      <w:lvlText w:val="•"/>
+      <w:lvlJc w:val="left"/>
+      <w:pPr>
+        <w:tabs>
+          <w:tab w:val="num" w:pos="1440"/>
+        </w:tabs>
+        <w:ind w:left="1440" w:hanging="360"/>
+      </w:pPr>
+      <w:rPr>
+        <w:rFonts w:ascii="Arial" w:hAnsi="Arial" w:hint="default"/>
+      </w:rPr>
+    </w:lvl>
+    <w:lvl w:ilvl="2" w:tplc="059C74A2" w:tentative="1">
+      <w:start w:val="1"/>
+      <w:numFmt w:val="bullet"/>
+      <w:lvlText w:val="•"/>
+      <w:lvlJc w:val="left"/>
+      <w:pPr>
+        <w:tabs>
+          <w:tab w:val="num" w:pos="2160"/>
+        </w:tabs>
+        <w:ind w:left="2160" w:hanging="360"/>
+      </w:pPr>
+      <w:rPr>
+        <w:rFonts w:ascii="Arial" w:hAnsi="Arial" w:hint="default"/>
+      </w:rPr>
+    </w:lvl>
+    <w:lvl w:ilvl="3" w:tplc="CE121D5A" w:tentative="1">
+      <w:start w:val="1"/>
+      <w:numFmt w:val="bullet"/>
+      <w:lvlText w:val="•"/>
+      <w:lvlJc w:val="left"/>
+      <w:pPr>
+        <w:tabs>
+          <w:tab w:val="num" w:pos="2880"/>
+        </w:tabs>
+        <w:ind w:left="2880" w:hanging="360"/>
+      </w:pPr>
+      <w:rPr>
+        <w:rFonts w:ascii="Arial" w:hAnsi="Arial" w:hint="default"/>
+      </w:rPr>
+    </w:lvl>
+    <w:lvl w:ilvl="4" w:tplc="716E1872" w:tentative="1">
+      <w:start w:val="1"/>
+      <w:numFmt w:val="bullet"/>
+      <w:lvlText w:val="•"/>
+      <w:lvlJc w:val="left"/>
+      <w:pPr>
+        <w:tabs>
+          <w:tab w:val="num" w:pos="3600"/>
+        </w:tabs>
+        <w:ind w:left="3600" w:hanging="360"/>
+      </w:pPr>
+      <w:rPr>
+        <w:rFonts w:ascii="Arial" w:hAnsi="Arial" w:hint="default"/>
+      </w:rPr>
+    </w:lvl>
+    <w:lvl w:ilvl="5" w:tplc="182CC25C" w:tentative="1">
+      <w:start w:val="1"/>
+      <w:numFmt w:val="bullet"/>
+      <w:lvlText w:val="•"/>
+      <w:lvlJc w:val="left"/>
+      <w:pPr>
+        <w:tabs>
+          <w:tab w:val="num" w:pos="4320"/>
+        </w:tabs>
+        <w:ind w:left="4320" w:hanging="360"/>
+      </w:pPr>
+      <w:rPr>
+        <w:rFonts w:ascii="Arial" w:hAnsi="Arial" w:hint="default"/>
+      </w:rPr>
+    </w:lvl>
+    <w:lvl w:ilvl="6" w:tplc="CDEEB290" w:tentative="1">
+      <w:start w:val="1"/>
+      <w:numFmt w:val="bullet"/>
+      <w:lvlText w:val="•"/>
+      <w:lvlJc w:val="left"/>
+      <w:pPr>
+        <w:tabs>
+          <w:tab w:val="num" w:pos="5040"/>
+        </w:tabs>
+        <w:ind w:left="5040" w:hanging="360"/>
+      </w:pPr>
+      <w:rPr>
+        <w:rFonts w:ascii="Arial" w:hAnsi="Arial" w:hint="default"/>
+      </w:rPr>
+    </w:lvl>
+    <w:lvl w:ilvl="7" w:tplc="C770B986" w:tentative="1">
+      <w:start w:val="1"/>
+      <w:numFmt w:val="bullet"/>
+      <w:lvlText w:val="•"/>
+      <w:lvlJc w:val="left"/>
+      <w:pPr>
+        <w:tabs>
+          <w:tab w:val="num" w:pos="5760"/>
+        </w:tabs>
+        <w:ind w:left="5760" w:hanging="360"/>
+      </w:pPr>
+      <w:rPr>
+        <w:rFonts w:ascii="Arial" w:hAnsi="Arial" w:hint="default"/>
+      </w:rPr>
+    </w:lvl>
+    <w:lvl w:ilvl="8" w:tplc="BED8E7FC" w:tentative="1">
+      <w:start w:val="1"/>
+      <w:numFmt w:val="bullet"/>
+      <w:lvlText w:val="•"/>
+      <w:lvlJc w:val="left"/>
+      <w:pPr>
+        <w:tabs>
+          <w:tab w:val="num" w:pos="6480"/>
+        </w:tabs>
+        <w:ind w:left="6480" w:hanging="360"/>
+      </w:pPr>
+      <w:rPr>
+        <w:rFonts w:ascii="Arial" w:hAnsi="Arial" w:hint="default"/>
+      </w:rPr>
+    </w:lvl>
+  </w:abstractNum>
+  <w:abstractNum w:abstractNumId="14" w15:restartNumberingAfterBreak="0">
     <w:nsid w:val="48B2172D"/>
     <w:multiLevelType w:val="hybridMultilevel"/>
     <w:tmpl w:val="89E46830"/>
@@ -9093,7 +8357,7 @@
       </w:rPr>
     </w:lvl>
   </w:abstractNum>
-  <w:abstractNum w:abstractNumId="12" w15:restartNumberingAfterBreak="0">
+  <w:abstractNum w:abstractNumId="15" w15:restartNumberingAfterBreak="0">
     <w:nsid w:val="4B17789E"/>
     <w:multiLevelType w:val="hybridMultilevel"/>
     <w:tmpl w:val="926CC040"/>
@@ -9182,7 +8446,7 @@
       </w:pPr>
     </w:lvl>
   </w:abstractNum>
-  <w:abstractNum w:abstractNumId="13" w15:restartNumberingAfterBreak="0">
+  <w:abstractNum w:abstractNumId="16" w15:restartNumberingAfterBreak="0">
     <w:nsid w:val="563E55F1"/>
     <w:multiLevelType w:val="hybridMultilevel"/>
     <w:tmpl w:val="606227C4"/>
@@ -9272,7 +8536,147 @@
       </w:pPr>
     </w:lvl>
   </w:abstractNum>
-  <w:abstractNum w:abstractNumId="14" w15:restartNumberingAfterBreak="0">
+  <w:abstractNum w:abstractNumId="17" w15:restartNumberingAfterBreak="0">
+    <w:nsid w:val="5D3B726B"/>
+    <w:multiLevelType w:val="hybridMultilevel"/>
+    <w:tmpl w:val="687CC088"/>
+    <w:lvl w:ilvl="0" w:tplc="AA367E9C">
+      <w:start w:val="1"/>
+      <w:numFmt w:val="bullet"/>
+      <w:lvlText w:val="•"/>
+      <w:lvlJc w:val="left"/>
+      <w:pPr>
+        <w:tabs>
+          <w:tab w:val="num" w:pos="720"/>
+        </w:tabs>
+        <w:ind w:left="720" w:hanging="360"/>
+      </w:pPr>
+      <w:rPr>
+        <w:rFonts w:ascii="Arial" w:hAnsi="Arial" w:hint="default"/>
+      </w:rPr>
+    </w:lvl>
+    <w:lvl w:ilvl="1" w:tplc="C4DCC170" w:tentative="1">
+      <w:start w:val="1"/>
+      <w:numFmt w:val="bullet"/>
+      <w:lvlText w:val="•"/>
+      <w:lvlJc w:val="left"/>
+      <w:pPr>
+        <w:tabs>
+          <w:tab w:val="num" w:pos="1440"/>
+        </w:tabs>
+        <w:ind w:left="1440" w:hanging="360"/>
+      </w:pPr>
+      <w:rPr>
+        <w:rFonts w:ascii="Arial" w:hAnsi="Arial" w:hint="default"/>
+      </w:rPr>
+    </w:lvl>
+    <w:lvl w:ilvl="2" w:tplc="87A2DCCC" w:tentative="1">
+      <w:start w:val="1"/>
+      <w:numFmt w:val="bullet"/>
+      <w:lvlText w:val="•"/>
+      <w:lvlJc w:val="left"/>
+      <w:pPr>
+        <w:tabs>
+          <w:tab w:val="num" w:pos="2160"/>
+        </w:tabs>
+        <w:ind w:left="2160" w:hanging="360"/>
+      </w:pPr>
+      <w:rPr>
+        <w:rFonts w:ascii="Arial" w:hAnsi="Arial" w:hint="default"/>
+      </w:rPr>
+    </w:lvl>
+    <w:lvl w:ilvl="3" w:tplc="0F7EB140" w:tentative="1">
+      <w:start w:val="1"/>
+      <w:numFmt w:val="bullet"/>
+      <w:lvlText w:val="•"/>
+      <w:lvlJc w:val="left"/>
+      <w:pPr>
+        <w:tabs>
+          <w:tab w:val="num" w:pos="2880"/>
+        </w:tabs>
+        <w:ind w:left="2880" w:hanging="360"/>
+      </w:pPr>
+      <w:rPr>
+        <w:rFonts w:ascii="Arial" w:hAnsi="Arial" w:hint="default"/>
+      </w:rPr>
+    </w:lvl>
+    <w:lvl w:ilvl="4" w:tplc="6E60BF96" w:tentative="1">
+      <w:start w:val="1"/>
+      <w:numFmt w:val="bullet"/>
+      <w:lvlText w:val="•"/>
+      <w:lvlJc w:val="left"/>
+      <w:pPr>
+        <w:tabs>
+          <w:tab w:val="num" w:pos="3600"/>
+        </w:tabs>
+        <w:ind w:left="3600" w:hanging="360"/>
+      </w:pPr>
+      <w:rPr>
+        <w:rFonts w:ascii="Arial" w:hAnsi="Arial" w:hint="default"/>
+      </w:rPr>
+    </w:lvl>
+    <w:lvl w:ilvl="5" w:tplc="654481E0" w:tentative="1">
+      <w:start w:val="1"/>
+      <w:numFmt w:val="bullet"/>
+      <w:lvlText w:val="•"/>
+      <w:lvlJc w:val="left"/>
+      <w:pPr>
+        <w:tabs>
+          <w:tab w:val="num" w:pos="4320"/>
+        </w:tabs>
+        <w:ind w:left="4320" w:hanging="360"/>
+      </w:pPr>
+      <w:rPr>
+        <w:rFonts w:ascii="Arial" w:hAnsi="Arial" w:hint="default"/>
+      </w:rPr>
+    </w:lvl>
+    <w:lvl w:ilvl="6" w:tplc="F4C4A9F0" w:tentative="1">
+      <w:start w:val="1"/>
+      <w:numFmt w:val="bullet"/>
+      <w:lvlText w:val="•"/>
+      <w:lvlJc w:val="left"/>
+      <w:pPr>
+        <w:tabs>
+          <w:tab w:val="num" w:pos="5040"/>
+        </w:tabs>
+        <w:ind w:left="5040" w:hanging="360"/>
+      </w:pPr>
+      <w:rPr>
+        <w:rFonts w:ascii="Arial" w:hAnsi="Arial" w:hint="default"/>
+      </w:rPr>
+    </w:lvl>
+    <w:lvl w:ilvl="7" w:tplc="EA86A920" w:tentative="1">
+      <w:start w:val="1"/>
+      <w:numFmt w:val="bullet"/>
+      <w:lvlText w:val="•"/>
+      <w:lvlJc w:val="left"/>
+      <w:pPr>
+        <w:tabs>
+          <w:tab w:val="num" w:pos="5760"/>
+        </w:tabs>
+        <w:ind w:left="5760" w:hanging="360"/>
+      </w:pPr>
+      <w:rPr>
+        <w:rFonts w:ascii="Arial" w:hAnsi="Arial" w:hint="default"/>
+      </w:rPr>
+    </w:lvl>
+    <w:lvl w:ilvl="8" w:tplc="AB5692D8" w:tentative="1">
+      <w:start w:val="1"/>
+      <w:numFmt w:val="bullet"/>
+      <w:lvlText w:val="•"/>
+      <w:lvlJc w:val="left"/>
+      <w:pPr>
+        <w:tabs>
+          <w:tab w:val="num" w:pos="6480"/>
+        </w:tabs>
+        <w:ind w:left="6480" w:hanging="360"/>
+      </w:pPr>
+      <w:rPr>
+        <w:rFonts w:ascii="Arial" w:hAnsi="Arial" w:hint="default"/>
+      </w:rPr>
+    </w:lvl>
+  </w:abstractNum>
+  <w:abstractNum w:abstractNumId="18" w15:restartNumberingAfterBreak="0">
     <w:nsid w:val="5F59337E"/>
     <w:multiLevelType w:val="hybridMultilevel"/>
     <w:tmpl w:val="72F0C55C"/>
@@ -9385,7 +8789,7 @@
       </w:rPr>
     </w:lvl>
   </w:abstractNum>
-  <w:abstractNum w:abstractNumId="15" w15:restartNumberingAfterBreak="0">
+  <w:abstractNum w:abstractNumId="19" w15:restartNumberingAfterBreak="0">
     <w:nsid w:val="630B6380"/>
     <w:multiLevelType w:val="hybridMultilevel"/>
     <w:tmpl w:val="E592C53E"/>
@@ -9525,7 +8929,7 @@
       </w:rPr>
     </w:lvl>
   </w:abstractNum>
-  <w:abstractNum w:abstractNumId="16" w15:restartNumberingAfterBreak="0">
+  <w:abstractNum w:abstractNumId="20" w15:restartNumberingAfterBreak="0">
     <w:nsid w:val="66297759"/>
     <w:multiLevelType w:val="hybridMultilevel"/>
     <w:tmpl w:val="200CD154"/>
@@ -9614,7 +9018,7 @@
       </w:pPr>
     </w:lvl>
   </w:abstractNum>
-  <w:abstractNum w:abstractNumId="17" w15:restartNumberingAfterBreak="0">
+  <w:abstractNum w:abstractNumId="21" w15:restartNumberingAfterBreak="0">
     <w:nsid w:val="68D45415"/>
     <w:multiLevelType w:val="hybridMultilevel"/>
     <w:tmpl w:val="06F43994"/>
@@ -9754,7 +9158,7 @@
       </w:rPr>
     </w:lvl>
   </w:abstractNum>
-  <w:abstractNum w:abstractNumId="18" w15:restartNumberingAfterBreak="0">
+  <w:abstractNum w:abstractNumId="22" w15:restartNumberingAfterBreak="0">
     <w:nsid w:val="6A8B2554"/>
     <w:multiLevelType w:val="hybridMultilevel"/>
     <w:tmpl w:val="60ACFF0E"/>
@@ -9867,7 +9271,7 @@
       </w:rPr>
     </w:lvl>
   </w:abstractNum>
-  <w:abstractNum w:abstractNumId="19" w15:restartNumberingAfterBreak="0">
+  <w:abstractNum w:abstractNumId="23" w15:restartNumberingAfterBreak="0">
     <w:nsid w:val="77222737"/>
     <w:multiLevelType w:val="hybridMultilevel"/>
     <w:tmpl w:val="2F6EF336"/>
@@ -10007,7 +9411,7 @@
       </w:rPr>
     </w:lvl>
   </w:abstractNum>
-  <w:abstractNum w:abstractNumId="20" w15:restartNumberingAfterBreak="0">
+  <w:abstractNum w:abstractNumId="24" w15:restartNumberingAfterBreak="0">
     <w:nsid w:val="789C4B44"/>
     <w:multiLevelType w:val="hybridMultilevel"/>
     <w:tmpl w:val="4C8855DE"/>
@@ -10147,7 +9551,7 @@
       </w:rPr>
     </w:lvl>
   </w:abstractNum>
-  <w:abstractNum w:abstractNumId="21" w15:restartNumberingAfterBreak="0">
+  <w:abstractNum w:abstractNumId="25" w15:restartNumberingAfterBreak="0">
     <w:nsid w:val="7AA4281B"/>
     <w:multiLevelType w:val="hybridMultilevel"/>
     <w:tmpl w:val="9592A738"/>
@@ -10287,7 +9691,7 @@
       </w:rPr>
     </w:lvl>
   </w:abstractNum>
-  <w:abstractNum w:abstractNumId="22" w15:restartNumberingAfterBreak="0">
+  <w:abstractNum w:abstractNumId="26" w15:restartNumberingAfterBreak="0">
     <w:nsid w:val="7C3B3F30"/>
     <w:multiLevelType w:val="hybridMultilevel"/>
     <w:tmpl w:val="A67C5BBE"/>
@@ -10428,73 +9832,85 @@
     </w:lvl>
   </w:abstractNum>
   <w:num w:numId="1">
+    <w:abstractNumId w:val="12"/>
+  </w:num>
+  <w:num w:numId="2">
+    <w:abstractNumId w:val="4"/>
+  </w:num>
+  <w:num w:numId="3">
+    <w:abstractNumId w:val="19"/>
+  </w:num>
+  <w:num w:numId="4">
+    <w:abstractNumId w:val="7"/>
+  </w:num>
+  <w:num w:numId="5">
+    <w:abstractNumId w:val="16"/>
+  </w:num>
+  <w:num w:numId="6">
+    <w:abstractNumId w:val="15"/>
+  </w:num>
+  <w:num w:numId="7">
+    <w:abstractNumId w:val="22"/>
+  </w:num>
+  <w:num w:numId="8">
     <w:abstractNumId w:val="10"/>
   </w:num>
-  <w:num w:numId="2">
+  <w:num w:numId="9">
+    <w:abstractNumId w:val="6"/>
+  </w:num>
+  <w:num w:numId="10">
+    <w:abstractNumId w:val="18"/>
+  </w:num>
+  <w:num w:numId="11">
+    <w:abstractNumId w:val="25"/>
+  </w:num>
+  <w:num w:numId="12">
+    <w:abstractNumId w:val="21"/>
+  </w:num>
+  <w:num w:numId="13">
+    <w:abstractNumId w:val="24"/>
+  </w:num>
+  <w:num w:numId="14">
+    <w:abstractNumId w:val="2"/>
+  </w:num>
+  <w:num w:numId="15">
+    <w:abstractNumId w:val="26"/>
+  </w:num>
+  <w:num w:numId="16">
+    <w:abstractNumId w:val="23"/>
+  </w:num>
+  <w:num w:numId="17">
+    <w:abstractNumId w:val="5"/>
+  </w:num>
+  <w:num w:numId="18">
+    <w:abstractNumId w:val="11"/>
+  </w:num>
+  <w:num w:numId="19">
+    <w:abstractNumId w:val="1"/>
+  </w:num>
+  <w:num w:numId="20">
+    <w:abstractNumId w:val="14"/>
+  </w:num>
+  <w:num w:numId="21">
+    <w:abstractNumId w:val="20"/>
+  </w:num>
+  <w:num w:numId="22">
     <w:abstractNumId w:val="3"/>
   </w:num>
-  <w:num w:numId="3">
-    <w:abstractNumId w:val="15"/>
+  <w:num w:numId="23">
+    <w:abstractNumId w:val="9"/>
   </w:num>
-  <w:num w:numId="4">
-    <w:abstractNumId w:val="6"/>
+  <w:num w:numId="24">
+    <w:abstractNumId w:val="0"/>
   </w:num>
-  <w:num w:numId="5">
-    <w:abstractNumId w:val="13"/>
+  <w:num w:numId="25">
+    <w:abstractNumId w:val="17"/>
   </w:num>
-  <w:num w:numId="6">
-    <w:abstractNumId w:val="12"/>
-  </w:num>
-  <w:num w:numId="7">
-    <w:abstractNumId w:val="18"/>
-  </w:num>
-  <w:num w:numId="8">
+  <w:num w:numId="26">
     <w:abstractNumId w:val="8"/>
   </w:num>
-  <w:num w:numId="9">
-    <w:abstractNumId w:val="5"/>
-  </w:num>
-  <w:num w:numId="10">
-    <w:abstractNumId w:val="14"/>
-  </w:num>
-  <w:num w:numId="11">
-    <w:abstractNumId w:val="21"/>
-  </w:num>
-  <w:num w:numId="12">
-    <w:abstractNumId w:val="17"/>
-  </w:num>
-  <w:num w:numId="13">
-    <w:abstractNumId w:val="20"/>
-  </w:num>
-  <w:num w:numId="14">
-    <w:abstractNumId w:val="1"/>
-  </w:num>
-  <w:num w:numId="15">
-    <w:abstractNumId w:val="22"/>
-  </w:num>
-  <w:num w:numId="16">
-    <w:abstractNumId w:val="19"/>
-  </w:num>
-  <w:num w:numId="17">
-    <w:abstractNumId w:val="4"/>
-  </w:num>
-  <w:num w:numId="18">
-    <w:abstractNumId w:val="9"/>
-  </w:num>
-  <w:num w:numId="19">
-    <w:abstractNumId w:val="0"/>
-  </w:num>
-  <w:num w:numId="20">
-    <w:abstractNumId w:val="11"/>
-  </w:num>
-  <w:num w:numId="21">
-    <w:abstractNumId w:val="16"/>
-  </w:num>
-  <w:num w:numId="22">
-    <w:abstractNumId w:val="2"/>
-  </w:num>
-  <w:num w:numId="23">
-    <w:abstractNumId w:val="7"/>
+  <w:num w:numId="27">
+    <w:abstractNumId w:val="13"/>
   </w:num>
   <w:numIdMacAtCleanup w:val="7"/>
 </w:numbering>
@@ -14129,7 +13545,7 @@
 </file>
 
 <file path=customXml/itemProps1.xml><?xml version="1.0" encoding="utf-8"?>
-<ds:datastoreItem xmlns:ds="http://schemas.openxmlformats.org/officeDocument/2006/customXml" ds:itemID="{57EE25B0-AA2E-44EF-8C7F-630BF3C17B9E}">
+<ds:datastoreItem xmlns:ds="http://schemas.openxmlformats.org/officeDocument/2006/customXml" ds:itemID="{F781AEBC-28B7-486C-A55D-B8E6AB42C045}">
   <ds:schemaRefs>
     <ds:schemaRef ds:uri="http://schemas.openxmlformats.org/officeDocument/2006/bibliography"/>
   </ds:schemaRefs>

--- a/IM 회사양식/양식/회사양식_틀.docx
+++ b/IM 회사양식/양식/회사양식_틀.docx
@@ -51,13 +51,13 @@
                           <w:p>
                             <w:pPr>
                               <w:rPr>
-                                <w:rFonts w:ascii="Pretendard Variable SemiBold" w:eastAsia="Pretendard Variable SemiBold" w:hAnsi="Pretendard Variable SemiBold"/>
+                                <w:rFonts w:ascii="Pretendard ExtraBold" w:eastAsia="Pretendard ExtraBold" w:hAnsi="Pretendard ExtraBold"/>
                                 <w:color w:val="FF0000"/>
                               </w:rPr>
                             </w:pPr>
                             <w:r>
                               <w:rPr>
-                                <w:rFonts w:ascii="Pretendard Variable SemiBold" w:eastAsia="Pretendard Variable SemiBold" w:hAnsi="Pretendard Variable SemiBold"/>
+                                <w:rFonts w:ascii="Pretendard ExtraBold" w:eastAsia="Pretendard ExtraBold" w:hAnsi="Pretendard ExtraBold"/>
                                 <w:color w:val="FF0000"/>
                               </w:rPr>
                               <w:t>Strictly Confidential</w:t>
@@ -95,13 +95,13 @@
                     <w:p>
                       <w:pPr>
                         <w:rPr>
-                          <w:rFonts w:ascii="Pretendard Variable SemiBold" w:eastAsia="Pretendard Variable SemiBold" w:hAnsi="Pretendard Variable SemiBold"/>
+                          <w:rFonts w:ascii="Pretendard ExtraBold" w:eastAsia="Pretendard ExtraBold" w:hAnsi="Pretendard ExtraBold"/>
                           <w:color w:val="FF0000"/>
                         </w:rPr>
                       </w:pPr>
                       <w:r>
                         <w:rPr>
-                          <w:rFonts w:ascii="Pretendard Variable SemiBold" w:eastAsia="Pretendard Variable SemiBold" w:hAnsi="Pretendard Variable SemiBold"/>
+                          <w:rFonts w:ascii="Pretendard ExtraBold" w:eastAsia="Pretendard ExtraBold" w:hAnsi="Pretendard ExtraBold"/>
                           <w:color w:val="FF0000"/>
                         </w:rPr>
                         <w:t>Strictly Confidential</w:t>
@@ -450,7 +450,7 @@
                             </w:pPr>
                             <w:r>
                               <w:rPr>
-                                <w:rFonts w:ascii="Pretendard SemiBold" w:eastAsiaTheme="minorEastAsia" w:hAnsi="Pretendard SemiBold" w:cstheme="minorBidi" w:hint="eastAsia"/>
+                                <w:rFonts w:ascii="Pretendard ExtraBold" w:eastAsiaTheme="minorEastAsia" w:hAnsi="Pretendard ExtraBold" w:cstheme="minorBidi" w:hint="eastAsia"/>
                                 <w:color w:val="777777"/>
                                 <w:kern w:val="24"/>
                               </w:rPr>
@@ -480,7 +480,7 @@
                       </w:pPr>
                       <w:r>
                         <w:rPr>
-                          <w:rFonts w:ascii="Pretendard SemiBold" w:eastAsiaTheme="minorEastAsia" w:hAnsi="Pretendard SemiBold" w:cstheme="minorBidi" w:hint="eastAsia"/>
+                          <w:rFonts w:ascii="Pretendard ExtraBold" w:eastAsiaTheme="minorEastAsia" w:hAnsi="Pretendard ExtraBold" w:cstheme="minorBidi" w:hint="eastAsia"/>
                           <w:color w:val="777777"/>
                           <w:kern w:val="24"/>
                         </w:rPr>
@@ -540,7 +540,7 @@
                             </w:pPr>
                             <w:r>
                               <w:rPr>
-                                <w:rFonts w:ascii="Pretendard SemiBold" w:eastAsiaTheme="minorEastAsia" w:hAnsi="Pretendard SemiBold" w:cstheme="minorBidi" w:hint="eastAsia"/>
+                                <w:rFonts w:ascii="Pretendard ExtraBold" w:eastAsiaTheme="minorEastAsia" w:hAnsi="Pretendard ExtraBold" w:cstheme="minorBidi" w:hint="eastAsia"/>
                                 <w:color w:val="777777"/>
                                 <w:kern w:val="24"/>
                                 <w:sz w:val="22"/>
@@ -572,7 +572,7 @@
                       </w:pPr>
                       <w:r>
                         <w:rPr>
-                          <w:rFonts w:ascii="Pretendard SemiBold" w:eastAsiaTheme="minorEastAsia" w:hAnsi="Pretendard SemiBold" w:cstheme="minorBidi" w:hint="eastAsia"/>
+                          <w:rFonts w:ascii="Pretendard ExtraBold" w:eastAsiaTheme="minorEastAsia" w:hAnsi="Pretendard ExtraBold" w:cstheme="minorBidi" w:hint="eastAsia"/>
                           <w:color w:val="777777"/>
                           <w:kern w:val="24"/>
                           <w:sz w:val="22"/>
@@ -637,13 +637,13 @@
                               <w:pStyle w:val="ab"/>
                               <w:spacing w:before="0" w:beforeAutospacing="0" w:after="0" w:afterAutospacing="0"/>
                               <w:rPr>
-                                <w:rFonts w:ascii="Pretendard Variable" w:eastAsia="Pretendard Variable" w:hAnsi="Pretendard Variable"/>
+                                <w:rFonts w:ascii="Pretendard Light" w:eastAsia="Pretendard Light" w:hAnsi="Pretendard Light"/>
                                 <w:sz w:val="28"/>
                               </w:rPr>
                             </w:pPr>
                             <w:r>
                               <w:rPr>
-                                <w:rFonts w:ascii="Pretendard Variable" w:eastAsia="Pretendard Variable" w:hAnsi="Pretendard Variable" w:cstheme="minorBidi" w:hint="eastAsia"/>
+                                <w:rFonts w:ascii="Pretendard ExtraBold" w:eastAsia="Pretendard ExtraBold" w:hAnsi="Pretendard ExtraBold" w:cstheme="minorBidi" w:hint="eastAsia"/>
                                 <w:b/>
                                 <w:bCs/>
                                 <w:color w:val="002060"/>
@@ -659,13 +659,13 @@
                               <w:pStyle w:val="ab"/>
                               <w:spacing w:before="0" w:beforeAutospacing="0" w:after="0" w:afterAutospacing="0" w:line="360" w:lineRule="auto"/>
                               <w:rPr>
-                                <w:rFonts w:ascii="Pretendard Variable" w:eastAsia="Pretendard Variable" w:hAnsi="Pretendard Variable"/>
+                                <w:rFonts w:ascii="Pretendard Light" w:eastAsia="Pretendard Light" w:hAnsi="Pretendard Light"/>
                                 <w:sz w:val="28"/>
                               </w:rPr>
                             </w:pPr>
                             <w:r>
                               <w:rPr>
-                                <w:rFonts w:ascii="Pretendard Variable" w:eastAsia="Pretendard Variable" w:hAnsi="Pretendard Variable" w:cstheme="minorBidi"/>
+                                <w:rFonts w:ascii="Pretendard Light" w:eastAsia="Pretendard Light" w:hAnsi="Pretendard Light" w:cstheme="minorBidi"/>
                                 <w:color w:val="595959"/>
                                 <w:kern w:val="24"/>
                                 <w:sz w:val="16"/>
@@ -675,7 +675,7 @@
                             </w:r>
                             <w:r>
                               <w:rPr>
-                                <w:rFonts w:ascii="Pretendard Variable" w:eastAsia="Pretendard Variable" w:hAnsi="Pretendard Variable" w:cstheme="minorBidi" w:hint="eastAsia"/>
+                                <w:rFonts w:ascii="Pretendard Light" w:eastAsia="Pretendard Light" w:hAnsi="Pretendard Light" w:cstheme="minorBidi" w:hint="eastAsia"/>
                                 <w:color w:val="595959"/>
                                 <w:kern w:val="24"/>
                                 <w:sz w:val="16"/>
@@ -685,7 +685,7 @@
                             </w:r>
                             <w:r>
                               <w:rPr>
-                                <w:rFonts w:ascii="Pretendard Variable" w:eastAsia="Pretendard Variable" w:hAnsi="Pretendard Variable" w:cstheme="minorBidi"/>
+                                <w:rFonts w:ascii="Pretendard Light" w:eastAsia="Pretendard Light" w:hAnsi="Pretendard Light" w:cstheme="minorBidi"/>
                                 <w:color w:val="595959"/>
                                 <w:kern w:val="24"/>
                                 <w:sz w:val="16"/>
@@ -695,7 +695,7 @@
                             </w:r>
                             <w:r>
                               <w:rPr>
-                                <w:rFonts w:ascii="Pretendard Variable" w:eastAsia="Pretendard Variable" w:hAnsi="Pretendard Variable" w:cstheme="minorBidi" w:hint="eastAsia"/>
+                                <w:rFonts w:ascii="Pretendard Light" w:eastAsia="Pretendard Light" w:hAnsi="Pretendard Light" w:cstheme="minorBidi" w:hint="eastAsia"/>
                                 <w:color w:val="595959"/>
                                 <w:kern w:val="24"/>
                                 <w:sz w:val="16"/>
@@ -705,7 +705,7 @@
                             </w:r>
                             <w:r>
                               <w:rPr>
-                                <w:rFonts w:ascii="Pretendard Variable" w:eastAsia="Pretendard Variable" w:hAnsi="Pretendard Variable" w:cstheme="minorBidi"/>
+                                <w:rFonts w:ascii="Pretendard Light" w:eastAsia="Pretendard Light" w:hAnsi="Pretendard Light" w:cstheme="minorBidi"/>
                                 <w:color w:val="595959"/>
                                 <w:kern w:val="24"/>
                                 <w:sz w:val="16"/>
@@ -715,7 +715,7 @@
                             </w:r>
                             <w:r>
                               <w:rPr>
-                                <w:rFonts w:ascii="Pretendard Variable" w:eastAsia="Pretendard Variable" w:hAnsi="Pretendard Variable" w:cstheme="minorBidi" w:hint="eastAsia"/>
+                                <w:rFonts w:ascii="Pretendard Light" w:eastAsia="Pretendard Light" w:hAnsi="Pretendard Light" w:cstheme="minorBidi" w:hint="eastAsia"/>
                                 <w:color w:val="595959"/>
                                 <w:kern w:val="24"/>
                                 <w:sz w:val="16"/>
@@ -725,7 +725,7 @@
                             </w:r>
                             <w:r>
                               <w:rPr>
-                                <w:rFonts w:ascii="Pretendard Variable" w:eastAsia="Pretendard Variable" w:hAnsi="Pretendard Variable" w:cstheme="minorBidi"/>
+                                <w:rFonts w:ascii="Pretendard Light" w:eastAsia="Pretendard Light" w:hAnsi="Pretendard Light" w:cstheme="minorBidi"/>
                                 <w:color w:val="595959"/>
                                 <w:kern w:val="24"/>
                                 <w:sz w:val="16"/>
@@ -735,7 +735,7 @@
                             </w:r>
                             <w:r>
                               <w:rPr>
-                                <w:rFonts w:ascii="Pretendard Variable" w:eastAsia="Pretendard Variable" w:hAnsi="Pretendard Variable" w:cstheme="minorBidi" w:hint="eastAsia"/>
+                                <w:rFonts w:ascii="Pretendard Light" w:eastAsia="Pretendard Light" w:hAnsi="Pretendard Light" w:cstheme="minorBidi" w:hint="eastAsia"/>
                                 <w:color w:val="595959"/>
                                 <w:kern w:val="24"/>
                                 <w:sz w:val="16"/>
@@ -745,7 +745,7 @@
                             </w:r>
                             <w:r>
                               <w:rPr>
-                                <w:rFonts w:ascii="Pretendard Variable" w:eastAsia="Pretendard Variable" w:hAnsi="Pretendard Variable" w:cstheme="minorBidi"/>
+                                <w:rFonts w:ascii="Pretendard Light" w:eastAsia="Pretendard Light" w:hAnsi="Pretendard Light" w:cstheme="minorBidi"/>
                                 <w:color w:val="595959"/>
                                 <w:kern w:val="24"/>
                                 <w:sz w:val="16"/>
@@ -755,7 +755,7 @@
                             </w:r>
                             <w:r>
                               <w:rPr>
-                                <w:rFonts w:ascii="Pretendard Variable" w:eastAsia="Pretendard Variable" w:hAnsi="Pretendard Variable" w:cstheme="minorBidi" w:hint="eastAsia"/>
+                                <w:rFonts w:ascii="Pretendard Light" w:eastAsia="Pretendard Light" w:hAnsi="Pretendard Light" w:cstheme="minorBidi" w:hint="eastAsia"/>
                                 <w:color w:val="595959"/>
                                 <w:kern w:val="24"/>
                                 <w:sz w:val="16"/>
@@ -765,7 +765,7 @@
                             </w:r>
                             <w:r>
                               <w:rPr>
-                                <w:rFonts w:ascii="Pretendard Variable" w:eastAsia="Pretendard Variable" w:hAnsi="Pretendard Variable" w:cstheme="minorBidi"/>
+                                <w:rFonts w:ascii="Pretendard Light" w:eastAsia="Pretendard Light" w:hAnsi="Pretendard Light" w:cstheme="minorBidi"/>
                                 <w:color w:val="595959"/>
                                 <w:kern w:val="24"/>
                                 <w:sz w:val="16"/>
@@ -775,7 +775,7 @@
                             </w:r>
                             <w:r>
                               <w:rPr>
-                                <w:rFonts w:ascii="Pretendard Variable" w:eastAsia="Pretendard Variable" w:hAnsi="Pretendard Variable" w:cstheme="minorBidi" w:hint="eastAsia"/>
+                                <w:rFonts w:ascii="Pretendard Light" w:eastAsia="Pretendard Light" w:hAnsi="Pretendard Light" w:cstheme="minorBidi" w:hint="eastAsia"/>
                                 <w:color w:val="595959"/>
                                 <w:kern w:val="24"/>
                                 <w:sz w:val="16"/>
@@ -785,7 +785,7 @@
                             </w:r>
                             <w:r>
                               <w:rPr>
-                                <w:rFonts w:ascii="Pretendard Variable" w:eastAsia="Pretendard Variable" w:hAnsi="Pretendard Variable" w:cstheme="minorBidi"/>
+                                <w:rFonts w:ascii="Pretendard Light" w:eastAsia="Pretendard Light" w:hAnsi="Pretendard Light" w:cstheme="minorBidi"/>
                                 <w:color w:val="595959"/>
                                 <w:kern w:val="24"/>
                                 <w:sz w:val="16"/>
@@ -795,7 +795,7 @@
                             </w:r>
                             <w:r>
                               <w:rPr>
-                                <w:rFonts w:ascii="Pretendard Variable" w:eastAsia="Pretendard Variable" w:hAnsi="Pretendard Variable" w:cstheme="minorBidi" w:hint="eastAsia"/>
+                                <w:rFonts w:ascii="Pretendard Light" w:eastAsia="Pretendard Light" w:hAnsi="Pretendard Light" w:cstheme="minorBidi" w:hint="eastAsia"/>
                                 <w:color w:val="595959"/>
                                 <w:kern w:val="24"/>
                                 <w:sz w:val="16"/>
@@ -805,7 +805,7 @@
                             </w:r>
                             <w:r>
                               <w:rPr>
-                                <w:rFonts w:ascii="Pretendard Variable" w:eastAsia="Pretendard Variable" w:hAnsi="Pretendard Variable" w:cstheme="minorBidi"/>
+                                <w:rFonts w:ascii="Pretendard Light" w:eastAsia="Pretendard Light" w:hAnsi="Pretendard Light" w:cstheme="minorBidi"/>
                                 <w:color w:val="595959"/>
                                 <w:kern w:val="24"/>
                                 <w:sz w:val="16"/>
@@ -815,7 +815,7 @@
                             </w:r>
                             <w:r>
                               <w:rPr>
-                                <w:rFonts w:ascii="Pretendard Variable" w:eastAsia="Pretendard Variable" w:hAnsi="Pretendard Variable" w:cstheme="minorBidi" w:hint="eastAsia"/>
+                                <w:rFonts w:ascii="Pretendard Light" w:eastAsia="Pretendard Light" w:hAnsi="Pretendard Light" w:cstheme="minorBidi" w:hint="eastAsia"/>
                                 <w:color w:val="595959"/>
                                 <w:kern w:val="24"/>
                                 <w:sz w:val="16"/>
@@ -825,7 +825,7 @@
                             </w:r>
                             <w:r>
                               <w:rPr>
-                                <w:rFonts w:ascii="Pretendard Variable" w:eastAsia="Pretendard Variable" w:hAnsi="Pretendard Variable" w:cstheme="minorBidi"/>
+                                <w:rFonts w:ascii="Pretendard Light" w:eastAsia="Pretendard Light" w:hAnsi="Pretendard Light" w:cstheme="minorBidi"/>
                                 <w:color w:val="595959"/>
                                 <w:kern w:val="24"/>
                                 <w:sz w:val="16"/>
@@ -835,7 +835,7 @@
                             </w:r>
                             <w:r>
                               <w:rPr>
-                                <w:rFonts w:ascii="Pretendard Variable" w:eastAsia="Pretendard Variable" w:hAnsi="Pretendard Variable" w:cstheme="minorBidi" w:hint="eastAsia"/>
+                                <w:rFonts w:ascii="Pretendard Light" w:eastAsia="Pretendard Light" w:hAnsi="Pretendard Light" w:cstheme="minorBidi" w:hint="eastAsia"/>
                                 <w:color w:val="595959"/>
                                 <w:kern w:val="24"/>
                                 <w:sz w:val="16"/>
@@ -845,7 +845,7 @@
                             </w:r>
                             <w:r>
                               <w:rPr>
-                                <w:rFonts w:ascii="Pretendard Variable" w:eastAsia="Pretendard Variable" w:hAnsi="Pretendard Variable" w:cstheme="minorBidi"/>
+                                <w:rFonts w:ascii="Pretendard Light" w:eastAsia="Pretendard Light" w:hAnsi="Pretendard Light" w:cstheme="minorBidi"/>
                                 <w:color w:val="595959"/>
                                 <w:kern w:val="24"/>
                                 <w:sz w:val="16"/>
@@ -855,7 +855,7 @@
                             </w:r>
                             <w:r>
                               <w:rPr>
-                                <w:rFonts w:ascii="Pretendard Variable" w:eastAsia="Pretendard Variable" w:hAnsi="Pretendard Variable" w:cstheme="minorBidi" w:hint="eastAsia"/>
+                                <w:rFonts w:ascii="Pretendard Light" w:eastAsia="Pretendard Light" w:hAnsi="Pretendard Light" w:cstheme="minorBidi" w:hint="eastAsia"/>
                                 <w:color w:val="595959"/>
                                 <w:kern w:val="24"/>
                                 <w:sz w:val="16"/>
@@ -865,7 +865,7 @@
                             </w:r>
                             <w:r>
                               <w:rPr>
-                                <w:rFonts w:ascii="Pretendard Variable" w:eastAsia="Pretendard Variable" w:hAnsi="Pretendard Variable" w:cstheme="minorBidi"/>
+                                <w:rFonts w:ascii="Pretendard Light" w:eastAsia="Pretendard Light" w:hAnsi="Pretendard Light" w:cstheme="minorBidi"/>
                                 <w:color w:val="595959"/>
                                 <w:kern w:val="24"/>
                                 <w:sz w:val="16"/>
@@ -875,7 +875,7 @@
                             </w:r>
                             <w:r>
                               <w:rPr>
-                                <w:rFonts w:ascii="Pretendard Variable" w:eastAsia="Pretendard Variable" w:hAnsi="Pretendard Variable" w:cstheme="minorBidi" w:hint="eastAsia"/>
+                                <w:rFonts w:ascii="Pretendard Light" w:eastAsia="Pretendard Light" w:hAnsi="Pretendard Light" w:cstheme="minorBidi" w:hint="eastAsia"/>
                                 <w:color w:val="595959"/>
                                 <w:kern w:val="24"/>
                                 <w:sz w:val="16"/>
@@ -885,7 +885,7 @@
                             </w:r>
                             <w:r>
                               <w:rPr>
-                                <w:rFonts w:ascii="Pretendard Variable" w:eastAsia="Pretendard Variable" w:hAnsi="Pretendard Variable" w:cstheme="minorBidi"/>
+                                <w:rFonts w:ascii="Pretendard Light" w:eastAsia="Pretendard Light" w:hAnsi="Pretendard Light" w:cstheme="minorBidi"/>
                                 <w:color w:val="595959"/>
                                 <w:kern w:val="24"/>
                                 <w:sz w:val="16"/>
@@ -895,7 +895,7 @@
                             </w:r>
                             <w:r>
                               <w:rPr>
-                                <w:rFonts w:ascii="Pretendard Variable" w:eastAsia="Pretendard Variable" w:hAnsi="Pretendard Variable" w:cstheme="minorBidi" w:hint="eastAsia"/>
+                                <w:rFonts w:ascii="Pretendard Light" w:eastAsia="Pretendard Light" w:hAnsi="Pretendard Light" w:cstheme="minorBidi" w:hint="eastAsia"/>
                                 <w:color w:val="595959"/>
                                 <w:kern w:val="24"/>
                                 <w:sz w:val="16"/>
@@ -905,7 +905,7 @@
                             </w:r>
                             <w:r>
                               <w:rPr>
-                                <w:rFonts w:ascii="Pretendard Variable" w:eastAsia="Pretendard Variable" w:hAnsi="Pretendard Variable" w:cstheme="minorBidi"/>
+                                <w:rFonts w:ascii="Pretendard Light" w:eastAsia="Pretendard Light" w:hAnsi="Pretendard Light" w:cstheme="minorBidi"/>
                                 <w:color w:val="595959"/>
                                 <w:kern w:val="24"/>
                                 <w:sz w:val="16"/>
@@ -915,7 +915,7 @@
                             </w:r>
                             <w:r>
                               <w:rPr>
-                                <w:rFonts w:ascii="Pretendard Variable" w:eastAsia="Pretendard Variable" w:hAnsi="Pretendard Variable" w:cstheme="minorBidi" w:hint="eastAsia"/>
+                                <w:rFonts w:ascii="Pretendard Light" w:eastAsia="Pretendard Light" w:hAnsi="Pretendard Light" w:cstheme="minorBidi" w:hint="eastAsia"/>
                                 <w:color w:val="595959"/>
                                 <w:kern w:val="24"/>
                                 <w:sz w:val="16"/>
@@ -925,7 +925,7 @@
                             </w:r>
                             <w:r>
                               <w:rPr>
-                                <w:rFonts w:ascii="Pretendard Variable" w:eastAsia="Pretendard Variable" w:hAnsi="Pretendard Variable" w:cstheme="minorBidi"/>
+                                <w:rFonts w:ascii="Pretendard Light" w:eastAsia="Pretendard Light" w:hAnsi="Pretendard Light" w:cstheme="minorBidi"/>
                                 <w:color w:val="595959"/>
                                 <w:kern w:val="24"/>
                                 <w:sz w:val="16"/>
@@ -935,7 +935,7 @@
                             </w:r>
                             <w:r>
                               <w:rPr>
-                                <w:rFonts w:ascii="Pretendard Variable" w:eastAsia="Pretendard Variable" w:hAnsi="Pretendard Variable" w:cstheme="minorBidi" w:hint="eastAsia"/>
+                                <w:rFonts w:ascii="Pretendard Light" w:eastAsia="Pretendard Light" w:hAnsi="Pretendard Light" w:cstheme="minorBidi" w:hint="eastAsia"/>
                                 <w:color w:val="595959"/>
                                 <w:kern w:val="24"/>
                                 <w:sz w:val="16"/>
@@ -945,7 +945,7 @@
                             </w:r>
                             <w:r>
                               <w:rPr>
-                                <w:rFonts w:ascii="Pretendard Variable" w:eastAsia="Pretendard Variable" w:hAnsi="Pretendard Variable" w:cstheme="minorBidi"/>
+                                <w:rFonts w:ascii="Pretendard Light" w:eastAsia="Pretendard Light" w:hAnsi="Pretendard Light" w:cstheme="minorBidi"/>
                                 <w:color w:val="595959"/>
                                 <w:kern w:val="24"/>
                                 <w:sz w:val="16"/>
@@ -955,7 +955,7 @@
                             </w:r>
                             <w:r>
                               <w:rPr>
-                                <w:rFonts w:ascii="Pretendard Variable" w:eastAsia="Pretendard Variable" w:hAnsi="Pretendard Variable" w:cstheme="minorBidi" w:hint="eastAsia"/>
+                                <w:rFonts w:ascii="Pretendard Light" w:eastAsia="Pretendard Light" w:hAnsi="Pretendard Light" w:cstheme="minorBidi" w:hint="eastAsia"/>
                                 <w:color w:val="595959"/>
                                 <w:kern w:val="24"/>
                                 <w:sz w:val="16"/>
@@ -965,7 +965,7 @@
                             </w:r>
                             <w:r>
                               <w:rPr>
-                                <w:rFonts w:ascii="Pretendard Variable" w:eastAsia="Pretendard Variable" w:hAnsi="Pretendard Variable" w:cstheme="minorBidi"/>
+                                <w:rFonts w:ascii="Pretendard Light" w:eastAsia="Pretendard Light" w:hAnsi="Pretendard Light" w:cstheme="minorBidi"/>
                                 <w:color w:val="595959"/>
                                 <w:kern w:val="24"/>
                                 <w:sz w:val="16"/>
@@ -975,7 +975,7 @@
                             </w:r>
                             <w:r>
                               <w:rPr>
-                                <w:rFonts w:ascii="Pretendard Variable" w:eastAsia="Pretendard Variable" w:hAnsi="Pretendard Variable" w:cstheme="minorBidi" w:hint="eastAsia"/>
+                                <w:rFonts w:ascii="Pretendard Light" w:eastAsia="Pretendard Light" w:hAnsi="Pretendard Light" w:cstheme="minorBidi" w:hint="eastAsia"/>
                                 <w:color w:val="595959"/>
                                 <w:kern w:val="24"/>
                                 <w:sz w:val="16"/>
@@ -985,7 +985,7 @@
                             </w:r>
                             <w:r>
                               <w:rPr>
-                                <w:rFonts w:ascii="Pretendard Variable" w:eastAsia="Pretendard Variable" w:hAnsi="Pretendard Variable" w:cstheme="minorBidi"/>
+                                <w:rFonts w:ascii="Pretendard Light" w:eastAsia="Pretendard Light" w:hAnsi="Pretendard Light" w:cstheme="minorBidi"/>
                                 <w:color w:val="595959"/>
                                 <w:kern w:val="24"/>
                                 <w:sz w:val="16"/>
@@ -995,7 +995,7 @@
                             </w:r>
                             <w:r>
                               <w:rPr>
-                                <w:rFonts w:ascii="Pretendard Variable" w:eastAsia="Pretendard Variable" w:hAnsi="Pretendard Variable" w:cstheme="minorBidi" w:hint="eastAsia"/>
+                                <w:rFonts w:ascii="Pretendard Light" w:eastAsia="Pretendard Light" w:hAnsi="Pretendard Light" w:cstheme="minorBidi" w:hint="eastAsia"/>
                                 <w:color w:val="595959"/>
                                 <w:kern w:val="24"/>
                                 <w:sz w:val="16"/>
@@ -1005,7 +1005,7 @@
                             </w:r>
                             <w:r>
                               <w:rPr>
-                                <w:rFonts w:ascii="Pretendard Variable" w:eastAsia="Pretendard Variable" w:hAnsi="Pretendard Variable" w:cstheme="minorBidi"/>
+                                <w:rFonts w:ascii="Pretendard Light" w:eastAsia="Pretendard Light" w:hAnsi="Pretendard Light" w:cstheme="minorBidi"/>
                                 <w:color w:val="595959"/>
                                 <w:kern w:val="24"/>
                                 <w:sz w:val="16"/>
@@ -1015,7 +1015,7 @@
                             </w:r>
                             <w:r>
                               <w:rPr>
-                                <w:rFonts w:ascii="Pretendard Variable" w:eastAsia="Pretendard Variable" w:hAnsi="Pretendard Variable" w:cstheme="minorBidi" w:hint="eastAsia"/>
+                                <w:rFonts w:ascii="Pretendard Light" w:eastAsia="Pretendard Light" w:hAnsi="Pretendard Light" w:cstheme="minorBidi" w:hint="eastAsia"/>
                                 <w:color w:val="595959"/>
                                 <w:kern w:val="24"/>
                                 <w:sz w:val="16"/>
@@ -1025,7 +1025,7 @@
                             </w:r>
                             <w:r>
                               <w:rPr>
-                                <w:rFonts w:ascii="Pretendard Variable" w:eastAsia="Pretendard Variable" w:hAnsi="Pretendard Variable" w:cstheme="minorBidi"/>
+                                <w:rFonts w:ascii="Pretendard Light" w:eastAsia="Pretendard Light" w:hAnsi="Pretendard Light" w:cstheme="minorBidi"/>
                                 <w:color w:val="595959"/>
                                 <w:kern w:val="24"/>
                                 <w:sz w:val="16"/>
@@ -1035,7 +1035,7 @@
                             </w:r>
                             <w:r>
                               <w:rPr>
-                                <w:rFonts w:ascii="Pretendard Variable" w:eastAsia="Pretendard Variable" w:hAnsi="Pretendard Variable" w:cstheme="minorBidi" w:hint="eastAsia"/>
+                                <w:rFonts w:ascii="Pretendard Light" w:eastAsia="Pretendard Light" w:hAnsi="Pretendard Light" w:cstheme="minorBidi" w:hint="eastAsia"/>
                                 <w:color w:val="595959"/>
                                 <w:kern w:val="24"/>
                                 <w:sz w:val="16"/>
@@ -1045,7 +1045,7 @@
                             </w:r>
                             <w:r>
                               <w:rPr>
-                                <w:rFonts w:ascii="Pretendard Variable" w:eastAsia="Pretendard Variable" w:hAnsi="Pretendard Variable" w:cstheme="minorBidi"/>
+                                <w:rFonts w:ascii="Pretendard Light" w:eastAsia="Pretendard Light" w:hAnsi="Pretendard Light" w:cstheme="minorBidi"/>
                                 <w:color w:val="595959"/>
                                 <w:kern w:val="24"/>
                                 <w:sz w:val="16"/>
@@ -1055,7 +1055,7 @@
                             </w:r>
                             <w:r>
                               <w:rPr>
-                                <w:rFonts w:ascii="Pretendard Variable" w:eastAsia="Pretendard Variable" w:hAnsi="Pretendard Variable" w:cstheme="minorBidi" w:hint="eastAsia"/>
+                                <w:rFonts w:ascii="Pretendard Light" w:eastAsia="Pretendard Light" w:hAnsi="Pretendard Light" w:cstheme="minorBidi" w:hint="eastAsia"/>
                                 <w:color w:val="595959"/>
                                 <w:kern w:val="24"/>
                                 <w:sz w:val="16"/>
@@ -1065,7 +1065,7 @@
                             </w:r>
                             <w:r>
                               <w:rPr>
-                                <w:rFonts w:ascii="Pretendard Variable" w:eastAsia="Pretendard Variable" w:hAnsi="Pretendard Variable" w:cstheme="minorBidi"/>
+                                <w:rFonts w:ascii="Pretendard Light" w:eastAsia="Pretendard Light" w:hAnsi="Pretendard Light" w:cstheme="minorBidi"/>
                                 <w:color w:val="595959"/>
                                 <w:kern w:val="24"/>
                                 <w:sz w:val="16"/>
@@ -1075,7 +1075,7 @@
                             </w:r>
                             <w:r>
                               <w:rPr>
-                                <w:rFonts w:ascii="Pretendard Variable" w:eastAsia="Pretendard Variable" w:hAnsi="Pretendard Variable" w:cstheme="minorBidi" w:hint="eastAsia"/>
+                                <w:rFonts w:ascii="Pretendard Light" w:eastAsia="Pretendard Light" w:hAnsi="Pretendard Light" w:cstheme="minorBidi" w:hint="eastAsia"/>
                                 <w:color w:val="595959"/>
                                 <w:kern w:val="24"/>
                                 <w:sz w:val="16"/>
@@ -1085,7 +1085,7 @@
                             </w:r>
                             <w:r>
                               <w:rPr>
-                                <w:rFonts w:ascii="Pretendard Variable" w:eastAsia="Pretendard Variable" w:hAnsi="Pretendard Variable" w:cstheme="minorBidi"/>
+                                <w:rFonts w:ascii="Pretendard Light" w:eastAsia="Pretendard Light" w:hAnsi="Pretendard Light" w:cstheme="minorBidi"/>
                                 <w:color w:val="595959"/>
                                 <w:kern w:val="24"/>
                                 <w:sz w:val="16"/>
@@ -1095,7 +1095,7 @@
                             </w:r>
                             <w:r>
                               <w:rPr>
-                                <w:rFonts w:ascii="Pretendard Variable" w:eastAsia="Pretendard Variable" w:hAnsi="Pretendard Variable" w:cstheme="minorBidi" w:hint="eastAsia"/>
+                                <w:rFonts w:ascii="Pretendard Light" w:eastAsia="Pretendard Light" w:hAnsi="Pretendard Light" w:cstheme="minorBidi" w:hint="eastAsia"/>
                                 <w:color w:val="595959"/>
                                 <w:kern w:val="24"/>
                                 <w:sz w:val="16"/>
@@ -1105,7 +1105,7 @@
                             </w:r>
                             <w:r>
                               <w:rPr>
-                                <w:rFonts w:ascii="Pretendard Variable" w:eastAsia="Pretendard Variable" w:hAnsi="Pretendard Variable" w:cstheme="minorBidi"/>
+                                <w:rFonts w:ascii="Pretendard Light" w:eastAsia="Pretendard Light" w:hAnsi="Pretendard Light" w:cstheme="minorBidi"/>
                                 <w:color w:val="595959"/>
                                 <w:kern w:val="24"/>
                                 <w:sz w:val="16"/>
@@ -1115,7 +1115,7 @@
                             </w:r>
                             <w:r>
                               <w:rPr>
-                                <w:rFonts w:ascii="Pretendard Variable" w:eastAsia="Pretendard Variable" w:hAnsi="Pretendard Variable" w:cstheme="minorBidi" w:hint="eastAsia"/>
+                                <w:rFonts w:ascii="Pretendard Light" w:eastAsia="Pretendard Light" w:hAnsi="Pretendard Light" w:cstheme="minorBidi" w:hint="eastAsia"/>
                                 <w:color w:val="595959"/>
                                 <w:kern w:val="24"/>
                                 <w:sz w:val="16"/>
@@ -1125,7 +1125,7 @@
                             </w:r>
                             <w:r>
                               <w:rPr>
-                                <w:rFonts w:ascii="Pretendard Variable" w:eastAsia="Pretendard Variable" w:hAnsi="Pretendard Variable" w:cstheme="minorBidi"/>
+                                <w:rFonts w:ascii="Pretendard Light" w:eastAsia="Pretendard Light" w:hAnsi="Pretendard Light" w:cstheme="minorBidi"/>
                                 <w:color w:val="595959"/>
                                 <w:kern w:val="24"/>
                                 <w:sz w:val="16"/>
@@ -1135,7 +1135,7 @@
                             </w:r>
                             <w:r>
                               <w:rPr>
-                                <w:rFonts w:ascii="Pretendard Variable" w:eastAsia="Pretendard Variable" w:hAnsi="Pretendard Variable" w:cstheme="minorBidi" w:hint="eastAsia"/>
+                                <w:rFonts w:ascii="Pretendard Light" w:eastAsia="Pretendard Light" w:hAnsi="Pretendard Light" w:cstheme="minorBidi" w:hint="eastAsia"/>
                                 <w:color w:val="595959"/>
                                 <w:kern w:val="24"/>
                                 <w:sz w:val="16"/>
@@ -1145,7 +1145,7 @@
                             </w:r>
                             <w:r>
                               <w:rPr>
-                                <w:rFonts w:ascii="Pretendard Variable" w:eastAsia="Pretendard Variable" w:hAnsi="Pretendard Variable" w:cstheme="minorBidi"/>
+                                <w:rFonts w:ascii="Pretendard Light" w:eastAsia="Pretendard Light" w:hAnsi="Pretendard Light" w:cstheme="minorBidi"/>
                                 <w:color w:val="595959"/>
                                 <w:kern w:val="24"/>
                                 <w:sz w:val="16"/>
@@ -1155,7 +1155,7 @@
                             </w:r>
                             <w:r>
                               <w:rPr>
-                                <w:rFonts w:ascii="Pretendard Variable" w:eastAsia="Pretendard Variable" w:hAnsi="Pretendard Variable" w:cstheme="minorBidi" w:hint="eastAsia"/>
+                                <w:rFonts w:ascii="Pretendard Light" w:eastAsia="Pretendard Light" w:hAnsi="Pretendard Light" w:cstheme="minorBidi" w:hint="eastAsia"/>
                                 <w:color w:val="595959"/>
                                 <w:kern w:val="24"/>
                                 <w:sz w:val="16"/>
@@ -1165,7 +1165,7 @@
                             </w:r>
                             <w:r>
                               <w:rPr>
-                                <w:rFonts w:ascii="Pretendard Variable" w:eastAsia="Pretendard Variable" w:hAnsi="Pretendard Variable" w:cstheme="minorBidi"/>
+                                <w:rFonts w:ascii="Pretendard Light" w:eastAsia="Pretendard Light" w:hAnsi="Pretendard Light" w:cstheme="minorBidi"/>
                                 <w:color w:val="595959"/>
                                 <w:kern w:val="24"/>
                                 <w:sz w:val="16"/>
@@ -1175,7 +1175,7 @@
                             </w:r>
                             <w:r>
                               <w:rPr>
-                                <w:rFonts w:ascii="Pretendard Variable" w:eastAsia="Pretendard Variable" w:hAnsi="Pretendard Variable" w:cstheme="minorBidi" w:hint="eastAsia"/>
+                                <w:rFonts w:ascii="Pretendard Light" w:eastAsia="Pretendard Light" w:hAnsi="Pretendard Light" w:cstheme="minorBidi" w:hint="eastAsia"/>
                                 <w:color w:val="595959"/>
                                 <w:kern w:val="24"/>
                                 <w:sz w:val="16"/>
@@ -1185,7 +1185,7 @@
                             </w:r>
                             <w:r>
                               <w:rPr>
-                                <w:rFonts w:ascii="Pretendard Variable" w:eastAsia="Pretendard Variable" w:hAnsi="Pretendard Variable" w:cstheme="minorBidi"/>
+                                <w:rFonts w:ascii="Pretendard Light" w:eastAsia="Pretendard Light" w:hAnsi="Pretendard Light" w:cstheme="minorBidi"/>
                                 <w:color w:val="595959"/>
                                 <w:kern w:val="24"/>
                                 <w:sz w:val="16"/>
@@ -1195,7 +1195,7 @@
                             </w:r>
                             <w:r>
                               <w:rPr>
-                                <w:rFonts w:ascii="Pretendard Variable" w:eastAsia="Pretendard Variable" w:hAnsi="Pretendard Variable" w:cstheme="minorBidi" w:hint="eastAsia"/>
+                                <w:rFonts w:ascii="Pretendard Light" w:eastAsia="Pretendard Light" w:hAnsi="Pretendard Light" w:cstheme="minorBidi" w:hint="eastAsia"/>
                                 <w:color w:val="595959"/>
                                 <w:kern w:val="24"/>
                                 <w:sz w:val="16"/>
@@ -1205,7 +1205,7 @@
                             </w:r>
                             <w:r>
                               <w:rPr>
-                                <w:rFonts w:ascii="Pretendard Variable" w:eastAsia="Pretendard Variable" w:hAnsi="Pretendard Variable" w:cstheme="minorBidi"/>
+                                <w:rFonts w:ascii="Pretendard Light" w:eastAsia="Pretendard Light" w:hAnsi="Pretendard Light" w:cstheme="minorBidi"/>
                                 <w:color w:val="595959"/>
                                 <w:kern w:val="24"/>
                                 <w:sz w:val="16"/>
@@ -1215,7 +1215,7 @@
                             </w:r>
                             <w:r>
                               <w:rPr>
-                                <w:rFonts w:ascii="Pretendard Variable" w:eastAsia="Pretendard Variable" w:hAnsi="Pretendard Variable" w:cstheme="minorBidi" w:hint="eastAsia"/>
+                                <w:rFonts w:ascii="Pretendard Light" w:eastAsia="Pretendard Light" w:hAnsi="Pretendard Light" w:cstheme="minorBidi" w:hint="eastAsia"/>
                                 <w:color w:val="595959"/>
                                 <w:kern w:val="24"/>
                                 <w:sz w:val="16"/>
@@ -1225,7 +1225,7 @@
                             </w:r>
                             <w:r>
                               <w:rPr>
-                                <w:rFonts w:ascii="Pretendard Variable" w:eastAsia="Pretendard Variable" w:hAnsi="Pretendard Variable" w:cstheme="minorBidi"/>
+                                <w:rFonts w:ascii="Pretendard Light" w:eastAsia="Pretendard Light" w:hAnsi="Pretendard Light" w:cstheme="minorBidi"/>
                                 <w:color w:val="595959"/>
                                 <w:kern w:val="24"/>
                                 <w:sz w:val="16"/>
@@ -1235,7 +1235,7 @@
                             </w:r>
                             <w:r>
                               <w:rPr>
-                                <w:rFonts w:ascii="Pretendard Variable" w:eastAsia="Pretendard Variable" w:hAnsi="Pretendard Variable" w:cstheme="minorBidi" w:hint="eastAsia"/>
+                                <w:rFonts w:ascii="Pretendard Light" w:eastAsia="Pretendard Light" w:hAnsi="Pretendard Light" w:cstheme="minorBidi" w:hint="eastAsia"/>
                                 <w:color w:val="595959"/>
                                 <w:kern w:val="24"/>
                                 <w:sz w:val="16"/>
@@ -1245,7 +1245,7 @@
                             </w:r>
                             <w:r>
                               <w:rPr>
-                                <w:rFonts w:ascii="Pretendard Variable" w:eastAsia="Pretendard Variable" w:hAnsi="Pretendard Variable" w:cstheme="minorBidi"/>
+                                <w:rFonts w:ascii="Pretendard Light" w:eastAsia="Pretendard Light" w:hAnsi="Pretendard Light" w:cstheme="minorBidi"/>
                                 <w:color w:val="595959"/>
                                 <w:kern w:val="24"/>
                                 <w:sz w:val="16"/>
@@ -1255,7 +1255,7 @@
                             </w:r>
                             <w:r>
                               <w:rPr>
-                                <w:rFonts w:ascii="Pretendard Variable" w:eastAsia="Pretendard Variable" w:hAnsi="Pretendard Variable" w:cstheme="minorBidi" w:hint="eastAsia"/>
+                                <w:rFonts w:ascii="Pretendard Light" w:eastAsia="Pretendard Light" w:hAnsi="Pretendard Light" w:cstheme="minorBidi" w:hint="eastAsia"/>
                                 <w:color w:val="595959"/>
                                 <w:kern w:val="24"/>
                                 <w:sz w:val="16"/>
@@ -1265,7 +1265,7 @@
                             </w:r>
                             <w:r>
                               <w:rPr>
-                                <w:rFonts w:ascii="Pretendard Variable" w:eastAsia="Pretendard Variable" w:hAnsi="Pretendard Variable" w:cstheme="minorBidi"/>
+                                <w:rFonts w:ascii="Pretendard Light" w:eastAsia="Pretendard Light" w:hAnsi="Pretendard Light" w:cstheme="minorBidi"/>
                                 <w:color w:val="595959"/>
                                 <w:kern w:val="24"/>
                                 <w:sz w:val="16"/>
@@ -1275,7 +1275,7 @@
                             </w:r>
                             <w:r>
                               <w:rPr>
-                                <w:rFonts w:ascii="Pretendard Variable" w:eastAsia="Pretendard Variable" w:hAnsi="Pretendard Variable" w:cstheme="minorBidi" w:hint="eastAsia"/>
+                                <w:rFonts w:ascii="Pretendard Light" w:eastAsia="Pretendard Light" w:hAnsi="Pretendard Light" w:cstheme="minorBidi" w:hint="eastAsia"/>
                                 <w:color w:val="595959"/>
                                 <w:kern w:val="24"/>
                                 <w:sz w:val="16"/>
@@ -1285,7 +1285,7 @@
                             </w:r>
                             <w:r>
                               <w:rPr>
-                                <w:rFonts w:ascii="Pretendard Variable" w:eastAsia="Pretendard Variable" w:hAnsi="Pretendard Variable" w:cstheme="minorBidi"/>
+                                <w:rFonts w:ascii="Pretendard Light" w:eastAsia="Pretendard Light" w:hAnsi="Pretendard Light" w:cstheme="minorBidi"/>
                                 <w:color w:val="595959"/>
                                 <w:kern w:val="24"/>
                                 <w:sz w:val="16"/>
@@ -1295,7 +1295,7 @@
                             </w:r>
                             <w:r>
                               <w:rPr>
-                                <w:rFonts w:ascii="Pretendard Variable" w:eastAsia="Pretendard Variable" w:hAnsi="Pretendard Variable" w:cstheme="minorBidi" w:hint="eastAsia"/>
+                                <w:rFonts w:ascii="Pretendard Light" w:eastAsia="Pretendard Light" w:hAnsi="Pretendard Light" w:cstheme="minorBidi" w:hint="eastAsia"/>
                                 <w:color w:val="595959"/>
                                 <w:kern w:val="24"/>
                                 <w:sz w:val="16"/>
@@ -1305,7 +1305,7 @@
                             </w:r>
                             <w:r>
                               <w:rPr>
-                                <w:rFonts w:ascii="Pretendard Variable" w:eastAsia="Pretendard Variable" w:hAnsi="Pretendard Variable" w:cstheme="minorBidi"/>
+                                <w:rFonts w:ascii="Pretendard Light" w:eastAsia="Pretendard Light" w:hAnsi="Pretendard Light" w:cstheme="minorBidi"/>
                                 <w:color w:val="595959"/>
                                 <w:kern w:val="24"/>
                                 <w:sz w:val="16"/>
@@ -1315,7 +1315,7 @@
                             </w:r>
                             <w:r>
                               <w:rPr>
-                                <w:rFonts w:ascii="Pretendard Variable" w:eastAsia="Pretendard Variable" w:hAnsi="Pretendard Variable" w:cstheme="minorBidi" w:hint="eastAsia"/>
+                                <w:rFonts w:ascii="Pretendard Light" w:eastAsia="Pretendard Light" w:hAnsi="Pretendard Light" w:cstheme="minorBidi" w:hint="eastAsia"/>
                                 <w:color w:val="595959"/>
                                 <w:kern w:val="24"/>
                                 <w:sz w:val="16"/>
@@ -1325,7 +1325,7 @@
                             </w:r>
                             <w:r>
                               <w:rPr>
-                                <w:rFonts w:ascii="Pretendard Variable" w:eastAsia="Pretendard Variable" w:hAnsi="Pretendard Variable" w:cstheme="minorBidi"/>
+                                <w:rFonts w:ascii="Pretendard Light" w:eastAsia="Pretendard Light" w:hAnsi="Pretendard Light" w:cstheme="minorBidi"/>
                                 <w:color w:val="595959"/>
                                 <w:kern w:val="24"/>
                                 <w:sz w:val="16"/>
@@ -1335,7 +1335,7 @@
                             </w:r>
                             <w:r>
                               <w:rPr>
-                                <w:rFonts w:ascii="Pretendard Variable" w:eastAsia="Pretendard Variable" w:hAnsi="Pretendard Variable" w:cstheme="minorBidi" w:hint="eastAsia"/>
+                                <w:rFonts w:ascii="Pretendard Light" w:eastAsia="Pretendard Light" w:hAnsi="Pretendard Light" w:cstheme="minorBidi" w:hint="eastAsia"/>
                                 <w:color w:val="595959"/>
                                 <w:kern w:val="24"/>
                                 <w:sz w:val="16"/>
@@ -1345,7 +1345,7 @@
                             </w:r>
                             <w:r>
                               <w:rPr>
-                                <w:rFonts w:ascii="Pretendard Variable" w:eastAsia="Pretendard Variable" w:hAnsi="Pretendard Variable" w:cstheme="minorBidi"/>
+                                <w:rFonts w:ascii="Pretendard Light" w:eastAsia="Pretendard Light" w:hAnsi="Pretendard Light" w:cstheme="minorBidi"/>
                                 <w:color w:val="595959"/>
                                 <w:kern w:val="24"/>
                                 <w:sz w:val="16"/>
@@ -1355,7 +1355,7 @@
                             </w:r>
                             <w:r>
                               <w:rPr>
-                                <w:rFonts w:ascii="Pretendard Variable" w:eastAsia="Pretendard Variable" w:hAnsi="Pretendard Variable" w:cstheme="minorBidi" w:hint="eastAsia"/>
+                                <w:rFonts w:ascii="Pretendard Light" w:eastAsia="Pretendard Light" w:hAnsi="Pretendard Light" w:cstheme="minorBidi" w:hint="eastAsia"/>
                                 <w:color w:val="595959"/>
                                 <w:kern w:val="24"/>
                                 <w:sz w:val="16"/>
@@ -1365,7 +1365,7 @@
                             </w:r>
                             <w:r>
                               <w:rPr>
-                                <w:rFonts w:ascii="Pretendard Variable" w:eastAsia="Pretendard Variable" w:hAnsi="Pretendard Variable" w:cstheme="minorBidi"/>
+                                <w:rFonts w:ascii="Pretendard Light" w:eastAsia="Pretendard Light" w:hAnsi="Pretendard Light" w:cstheme="minorBidi"/>
                                 <w:color w:val="595959"/>
                                 <w:kern w:val="24"/>
                                 <w:sz w:val="16"/>
@@ -1375,7 +1375,7 @@
                             </w:r>
                             <w:r>
                               <w:rPr>
-                                <w:rFonts w:ascii="Pretendard Variable" w:eastAsia="Pretendard Variable" w:hAnsi="Pretendard Variable" w:cstheme="minorBidi" w:hint="eastAsia"/>
+                                <w:rFonts w:ascii="Pretendard Light" w:eastAsia="Pretendard Light" w:hAnsi="Pretendard Light" w:cstheme="minorBidi" w:hint="eastAsia"/>
                                 <w:color w:val="595959"/>
                                 <w:kern w:val="24"/>
                                 <w:sz w:val="16"/>
@@ -1385,7 +1385,7 @@
                             </w:r>
                             <w:r>
                               <w:rPr>
-                                <w:rFonts w:ascii="Pretendard Variable" w:eastAsia="Pretendard Variable" w:hAnsi="Pretendard Variable" w:cstheme="minorBidi"/>
+                                <w:rFonts w:ascii="Pretendard Light" w:eastAsia="Pretendard Light" w:hAnsi="Pretendard Light" w:cstheme="minorBidi"/>
                                 <w:color w:val="595959"/>
                                 <w:kern w:val="24"/>
                                 <w:sz w:val="16"/>
@@ -1395,7 +1395,7 @@
                             </w:r>
                             <w:r>
                               <w:rPr>
-                                <w:rFonts w:ascii="Pretendard Variable" w:eastAsia="Pretendard Variable" w:hAnsi="Pretendard Variable" w:cstheme="minorBidi" w:hint="eastAsia"/>
+                                <w:rFonts w:ascii="Pretendard Light" w:eastAsia="Pretendard Light" w:hAnsi="Pretendard Light" w:cstheme="minorBidi" w:hint="eastAsia"/>
                                 <w:color w:val="595959"/>
                                 <w:kern w:val="24"/>
                                 <w:sz w:val="16"/>
@@ -1405,7 +1405,7 @@
                             </w:r>
                             <w:r>
                               <w:rPr>
-                                <w:rFonts w:ascii="Pretendard Variable" w:eastAsia="Pretendard Variable" w:hAnsi="Pretendard Variable" w:cstheme="minorBidi"/>
+                                <w:rFonts w:ascii="Pretendard Light" w:eastAsia="Pretendard Light" w:hAnsi="Pretendard Light" w:cstheme="minorBidi"/>
                                 <w:color w:val="595959"/>
                                 <w:kern w:val="24"/>
                                 <w:sz w:val="16"/>
@@ -1415,7 +1415,7 @@
                             </w:r>
                             <w:r>
                               <w:rPr>
-                                <w:rFonts w:ascii="Pretendard Variable" w:eastAsia="Pretendard Variable" w:hAnsi="Pretendard Variable" w:cstheme="minorBidi" w:hint="eastAsia"/>
+                                <w:rFonts w:ascii="Pretendard Light" w:eastAsia="Pretendard Light" w:hAnsi="Pretendard Light" w:cstheme="minorBidi" w:hint="eastAsia"/>
                                 <w:color w:val="595959"/>
                                 <w:kern w:val="24"/>
                                 <w:sz w:val="16"/>
@@ -1425,7 +1425,7 @@
                             </w:r>
                             <w:r>
                               <w:rPr>
-                                <w:rFonts w:ascii="Pretendard Variable" w:eastAsia="Pretendard Variable" w:hAnsi="Pretendard Variable" w:cstheme="minorBidi"/>
+                                <w:rFonts w:ascii="Pretendard Light" w:eastAsia="Pretendard Light" w:hAnsi="Pretendard Light" w:cstheme="minorBidi"/>
                                 <w:color w:val="595959"/>
                                 <w:kern w:val="24"/>
                                 <w:sz w:val="16"/>
@@ -1435,7 +1435,7 @@
                             </w:r>
                             <w:r>
                               <w:rPr>
-                                <w:rFonts w:ascii="Pretendard Variable" w:eastAsia="Pretendard Variable" w:hAnsi="Pretendard Variable" w:cstheme="minorBidi" w:hint="eastAsia"/>
+                                <w:rFonts w:ascii="Pretendard Light" w:eastAsia="Pretendard Light" w:hAnsi="Pretendard Light" w:cstheme="minorBidi" w:hint="eastAsia"/>
                                 <w:color w:val="595959"/>
                                 <w:kern w:val="24"/>
                                 <w:sz w:val="16"/>
@@ -1445,7 +1445,7 @@
                             </w:r>
                             <w:r>
                               <w:rPr>
-                                <w:rFonts w:ascii="Pretendard Variable" w:eastAsia="Pretendard Variable" w:hAnsi="Pretendard Variable" w:cstheme="minorBidi"/>
+                                <w:rFonts w:ascii="Pretendard Light" w:eastAsia="Pretendard Light" w:hAnsi="Pretendard Light" w:cstheme="minorBidi"/>
                                 <w:color w:val="595959"/>
                                 <w:kern w:val="24"/>
                                 <w:sz w:val="16"/>
@@ -1455,7 +1455,7 @@
                             </w:r>
                             <w:r>
                               <w:rPr>
-                                <w:rFonts w:ascii="Pretendard Variable" w:eastAsia="Pretendard Variable" w:hAnsi="Pretendard Variable" w:cstheme="minorBidi" w:hint="eastAsia"/>
+                                <w:rFonts w:ascii="Pretendard Light" w:eastAsia="Pretendard Light" w:hAnsi="Pretendard Light" w:cstheme="minorBidi" w:hint="eastAsia"/>
                                 <w:color w:val="595959"/>
                                 <w:kern w:val="24"/>
                                 <w:sz w:val="16"/>
@@ -1465,7 +1465,7 @@
                             </w:r>
                             <w:r>
                               <w:rPr>
-                                <w:rFonts w:ascii="Pretendard Variable" w:eastAsia="Pretendard Variable" w:hAnsi="Pretendard Variable" w:cstheme="minorBidi"/>
+                                <w:rFonts w:ascii="Pretendard Light" w:eastAsia="Pretendard Light" w:hAnsi="Pretendard Light" w:cstheme="minorBidi"/>
                                 <w:color w:val="595959"/>
                                 <w:kern w:val="24"/>
                                 <w:sz w:val="16"/>
@@ -1475,7 +1475,7 @@
                             </w:r>
                             <w:r>
                               <w:rPr>
-                                <w:rFonts w:ascii="Pretendard Variable" w:eastAsia="Pretendard Variable" w:hAnsi="Pretendard Variable" w:cstheme="minorBidi" w:hint="eastAsia"/>
+                                <w:rFonts w:ascii="Pretendard Light" w:eastAsia="Pretendard Light" w:hAnsi="Pretendard Light" w:cstheme="minorBidi" w:hint="eastAsia"/>
                                 <w:color w:val="595959"/>
                                 <w:kern w:val="24"/>
                                 <w:sz w:val="16"/>
@@ -1485,7 +1485,7 @@
                             </w:r>
                             <w:r>
                               <w:rPr>
-                                <w:rFonts w:ascii="Pretendard Variable" w:eastAsia="Pretendard Variable" w:hAnsi="Pretendard Variable" w:cstheme="minorBidi"/>
+                                <w:rFonts w:ascii="Pretendard Light" w:eastAsia="Pretendard Light" w:hAnsi="Pretendard Light" w:cstheme="minorBidi"/>
                                 <w:color w:val="595959"/>
                                 <w:kern w:val="24"/>
                                 <w:sz w:val="16"/>
@@ -1495,7 +1495,7 @@
                             </w:r>
                             <w:r>
                               <w:rPr>
-                                <w:rFonts w:ascii="Pretendard Variable" w:eastAsia="Pretendard Variable" w:hAnsi="Pretendard Variable" w:cstheme="minorBidi" w:hint="eastAsia"/>
+                                <w:rFonts w:ascii="Pretendard Light" w:eastAsia="Pretendard Light" w:hAnsi="Pretendard Light" w:cstheme="minorBidi" w:hint="eastAsia"/>
                                 <w:color w:val="595959"/>
                                 <w:kern w:val="24"/>
                                 <w:sz w:val="16"/>
@@ -1505,7 +1505,7 @@
                             </w:r>
                             <w:r>
                               <w:rPr>
-                                <w:rFonts w:ascii="Pretendard Variable" w:eastAsia="Pretendard Variable" w:hAnsi="Pretendard Variable" w:cstheme="minorBidi"/>
+                                <w:rFonts w:ascii="Pretendard Light" w:eastAsia="Pretendard Light" w:hAnsi="Pretendard Light" w:cstheme="minorBidi"/>
                                 <w:color w:val="595959"/>
                                 <w:kern w:val="24"/>
                                 <w:sz w:val="16"/>
@@ -1515,7 +1515,7 @@
                             </w:r>
                             <w:r>
                               <w:rPr>
-                                <w:rFonts w:ascii="Pretendard Variable" w:eastAsia="Pretendard Variable" w:hAnsi="Pretendard Variable" w:cstheme="minorBidi" w:hint="eastAsia"/>
+                                <w:rFonts w:ascii="Pretendard Light" w:eastAsia="Pretendard Light" w:hAnsi="Pretendard Light" w:cstheme="minorBidi" w:hint="eastAsia"/>
                                 <w:color w:val="595959"/>
                                 <w:kern w:val="24"/>
                                 <w:sz w:val="16"/>
@@ -1525,7 +1525,7 @@
                             </w:r>
                             <w:r>
                               <w:rPr>
-                                <w:rFonts w:ascii="Pretendard Variable" w:eastAsia="Pretendard Variable" w:hAnsi="Pretendard Variable" w:cstheme="minorBidi"/>
+                                <w:rFonts w:ascii="Pretendard Light" w:eastAsia="Pretendard Light" w:hAnsi="Pretendard Light" w:cstheme="minorBidi"/>
                                 <w:color w:val="595959"/>
                                 <w:kern w:val="24"/>
                                 <w:sz w:val="16"/>
@@ -1535,7 +1535,7 @@
                             </w:r>
                             <w:r>
                               <w:rPr>
-                                <w:rFonts w:ascii="Pretendard Variable" w:eastAsia="Pretendard Variable" w:hAnsi="Pretendard Variable" w:cstheme="minorBidi" w:hint="eastAsia"/>
+                                <w:rFonts w:ascii="Pretendard Light" w:eastAsia="Pretendard Light" w:hAnsi="Pretendard Light" w:cstheme="minorBidi" w:hint="eastAsia"/>
                                 <w:color w:val="595959"/>
                                 <w:kern w:val="24"/>
                                 <w:sz w:val="16"/>
@@ -1545,7 +1545,7 @@
                             </w:r>
                             <w:r>
                               <w:rPr>
-                                <w:rFonts w:ascii="Pretendard Variable" w:eastAsia="Pretendard Variable" w:hAnsi="Pretendard Variable" w:cstheme="minorBidi"/>
+                                <w:rFonts w:ascii="Pretendard Light" w:eastAsia="Pretendard Light" w:hAnsi="Pretendard Light" w:cstheme="minorBidi"/>
                                 <w:color w:val="595959"/>
                                 <w:kern w:val="24"/>
                                 <w:sz w:val="16"/>
@@ -1555,7 +1555,7 @@
                             </w:r>
                             <w:r>
                               <w:rPr>
-                                <w:rFonts w:ascii="Pretendard Variable" w:eastAsia="Pretendard Variable" w:hAnsi="Pretendard Variable" w:cstheme="minorBidi" w:hint="eastAsia"/>
+                                <w:rFonts w:ascii="Pretendard Light" w:eastAsia="Pretendard Light" w:hAnsi="Pretendard Light" w:cstheme="minorBidi" w:hint="eastAsia"/>
                                 <w:color w:val="595959"/>
                                 <w:kern w:val="24"/>
                                 <w:sz w:val="16"/>
@@ -1565,7 +1565,7 @@
                             </w:r>
                             <w:r>
                               <w:rPr>
-                                <w:rFonts w:ascii="Pretendard Variable" w:eastAsia="Pretendard Variable" w:hAnsi="Pretendard Variable" w:cstheme="minorBidi"/>
+                                <w:rFonts w:ascii="Pretendard Light" w:eastAsia="Pretendard Light" w:hAnsi="Pretendard Light" w:cstheme="minorBidi"/>
                                 <w:color w:val="595959"/>
                                 <w:kern w:val="24"/>
                                 <w:sz w:val="16"/>
@@ -1575,7 +1575,7 @@
                             </w:r>
                             <w:r>
                               <w:rPr>
-                                <w:rFonts w:ascii="Pretendard Variable" w:eastAsia="Pretendard Variable" w:hAnsi="Pretendard Variable" w:cstheme="minorBidi" w:hint="eastAsia"/>
+                                <w:rFonts w:ascii="Pretendard Light" w:eastAsia="Pretendard Light" w:hAnsi="Pretendard Light" w:cstheme="minorBidi" w:hint="eastAsia"/>
                                 <w:color w:val="595959"/>
                                 <w:kern w:val="24"/>
                                 <w:sz w:val="16"/>
@@ -1585,7 +1585,7 @@
                             </w:r>
                             <w:r>
                               <w:rPr>
-                                <w:rFonts w:ascii="Pretendard Variable" w:eastAsia="Pretendard Variable" w:hAnsi="Pretendard Variable" w:cstheme="minorBidi"/>
+                                <w:rFonts w:ascii="Pretendard Light" w:eastAsia="Pretendard Light" w:hAnsi="Pretendard Light" w:cstheme="minorBidi"/>
                                 <w:color w:val="595959"/>
                                 <w:kern w:val="24"/>
                                 <w:sz w:val="16"/>
@@ -1595,7 +1595,7 @@
                             </w:r>
                             <w:r>
                               <w:rPr>
-                                <w:rFonts w:ascii="Pretendard Variable" w:eastAsia="Pretendard Variable" w:hAnsi="Pretendard Variable" w:cstheme="minorBidi" w:hint="eastAsia"/>
+                                <w:rFonts w:ascii="Pretendard Light" w:eastAsia="Pretendard Light" w:hAnsi="Pretendard Light" w:cstheme="minorBidi" w:hint="eastAsia"/>
                                 <w:color w:val="595959"/>
                                 <w:kern w:val="24"/>
                                 <w:sz w:val="16"/>
@@ -1605,7 +1605,7 @@
                             </w:r>
                             <w:r>
                               <w:rPr>
-                                <w:rFonts w:ascii="Pretendard Variable" w:eastAsia="Pretendard Variable" w:hAnsi="Pretendard Variable" w:cstheme="minorBidi"/>
+                                <w:rFonts w:ascii="Pretendard Light" w:eastAsia="Pretendard Light" w:hAnsi="Pretendard Light" w:cstheme="minorBidi"/>
                                 <w:color w:val="595959"/>
                                 <w:kern w:val="24"/>
                                 <w:sz w:val="16"/>
@@ -1615,7 +1615,7 @@
                             </w:r>
                             <w:r>
                               <w:rPr>
-                                <w:rFonts w:ascii="Pretendard Variable" w:eastAsia="Pretendard Variable" w:hAnsi="Pretendard Variable" w:cstheme="minorBidi" w:hint="eastAsia"/>
+                                <w:rFonts w:ascii="Pretendard Light" w:eastAsia="Pretendard Light" w:hAnsi="Pretendard Light" w:cstheme="minorBidi" w:hint="eastAsia"/>
                                 <w:color w:val="595959"/>
                                 <w:kern w:val="24"/>
                                 <w:sz w:val="16"/>
@@ -1625,7 +1625,7 @@
                             </w:r>
                             <w:r>
                               <w:rPr>
-                                <w:rFonts w:ascii="Pretendard Variable" w:eastAsia="Pretendard Variable" w:hAnsi="Pretendard Variable" w:cstheme="minorBidi"/>
+                                <w:rFonts w:ascii="Pretendard Light" w:eastAsia="Pretendard Light" w:hAnsi="Pretendard Light" w:cstheme="minorBidi"/>
                                 <w:color w:val="595959"/>
                                 <w:kern w:val="24"/>
                                 <w:sz w:val="16"/>
@@ -1635,7 +1635,7 @@
                             </w:r>
                             <w:r>
                               <w:rPr>
-                                <w:rFonts w:ascii="Pretendard Variable" w:eastAsia="Pretendard Variable" w:hAnsi="Pretendard Variable" w:cstheme="minorBidi" w:hint="eastAsia"/>
+                                <w:rFonts w:ascii="Pretendard Light" w:eastAsia="Pretendard Light" w:hAnsi="Pretendard Light" w:cstheme="minorBidi" w:hint="eastAsia"/>
                                 <w:color w:val="595959"/>
                                 <w:kern w:val="24"/>
                                 <w:sz w:val="16"/>
@@ -1645,7 +1645,7 @@
                             </w:r>
                             <w:r>
                               <w:rPr>
-                                <w:rFonts w:ascii="Pretendard Variable" w:eastAsia="Pretendard Variable" w:hAnsi="Pretendard Variable" w:cstheme="minorBidi"/>
+                                <w:rFonts w:ascii="Pretendard Light" w:eastAsia="Pretendard Light" w:hAnsi="Pretendard Light" w:cstheme="minorBidi"/>
                                 <w:color w:val="595959"/>
                                 <w:kern w:val="24"/>
                                 <w:sz w:val="16"/>
@@ -1655,7 +1655,7 @@
                             </w:r>
                             <w:r>
                               <w:rPr>
-                                <w:rFonts w:ascii="Pretendard Variable" w:eastAsia="Pretendard Variable" w:hAnsi="Pretendard Variable" w:cstheme="minorBidi" w:hint="eastAsia"/>
+                                <w:rFonts w:ascii="Pretendard Light" w:eastAsia="Pretendard Light" w:hAnsi="Pretendard Light" w:cstheme="minorBidi" w:hint="eastAsia"/>
                                 <w:color w:val="595959"/>
                                 <w:kern w:val="24"/>
                                 <w:sz w:val="16"/>
@@ -1665,7 +1665,7 @@
                             </w:r>
                             <w:r>
                               <w:rPr>
-                                <w:rFonts w:ascii="Pretendard Variable" w:eastAsia="Pretendard Variable" w:hAnsi="Pretendard Variable" w:cstheme="minorBidi"/>
+                                <w:rFonts w:ascii="Pretendard Light" w:eastAsia="Pretendard Light" w:hAnsi="Pretendard Light" w:cstheme="minorBidi"/>
                                 <w:color w:val="595959"/>
                                 <w:kern w:val="24"/>
                                 <w:sz w:val="16"/>
@@ -1675,7 +1675,7 @@
                             </w:r>
                             <w:r>
                               <w:rPr>
-                                <w:rFonts w:ascii="Pretendard Variable" w:eastAsia="Pretendard Variable" w:hAnsi="Pretendard Variable" w:cstheme="minorBidi" w:hint="eastAsia"/>
+                                <w:rFonts w:ascii="Pretendard Light" w:eastAsia="Pretendard Light" w:hAnsi="Pretendard Light" w:cstheme="minorBidi" w:hint="eastAsia"/>
                                 <w:color w:val="595959"/>
                                 <w:kern w:val="24"/>
                                 <w:sz w:val="16"/>
@@ -1685,7 +1685,7 @@
                             </w:r>
                             <w:r>
                               <w:rPr>
-                                <w:rFonts w:ascii="Pretendard Variable" w:eastAsia="Pretendard Variable" w:hAnsi="Pretendard Variable" w:cstheme="minorBidi"/>
+                                <w:rFonts w:ascii="Pretendard Light" w:eastAsia="Pretendard Light" w:hAnsi="Pretendard Light" w:cstheme="minorBidi"/>
                                 <w:color w:val="595959"/>
                                 <w:kern w:val="24"/>
                                 <w:sz w:val="16"/>
@@ -1695,7 +1695,7 @@
                             </w:r>
                             <w:r>
                               <w:rPr>
-                                <w:rFonts w:ascii="Pretendard Variable" w:eastAsia="Pretendard Variable" w:hAnsi="Pretendard Variable" w:cstheme="minorBidi" w:hint="eastAsia"/>
+                                <w:rFonts w:ascii="Pretendard Light" w:eastAsia="Pretendard Light" w:hAnsi="Pretendard Light" w:cstheme="minorBidi" w:hint="eastAsia"/>
                                 <w:color w:val="595959"/>
                                 <w:kern w:val="24"/>
                                 <w:sz w:val="16"/>
@@ -1705,7 +1705,7 @@
                             </w:r>
                             <w:r>
                               <w:rPr>
-                                <w:rFonts w:ascii="Pretendard Variable" w:eastAsia="Pretendard Variable" w:hAnsi="Pretendard Variable" w:cstheme="minorBidi"/>
+                                <w:rFonts w:ascii="Pretendard Light" w:eastAsia="Pretendard Light" w:hAnsi="Pretendard Light" w:cstheme="minorBidi"/>
                                 <w:color w:val="595959"/>
                                 <w:kern w:val="24"/>
                                 <w:sz w:val="16"/>
@@ -1715,7 +1715,7 @@
                             </w:r>
                             <w:r>
                               <w:rPr>
-                                <w:rFonts w:ascii="Pretendard Variable" w:eastAsia="Pretendard Variable" w:hAnsi="Pretendard Variable" w:cstheme="minorBidi" w:hint="eastAsia"/>
+                                <w:rFonts w:ascii="Pretendard Light" w:eastAsia="Pretendard Light" w:hAnsi="Pretendard Light" w:cstheme="minorBidi" w:hint="eastAsia"/>
                                 <w:color w:val="595959"/>
                                 <w:kern w:val="24"/>
                                 <w:sz w:val="16"/>
@@ -1725,7 +1725,7 @@
                             </w:r>
                             <w:r>
                               <w:rPr>
-                                <w:rFonts w:ascii="Pretendard Variable" w:eastAsia="Pretendard Variable" w:hAnsi="Pretendard Variable" w:cstheme="minorBidi"/>
+                                <w:rFonts w:ascii="Pretendard Light" w:eastAsia="Pretendard Light" w:hAnsi="Pretendard Light" w:cstheme="minorBidi"/>
                                 <w:color w:val="595959"/>
                                 <w:kern w:val="24"/>
                                 <w:sz w:val="16"/>
@@ -1735,7 +1735,7 @@
                             </w:r>
                             <w:r>
                               <w:rPr>
-                                <w:rFonts w:ascii="Pretendard Variable" w:eastAsia="Pretendard Variable" w:hAnsi="Pretendard Variable" w:cstheme="minorBidi" w:hint="eastAsia"/>
+                                <w:rFonts w:ascii="Pretendard Light" w:eastAsia="Pretendard Light" w:hAnsi="Pretendard Light" w:cstheme="minorBidi" w:hint="eastAsia"/>
                                 <w:color w:val="595959"/>
                                 <w:kern w:val="24"/>
                                 <w:sz w:val="16"/>
@@ -1745,7 +1745,7 @@
                             </w:r>
                             <w:r>
                               <w:rPr>
-                                <w:rFonts w:ascii="Pretendard Variable" w:eastAsia="Pretendard Variable" w:hAnsi="Pretendard Variable" w:cstheme="minorBidi"/>
+                                <w:rFonts w:ascii="Pretendard Light" w:eastAsia="Pretendard Light" w:hAnsi="Pretendard Light" w:cstheme="minorBidi"/>
                                 <w:color w:val="595959"/>
                                 <w:kern w:val="24"/>
                                 <w:sz w:val="16"/>
@@ -1755,7 +1755,7 @@
                             </w:r>
                             <w:r>
                               <w:rPr>
-                                <w:rFonts w:ascii="Pretendard Variable" w:eastAsia="Pretendard Variable" w:hAnsi="Pretendard Variable" w:cstheme="minorBidi" w:hint="eastAsia"/>
+                                <w:rFonts w:ascii="Pretendard Light" w:eastAsia="Pretendard Light" w:hAnsi="Pretendard Light" w:cstheme="minorBidi" w:hint="eastAsia"/>
                                 <w:color w:val="595959"/>
                                 <w:kern w:val="24"/>
                                 <w:sz w:val="16"/>
@@ -1765,7 +1765,7 @@
                             </w:r>
                             <w:r>
                               <w:rPr>
-                                <w:rFonts w:ascii="Pretendard Variable" w:eastAsia="Pretendard Variable" w:hAnsi="Pretendard Variable" w:cstheme="minorBidi"/>
+                                <w:rFonts w:ascii="Pretendard Light" w:eastAsia="Pretendard Light" w:hAnsi="Pretendard Light" w:cstheme="minorBidi"/>
                                 <w:color w:val="595959"/>
                                 <w:kern w:val="24"/>
                                 <w:sz w:val="16"/>
@@ -1775,7 +1775,7 @@
                             </w:r>
                             <w:r>
                               <w:rPr>
-                                <w:rFonts w:ascii="Pretendard Variable" w:eastAsia="Pretendard Variable" w:hAnsi="Pretendard Variable" w:cstheme="minorBidi" w:hint="eastAsia"/>
+                                <w:rFonts w:ascii="Pretendard Light" w:eastAsia="Pretendard Light" w:hAnsi="Pretendard Light" w:cstheme="minorBidi" w:hint="eastAsia"/>
                                 <w:color w:val="595959"/>
                                 <w:kern w:val="24"/>
                                 <w:sz w:val="16"/>
@@ -1785,7 +1785,7 @@
                             </w:r>
                             <w:r>
                               <w:rPr>
-                                <w:rFonts w:ascii="Pretendard Variable" w:eastAsia="Pretendard Variable" w:hAnsi="Pretendard Variable" w:cstheme="minorBidi"/>
+                                <w:rFonts w:ascii="Pretendard Light" w:eastAsia="Pretendard Light" w:hAnsi="Pretendard Light" w:cstheme="minorBidi"/>
                                 <w:color w:val="595959"/>
                                 <w:kern w:val="24"/>
                                 <w:sz w:val="16"/>
@@ -1795,7 +1795,7 @@
                             </w:r>
                             <w:r>
                               <w:rPr>
-                                <w:rFonts w:ascii="Pretendard Variable" w:eastAsia="Pretendard Variable" w:hAnsi="Pretendard Variable" w:cstheme="minorBidi" w:hint="eastAsia"/>
+                                <w:rFonts w:ascii="Pretendard Light" w:eastAsia="Pretendard Light" w:hAnsi="Pretendard Light" w:cstheme="minorBidi" w:hint="eastAsia"/>
                                 <w:color w:val="595959"/>
                                 <w:kern w:val="24"/>
                                 <w:sz w:val="16"/>
@@ -1805,7 +1805,7 @@
                             </w:r>
                             <w:r>
                               <w:rPr>
-                                <w:rFonts w:ascii="Pretendard Variable" w:eastAsia="Pretendard Variable" w:hAnsi="Pretendard Variable" w:cstheme="minorBidi"/>
+                                <w:rFonts w:ascii="Pretendard Light" w:eastAsia="Pretendard Light" w:hAnsi="Pretendard Light" w:cstheme="minorBidi"/>
                                 <w:color w:val="595959"/>
                                 <w:kern w:val="24"/>
                                 <w:sz w:val="16"/>
@@ -1815,7 +1815,7 @@
                             </w:r>
                             <w:r>
                               <w:rPr>
-                                <w:rFonts w:ascii="Pretendard Variable" w:eastAsia="Pretendard Variable" w:hAnsi="Pretendard Variable" w:cstheme="minorBidi" w:hint="eastAsia"/>
+                                <w:rFonts w:ascii="Pretendard Light" w:eastAsia="Pretendard Light" w:hAnsi="Pretendard Light" w:cstheme="minorBidi" w:hint="eastAsia"/>
                                 <w:color w:val="595959"/>
                                 <w:kern w:val="24"/>
                                 <w:sz w:val="16"/>
@@ -1825,7 +1825,7 @@
                             </w:r>
                             <w:r>
                               <w:rPr>
-                                <w:rFonts w:ascii="Pretendard Variable" w:eastAsia="Pretendard Variable" w:hAnsi="Pretendard Variable" w:cstheme="minorBidi"/>
+                                <w:rFonts w:ascii="Pretendard Light" w:eastAsia="Pretendard Light" w:hAnsi="Pretendard Light" w:cstheme="minorBidi"/>
                                 <w:color w:val="595959"/>
                                 <w:kern w:val="24"/>
                                 <w:sz w:val="16"/>
@@ -1835,7 +1835,7 @@
                             </w:r>
                             <w:r>
                               <w:rPr>
-                                <w:rFonts w:ascii="Pretendard Variable" w:eastAsia="Pretendard Variable" w:hAnsi="Pretendard Variable" w:cstheme="minorBidi" w:hint="eastAsia"/>
+                                <w:rFonts w:ascii="Pretendard Light" w:eastAsia="Pretendard Light" w:hAnsi="Pretendard Light" w:cstheme="minorBidi" w:hint="eastAsia"/>
                                 <w:color w:val="595959"/>
                                 <w:kern w:val="24"/>
                                 <w:sz w:val="16"/>
@@ -1845,7 +1845,7 @@
                             </w:r>
                             <w:r>
                               <w:rPr>
-                                <w:rFonts w:ascii="Pretendard Variable" w:eastAsia="Pretendard Variable" w:hAnsi="Pretendard Variable" w:cstheme="minorBidi"/>
+                                <w:rFonts w:ascii="Pretendard Light" w:eastAsia="Pretendard Light" w:hAnsi="Pretendard Light" w:cstheme="minorBidi"/>
                                 <w:color w:val="595959"/>
                                 <w:kern w:val="24"/>
                                 <w:sz w:val="16"/>
@@ -1855,7 +1855,7 @@
                             </w:r>
                             <w:r>
                               <w:rPr>
-                                <w:rFonts w:ascii="Pretendard Variable" w:eastAsia="Pretendard Variable" w:hAnsi="Pretendard Variable" w:cstheme="minorBidi" w:hint="eastAsia"/>
+                                <w:rFonts w:ascii="Pretendard Light" w:eastAsia="Pretendard Light" w:hAnsi="Pretendard Light" w:cstheme="minorBidi" w:hint="eastAsia"/>
                                 <w:color w:val="595959"/>
                                 <w:kern w:val="24"/>
                                 <w:sz w:val="16"/>
@@ -1865,7 +1865,7 @@
                             </w:r>
                             <w:r>
                               <w:rPr>
-                                <w:rFonts w:ascii="Pretendard Variable" w:eastAsia="Pretendard Variable" w:hAnsi="Pretendard Variable" w:cstheme="minorBidi"/>
+                                <w:rFonts w:ascii="Pretendard Light" w:eastAsia="Pretendard Light" w:hAnsi="Pretendard Light" w:cstheme="minorBidi"/>
                                 <w:color w:val="595959"/>
                                 <w:kern w:val="24"/>
                                 <w:sz w:val="16"/>
@@ -1875,7 +1875,7 @@
                             </w:r>
                             <w:r>
                               <w:rPr>
-                                <w:rFonts w:ascii="Pretendard Variable" w:eastAsia="Pretendard Variable" w:hAnsi="Pretendard Variable" w:cstheme="minorBidi" w:hint="eastAsia"/>
+                                <w:rFonts w:ascii="Pretendard Light" w:eastAsia="Pretendard Light" w:hAnsi="Pretendard Light" w:cstheme="minorBidi" w:hint="eastAsia"/>
                                 <w:color w:val="595959"/>
                                 <w:kern w:val="24"/>
                                 <w:sz w:val="16"/>
@@ -1885,7 +1885,7 @@
                             </w:r>
                             <w:r>
                               <w:rPr>
-                                <w:rFonts w:ascii="Pretendard Variable" w:eastAsia="Pretendard Variable" w:hAnsi="Pretendard Variable" w:cstheme="minorBidi"/>
+                                <w:rFonts w:ascii="Pretendard Light" w:eastAsia="Pretendard Light" w:hAnsi="Pretendard Light" w:cstheme="minorBidi"/>
                                 <w:color w:val="595959"/>
                                 <w:kern w:val="24"/>
                                 <w:sz w:val="16"/>
@@ -1895,7 +1895,7 @@
                             </w:r>
                             <w:r>
                               <w:rPr>
-                                <w:rFonts w:ascii="Pretendard Variable" w:eastAsia="Pretendard Variable" w:hAnsi="Pretendard Variable" w:cstheme="minorBidi" w:hint="eastAsia"/>
+                                <w:rFonts w:ascii="Pretendard Light" w:eastAsia="Pretendard Light" w:hAnsi="Pretendard Light" w:cstheme="minorBidi" w:hint="eastAsia"/>
                                 <w:color w:val="595959"/>
                                 <w:kern w:val="24"/>
                                 <w:sz w:val="16"/>
@@ -1905,7 +1905,7 @@
                             </w:r>
                             <w:r>
                               <w:rPr>
-                                <w:rFonts w:ascii="Pretendard Variable" w:eastAsia="Pretendard Variable" w:hAnsi="Pretendard Variable" w:cstheme="minorBidi"/>
+                                <w:rFonts w:ascii="Pretendard Light" w:eastAsia="Pretendard Light" w:hAnsi="Pretendard Light" w:cstheme="minorBidi"/>
                                 <w:color w:val="595959"/>
                                 <w:kern w:val="24"/>
                                 <w:sz w:val="16"/>
@@ -1915,7 +1915,7 @@
                             </w:r>
                             <w:r>
                               <w:rPr>
-                                <w:rFonts w:ascii="Pretendard Variable" w:eastAsia="Pretendard Variable" w:hAnsi="Pretendard Variable" w:cstheme="minorBidi" w:hint="eastAsia"/>
+                                <w:rFonts w:ascii="Pretendard Light" w:eastAsia="Pretendard Light" w:hAnsi="Pretendard Light" w:cstheme="minorBidi" w:hint="eastAsia"/>
                                 <w:color w:val="595959"/>
                                 <w:kern w:val="24"/>
                                 <w:sz w:val="16"/>
@@ -1925,7 +1925,7 @@
                             </w:r>
                             <w:r>
                               <w:rPr>
-                                <w:rFonts w:ascii="Pretendard Variable" w:eastAsia="Pretendard Variable" w:hAnsi="Pretendard Variable" w:cstheme="minorBidi"/>
+                                <w:rFonts w:ascii="Pretendard Light" w:eastAsia="Pretendard Light" w:hAnsi="Pretendard Light" w:cstheme="minorBidi"/>
                                 <w:color w:val="595959"/>
                                 <w:kern w:val="24"/>
                                 <w:sz w:val="16"/>
@@ -1935,7 +1935,7 @@
                             </w:r>
                             <w:r>
                               <w:rPr>
-                                <w:rFonts w:ascii="Pretendard Variable" w:eastAsia="Pretendard Variable" w:hAnsi="Pretendard Variable" w:cstheme="minorBidi" w:hint="eastAsia"/>
+                                <w:rFonts w:ascii="Pretendard Light" w:eastAsia="Pretendard Light" w:hAnsi="Pretendard Light" w:cstheme="minorBidi" w:hint="eastAsia"/>
                                 <w:color w:val="595959"/>
                                 <w:kern w:val="24"/>
                                 <w:sz w:val="16"/>
@@ -1945,7 +1945,7 @@
                             </w:r>
                             <w:r>
                               <w:rPr>
-                                <w:rFonts w:ascii="Pretendard Variable" w:eastAsia="Pretendard Variable" w:hAnsi="Pretendard Variable" w:cstheme="minorBidi"/>
+                                <w:rFonts w:ascii="Pretendard Light" w:eastAsia="Pretendard Light" w:hAnsi="Pretendard Light" w:cstheme="minorBidi"/>
                                 <w:color w:val="595959"/>
                                 <w:kern w:val="24"/>
                                 <w:sz w:val="16"/>
@@ -1955,7 +1955,7 @@
                             </w:r>
                             <w:r>
                               <w:rPr>
-                                <w:rFonts w:ascii="Pretendard Variable" w:eastAsia="Pretendard Variable" w:hAnsi="Pretendard Variable" w:cstheme="minorBidi" w:hint="eastAsia"/>
+                                <w:rFonts w:ascii="Pretendard Light" w:eastAsia="Pretendard Light" w:hAnsi="Pretendard Light" w:cstheme="minorBidi" w:hint="eastAsia"/>
                                 <w:color w:val="595959"/>
                                 <w:kern w:val="24"/>
                                 <w:sz w:val="16"/>
@@ -1965,7 +1965,7 @@
                             </w:r>
                             <w:r>
                               <w:rPr>
-                                <w:rFonts w:ascii="Pretendard Variable" w:eastAsia="Pretendard Variable" w:hAnsi="Pretendard Variable" w:cstheme="minorBidi"/>
+                                <w:rFonts w:ascii="Pretendard Light" w:eastAsia="Pretendard Light" w:hAnsi="Pretendard Light" w:cstheme="minorBidi"/>
                                 <w:color w:val="595959"/>
                                 <w:kern w:val="24"/>
                                 <w:sz w:val="16"/>
@@ -1975,7 +1975,7 @@
                             </w:r>
                             <w:r>
                               <w:rPr>
-                                <w:rFonts w:ascii="Pretendard Variable" w:eastAsia="Pretendard Variable" w:hAnsi="Pretendard Variable" w:cstheme="minorBidi" w:hint="eastAsia"/>
+                                <w:rFonts w:ascii="Pretendard Light" w:eastAsia="Pretendard Light" w:hAnsi="Pretendard Light" w:cstheme="minorBidi" w:hint="eastAsia"/>
                                 <w:color w:val="595959"/>
                                 <w:kern w:val="24"/>
                                 <w:sz w:val="16"/>
@@ -1985,7 +1985,7 @@
                             </w:r>
                             <w:r>
                               <w:rPr>
-                                <w:rFonts w:ascii="Pretendard Variable" w:eastAsia="Pretendard Variable" w:hAnsi="Pretendard Variable" w:cstheme="minorBidi"/>
+                                <w:rFonts w:ascii="Pretendard Light" w:eastAsia="Pretendard Light" w:hAnsi="Pretendard Light" w:cstheme="minorBidi"/>
                                 <w:color w:val="595959"/>
                                 <w:kern w:val="24"/>
                                 <w:sz w:val="16"/>
@@ -1995,7 +1995,7 @@
                             </w:r>
                             <w:r>
                               <w:rPr>
-                                <w:rFonts w:ascii="Pretendard Variable" w:eastAsia="Pretendard Variable" w:hAnsi="Pretendard Variable" w:cstheme="minorBidi" w:hint="eastAsia"/>
+                                <w:rFonts w:ascii="Pretendard Light" w:eastAsia="Pretendard Light" w:hAnsi="Pretendard Light" w:cstheme="minorBidi" w:hint="eastAsia"/>
                                 <w:color w:val="595959"/>
                                 <w:kern w:val="24"/>
                                 <w:sz w:val="16"/>
@@ -2005,7 +2005,7 @@
                             </w:r>
                             <w:r>
                               <w:rPr>
-                                <w:rFonts w:ascii="Pretendard Variable" w:eastAsia="Pretendard Variable" w:hAnsi="Pretendard Variable" w:cstheme="minorBidi"/>
+                                <w:rFonts w:ascii="Pretendard Light" w:eastAsia="Pretendard Light" w:hAnsi="Pretendard Light" w:cstheme="minorBidi"/>
                                 <w:color w:val="595959"/>
                                 <w:kern w:val="24"/>
                                 <w:sz w:val="16"/>
@@ -2015,7 +2015,7 @@
                             </w:r>
                             <w:r>
                               <w:rPr>
-                                <w:rFonts w:ascii="Pretendard Variable" w:eastAsia="Pretendard Variable" w:hAnsi="Pretendard Variable" w:cstheme="minorBidi" w:hint="eastAsia"/>
+                                <w:rFonts w:ascii="Pretendard Light" w:eastAsia="Pretendard Light" w:hAnsi="Pretendard Light" w:cstheme="minorBidi" w:hint="eastAsia"/>
                                 <w:color w:val="595959"/>
                                 <w:kern w:val="24"/>
                                 <w:sz w:val="16"/>
@@ -2025,7 +2025,7 @@
                             </w:r>
                             <w:r>
                               <w:rPr>
-                                <w:rFonts w:ascii="Pretendard Variable" w:eastAsia="Pretendard Variable" w:hAnsi="Pretendard Variable" w:cstheme="minorBidi"/>
+                                <w:rFonts w:ascii="Pretendard Light" w:eastAsia="Pretendard Light" w:hAnsi="Pretendard Light" w:cstheme="minorBidi"/>
                                 <w:color w:val="595959"/>
                                 <w:kern w:val="24"/>
                                 <w:sz w:val="16"/>
@@ -2035,7 +2035,7 @@
                             </w:r>
                             <w:r>
                               <w:rPr>
-                                <w:rFonts w:ascii="Pretendard Variable" w:eastAsia="Pretendard Variable" w:hAnsi="Pretendard Variable" w:cstheme="minorBidi" w:hint="eastAsia"/>
+                                <w:rFonts w:ascii="Pretendard Light" w:eastAsia="Pretendard Light" w:hAnsi="Pretendard Light" w:cstheme="minorBidi" w:hint="eastAsia"/>
                                 <w:color w:val="595959"/>
                                 <w:kern w:val="24"/>
                                 <w:sz w:val="16"/>
@@ -2045,7 +2045,7 @@
                             </w:r>
                             <w:r>
                               <w:rPr>
-                                <w:rFonts w:ascii="Pretendard Variable" w:eastAsia="Pretendard Variable" w:hAnsi="Pretendard Variable" w:cstheme="minorBidi"/>
+                                <w:rFonts w:ascii="Pretendard Light" w:eastAsia="Pretendard Light" w:hAnsi="Pretendard Light" w:cstheme="minorBidi"/>
                                 <w:color w:val="595959"/>
                                 <w:kern w:val="24"/>
                                 <w:sz w:val="16"/>
@@ -2055,7 +2055,7 @@
                             </w:r>
                             <w:r>
                               <w:rPr>
-                                <w:rFonts w:ascii="Pretendard Variable" w:eastAsia="Pretendard Variable" w:hAnsi="Pretendard Variable" w:cstheme="minorBidi" w:hint="eastAsia"/>
+                                <w:rFonts w:ascii="Pretendard Light" w:eastAsia="Pretendard Light" w:hAnsi="Pretendard Light" w:cstheme="minorBidi" w:hint="eastAsia"/>
                                 <w:color w:val="595959"/>
                                 <w:kern w:val="24"/>
                                 <w:sz w:val="16"/>
@@ -2065,7 +2065,7 @@
                             </w:r>
                             <w:r>
                               <w:rPr>
-                                <w:rFonts w:ascii="Pretendard Variable" w:eastAsia="Pretendard Variable" w:hAnsi="Pretendard Variable" w:cstheme="minorBidi"/>
+                                <w:rFonts w:ascii="Pretendard Light" w:eastAsia="Pretendard Light" w:hAnsi="Pretendard Light" w:cstheme="minorBidi"/>
                                 <w:color w:val="595959"/>
                                 <w:kern w:val="24"/>
                                 <w:sz w:val="16"/>
@@ -2075,7 +2075,7 @@
                             </w:r>
                             <w:r>
                               <w:rPr>
-                                <w:rFonts w:ascii="Pretendard Variable" w:eastAsia="Pretendard Variable" w:hAnsi="Pretendard Variable" w:cstheme="minorBidi" w:hint="eastAsia"/>
+                                <w:rFonts w:ascii="Pretendard Light" w:eastAsia="Pretendard Light" w:hAnsi="Pretendard Light" w:cstheme="minorBidi" w:hint="eastAsia"/>
                                 <w:color w:val="595959"/>
                                 <w:kern w:val="24"/>
                                 <w:sz w:val="16"/>
@@ -2085,7 +2085,7 @@
                             </w:r>
                             <w:r>
                               <w:rPr>
-                                <w:rFonts w:ascii="Pretendard Variable" w:eastAsia="Pretendard Variable" w:hAnsi="Pretendard Variable" w:cstheme="minorBidi"/>
+                                <w:rFonts w:ascii="Pretendard Light" w:eastAsia="Pretendard Light" w:hAnsi="Pretendard Light" w:cstheme="minorBidi"/>
                                 <w:color w:val="595959"/>
                                 <w:kern w:val="24"/>
                                 <w:sz w:val="16"/>
@@ -2095,7 +2095,7 @@
                             </w:r>
                             <w:r>
                               <w:rPr>
-                                <w:rFonts w:ascii="Pretendard Variable" w:eastAsia="Pretendard Variable" w:hAnsi="Pretendard Variable" w:cstheme="minorBidi" w:hint="eastAsia"/>
+                                <w:rFonts w:ascii="Pretendard Light" w:eastAsia="Pretendard Light" w:hAnsi="Pretendard Light" w:cstheme="minorBidi" w:hint="eastAsia"/>
                                 <w:color w:val="595959"/>
                                 <w:kern w:val="24"/>
                                 <w:sz w:val="16"/>
@@ -2105,7 +2105,7 @@
                             </w:r>
                             <w:r>
                               <w:rPr>
-                                <w:rFonts w:ascii="Pretendard Variable" w:eastAsia="Pretendard Variable" w:hAnsi="Pretendard Variable" w:cstheme="minorBidi"/>
+                                <w:rFonts w:ascii="Pretendard Light" w:eastAsia="Pretendard Light" w:hAnsi="Pretendard Light" w:cstheme="minorBidi"/>
                                 <w:color w:val="595959"/>
                                 <w:kern w:val="24"/>
                                 <w:sz w:val="16"/>
@@ -2115,7 +2115,7 @@
                             </w:r>
                             <w:r>
                               <w:rPr>
-                                <w:rFonts w:ascii="Pretendard Variable" w:eastAsia="Pretendard Variable" w:hAnsi="Pretendard Variable" w:cstheme="minorBidi" w:hint="eastAsia"/>
+                                <w:rFonts w:ascii="Pretendard Light" w:eastAsia="Pretendard Light" w:hAnsi="Pretendard Light" w:cstheme="minorBidi" w:hint="eastAsia"/>
                                 <w:color w:val="595959"/>
                                 <w:kern w:val="24"/>
                                 <w:sz w:val="16"/>
@@ -2125,7 +2125,7 @@
                             </w:r>
                             <w:r>
                               <w:rPr>
-                                <w:rFonts w:ascii="Pretendard Variable" w:eastAsia="Pretendard Variable" w:hAnsi="Pretendard Variable" w:cstheme="minorBidi"/>
+                                <w:rFonts w:ascii="Pretendard Light" w:eastAsia="Pretendard Light" w:hAnsi="Pretendard Light" w:cstheme="minorBidi"/>
                                 <w:color w:val="595959"/>
                                 <w:kern w:val="24"/>
                                 <w:sz w:val="16"/>
@@ -2135,7 +2135,7 @@
                             </w:r>
                             <w:r>
                               <w:rPr>
-                                <w:rFonts w:ascii="Pretendard Variable" w:eastAsia="Pretendard Variable" w:hAnsi="Pretendard Variable" w:cstheme="minorBidi" w:hint="eastAsia"/>
+                                <w:rFonts w:ascii="Pretendard Light" w:eastAsia="Pretendard Light" w:hAnsi="Pretendard Light" w:cstheme="minorBidi" w:hint="eastAsia"/>
                                 <w:color w:val="595959"/>
                                 <w:kern w:val="24"/>
                                 <w:sz w:val="16"/>
@@ -2145,7 +2145,7 @@
                             </w:r>
                             <w:r>
                               <w:rPr>
-                                <w:rFonts w:ascii="Pretendard Variable" w:eastAsia="Pretendard Variable" w:hAnsi="Pretendard Variable" w:cstheme="minorBidi"/>
+                                <w:rFonts w:ascii="Pretendard Light" w:eastAsia="Pretendard Light" w:hAnsi="Pretendard Light" w:cstheme="minorBidi"/>
                                 <w:color w:val="595959"/>
                                 <w:kern w:val="24"/>
                                 <w:sz w:val="16"/>
@@ -2155,7 +2155,7 @@
                             </w:r>
                             <w:r>
                               <w:rPr>
-                                <w:rFonts w:ascii="Pretendard Variable" w:eastAsia="Pretendard Variable" w:hAnsi="Pretendard Variable" w:cstheme="minorBidi" w:hint="eastAsia"/>
+                                <w:rFonts w:ascii="Pretendard Light" w:eastAsia="Pretendard Light" w:hAnsi="Pretendard Light" w:cstheme="minorBidi" w:hint="eastAsia"/>
                                 <w:color w:val="595959"/>
                                 <w:kern w:val="24"/>
                                 <w:sz w:val="16"/>
@@ -2165,7 +2165,7 @@
                             </w:r>
                             <w:r>
                               <w:rPr>
-                                <w:rFonts w:ascii="Pretendard Variable" w:eastAsia="Pretendard Variable" w:hAnsi="Pretendard Variable" w:cstheme="minorBidi"/>
+                                <w:rFonts w:ascii="Pretendard Light" w:eastAsia="Pretendard Light" w:hAnsi="Pretendard Light" w:cstheme="minorBidi"/>
                                 <w:color w:val="595959"/>
                                 <w:kern w:val="24"/>
                                 <w:sz w:val="16"/>
@@ -2175,7 +2175,7 @@
                             </w:r>
                             <w:r>
                               <w:rPr>
-                                <w:rFonts w:ascii="Pretendard Variable" w:eastAsia="Pretendard Variable" w:hAnsi="Pretendard Variable" w:cstheme="minorBidi" w:hint="eastAsia"/>
+                                <w:rFonts w:ascii="Pretendard Light" w:eastAsia="Pretendard Light" w:hAnsi="Pretendard Light" w:cstheme="minorBidi" w:hint="eastAsia"/>
                                 <w:color w:val="595959"/>
                                 <w:kern w:val="24"/>
                                 <w:sz w:val="16"/>
@@ -2185,7 +2185,7 @@
                             </w:r>
                             <w:r>
                               <w:rPr>
-                                <w:rFonts w:ascii="Pretendard Variable" w:eastAsia="Pretendard Variable" w:hAnsi="Pretendard Variable" w:cstheme="minorBidi"/>
+                                <w:rFonts w:ascii="Pretendard Light" w:eastAsia="Pretendard Light" w:hAnsi="Pretendard Light" w:cstheme="minorBidi"/>
                                 <w:color w:val="595959"/>
                                 <w:kern w:val="24"/>
                                 <w:sz w:val="16"/>
@@ -2195,7 +2195,7 @@
                             </w:r>
                             <w:r>
                               <w:rPr>
-                                <w:rFonts w:ascii="Pretendard Variable" w:eastAsia="Pretendard Variable" w:hAnsi="Pretendard Variable" w:cstheme="minorBidi" w:hint="eastAsia"/>
+                                <w:rFonts w:ascii="Pretendard Light" w:eastAsia="Pretendard Light" w:hAnsi="Pretendard Light" w:cstheme="minorBidi" w:hint="eastAsia"/>
                                 <w:color w:val="595959"/>
                                 <w:kern w:val="24"/>
                                 <w:sz w:val="16"/>
@@ -2205,7 +2205,7 @@
                             </w:r>
                             <w:r>
                               <w:rPr>
-                                <w:rFonts w:ascii="Pretendard Variable" w:eastAsia="Pretendard Variable" w:hAnsi="Pretendard Variable" w:cstheme="minorBidi"/>
+                                <w:rFonts w:ascii="Pretendard Light" w:eastAsia="Pretendard Light" w:hAnsi="Pretendard Light" w:cstheme="minorBidi"/>
                                 <w:color w:val="595959"/>
                                 <w:kern w:val="24"/>
                                 <w:sz w:val="16"/>
@@ -2215,7 +2215,7 @@
                             </w:r>
                             <w:r>
                               <w:rPr>
-                                <w:rFonts w:ascii="Pretendard Variable" w:eastAsia="Pretendard Variable" w:hAnsi="Pretendard Variable" w:cstheme="minorBidi" w:hint="eastAsia"/>
+                                <w:rFonts w:ascii="Pretendard Light" w:eastAsia="Pretendard Light" w:hAnsi="Pretendard Light" w:cstheme="minorBidi" w:hint="eastAsia"/>
                                 <w:color w:val="595959"/>
                                 <w:kern w:val="24"/>
                                 <w:sz w:val="16"/>
@@ -2225,7 +2225,7 @@
                             </w:r>
                             <w:r>
                               <w:rPr>
-                                <w:rFonts w:ascii="Pretendard Variable" w:eastAsia="Pretendard Variable" w:hAnsi="Pretendard Variable" w:cstheme="minorBidi"/>
+                                <w:rFonts w:ascii="Pretendard Light" w:eastAsia="Pretendard Light" w:hAnsi="Pretendard Light" w:cstheme="minorBidi"/>
                                 <w:color w:val="595959"/>
                                 <w:kern w:val="24"/>
                                 <w:sz w:val="16"/>
@@ -2235,7 +2235,7 @@
                             </w:r>
                             <w:r>
                               <w:rPr>
-                                <w:rFonts w:ascii="Pretendard Variable" w:eastAsia="Pretendard Variable" w:hAnsi="Pretendard Variable" w:cstheme="minorBidi" w:hint="eastAsia"/>
+                                <w:rFonts w:ascii="Pretendard Light" w:eastAsia="Pretendard Light" w:hAnsi="Pretendard Light" w:cstheme="minorBidi" w:hint="eastAsia"/>
                                 <w:color w:val="595959"/>
                                 <w:kern w:val="24"/>
                                 <w:sz w:val="16"/>
@@ -2245,7 +2245,7 @@
                             </w:r>
                             <w:r>
                               <w:rPr>
-                                <w:rFonts w:ascii="Pretendard Variable" w:eastAsia="Pretendard Variable" w:hAnsi="Pretendard Variable" w:cstheme="minorBidi"/>
+                                <w:rFonts w:ascii="Pretendard Light" w:eastAsia="Pretendard Light" w:hAnsi="Pretendard Light" w:cstheme="minorBidi"/>
                                 <w:color w:val="595959"/>
                                 <w:kern w:val="24"/>
                                 <w:sz w:val="16"/>
@@ -2255,7 +2255,7 @@
                             </w:r>
                             <w:r>
                               <w:rPr>
-                                <w:rFonts w:ascii="Pretendard Variable" w:eastAsia="Pretendard Variable" w:hAnsi="Pretendard Variable" w:cstheme="minorBidi" w:hint="eastAsia"/>
+                                <w:rFonts w:ascii="Pretendard Light" w:eastAsia="Pretendard Light" w:hAnsi="Pretendard Light" w:cstheme="minorBidi" w:hint="eastAsia"/>
                                 <w:color w:val="595959"/>
                                 <w:kern w:val="24"/>
                                 <w:sz w:val="16"/>
@@ -2265,7 +2265,7 @@
                             </w:r>
                             <w:r>
                               <w:rPr>
-                                <w:rFonts w:ascii="Pretendard Variable" w:eastAsia="Pretendard Variable" w:hAnsi="Pretendard Variable" w:cstheme="minorBidi"/>
+                                <w:rFonts w:ascii="Pretendard Light" w:eastAsia="Pretendard Light" w:hAnsi="Pretendard Light" w:cstheme="minorBidi"/>
                                 <w:color w:val="595959"/>
                                 <w:kern w:val="24"/>
                                 <w:sz w:val="16"/>
@@ -2275,7 +2275,7 @@
                             </w:r>
                             <w:r>
                               <w:rPr>
-                                <w:rFonts w:ascii="Pretendard Variable" w:eastAsia="Pretendard Variable" w:hAnsi="Pretendard Variable" w:cstheme="minorBidi" w:hint="eastAsia"/>
+                                <w:rFonts w:ascii="Pretendard Light" w:eastAsia="Pretendard Light" w:hAnsi="Pretendard Light" w:cstheme="minorBidi" w:hint="eastAsia"/>
                                 <w:color w:val="595959"/>
                                 <w:kern w:val="24"/>
                                 <w:sz w:val="16"/>
@@ -2285,7 +2285,7 @@
                             </w:r>
                             <w:r>
                               <w:rPr>
-                                <w:rFonts w:ascii="Pretendard Variable" w:eastAsia="Pretendard Variable" w:hAnsi="Pretendard Variable" w:cstheme="minorBidi"/>
+                                <w:rFonts w:ascii="Pretendard Light" w:eastAsia="Pretendard Light" w:hAnsi="Pretendard Light" w:cstheme="minorBidi"/>
                                 <w:color w:val="595959"/>
                                 <w:kern w:val="24"/>
                                 <w:sz w:val="16"/>
@@ -2295,7 +2295,7 @@
                             </w:r>
                             <w:r>
                               <w:rPr>
-                                <w:rFonts w:ascii="Pretendard Variable" w:eastAsia="Pretendard Variable" w:hAnsi="Pretendard Variable" w:cstheme="minorBidi" w:hint="eastAsia"/>
+                                <w:rFonts w:ascii="Pretendard Light" w:eastAsia="Pretendard Light" w:hAnsi="Pretendard Light" w:cstheme="minorBidi" w:hint="eastAsia"/>
                                 <w:color w:val="595959"/>
                                 <w:kern w:val="24"/>
                                 <w:sz w:val="16"/>
@@ -2305,7 +2305,7 @@
                             </w:r>
                             <w:r>
                               <w:rPr>
-                                <w:rFonts w:ascii="Pretendard Variable" w:eastAsia="Pretendard Variable" w:hAnsi="Pretendard Variable" w:cstheme="minorBidi"/>
+                                <w:rFonts w:ascii="Pretendard Light" w:eastAsia="Pretendard Light" w:hAnsi="Pretendard Light" w:cstheme="minorBidi"/>
                                 <w:color w:val="595959"/>
                                 <w:kern w:val="24"/>
                                 <w:sz w:val="16"/>
@@ -2315,7 +2315,7 @@
                             </w:r>
                             <w:r>
                               <w:rPr>
-                                <w:rFonts w:ascii="Pretendard Variable" w:eastAsia="Pretendard Variable" w:hAnsi="Pretendard Variable" w:cstheme="minorBidi" w:hint="eastAsia"/>
+                                <w:rFonts w:ascii="Pretendard Light" w:eastAsia="Pretendard Light" w:hAnsi="Pretendard Light" w:cstheme="minorBidi" w:hint="eastAsia"/>
                                 <w:color w:val="595959"/>
                                 <w:kern w:val="24"/>
                                 <w:sz w:val="16"/>
@@ -2351,13 +2351,13 @@
                         <w:pStyle w:val="ab"/>
                         <w:spacing w:before="0" w:beforeAutospacing="0" w:after="0" w:afterAutospacing="0"/>
                         <w:rPr>
-                          <w:rFonts w:ascii="Pretendard Variable" w:eastAsia="Pretendard Variable" w:hAnsi="Pretendard Variable"/>
+                          <w:rFonts w:ascii="Pretendard Light" w:eastAsia="Pretendard Light" w:hAnsi="Pretendard Light"/>
                           <w:sz w:val="28"/>
                         </w:rPr>
                       </w:pPr>
                       <w:r>
                         <w:rPr>
-                          <w:rFonts w:ascii="Pretendard Variable" w:eastAsia="Pretendard Variable" w:hAnsi="Pretendard Variable" w:cstheme="minorBidi" w:hint="eastAsia"/>
+                          <w:rFonts w:ascii="Pretendard ExtraBold" w:eastAsia="Pretendard ExtraBold" w:hAnsi="Pretendard ExtraBold" w:cstheme="minorBidi" w:hint="eastAsia"/>
                           <w:b/>
                           <w:bCs/>
                           <w:color w:val="002060"/>
@@ -2373,13 +2373,13 @@
                         <w:pStyle w:val="ab"/>
                         <w:spacing w:before="0" w:beforeAutospacing="0" w:after="0" w:afterAutospacing="0" w:line="360" w:lineRule="auto"/>
                         <w:rPr>
-                          <w:rFonts w:ascii="Pretendard Variable" w:eastAsia="Pretendard Variable" w:hAnsi="Pretendard Variable"/>
+                          <w:rFonts w:ascii="Pretendard Light" w:eastAsia="Pretendard Light" w:hAnsi="Pretendard Light"/>
                           <w:sz w:val="28"/>
                         </w:rPr>
                       </w:pPr>
                       <w:r>
                         <w:rPr>
-                          <w:rFonts w:ascii="Pretendard Variable" w:eastAsia="Pretendard Variable" w:hAnsi="Pretendard Variable" w:cstheme="minorBidi"/>
+                          <w:rFonts w:ascii="Pretendard Light" w:eastAsia="Pretendard Light" w:hAnsi="Pretendard Light" w:cstheme="minorBidi"/>
                           <w:color w:val="595959"/>
                           <w:kern w:val="24"/>
                           <w:sz w:val="16"/>
@@ -2389,7 +2389,7 @@
                       </w:r>
                       <w:r>
                         <w:rPr>
-                          <w:rFonts w:ascii="Pretendard Variable" w:eastAsia="Pretendard Variable" w:hAnsi="Pretendard Variable" w:cstheme="minorBidi" w:hint="eastAsia"/>
+                          <w:rFonts w:ascii="Pretendard Light" w:eastAsia="Pretendard Light" w:hAnsi="Pretendard Light" w:cstheme="minorBidi" w:hint="eastAsia"/>
                           <w:color w:val="595959"/>
                           <w:kern w:val="24"/>
                           <w:sz w:val="16"/>
@@ -2399,7 +2399,7 @@
                       </w:r>
                       <w:r>
                         <w:rPr>
-                          <w:rFonts w:ascii="Pretendard Variable" w:eastAsia="Pretendard Variable" w:hAnsi="Pretendard Variable" w:cstheme="minorBidi"/>
+                          <w:rFonts w:ascii="Pretendard Light" w:eastAsia="Pretendard Light" w:hAnsi="Pretendard Light" w:cstheme="minorBidi"/>
                           <w:color w:val="595959"/>
                           <w:kern w:val="24"/>
                           <w:sz w:val="16"/>
@@ -2409,7 +2409,7 @@
                       </w:r>
                       <w:r>
                         <w:rPr>
-                          <w:rFonts w:ascii="Pretendard Variable" w:eastAsia="Pretendard Variable" w:hAnsi="Pretendard Variable" w:cstheme="minorBidi" w:hint="eastAsia"/>
+                          <w:rFonts w:ascii="Pretendard Light" w:eastAsia="Pretendard Light" w:hAnsi="Pretendard Light" w:cstheme="minorBidi" w:hint="eastAsia"/>
                           <w:color w:val="595959"/>
                           <w:kern w:val="24"/>
                           <w:sz w:val="16"/>
@@ -2419,7 +2419,7 @@
                       </w:r>
                       <w:r>
                         <w:rPr>
-                          <w:rFonts w:ascii="Pretendard Variable" w:eastAsia="Pretendard Variable" w:hAnsi="Pretendard Variable" w:cstheme="minorBidi"/>
+                          <w:rFonts w:ascii="Pretendard Light" w:eastAsia="Pretendard Light" w:hAnsi="Pretendard Light" w:cstheme="minorBidi"/>
                           <w:color w:val="595959"/>
                           <w:kern w:val="24"/>
                           <w:sz w:val="16"/>
@@ -2429,7 +2429,7 @@
                       </w:r>
                       <w:r>
                         <w:rPr>
-                          <w:rFonts w:ascii="Pretendard Variable" w:eastAsia="Pretendard Variable" w:hAnsi="Pretendard Variable" w:cstheme="minorBidi" w:hint="eastAsia"/>
+                          <w:rFonts w:ascii="Pretendard Light" w:eastAsia="Pretendard Light" w:hAnsi="Pretendard Light" w:cstheme="minorBidi" w:hint="eastAsia"/>
                           <w:color w:val="595959"/>
                           <w:kern w:val="24"/>
                           <w:sz w:val="16"/>
@@ -2439,7 +2439,7 @@
                       </w:r>
                       <w:r>
                         <w:rPr>
-                          <w:rFonts w:ascii="Pretendard Variable" w:eastAsia="Pretendard Variable" w:hAnsi="Pretendard Variable" w:cstheme="minorBidi"/>
+                          <w:rFonts w:ascii="Pretendard Light" w:eastAsia="Pretendard Light" w:hAnsi="Pretendard Light" w:cstheme="minorBidi"/>
                           <w:color w:val="595959"/>
                           <w:kern w:val="24"/>
                           <w:sz w:val="16"/>
@@ -2449,7 +2449,7 @@
                       </w:r>
                       <w:r>
                         <w:rPr>
-                          <w:rFonts w:ascii="Pretendard Variable" w:eastAsia="Pretendard Variable" w:hAnsi="Pretendard Variable" w:cstheme="minorBidi" w:hint="eastAsia"/>
+                          <w:rFonts w:ascii="Pretendard Light" w:eastAsia="Pretendard Light" w:hAnsi="Pretendard Light" w:cstheme="minorBidi" w:hint="eastAsia"/>
                           <w:color w:val="595959"/>
                           <w:kern w:val="24"/>
                           <w:sz w:val="16"/>
@@ -2459,7 +2459,7 @@
                       </w:r>
                       <w:r>
                         <w:rPr>
-                          <w:rFonts w:ascii="Pretendard Variable" w:eastAsia="Pretendard Variable" w:hAnsi="Pretendard Variable" w:cstheme="minorBidi"/>
+                          <w:rFonts w:ascii="Pretendard Light" w:eastAsia="Pretendard Light" w:hAnsi="Pretendard Light" w:cstheme="minorBidi"/>
                           <w:color w:val="595959"/>
                           <w:kern w:val="24"/>
                           <w:sz w:val="16"/>
@@ -2469,7 +2469,7 @@
                       </w:r>
                       <w:r>
                         <w:rPr>
-                          <w:rFonts w:ascii="Pretendard Variable" w:eastAsia="Pretendard Variable" w:hAnsi="Pretendard Variable" w:cstheme="minorBidi" w:hint="eastAsia"/>
+                          <w:rFonts w:ascii="Pretendard Light" w:eastAsia="Pretendard Light" w:hAnsi="Pretendard Light" w:cstheme="minorBidi" w:hint="eastAsia"/>
                           <w:color w:val="595959"/>
                           <w:kern w:val="24"/>
                           <w:sz w:val="16"/>
@@ -2479,7 +2479,7 @@
                       </w:r>
                       <w:r>
                         <w:rPr>
-                          <w:rFonts w:ascii="Pretendard Variable" w:eastAsia="Pretendard Variable" w:hAnsi="Pretendard Variable" w:cstheme="minorBidi"/>
+                          <w:rFonts w:ascii="Pretendard Light" w:eastAsia="Pretendard Light" w:hAnsi="Pretendard Light" w:cstheme="minorBidi"/>
                           <w:color w:val="595959"/>
                           <w:kern w:val="24"/>
                           <w:sz w:val="16"/>
@@ -2489,7 +2489,7 @@
                       </w:r>
                       <w:r>
                         <w:rPr>
-                          <w:rFonts w:ascii="Pretendard Variable" w:eastAsia="Pretendard Variable" w:hAnsi="Pretendard Variable" w:cstheme="minorBidi" w:hint="eastAsia"/>
+                          <w:rFonts w:ascii="Pretendard Light" w:eastAsia="Pretendard Light" w:hAnsi="Pretendard Light" w:cstheme="minorBidi" w:hint="eastAsia"/>
                           <w:color w:val="595959"/>
                           <w:kern w:val="24"/>
                           <w:sz w:val="16"/>
@@ -2499,7 +2499,7 @@
                       </w:r>
                       <w:r>
                         <w:rPr>
-                          <w:rFonts w:ascii="Pretendard Variable" w:eastAsia="Pretendard Variable" w:hAnsi="Pretendard Variable" w:cstheme="minorBidi"/>
+                          <w:rFonts w:ascii="Pretendard Light" w:eastAsia="Pretendard Light" w:hAnsi="Pretendard Light" w:cstheme="minorBidi"/>
                           <w:color w:val="595959"/>
                           <w:kern w:val="24"/>
                           <w:sz w:val="16"/>
@@ -2509,7 +2509,7 @@
                       </w:r>
                       <w:r>
                         <w:rPr>
-                          <w:rFonts w:ascii="Pretendard Variable" w:eastAsia="Pretendard Variable" w:hAnsi="Pretendard Variable" w:cstheme="minorBidi" w:hint="eastAsia"/>
+                          <w:rFonts w:ascii="Pretendard Light" w:eastAsia="Pretendard Light" w:hAnsi="Pretendard Light" w:cstheme="minorBidi" w:hint="eastAsia"/>
                           <w:color w:val="595959"/>
                           <w:kern w:val="24"/>
                           <w:sz w:val="16"/>
@@ -2519,7 +2519,7 @@
                       </w:r>
                       <w:r>
                         <w:rPr>
-                          <w:rFonts w:ascii="Pretendard Variable" w:eastAsia="Pretendard Variable" w:hAnsi="Pretendard Variable" w:cstheme="minorBidi"/>
+                          <w:rFonts w:ascii="Pretendard Light" w:eastAsia="Pretendard Light" w:hAnsi="Pretendard Light" w:cstheme="minorBidi"/>
                           <w:color w:val="595959"/>
                           <w:kern w:val="24"/>
                           <w:sz w:val="16"/>
@@ -2529,7 +2529,7 @@
                       </w:r>
                       <w:r>
                         <w:rPr>
-                          <w:rFonts w:ascii="Pretendard Variable" w:eastAsia="Pretendard Variable" w:hAnsi="Pretendard Variable" w:cstheme="minorBidi" w:hint="eastAsia"/>
+                          <w:rFonts w:ascii="Pretendard Light" w:eastAsia="Pretendard Light" w:hAnsi="Pretendard Light" w:cstheme="minorBidi" w:hint="eastAsia"/>
                           <w:color w:val="595959"/>
                           <w:kern w:val="24"/>
                           <w:sz w:val="16"/>
@@ -2539,7 +2539,7 @@
                       </w:r>
                       <w:r>
                         <w:rPr>
-                          <w:rFonts w:ascii="Pretendard Variable" w:eastAsia="Pretendard Variable" w:hAnsi="Pretendard Variable" w:cstheme="minorBidi"/>
+                          <w:rFonts w:ascii="Pretendard Light" w:eastAsia="Pretendard Light" w:hAnsi="Pretendard Light" w:cstheme="minorBidi"/>
                           <w:color w:val="595959"/>
                           <w:kern w:val="24"/>
                           <w:sz w:val="16"/>
@@ -2549,7 +2549,7 @@
                       </w:r>
                       <w:r>
                         <w:rPr>
-                          <w:rFonts w:ascii="Pretendard Variable" w:eastAsia="Pretendard Variable" w:hAnsi="Pretendard Variable" w:cstheme="minorBidi" w:hint="eastAsia"/>
+                          <w:rFonts w:ascii="Pretendard Light" w:eastAsia="Pretendard Light" w:hAnsi="Pretendard Light" w:cstheme="minorBidi" w:hint="eastAsia"/>
                           <w:color w:val="595959"/>
                           <w:kern w:val="24"/>
                           <w:sz w:val="16"/>
@@ -2559,7 +2559,7 @@
                       </w:r>
                       <w:r>
                         <w:rPr>
-                          <w:rFonts w:ascii="Pretendard Variable" w:eastAsia="Pretendard Variable" w:hAnsi="Pretendard Variable" w:cstheme="minorBidi"/>
+                          <w:rFonts w:ascii="Pretendard Light" w:eastAsia="Pretendard Light" w:hAnsi="Pretendard Light" w:cstheme="minorBidi"/>
                           <w:color w:val="595959"/>
                           <w:kern w:val="24"/>
                           <w:sz w:val="16"/>
@@ -2569,7 +2569,7 @@
                       </w:r>
                       <w:r>
                         <w:rPr>
-                          <w:rFonts w:ascii="Pretendard Variable" w:eastAsia="Pretendard Variable" w:hAnsi="Pretendard Variable" w:cstheme="minorBidi" w:hint="eastAsia"/>
+                          <w:rFonts w:ascii="Pretendard Light" w:eastAsia="Pretendard Light" w:hAnsi="Pretendard Light" w:cstheme="minorBidi" w:hint="eastAsia"/>
                           <w:color w:val="595959"/>
                           <w:kern w:val="24"/>
                           <w:sz w:val="16"/>
@@ -2579,7 +2579,7 @@
                       </w:r>
                       <w:r>
                         <w:rPr>
-                          <w:rFonts w:ascii="Pretendard Variable" w:eastAsia="Pretendard Variable" w:hAnsi="Pretendard Variable" w:cstheme="minorBidi"/>
+                          <w:rFonts w:ascii="Pretendard Light" w:eastAsia="Pretendard Light" w:hAnsi="Pretendard Light" w:cstheme="minorBidi"/>
                           <w:color w:val="595959"/>
                           <w:kern w:val="24"/>
                           <w:sz w:val="16"/>
@@ -2589,7 +2589,7 @@
                       </w:r>
                       <w:r>
                         <w:rPr>
-                          <w:rFonts w:ascii="Pretendard Variable" w:eastAsia="Pretendard Variable" w:hAnsi="Pretendard Variable" w:cstheme="minorBidi" w:hint="eastAsia"/>
+                          <w:rFonts w:ascii="Pretendard Light" w:eastAsia="Pretendard Light" w:hAnsi="Pretendard Light" w:cstheme="minorBidi" w:hint="eastAsia"/>
                           <w:color w:val="595959"/>
                           <w:kern w:val="24"/>
                           <w:sz w:val="16"/>
@@ -2599,7 +2599,7 @@
                       </w:r>
                       <w:r>
                         <w:rPr>
-                          <w:rFonts w:ascii="Pretendard Variable" w:eastAsia="Pretendard Variable" w:hAnsi="Pretendard Variable" w:cstheme="minorBidi"/>
+                          <w:rFonts w:ascii="Pretendard Light" w:eastAsia="Pretendard Light" w:hAnsi="Pretendard Light" w:cstheme="minorBidi"/>
                           <w:color w:val="595959"/>
                           <w:kern w:val="24"/>
                           <w:sz w:val="16"/>
@@ -2609,7 +2609,7 @@
                       </w:r>
                       <w:r>
                         <w:rPr>
-                          <w:rFonts w:ascii="Pretendard Variable" w:eastAsia="Pretendard Variable" w:hAnsi="Pretendard Variable" w:cstheme="minorBidi" w:hint="eastAsia"/>
+                          <w:rFonts w:ascii="Pretendard Light" w:eastAsia="Pretendard Light" w:hAnsi="Pretendard Light" w:cstheme="minorBidi" w:hint="eastAsia"/>
                           <w:color w:val="595959"/>
                           <w:kern w:val="24"/>
                           <w:sz w:val="16"/>
@@ -2619,7 +2619,7 @@
                       </w:r>
                       <w:r>
                         <w:rPr>
-                          <w:rFonts w:ascii="Pretendard Variable" w:eastAsia="Pretendard Variable" w:hAnsi="Pretendard Variable" w:cstheme="minorBidi"/>
+                          <w:rFonts w:ascii="Pretendard Light" w:eastAsia="Pretendard Light" w:hAnsi="Pretendard Light" w:cstheme="minorBidi"/>
                           <w:color w:val="595959"/>
                           <w:kern w:val="24"/>
                           <w:sz w:val="16"/>
@@ -2629,7 +2629,7 @@
                       </w:r>
                       <w:r>
                         <w:rPr>
-                          <w:rFonts w:ascii="Pretendard Variable" w:eastAsia="Pretendard Variable" w:hAnsi="Pretendard Variable" w:cstheme="minorBidi" w:hint="eastAsia"/>
+                          <w:rFonts w:ascii="Pretendard Light" w:eastAsia="Pretendard Light" w:hAnsi="Pretendard Light" w:cstheme="minorBidi" w:hint="eastAsia"/>
                           <w:color w:val="595959"/>
                           <w:kern w:val="24"/>
                           <w:sz w:val="16"/>
@@ -2639,7 +2639,7 @@
                       </w:r>
                       <w:r>
                         <w:rPr>
-                          <w:rFonts w:ascii="Pretendard Variable" w:eastAsia="Pretendard Variable" w:hAnsi="Pretendard Variable" w:cstheme="minorBidi"/>
+                          <w:rFonts w:ascii="Pretendard Light" w:eastAsia="Pretendard Light" w:hAnsi="Pretendard Light" w:cstheme="minorBidi"/>
                           <w:color w:val="595959"/>
                           <w:kern w:val="24"/>
                           <w:sz w:val="16"/>
@@ -2649,7 +2649,7 @@
                       </w:r>
                       <w:r>
                         <w:rPr>
-                          <w:rFonts w:ascii="Pretendard Variable" w:eastAsia="Pretendard Variable" w:hAnsi="Pretendard Variable" w:cstheme="minorBidi" w:hint="eastAsia"/>
+                          <w:rFonts w:ascii="Pretendard Light" w:eastAsia="Pretendard Light" w:hAnsi="Pretendard Light" w:cstheme="minorBidi" w:hint="eastAsia"/>
                           <w:color w:val="595959"/>
                           <w:kern w:val="24"/>
                           <w:sz w:val="16"/>
@@ -2659,7 +2659,7 @@
                       </w:r>
                       <w:r>
                         <w:rPr>
-                          <w:rFonts w:ascii="Pretendard Variable" w:eastAsia="Pretendard Variable" w:hAnsi="Pretendard Variable" w:cstheme="minorBidi"/>
+                          <w:rFonts w:ascii="Pretendard Light" w:eastAsia="Pretendard Light" w:hAnsi="Pretendard Light" w:cstheme="minorBidi"/>
                           <w:color w:val="595959"/>
                           <w:kern w:val="24"/>
                           <w:sz w:val="16"/>
@@ -2669,7 +2669,7 @@
                       </w:r>
                       <w:r>
                         <w:rPr>
-                          <w:rFonts w:ascii="Pretendard Variable" w:eastAsia="Pretendard Variable" w:hAnsi="Pretendard Variable" w:cstheme="minorBidi" w:hint="eastAsia"/>
+                          <w:rFonts w:ascii="Pretendard Light" w:eastAsia="Pretendard Light" w:hAnsi="Pretendard Light" w:cstheme="minorBidi" w:hint="eastAsia"/>
                           <w:color w:val="595959"/>
                           <w:kern w:val="24"/>
                           <w:sz w:val="16"/>
@@ -2679,7 +2679,7 @@
                       </w:r>
                       <w:r>
                         <w:rPr>
-                          <w:rFonts w:ascii="Pretendard Variable" w:eastAsia="Pretendard Variable" w:hAnsi="Pretendard Variable" w:cstheme="minorBidi"/>
+                          <w:rFonts w:ascii="Pretendard Light" w:eastAsia="Pretendard Light" w:hAnsi="Pretendard Light" w:cstheme="minorBidi"/>
                           <w:color w:val="595959"/>
                           <w:kern w:val="24"/>
                           <w:sz w:val="16"/>
@@ -2689,7 +2689,7 @@
                       </w:r>
                       <w:r>
                         <w:rPr>
-                          <w:rFonts w:ascii="Pretendard Variable" w:eastAsia="Pretendard Variable" w:hAnsi="Pretendard Variable" w:cstheme="minorBidi" w:hint="eastAsia"/>
+                          <w:rFonts w:ascii="Pretendard Light" w:eastAsia="Pretendard Light" w:hAnsi="Pretendard Light" w:cstheme="minorBidi" w:hint="eastAsia"/>
                           <w:color w:val="595959"/>
                           <w:kern w:val="24"/>
                           <w:sz w:val="16"/>
@@ -2699,7 +2699,7 @@
                       </w:r>
                       <w:r>
                         <w:rPr>
-                          <w:rFonts w:ascii="Pretendard Variable" w:eastAsia="Pretendard Variable" w:hAnsi="Pretendard Variable" w:cstheme="minorBidi"/>
+                          <w:rFonts w:ascii="Pretendard Light" w:eastAsia="Pretendard Light" w:hAnsi="Pretendard Light" w:cstheme="minorBidi"/>
                           <w:color w:val="595959"/>
                           <w:kern w:val="24"/>
                           <w:sz w:val="16"/>
@@ -2709,7 +2709,7 @@
                       </w:r>
                       <w:r>
                         <w:rPr>
-                          <w:rFonts w:ascii="Pretendard Variable" w:eastAsia="Pretendard Variable" w:hAnsi="Pretendard Variable" w:cstheme="minorBidi" w:hint="eastAsia"/>
+                          <w:rFonts w:ascii="Pretendard Light" w:eastAsia="Pretendard Light" w:hAnsi="Pretendard Light" w:cstheme="minorBidi" w:hint="eastAsia"/>
                           <w:color w:val="595959"/>
                           <w:kern w:val="24"/>
                           <w:sz w:val="16"/>
@@ -2719,7 +2719,7 @@
                       </w:r>
                       <w:r>
                         <w:rPr>
-                          <w:rFonts w:ascii="Pretendard Variable" w:eastAsia="Pretendard Variable" w:hAnsi="Pretendard Variable" w:cstheme="minorBidi"/>
+                          <w:rFonts w:ascii="Pretendard Light" w:eastAsia="Pretendard Light" w:hAnsi="Pretendard Light" w:cstheme="minorBidi"/>
                           <w:color w:val="595959"/>
                           <w:kern w:val="24"/>
                           <w:sz w:val="16"/>
@@ -2729,7 +2729,7 @@
                       </w:r>
                       <w:r>
                         <w:rPr>
-                          <w:rFonts w:ascii="Pretendard Variable" w:eastAsia="Pretendard Variable" w:hAnsi="Pretendard Variable" w:cstheme="minorBidi" w:hint="eastAsia"/>
+                          <w:rFonts w:ascii="Pretendard Light" w:eastAsia="Pretendard Light" w:hAnsi="Pretendard Light" w:cstheme="minorBidi" w:hint="eastAsia"/>
                           <w:color w:val="595959"/>
                           <w:kern w:val="24"/>
                           <w:sz w:val="16"/>
@@ -2739,7 +2739,7 @@
                       </w:r>
                       <w:r>
                         <w:rPr>
-                          <w:rFonts w:ascii="Pretendard Variable" w:eastAsia="Pretendard Variable" w:hAnsi="Pretendard Variable" w:cstheme="minorBidi"/>
+                          <w:rFonts w:ascii="Pretendard Light" w:eastAsia="Pretendard Light" w:hAnsi="Pretendard Light" w:cstheme="minorBidi"/>
                           <w:color w:val="595959"/>
                           <w:kern w:val="24"/>
                           <w:sz w:val="16"/>
@@ -2749,7 +2749,7 @@
                       </w:r>
                       <w:r>
                         <w:rPr>
-                          <w:rFonts w:ascii="Pretendard Variable" w:eastAsia="Pretendard Variable" w:hAnsi="Pretendard Variable" w:cstheme="minorBidi" w:hint="eastAsia"/>
+                          <w:rFonts w:ascii="Pretendard Light" w:eastAsia="Pretendard Light" w:hAnsi="Pretendard Light" w:cstheme="minorBidi" w:hint="eastAsia"/>
                           <w:color w:val="595959"/>
                           <w:kern w:val="24"/>
                           <w:sz w:val="16"/>
@@ -2759,7 +2759,7 @@
                       </w:r>
                       <w:r>
                         <w:rPr>
-                          <w:rFonts w:ascii="Pretendard Variable" w:eastAsia="Pretendard Variable" w:hAnsi="Pretendard Variable" w:cstheme="minorBidi"/>
+                          <w:rFonts w:ascii="Pretendard Light" w:eastAsia="Pretendard Light" w:hAnsi="Pretendard Light" w:cstheme="minorBidi"/>
                           <w:color w:val="595959"/>
                           <w:kern w:val="24"/>
                           <w:sz w:val="16"/>
@@ -2769,7 +2769,7 @@
                       </w:r>
                       <w:r>
                         <w:rPr>
-                          <w:rFonts w:ascii="Pretendard Variable" w:eastAsia="Pretendard Variable" w:hAnsi="Pretendard Variable" w:cstheme="minorBidi" w:hint="eastAsia"/>
+                          <w:rFonts w:ascii="Pretendard Light" w:eastAsia="Pretendard Light" w:hAnsi="Pretendard Light" w:cstheme="minorBidi" w:hint="eastAsia"/>
                           <w:color w:val="595959"/>
                           <w:kern w:val="24"/>
                           <w:sz w:val="16"/>
@@ -2779,7 +2779,7 @@
                       </w:r>
                       <w:r>
                         <w:rPr>
-                          <w:rFonts w:ascii="Pretendard Variable" w:eastAsia="Pretendard Variable" w:hAnsi="Pretendard Variable" w:cstheme="minorBidi"/>
+                          <w:rFonts w:ascii="Pretendard Light" w:eastAsia="Pretendard Light" w:hAnsi="Pretendard Light" w:cstheme="minorBidi"/>
                           <w:color w:val="595959"/>
                           <w:kern w:val="24"/>
                           <w:sz w:val="16"/>
@@ -2789,7 +2789,7 @@
                       </w:r>
                       <w:r>
                         <w:rPr>
-                          <w:rFonts w:ascii="Pretendard Variable" w:eastAsia="Pretendard Variable" w:hAnsi="Pretendard Variable" w:cstheme="minorBidi" w:hint="eastAsia"/>
+                          <w:rFonts w:ascii="Pretendard Light" w:eastAsia="Pretendard Light" w:hAnsi="Pretendard Light" w:cstheme="minorBidi" w:hint="eastAsia"/>
                           <w:color w:val="595959"/>
                           <w:kern w:val="24"/>
                           <w:sz w:val="16"/>
@@ -2799,7 +2799,7 @@
                       </w:r>
                       <w:r>
                         <w:rPr>
-                          <w:rFonts w:ascii="Pretendard Variable" w:eastAsia="Pretendard Variable" w:hAnsi="Pretendard Variable" w:cstheme="minorBidi"/>
+                          <w:rFonts w:ascii="Pretendard Light" w:eastAsia="Pretendard Light" w:hAnsi="Pretendard Light" w:cstheme="minorBidi"/>
                           <w:color w:val="595959"/>
                           <w:kern w:val="24"/>
                           <w:sz w:val="16"/>
@@ -2809,7 +2809,7 @@
                       </w:r>
                       <w:r>
                         <w:rPr>
-                          <w:rFonts w:ascii="Pretendard Variable" w:eastAsia="Pretendard Variable" w:hAnsi="Pretendard Variable" w:cstheme="minorBidi" w:hint="eastAsia"/>
+                          <w:rFonts w:ascii="Pretendard Light" w:eastAsia="Pretendard Light" w:hAnsi="Pretendard Light" w:cstheme="minorBidi" w:hint="eastAsia"/>
                           <w:color w:val="595959"/>
                           <w:kern w:val="24"/>
                           <w:sz w:val="16"/>
@@ -2819,7 +2819,7 @@
                       </w:r>
                       <w:r>
                         <w:rPr>
-                          <w:rFonts w:ascii="Pretendard Variable" w:eastAsia="Pretendard Variable" w:hAnsi="Pretendard Variable" w:cstheme="minorBidi"/>
+                          <w:rFonts w:ascii="Pretendard Light" w:eastAsia="Pretendard Light" w:hAnsi="Pretendard Light" w:cstheme="minorBidi"/>
                           <w:color w:val="595959"/>
                           <w:kern w:val="24"/>
                           <w:sz w:val="16"/>
@@ -2829,7 +2829,7 @@
                       </w:r>
                       <w:r>
                         <w:rPr>
-                          <w:rFonts w:ascii="Pretendard Variable" w:eastAsia="Pretendard Variable" w:hAnsi="Pretendard Variable" w:cstheme="minorBidi" w:hint="eastAsia"/>
+                          <w:rFonts w:ascii="Pretendard Light" w:eastAsia="Pretendard Light" w:hAnsi="Pretendard Light" w:cstheme="minorBidi" w:hint="eastAsia"/>
                           <w:color w:val="595959"/>
                           <w:kern w:val="24"/>
                           <w:sz w:val="16"/>
@@ -2839,7 +2839,7 @@
                       </w:r>
                       <w:r>
                         <w:rPr>
-                          <w:rFonts w:ascii="Pretendard Variable" w:eastAsia="Pretendard Variable" w:hAnsi="Pretendard Variable" w:cstheme="minorBidi"/>
+                          <w:rFonts w:ascii="Pretendard Light" w:eastAsia="Pretendard Light" w:hAnsi="Pretendard Light" w:cstheme="minorBidi"/>
                           <w:color w:val="595959"/>
                           <w:kern w:val="24"/>
                           <w:sz w:val="16"/>
@@ -2849,7 +2849,7 @@
                       </w:r>
                       <w:r>
                         <w:rPr>
-                          <w:rFonts w:ascii="Pretendard Variable" w:eastAsia="Pretendard Variable" w:hAnsi="Pretendard Variable" w:cstheme="minorBidi" w:hint="eastAsia"/>
+                          <w:rFonts w:ascii="Pretendard Light" w:eastAsia="Pretendard Light" w:hAnsi="Pretendard Light" w:cstheme="minorBidi" w:hint="eastAsia"/>
                           <w:color w:val="595959"/>
                           <w:kern w:val="24"/>
                           <w:sz w:val="16"/>
@@ -2859,7 +2859,7 @@
                       </w:r>
                       <w:r>
                         <w:rPr>
-                          <w:rFonts w:ascii="Pretendard Variable" w:eastAsia="Pretendard Variable" w:hAnsi="Pretendard Variable" w:cstheme="minorBidi"/>
+                          <w:rFonts w:ascii="Pretendard Light" w:eastAsia="Pretendard Light" w:hAnsi="Pretendard Light" w:cstheme="minorBidi"/>
                           <w:color w:val="595959"/>
                           <w:kern w:val="24"/>
                           <w:sz w:val="16"/>
@@ -2869,7 +2869,7 @@
                       </w:r>
                       <w:r>
                         <w:rPr>
-                          <w:rFonts w:ascii="Pretendard Variable" w:eastAsia="Pretendard Variable" w:hAnsi="Pretendard Variable" w:cstheme="minorBidi" w:hint="eastAsia"/>
+                          <w:rFonts w:ascii="Pretendard Light" w:eastAsia="Pretendard Light" w:hAnsi="Pretendard Light" w:cstheme="minorBidi" w:hint="eastAsia"/>
                           <w:color w:val="595959"/>
                           <w:kern w:val="24"/>
                           <w:sz w:val="16"/>
@@ -2879,7 +2879,7 @@
                       </w:r>
                       <w:r>
                         <w:rPr>
-                          <w:rFonts w:ascii="Pretendard Variable" w:eastAsia="Pretendard Variable" w:hAnsi="Pretendard Variable" w:cstheme="minorBidi"/>
+                          <w:rFonts w:ascii="Pretendard Light" w:eastAsia="Pretendard Light" w:hAnsi="Pretendard Light" w:cstheme="minorBidi"/>
                           <w:color w:val="595959"/>
                           <w:kern w:val="24"/>
                           <w:sz w:val="16"/>
@@ -2889,7 +2889,7 @@
                       </w:r>
                       <w:r>
                         <w:rPr>
-                          <w:rFonts w:ascii="Pretendard Variable" w:eastAsia="Pretendard Variable" w:hAnsi="Pretendard Variable" w:cstheme="minorBidi" w:hint="eastAsia"/>
+                          <w:rFonts w:ascii="Pretendard Light" w:eastAsia="Pretendard Light" w:hAnsi="Pretendard Light" w:cstheme="minorBidi" w:hint="eastAsia"/>
                           <w:color w:val="595959"/>
                           <w:kern w:val="24"/>
                           <w:sz w:val="16"/>
@@ -2899,7 +2899,7 @@
                       </w:r>
                       <w:r>
                         <w:rPr>
-                          <w:rFonts w:ascii="Pretendard Variable" w:eastAsia="Pretendard Variable" w:hAnsi="Pretendard Variable" w:cstheme="minorBidi"/>
+                          <w:rFonts w:ascii="Pretendard Light" w:eastAsia="Pretendard Light" w:hAnsi="Pretendard Light" w:cstheme="minorBidi"/>
                           <w:color w:val="595959"/>
                           <w:kern w:val="24"/>
                           <w:sz w:val="16"/>
@@ -2909,7 +2909,7 @@
                       </w:r>
                       <w:r>
                         <w:rPr>
-                          <w:rFonts w:ascii="Pretendard Variable" w:eastAsia="Pretendard Variable" w:hAnsi="Pretendard Variable" w:cstheme="minorBidi" w:hint="eastAsia"/>
+                          <w:rFonts w:ascii="Pretendard Light" w:eastAsia="Pretendard Light" w:hAnsi="Pretendard Light" w:cstheme="minorBidi" w:hint="eastAsia"/>
                           <w:color w:val="595959"/>
                           <w:kern w:val="24"/>
                           <w:sz w:val="16"/>
@@ -2919,7 +2919,7 @@
                       </w:r>
                       <w:r>
                         <w:rPr>
-                          <w:rFonts w:ascii="Pretendard Variable" w:eastAsia="Pretendard Variable" w:hAnsi="Pretendard Variable" w:cstheme="minorBidi"/>
+                          <w:rFonts w:ascii="Pretendard Light" w:eastAsia="Pretendard Light" w:hAnsi="Pretendard Light" w:cstheme="minorBidi"/>
                           <w:color w:val="595959"/>
                           <w:kern w:val="24"/>
                           <w:sz w:val="16"/>
@@ -2929,7 +2929,7 @@
                       </w:r>
                       <w:r>
                         <w:rPr>
-                          <w:rFonts w:ascii="Pretendard Variable" w:eastAsia="Pretendard Variable" w:hAnsi="Pretendard Variable" w:cstheme="minorBidi" w:hint="eastAsia"/>
+                          <w:rFonts w:ascii="Pretendard Light" w:eastAsia="Pretendard Light" w:hAnsi="Pretendard Light" w:cstheme="minorBidi" w:hint="eastAsia"/>
                           <w:color w:val="595959"/>
                           <w:kern w:val="24"/>
                           <w:sz w:val="16"/>
@@ -2939,7 +2939,7 @@
                       </w:r>
                       <w:r>
                         <w:rPr>
-                          <w:rFonts w:ascii="Pretendard Variable" w:eastAsia="Pretendard Variable" w:hAnsi="Pretendard Variable" w:cstheme="minorBidi"/>
+                          <w:rFonts w:ascii="Pretendard Light" w:eastAsia="Pretendard Light" w:hAnsi="Pretendard Light" w:cstheme="minorBidi"/>
                           <w:color w:val="595959"/>
                           <w:kern w:val="24"/>
                           <w:sz w:val="16"/>
@@ -2949,7 +2949,7 @@
                       </w:r>
                       <w:r>
                         <w:rPr>
-                          <w:rFonts w:ascii="Pretendard Variable" w:eastAsia="Pretendard Variable" w:hAnsi="Pretendard Variable" w:cstheme="minorBidi" w:hint="eastAsia"/>
+                          <w:rFonts w:ascii="Pretendard Light" w:eastAsia="Pretendard Light" w:hAnsi="Pretendard Light" w:cstheme="minorBidi" w:hint="eastAsia"/>
                           <w:color w:val="595959"/>
                           <w:kern w:val="24"/>
                           <w:sz w:val="16"/>
@@ -2959,7 +2959,7 @@
                       </w:r>
                       <w:r>
                         <w:rPr>
-                          <w:rFonts w:ascii="Pretendard Variable" w:eastAsia="Pretendard Variable" w:hAnsi="Pretendard Variable" w:cstheme="minorBidi"/>
+                          <w:rFonts w:ascii="Pretendard Light" w:eastAsia="Pretendard Light" w:hAnsi="Pretendard Light" w:cstheme="minorBidi"/>
                           <w:color w:val="595959"/>
                           <w:kern w:val="24"/>
                           <w:sz w:val="16"/>
@@ -2969,7 +2969,7 @@
                       </w:r>
                       <w:r>
                         <w:rPr>
-                          <w:rFonts w:ascii="Pretendard Variable" w:eastAsia="Pretendard Variable" w:hAnsi="Pretendard Variable" w:cstheme="minorBidi" w:hint="eastAsia"/>
+                          <w:rFonts w:ascii="Pretendard Light" w:eastAsia="Pretendard Light" w:hAnsi="Pretendard Light" w:cstheme="minorBidi" w:hint="eastAsia"/>
                           <w:color w:val="595959"/>
                           <w:kern w:val="24"/>
                           <w:sz w:val="16"/>
@@ -2979,7 +2979,7 @@
                       </w:r>
                       <w:r>
                         <w:rPr>
-                          <w:rFonts w:ascii="Pretendard Variable" w:eastAsia="Pretendard Variable" w:hAnsi="Pretendard Variable" w:cstheme="minorBidi"/>
+                          <w:rFonts w:ascii="Pretendard Light" w:eastAsia="Pretendard Light" w:hAnsi="Pretendard Light" w:cstheme="minorBidi"/>
                           <w:color w:val="595959"/>
                           <w:kern w:val="24"/>
                           <w:sz w:val="16"/>
@@ -2989,7 +2989,7 @@
                       </w:r>
                       <w:r>
                         <w:rPr>
-                          <w:rFonts w:ascii="Pretendard Variable" w:eastAsia="Pretendard Variable" w:hAnsi="Pretendard Variable" w:cstheme="minorBidi" w:hint="eastAsia"/>
+                          <w:rFonts w:ascii="Pretendard Light" w:eastAsia="Pretendard Light" w:hAnsi="Pretendard Light" w:cstheme="minorBidi" w:hint="eastAsia"/>
                           <w:color w:val="595959"/>
                           <w:kern w:val="24"/>
                           <w:sz w:val="16"/>
@@ -2999,7 +2999,7 @@
                       </w:r>
                       <w:r>
                         <w:rPr>
-                          <w:rFonts w:ascii="Pretendard Variable" w:eastAsia="Pretendard Variable" w:hAnsi="Pretendard Variable" w:cstheme="minorBidi"/>
+                          <w:rFonts w:ascii="Pretendard Light" w:eastAsia="Pretendard Light" w:hAnsi="Pretendard Light" w:cstheme="minorBidi"/>
                           <w:color w:val="595959"/>
                           <w:kern w:val="24"/>
                           <w:sz w:val="16"/>
@@ -3009,7 +3009,7 @@
                       </w:r>
                       <w:r>
                         <w:rPr>
-                          <w:rFonts w:ascii="Pretendard Variable" w:eastAsia="Pretendard Variable" w:hAnsi="Pretendard Variable" w:cstheme="minorBidi" w:hint="eastAsia"/>
+                          <w:rFonts w:ascii="Pretendard Light" w:eastAsia="Pretendard Light" w:hAnsi="Pretendard Light" w:cstheme="minorBidi" w:hint="eastAsia"/>
                           <w:color w:val="595959"/>
                           <w:kern w:val="24"/>
                           <w:sz w:val="16"/>
@@ -3019,7 +3019,7 @@
                       </w:r>
                       <w:r>
                         <w:rPr>
-                          <w:rFonts w:ascii="Pretendard Variable" w:eastAsia="Pretendard Variable" w:hAnsi="Pretendard Variable" w:cstheme="minorBidi"/>
+                          <w:rFonts w:ascii="Pretendard Light" w:eastAsia="Pretendard Light" w:hAnsi="Pretendard Light" w:cstheme="minorBidi"/>
                           <w:color w:val="595959"/>
                           <w:kern w:val="24"/>
                           <w:sz w:val="16"/>
@@ -3029,7 +3029,7 @@
                       </w:r>
                       <w:r>
                         <w:rPr>
-                          <w:rFonts w:ascii="Pretendard Variable" w:eastAsia="Pretendard Variable" w:hAnsi="Pretendard Variable" w:cstheme="minorBidi" w:hint="eastAsia"/>
+                          <w:rFonts w:ascii="Pretendard Light" w:eastAsia="Pretendard Light" w:hAnsi="Pretendard Light" w:cstheme="minorBidi" w:hint="eastAsia"/>
                           <w:color w:val="595959"/>
                           <w:kern w:val="24"/>
                           <w:sz w:val="16"/>
@@ -3039,7 +3039,7 @@
                       </w:r>
                       <w:r>
                         <w:rPr>
-                          <w:rFonts w:ascii="Pretendard Variable" w:eastAsia="Pretendard Variable" w:hAnsi="Pretendard Variable" w:cstheme="minorBidi"/>
+                          <w:rFonts w:ascii="Pretendard Light" w:eastAsia="Pretendard Light" w:hAnsi="Pretendard Light" w:cstheme="minorBidi"/>
                           <w:color w:val="595959"/>
                           <w:kern w:val="24"/>
                           <w:sz w:val="16"/>
@@ -3049,7 +3049,7 @@
                       </w:r>
                       <w:r>
                         <w:rPr>
-                          <w:rFonts w:ascii="Pretendard Variable" w:eastAsia="Pretendard Variable" w:hAnsi="Pretendard Variable" w:cstheme="minorBidi" w:hint="eastAsia"/>
+                          <w:rFonts w:ascii="Pretendard Light" w:eastAsia="Pretendard Light" w:hAnsi="Pretendard Light" w:cstheme="minorBidi" w:hint="eastAsia"/>
                           <w:color w:val="595959"/>
                           <w:kern w:val="24"/>
                           <w:sz w:val="16"/>
@@ -3059,7 +3059,7 @@
                       </w:r>
                       <w:r>
                         <w:rPr>
-                          <w:rFonts w:ascii="Pretendard Variable" w:eastAsia="Pretendard Variable" w:hAnsi="Pretendard Variable" w:cstheme="minorBidi"/>
+                          <w:rFonts w:ascii="Pretendard Light" w:eastAsia="Pretendard Light" w:hAnsi="Pretendard Light" w:cstheme="minorBidi"/>
                           <w:color w:val="595959"/>
                           <w:kern w:val="24"/>
                           <w:sz w:val="16"/>
@@ -3069,7 +3069,7 @@
                       </w:r>
                       <w:r>
                         <w:rPr>
-                          <w:rFonts w:ascii="Pretendard Variable" w:eastAsia="Pretendard Variable" w:hAnsi="Pretendard Variable" w:cstheme="minorBidi" w:hint="eastAsia"/>
+                          <w:rFonts w:ascii="Pretendard Light" w:eastAsia="Pretendard Light" w:hAnsi="Pretendard Light" w:cstheme="minorBidi" w:hint="eastAsia"/>
                           <w:color w:val="595959"/>
                           <w:kern w:val="24"/>
                           <w:sz w:val="16"/>
@@ -3079,7 +3079,7 @@
                       </w:r>
                       <w:r>
                         <w:rPr>
-                          <w:rFonts w:ascii="Pretendard Variable" w:eastAsia="Pretendard Variable" w:hAnsi="Pretendard Variable" w:cstheme="minorBidi"/>
+                          <w:rFonts w:ascii="Pretendard Light" w:eastAsia="Pretendard Light" w:hAnsi="Pretendard Light" w:cstheme="minorBidi"/>
                           <w:color w:val="595959"/>
                           <w:kern w:val="24"/>
                           <w:sz w:val="16"/>
@@ -3089,7 +3089,7 @@
                       </w:r>
                       <w:r>
                         <w:rPr>
-                          <w:rFonts w:ascii="Pretendard Variable" w:eastAsia="Pretendard Variable" w:hAnsi="Pretendard Variable" w:cstheme="minorBidi" w:hint="eastAsia"/>
+                          <w:rFonts w:ascii="Pretendard Light" w:eastAsia="Pretendard Light" w:hAnsi="Pretendard Light" w:cstheme="minorBidi" w:hint="eastAsia"/>
                           <w:color w:val="595959"/>
                           <w:kern w:val="24"/>
                           <w:sz w:val="16"/>
@@ -3099,7 +3099,7 @@
                       </w:r>
                       <w:r>
                         <w:rPr>
-                          <w:rFonts w:ascii="Pretendard Variable" w:eastAsia="Pretendard Variable" w:hAnsi="Pretendard Variable" w:cstheme="minorBidi"/>
+                          <w:rFonts w:ascii="Pretendard Light" w:eastAsia="Pretendard Light" w:hAnsi="Pretendard Light" w:cstheme="minorBidi"/>
                           <w:color w:val="595959"/>
                           <w:kern w:val="24"/>
                           <w:sz w:val="16"/>
@@ -3109,7 +3109,7 @@
                       </w:r>
                       <w:r>
                         <w:rPr>
-                          <w:rFonts w:ascii="Pretendard Variable" w:eastAsia="Pretendard Variable" w:hAnsi="Pretendard Variable" w:cstheme="minorBidi" w:hint="eastAsia"/>
+                          <w:rFonts w:ascii="Pretendard Light" w:eastAsia="Pretendard Light" w:hAnsi="Pretendard Light" w:cstheme="minorBidi" w:hint="eastAsia"/>
                           <w:color w:val="595959"/>
                           <w:kern w:val="24"/>
                           <w:sz w:val="16"/>
@@ -3119,7 +3119,7 @@
                       </w:r>
                       <w:r>
                         <w:rPr>
-                          <w:rFonts w:ascii="Pretendard Variable" w:eastAsia="Pretendard Variable" w:hAnsi="Pretendard Variable" w:cstheme="minorBidi"/>
+                          <w:rFonts w:ascii="Pretendard Light" w:eastAsia="Pretendard Light" w:hAnsi="Pretendard Light" w:cstheme="minorBidi"/>
                           <w:color w:val="595959"/>
                           <w:kern w:val="24"/>
                           <w:sz w:val="16"/>
@@ -3129,7 +3129,7 @@
                       </w:r>
                       <w:r>
                         <w:rPr>
-                          <w:rFonts w:ascii="Pretendard Variable" w:eastAsia="Pretendard Variable" w:hAnsi="Pretendard Variable" w:cstheme="minorBidi" w:hint="eastAsia"/>
+                          <w:rFonts w:ascii="Pretendard Light" w:eastAsia="Pretendard Light" w:hAnsi="Pretendard Light" w:cstheme="minorBidi" w:hint="eastAsia"/>
                           <w:color w:val="595959"/>
                           <w:kern w:val="24"/>
                           <w:sz w:val="16"/>
@@ -3139,7 +3139,7 @@
                       </w:r>
                       <w:r>
                         <w:rPr>
-                          <w:rFonts w:ascii="Pretendard Variable" w:eastAsia="Pretendard Variable" w:hAnsi="Pretendard Variable" w:cstheme="minorBidi"/>
+                          <w:rFonts w:ascii="Pretendard Light" w:eastAsia="Pretendard Light" w:hAnsi="Pretendard Light" w:cstheme="minorBidi"/>
                           <w:color w:val="595959"/>
                           <w:kern w:val="24"/>
                           <w:sz w:val="16"/>
@@ -3149,7 +3149,7 @@
                       </w:r>
                       <w:r>
                         <w:rPr>
-                          <w:rFonts w:ascii="Pretendard Variable" w:eastAsia="Pretendard Variable" w:hAnsi="Pretendard Variable" w:cstheme="minorBidi" w:hint="eastAsia"/>
+                          <w:rFonts w:ascii="Pretendard Light" w:eastAsia="Pretendard Light" w:hAnsi="Pretendard Light" w:cstheme="minorBidi" w:hint="eastAsia"/>
                           <w:color w:val="595959"/>
                           <w:kern w:val="24"/>
                           <w:sz w:val="16"/>
@@ -3159,7 +3159,7 @@
                       </w:r>
                       <w:r>
                         <w:rPr>
-                          <w:rFonts w:ascii="Pretendard Variable" w:eastAsia="Pretendard Variable" w:hAnsi="Pretendard Variable" w:cstheme="minorBidi"/>
+                          <w:rFonts w:ascii="Pretendard Light" w:eastAsia="Pretendard Light" w:hAnsi="Pretendard Light" w:cstheme="minorBidi"/>
                           <w:color w:val="595959"/>
                           <w:kern w:val="24"/>
                           <w:sz w:val="16"/>
@@ -3169,7 +3169,7 @@
                       </w:r>
                       <w:r>
                         <w:rPr>
-                          <w:rFonts w:ascii="Pretendard Variable" w:eastAsia="Pretendard Variable" w:hAnsi="Pretendard Variable" w:cstheme="minorBidi" w:hint="eastAsia"/>
+                          <w:rFonts w:ascii="Pretendard Light" w:eastAsia="Pretendard Light" w:hAnsi="Pretendard Light" w:cstheme="minorBidi" w:hint="eastAsia"/>
                           <w:color w:val="595959"/>
                           <w:kern w:val="24"/>
                           <w:sz w:val="16"/>
@@ -3179,7 +3179,7 @@
                       </w:r>
                       <w:r>
                         <w:rPr>
-                          <w:rFonts w:ascii="Pretendard Variable" w:eastAsia="Pretendard Variable" w:hAnsi="Pretendard Variable" w:cstheme="minorBidi"/>
+                          <w:rFonts w:ascii="Pretendard Light" w:eastAsia="Pretendard Light" w:hAnsi="Pretendard Light" w:cstheme="minorBidi"/>
                           <w:color w:val="595959"/>
                           <w:kern w:val="24"/>
                           <w:sz w:val="16"/>
@@ -3189,7 +3189,7 @@
                       </w:r>
                       <w:r>
                         <w:rPr>
-                          <w:rFonts w:ascii="Pretendard Variable" w:eastAsia="Pretendard Variable" w:hAnsi="Pretendard Variable" w:cstheme="minorBidi" w:hint="eastAsia"/>
+                          <w:rFonts w:ascii="Pretendard Light" w:eastAsia="Pretendard Light" w:hAnsi="Pretendard Light" w:cstheme="minorBidi" w:hint="eastAsia"/>
                           <w:color w:val="595959"/>
                           <w:kern w:val="24"/>
                           <w:sz w:val="16"/>
@@ -3199,7 +3199,7 @@
                       </w:r>
                       <w:r>
                         <w:rPr>
-                          <w:rFonts w:ascii="Pretendard Variable" w:eastAsia="Pretendard Variable" w:hAnsi="Pretendard Variable" w:cstheme="minorBidi"/>
+                          <w:rFonts w:ascii="Pretendard Light" w:eastAsia="Pretendard Light" w:hAnsi="Pretendard Light" w:cstheme="minorBidi"/>
                           <w:color w:val="595959"/>
                           <w:kern w:val="24"/>
                           <w:sz w:val="16"/>
@@ -3209,7 +3209,7 @@
                       </w:r>
                       <w:r>
                         <w:rPr>
-                          <w:rFonts w:ascii="Pretendard Variable" w:eastAsia="Pretendard Variable" w:hAnsi="Pretendard Variable" w:cstheme="minorBidi" w:hint="eastAsia"/>
+                          <w:rFonts w:ascii="Pretendard Light" w:eastAsia="Pretendard Light" w:hAnsi="Pretendard Light" w:cstheme="minorBidi" w:hint="eastAsia"/>
                           <w:color w:val="595959"/>
                           <w:kern w:val="24"/>
                           <w:sz w:val="16"/>
@@ -3219,7 +3219,7 @@
                       </w:r>
                       <w:r>
                         <w:rPr>
-                          <w:rFonts w:ascii="Pretendard Variable" w:eastAsia="Pretendard Variable" w:hAnsi="Pretendard Variable" w:cstheme="minorBidi"/>
+                          <w:rFonts w:ascii="Pretendard Light" w:eastAsia="Pretendard Light" w:hAnsi="Pretendard Light" w:cstheme="minorBidi"/>
                           <w:color w:val="595959"/>
                           <w:kern w:val="24"/>
                           <w:sz w:val="16"/>
@@ -3229,7 +3229,7 @@
                       </w:r>
                       <w:r>
                         <w:rPr>
-                          <w:rFonts w:ascii="Pretendard Variable" w:eastAsia="Pretendard Variable" w:hAnsi="Pretendard Variable" w:cstheme="minorBidi" w:hint="eastAsia"/>
+                          <w:rFonts w:ascii="Pretendard Light" w:eastAsia="Pretendard Light" w:hAnsi="Pretendard Light" w:cstheme="minorBidi" w:hint="eastAsia"/>
                           <w:color w:val="595959"/>
                           <w:kern w:val="24"/>
                           <w:sz w:val="16"/>
@@ -3239,7 +3239,7 @@
                       </w:r>
                       <w:r>
                         <w:rPr>
-                          <w:rFonts w:ascii="Pretendard Variable" w:eastAsia="Pretendard Variable" w:hAnsi="Pretendard Variable" w:cstheme="minorBidi"/>
+                          <w:rFonts w:ascii="Pretendard Light" w:eastAsia="Pretendard Light" w:hAnsi="Pretendard Light" w:cstheme="minorBidi"/>
                           <w:color w:val="595959"/>
                           <w:kern w:val="24"/>
                           <w:sz w:val="16"/>
@@ -3249,7 +3249,7 @@
                       </w:r>
                       <w:r>
                         <w:rPr>
-                          <w:rFonts w:ascii="Pretendard Variable" w:eastAsia="Pretendard Variable" w:hAnsi="Pretendard Variable" w:cstheme="minorBidi" w:hint="eastAsia"/>
+                          <w:rFonts w:ascii="Pretendard Light" w:eastAsia="Pretendard Light" w:hAnsi="Pretendard Light" w:cstheme="minorBidi" w:hint="eastAsia"/>
                           <w:color w:val="595959"/>
                           <w:kern w:val="24"/>
                           <w:sz w:val="16"/>
@@ -3259,7 +3259,7 @@
                       </w:r>
                       <w:r>
                         <w:rPr>
-                          <w:rFonts w:ascii="Pretendard Variable" w:eastAsia="Pretendard Variable" w:hAnsi="Pretendard Variable" w:cstheme="minorBidi"/>
+                          <w:rFonts w:ascii="Pretendard Light" w:eastAsia="Pretendard Light" w:hAnsi="Pretendard Light" w:cstheme="minorBidi"/>
                           <w:color w:val="595959"/>
                           <w:kern w:val="24"/>
                           <w:sz w:val="16"/>
@@ -3269,7 +3269,7 @@
                       </w:r>
                       <w:r>
                         <w:rPr>
-                          <w:rFonts w:ascii="Pretendard Variable" w:eastAsia="Pretendard Variable" w:hAnsi="Pretendard Variable" w:cstheme="minorBidi" w:hint="eastAsia"/>
+                          <w:rFonts w:ascii="Pretendard Light" w:eastAsia="Pretendard Light" w:hAnsi="Pretendard Light" w:cstheme="minorBidi" w:hint="eastAsia"/>
                           <w:color w:val="595959"/>
                           <w:kern w:val="24"/>
                           <w:sz w:val="16"/>
@@ -3279,7 +3279,7 @@
                       </w:r>
                       <w:r>
                         <w:rPr>
-                          <w:rFonts w:ascii="Pretendard Variable" w:eastAsia="Pretendard Variable" w:hAnsi="Pretendard Variable" w:cstheme="minorBidi"/>
+                          <w:rFonts w:ascii="Pretendard Light" w:eastAsia="Pretendard Light" w:hAnsi="Pretendard Light" w:cstheme="minorBidi"/>
                           <w:color w:val="595959"/>
                           <w:kern w:val="24"/>
                           <w:sz w:val="16"/>
@@ -3289,7 +3289,7 @@
                       </w:r>
                       <w:r>
                         <w:rPr>
-                          <w:rFonts w:ascii="Pretendard Variable" w:eastAsia="Pretendard Variable" w:hAnsi="Pretendard Variable" w:cstheme="minorBidi" w:hint="eastAsia"/>
+                          <w:rFonts w:ascii="Pretendard Light" w:eastAsia="Pretendard Light" w:hAnsi="Pretendard Light" w:cstheme="minorBidi" w:hint="eastAsia"/>
                           <w:color w:val="595959"/>
                           <w:kern w:val="24"/>
                           <w:sz w:val="16"/>
@@ -3299,7 +3299,7 @@
                       </w:r>
                       <w:r>
                         <w:rPr>
-                          <w:rFonts w:ascii="Pretendard Variable" w:eastAsia="Pretendard Variable" w:hAnsi="Pretendard Variable" w:cstheme="minorBidi"/>
+                          <w:rFonts w:ascii="Pretendard Light" w:eastAsia="Pretendard Light" w:hAnsi="Pretendard Light" w:cstheme="minorBidi"/>
                           <w:color w:val="595959"/>
                           <w:kern w:val="24"/>
                           <w:sz w:val="16"/>
@@ -3309,7 +3309,7 @@
                       </w:r>
                       <w:r>
                         <w:rPr>
-                          <w:rFonts w:ascii="Pretendard Variable" w:eastAsia="Pretendard Variable" w:hAnsi="Pretendard Variable" w:cstheme="minorBidi" w:hint="eastAsia"/>
+                          <w:rFonts w:ascii="Pretendard Light" w:eastAsia="Pretendard Light" w:hAnsi="Pretendard Light" w:cstheme="minorBidi" w:hint="eastAsia"/>
                           <w:color w:val="595959"/>
                           <w:kern w:val="24"/>
                           <w:sz w:val="16"/>
@@ -3319,7 +3319,7 @@
                       </w:r>
                       <w:r>
                         <w:rPr>
-                          <w:rFonts w:ascii="Pretendard Variable" w:eastAsia="Pretendard Variable" w:hAnsi="Pretendard Variable" w:cstheme="minorBidi"/>
+                          <w:rFonts w:ascii="Pretendard Light" w:eastAsia="Pretendard Light" w:hAnsi="Pretendard Light" w:cstheme="minorBidi"/>
                           <w:color w:val="595959"/>
                           <w:kern w:val="24"/>
                           <w:sz w:val="16"/>
@@ -3329,7 +3329,7 @@
                       </w:r>
                       <w:r>
                         <w:rPr>
-                          <w:rFonts w:ascii="Pretendard Variable" w:eastAsia="Pretendard Variable" w:hAnsi="Pretendard Variable" w:cstheme="minorBidi" w:hint="eastAsia"/>
+                          <w:rFonts w:ascii="Pretendard Light" w:eastAsia="Pretendard Light" w:hAnsi="Pretendard Light" w:cstheme="minorBidi" w:hint="eastAsia"/>
                           <w:color w:val="595959"/>
                           <w:kern w:val="24"/>
                           <w:sz w:val="16"/>
@@ -3339,7 +3339,7 @@
                       </w:r>
                       <w:r>
                         <w:rPr>
-                          <w:rFonts w:ascii="Pretendard Variable" w:eastAsia="Pretendard Variable" w:hAnsi="Pretendard Variable" w:cstheme="minorBidi"/>
+                          <w:rFonts w:ascii="Pretendard Light" w:eastAsia="Pretendard Light" w:hAnsi="Pretendard Light" w:cstheme="minorBidi"/>
                           <w:color w:val="595959"/>
                           <w:kern w:val="24"/>
                           <w:sz w:val="16"/>
@@ -3349,7 +3349,7 @@
                       </w:r>
                       <w:r>
                         <w:rPr>
-                          <w:rFonts w:ascii="Pretendard Variable" w:eastAsia="Pretendard Variable" w:hAnsi="Pretendard Variable" w:cstheme="minorBidi" w:hint="eastAsia"/>
+                          <w:rFonts w:ascii="Pretendard Light" w:eastAsia="Pretendard Light" w:hAnsi="Pretendard Light" w:cstheme="minorBidi" w:hint="eastAsia"/>
                           <w:color w:val="595959"/>
                           <w:kern w:val="24"/>
                           <w:sz w:val="16"/>
@@ -3359,7 +3359,7 @@
                       </w:r>
                       <w:r>
                         <w:rPr>
-                          <w:rFonts w:ascii="Pretendard Variable" w:eastAsia="Pretendard Variable" w:hAnsi="Pretendard Variable" w:cstheme="minorBidi"/>
+                          <w:rFonts w:ascii="Pretendard Light" w:eastAsia="Pretendard Light" w:hAnsi="Pretendard Light" w:cstheme="minorBidi"/>
                           <w:color w:val="595959"/>
                           <w:kern w:val="24"/>
                           <w:sz w:val="16"/>
@@ -3369,7 +3369,7 @@
                       </w:r>
                       <w:r>
                         <w:rPr>
-                          <w:rFonts w:ascii="Pretendard Variable" w:eastAsia="Pretendard Variable" w:hAnsi="Pretendard Variable" w:cstheme="minorBidi" w:hint="eastAsia"/>
+                          <w:rFonts w:ascii="Pretendard Light" w:eastAsia="Pretendard Light" w:hAnsi="Pretendard Light" w:cstheme="minorBidi" w:hint="eastAsia"/>
                           <w:color w:val="595959"/>
                           <w:kern w:val="24"/>
                           <w:sz w:val="16"/>
@@ -3379,7 +3379,7 @@
                       </w:r>
                       <w:r>
                         <w:rPr>
-                          <w:rFonts w:ascii="Pretendard Variable" w:eastAsia="Pretendard Variable" w:hAnsi="Pretendard Variable" w:cstheme="minorBidi"/>
+                          <w:rFonts w:ascii="Pretendard Light" w:eastAsia="Pretendard Light" w:hAnsi="Pretendard Light" w:cstheme="minorBidi"/>
                           <w:color w:val="595959"/>
                           <w:kern w:val="24"/>
                           <w:sz w:val="16"/>
@@ -3389,7 +3389,7 @@
                       </w:r>
                       <w:r>
                         <w:rPr>
-                          <w:rFonts w:ascii="Pretendard Variable" w:eastAsia="Pretendard Variable" w:hAnsi="Pretendard Variable" w:cstheme="minorBidi" w:hint="eastAsia"/>
+                          <w:rFonts w:ascii="Pretendard Light" w:eastAsia="Pretendard Light" w:hAnsi="Pretendard Light" w:cstheme="minorBidi" w:hint="eastAsia"/>
                           <w:color w:val="595959"/>
                           <w:kern w:val="24"/>
                           <w:sz w:val="16"/>
@@ -3399,7 +3399,7 @@
                       </w:r>
                       <w:r>
                         <w:rPr>
-                          <w:rFonts w:ascii="Pretendard Variable" w:eastAsia="Pretendard Variable" w:hAnsi="Pretendard Variable" w:cstheme="minorBidi"/>
+                          <w:rFonts w:ascii="Pretendard Light" w:eastAsia="Pretendard Light" w:hAnsi="Pretendard Light" w:cstheme="minorBidi"/>
                           <w:color w:val="595959"/>
                           <w:kern w:val="24"/>
                           <w:sz w:val="16"/>
@@ -3409,7 +3409,7 @@
                       </w:r>
                       <w:r>
                         <w:rPr>
-                          <w:rFonts w:ascii="Pretendard Variable" w:eastAsia="Pretendard Variable" w:hAnsi="Pretendard Variable" w:cstheme="minorBidi" w:hint="eastAsia"/>
+                          <w:rFonts w:ascii="Pretendard Light" w:eastAsia="Pretendard Light" w:hAnsi="Pretendard Light" w:cstheme="minorBidi" w:hint="eastAsia"/>
                           <w:color w:val="595959"/>
                           <w:kern w:val="24"/>
                           <w:sz w:val="16"/>
@@ -3419,7 +3419,7 @@
                       </w:r>
                       <w:r>
                         <w:rPr>
-                          <w:rFonts w:ascii="Pretendard Variable" w:eastAsia="Pretendard Variable" w:hAnsi="Pretendard Variable" w:cstheme="minorBidi"/>
+                          <w:rFonts w:ascii="Pretendard Light" w:eastAsia="Pretendard Light" w:hAnsi="Pretendard Light" w:cstheme="minorBidi"/>
                           <w:color w:val="595959"/>
                           <w:kern w:val="24"/>
                           <w:sz w:val="16"/>
@@ -3429,7 +3429,7 @@
                       </w:r>
                       <w:r>
                         <w:rPr>
-                          <w:rFonts w:ascii="Pretendard Variable" w:eastAsia="Pretendard Variable" w:hAnsi="Pretendard Variable" w:cstheme="minorBidi" w:hint="eastAsia"/>
+                          <w:rFonts w:ascii="Pretendard Light" w:eastAsia="Pretendard Light" w:hAnsi="Pretendard Light" w:cstheme="minorBidi" w:hint="eastAsia"/>
                           <w:color w:val="595959"/>
                           <w:kern w:val="24"/>
                           <w:sz w:val="16"/>
@@ -3439,7 +3439,7 @@
                       </w:r>
                       <w:r>
                         <w:rPr>
-                          <w:rFonts w:ascii="Pretendard Variable" w:eastAsia="Pretendard Variable" w:hAnsi="Pretendard Variable" w:cstheme="minorBidi"/>
+                          <w:rFonts w:ascii="Pretendard Light" w:eastAsia="Pretendard Light" w:hAnsi="Pretendard Light" w:cstheme="minorBidi"/>
                           <w:color w:val="595959"/>
                           <w:kern w:val="24"/>
                           <w:sz w:val="16"/>
@@ -3449,7 +3449,7 @@
                       </w:r>
                       <w:r>
                         <w:rPr>
-                          <w:rFonts w:ascii="Pretendard Variable" w:eastAsia="Pretendard Variable" w:hAnsi="Pretendard Variable" w:cstheme="minorBidi" w:hint="eastAsia"/>
+                          <w:rFonts w:ascii="Pretendard Light" w:eastAsia="Pretendard Light" w:hAnsi="Pretendard Light" w:cstheme="minorBidi" w:hint="eastAsia"/>
                           <w:color w:val="595959"/>
                           <w:kern w:val="24"/>
                           <w:sz w:val="16"/>
@@ -3459,7 +3459,7 @@
                       </w:r>
                       <w:r>
                         <w:rPr>
-                          <w:rFonts w:ascii="Pretendard Variable" w:eastAsia="Pretendard Variable" w:hAnsi="Pretendard Variable" w:cstheme="minorBidi"/>
+                          <w:rFonts w:ascii="Pretendard Light" w:eastAsia="Pretendard Light" w:hAnsi="Pretendard Light" w:cstheme="minorBidi"/>
                           <w:color w:val="595959"/>
                           <w:kern w:val="24"/>
                           <w:sz w:val="16"/>
@@ -3469,7 +3469,7 @@
                       </w:r>
                       <w:r>
                         <w:rPr>
-                          <w:rFonts w:ascii="Pretendard Variable" w:eastAsia="Pretendard Variable" w:hAnsi="Pretendard Variable" w:cstheme="minorBidi" w:hint="eastAsia"/>
+                          <w:rFonts w:ascii="Pretendard Light" w:eastAsia="Pretendard Light" w:hAnsi="Pretendard Light" w:cstheme="minorBidi" w:hint="eastAsia"/>
                           <w:color w:val="595959"/>
                           <w:kern w:val="24"/>
                           <w:sz w:val="16"/>
@@ -3479,7 +3479,7 @@
                       </w:r>
                       <w:r>
                         <w:rPr>
-                          <w:rFonts w:ascii="Pretendard Variable" w:eastAsia="Pretendard Variable" w:hAnsi="Pretendard Variable" w:cstheme="minorBidi"/>
+                          <w:rFonts w:ascii="Pretendard Light" w:eastAsia="Pretendard Light" w:hAnsi="Pretendard Light" w:cstheme="minorBidi"/>
                           <w:color w:val="595959"/>
                           <w:kern w:val="24"/>
                           <w:sz w:val="16"/>
@@ -3489,7 +3489,7 @@
                       </w:r>
                       <w:r>
                         <w:rPr>
-                          <w:rFonts w:ascii="Pretendard Variable" w:eastAsia="Pretendard Variable" w:hAnsi="Pretendard Variable" w:cstheme="minorBidi" w:hint="eastAsia"/>
+                          <w:rFonts w:ascii="Pretendard Light" w:eastAsia="Pretendard Light" w:hAnsi="Pretendard Light" w:cstheme="minorBidi" w:hint="eastAsia"/>
                           <w:color w:val="595959"/>
                           <w:kern w:val="24"/>
                           <w:sz w:val="16"/>
@@ -3499,7 +3499,7 @@
                       </w:r>
                       <w:r>
                         <w:rPr>
-                          <w:rFonts w:ascii="Pretendard Variable" w:eastAsia="Pretendard Variable" w:hAnsi="Pretendard Variable" w:cstheme="minorBidi"/>
+                          <w:rFonts w:ascii="Pretendard Light" w:eastAsia="Pretendard Light" w:hAnsi="Pretendard Light" w:cstheme="minorBidi"/>
                           <w:color w:val="595959"/>
                           <w:kern w:val="24"/>
                           <w:sz w:val="16"/>
@@ -3509,7 +3509,7 @@
                       </w:r>
                       <w:r>
                         <w:rPr>
-                          <w:rFonts w:ascii="Pretendard Variable" w:eastAsia="Pretendard Variable" w:hAnsi="Pretendard Variable" w:cstheme="minorBidi" w:hint="eastAsia"/>
+                          <w:rFonts w:ascii="Pretendard Light" w:eastAsia="Pretendard Light" w:hAnsi="Pretendard Light" w:cstheme="minorBidi" w:hint="eastAsia"/>
                           <w:color w:val="595959"/>
                           <w:kern w:val="24"/>
                           <w:sz w:val="16"/>
@@ -3519,7 +3519,7 @@
                       </w:r>
                       <w:r>
                         <w:rPr>
-                          <w:rFonts w:ascii="Pretendard Variable" w:eastAsia="Pretendard Variable" w:hAnsi="Pretendard Variable" w:cstheme="minorBidi"/>
+                          <w:rFonts w:ascii="Pretendard Light" w:eastAsia="Pretendard Light" w:hAnsi="Pretendard Light" w:cstheme="minorBidi"/>
                           <w:color w:val="595959"/>
                           <w:kern w:val="24"/>
                           <w:sz w:val="16"/>
@@ -3529,7 +3529,7 @@
                       </w:r>
                       <w:r>
                         <w:rPr>
-                          <w:rFonts w:ascii="Pretendard Variable" w:eastAsia="Pretendard Variable" w:hAnsi="Pretendard Variable" w:cstheme="minorBidi" w:hint="eastAsia"/>
+                          <w:rFonts w:ascii="Pretendard Light" w:eastAsia="Pretendard Light" w:hAnsi="Pretendard Light" w:cstheme="minorBidi" w:hint="eastAsia"/>
                           <w:color w:val="595959"/>
                           <w:kern w:val="24"/>
                           <w:sz w:val="16"/>
@@ -3539,7 +3539,7 @@
                       </w:r>
                       <w:r>
                         <w:rPr>
-                          <w:rFonts w:ascii="Pretendard Variable" w:eastAsia="Pretendard Variable" w:hAnsi="Pretendard Variable" w:cstheme="minorBidi"/>
+                          <w:rFonts w:ascii="Pretendard Light" w:eastAsia="Pretendard Light" w:hAnsi="Pretendard Light" w:cstheme="minorBidi"/>
                           <w:color w:val="595959"/>
                           <w:kern w:val="24"/>
                           <w:sz w:val="16"/>
@@ -3549,7 +3549,7 @@
                       </w:r>
                       <w:r>
                         <w:rPr>
-                          <w:rFonts w:ascii="Pretendard Variable" w:eastAsia="Pretendard Variable" w:hAnsi="Pretendard Variable" w:cstheme="minorBidi" w:hint="eastAsia"/>
+                          <w:rFonts w:ascii="Pretendard Light" w:eastAsia="Pretendard Light" w:hAnsi="Pretendard Light" w:cstheme="minorBidi" w:hint="eastAsia"/>
                           <w:color w:val="595959"/>
                           <w:kern w:val="24"/>
                           <w:sz w:val="16"/>
@@ -3559,7 +3559,7 @@
                       </w:r>
                       <w:r>
                         <w:rPr>
-                          <w:rFonts w:ascii="Pretendard Variable" w:eastAsia="Pretendard Variable" w:hAnsi="Pretendard Variable" w:cstheme="minorBidi"/>
+                          <w:rFonts w:ascii="Pretendard Light" w:eastAsia="Pretendard Light" w:hAnsi="Pretendard Light" w:cstheme="minorBidi"/>
                           <w:color w:val="595959"/>
                           <w:kern w:val="24"/>
                           <w:sz w:val="16"/>
@@ -3569,7 +3569,7 @@
                       </w:r>
                       <w:r>
                         <w:rPr>
-                          <w:rFonts w:ascii="Pretendard Variable" w:eastAsia="Pretendard Variable" w:hAnsi="Pretendard Variable" w:cstheme="minorBidi" w:hint="eastAsia"/>
+                          <w:rFonts w:ascii="Pretendard Light" w:eastAsia="Pretendard Light" w:hAnsi="Pretendard Light" w:cstheme="minorBidi" w:hint="eastAsia"/>
                           <w:color w:val="595959"/>
                           <w:kern w:val="24"/>
                           <w:sz w:val="16"/>
@@ -3579,7 +3579,7 @@
                       </w:r>
                       <w:r>
                         <w:rPr>
-                          <w:rFonts w:ascii="Pretendard Variable" w:eastAsia="Pretendard Variable" w:hAnsi="Pretendard Variable" w:cstheme="minorBidi"/>
+                          <w:rFonts w:ascii="Pretendard Light" w:eastAsia="Pretendard Light" w:hAnsi="Pretendard Light" w:cstheme="minorBidi"/>
                           <w:color w:val="595959"/>
                           <w:kern w:val="24"/>
                           <w:sz w:val="16"/>
@@ -3589,7 +3589,7 @@
                       </w:r>
                       <w:r>
                         <w:rPr>
-                          <w:rFonts w:ascii="Pretendard Variable" w:eastAsia="Pretendard Variable" w:hAnsi="Pretendard Variable" w:cstheme="minorBidi" w:hint="eastAsia"/>
+                          <w:rFonts w:ascii="Pretendard Light" w:eastAsia="Pretendard Light" w:hAnsi="Pretendard Light" w:cstheme="minorBidi" w:hint="eastAsia"/>
                           <w:color w:val="595959"/>
                           <w:kern w:val="24"/>
                           <w:sz w:val="16"/>
@@ -3599,7 +3599,7 @@
                       </w:r>
                       <w:r>
                         <w:rPr>
-                          <w:rFonts w:ascii="Pretendard Variable" w:eastAsia="Pretendard Variable" w:hAnsi="Pretendard Variable" w:cstheme="minorBidi"/>
+                          <w:rFonts w:ascii="Pretendard Light" w:eastAsia="Pretendard Light" w:hAnsi="Pretendard Light" w:cstheme="minorBidi"/>
                           <w:color w:val="595959"/>
                           <w:kern w:val="24"/>
                           <w:sz w:val="16"/>
@@ -3609,7 +3609,7 @@
                       </w:r>
                       <w:r>
                         <w:rPr>
-                          <w:rFonts w:ascii="Pretendard Variable" w:eastAsia="Pretendard Variable" w:hAnsi="Pretendard Variable" w:cstheme="minorBidi" w:hint="eastAsia"/>
+                          <w:rFonts w:ascii="Pretendard Light" w:eastAsia="Pretendard Light" w:hAnsi="Pretendard Light" w:cstheme="minorBidi" w:hint="eastAsia"/>
                           <w:color w:val="595959"/>
                           <w:kern w:val="24"/>
                           <w:sz w:val="16"/>
@@ -3619,7 +3619,7 @@
                       </w:r>
                       <w:r>
                         <w:rPr>
-                          <w:rFonts w:ascii="Pretendard Variable" w:eastAsia="Pretendard Variable" w:hAnsi="Pretendard Variable" w:cstheme="minorBidi"/>
+                          <w:rFonts w:ascii="Pretendard Light" w:eastAsia="Pretendard Light" w:hAnsi="Pretendard Light" w:cstheme="minorBidi"/>
                           <w:color w:val="595959"/>
                           <w:kern w:val="24"/>
                           <w:sz w:val="16"/>
@@ -3629,7 +3629,7 @@
                       </w:r>
                       <w:r>
                         <w:rPr>
-                          <w:rFonts w:ascii="Pretendard Variable" w:eastAsia="Pretendard Variable" w:hAnsi="Pretendard Variable" w:cstheme="minorBidi" w:hint="eastAsia"/>
+                          <w:rFonts w:ascii="Pretendard Light" w:eastAsia="Pretendard Light" w:hAnsi="Pretendard Light" w:cstheme="minorBidi" w:hint="eastAsia"/>
                           <w:color w:val="595959"/>
                           <w:kern w:val="24"/>
                           <w:sz w:val="16"/>
@@ -3639,7 +3639,7 @@
                       </w:r>
                       <w:r>
                         <w:rPr>
-                          <w:rFonts w:ascii="Pretendard Variable" w:eastAsia="Pretendard Variable" w:hAnsi="Pretendard Variable" w:cstheme="minorBidi"/>
+                          <w:rFonts w:ascii="Pretendard Light" w:eastAsia="Pretendard Light" w:hAnsi="Pretendard Light" w:cstheme="minorBidi"/>
                           <w:color w:val="595959"/>
                           <w:kern w:val="24"/>
                           <w:sz w:val="16"/>
@@ -3649,7 +3649,7 @@
                       </w:r>
                       <w:r>
                         <w:rPr>
-                          <w:rFonts w:ascii="Pretendard Variable" w:eastAsia="Pretendard Variable" w:hAnsi="Pretendard Variable" w:cstheme="minorBidi" w:hint="eastAsia"/>
+                          <w:rFonts w:ascii="Pretendard Light" w:eastAsia="Pretendard Light" w:hAnsi="Pretendard Light" w:cstheme="minorBidi" w:hint="eastAsia"/>
                           <w:color w:val="595959"/>
                           <w:kern w:val="24"/>
                           <w:sz w:val="16"/>
@@ -3659,7 +3659,7 @@
                       </w:r>
                       <w:r>
                         <w:rPr>
-                          <w:rFonts w:ascii="Pretendard Variable" w:eastAsia="Pretendard Variable" w:hAnsi="Pretendard Variable" w:cstheme="minorBidi"/>
+                          <w:rFonts w:ascii="Pretendard Light" w:eastAsia="Pretendard Light" w:hAnsi="Pretendard Light" w:cstheme="minorBidi"/>
                           <w:color w:val="595959"/>
                           <w:kern w:val="24"/>
                           <w:sz w:val="16"/>
@@ -3669,7 +3669,7 @@
                       </w:r>
                       <w:r>
                         <w:rPr>
-                          <w:rFonts w:ascii="Pretendard Variable" w:eastAsia="Pretendard Variable" w:hAnsi="Pretendard Variable" w:cstheme="minorBidi" w:hint="eastAsia"/>
+                          <w:rFonts w:ascii="Pretendard Light" w:eastAsia="Pretendard Light" w:hAnsi="Pretendard Light" w:cstheme="minorBidi" w:hint="eastAsia"/>
                           <w:color w:val="595959"/>
                           <w:kern w:val="24"/>
                           <w:sz w:val="16"/>
@@ -3679,7 +3679,7 @@
                       </w:r>
                       <w:r>
                         <w:rPr>
-                          <w:rFonts w:ascii="Pretendard Variable" w:eastAsia="Pretendard Variable" w:hAnsi="Pretendard Variable" w:cstheme="minorBidi"/>
+                          <w:rFonts w:ascii="Pretendard Light" w:eastAsia="Pretendard Light" w:hAnsi="Pretendard Light" w:cstheme="minorBidi"/>
                           <w:color w:val="595959"/>
                           <w:kern w:val="24"/>
                           <w:sz w:val="16"/>
@@ -3689,7 +3689,7 @@
                       </w:r>
                       <w:r>
                         <w:rPr>
-                          <w:rFonts w:ascii="Pretendard Variable" w:eastAsia="Pretendard Variable" w:hAnsi="Pretendard Variable" w:cstheme="minorBidi" w:hint="eastAsia"/>
+                          <w:rFonts w:ascii="Pretendard Light" w:eastAsia="Pretendard Light" w:hAnsi="Pretendard Light" w:cstheme="minorBidi" w:hint="eastAsia"/>
                           <w:color w:val="595959"/>
                           <w:kern w:val="24"/>
                           <w:sz w:val="16"/>
@@ -3699,7 +3699,7 @@
                       </w:r>
                       <w:r>
                         <w:rPr>
-                          <w:rFonts w:ascii="Pretendard Variable" w:eastAsia="Pretendard Variable" w:hAnsi="Pretendard Variable" w:cstheme="minorBidi"/>
+                          <w:rFonts w:ascii="Pretendard Light" w:eastAsia="Pretendard Light" w:hAnsi="Pretendard Light" w:cstheme="minorBidi"/>
                           <w:color w:val="595959"/>
                           <w:kern w:val="24"/>
                           <w:sz w:val="16"/>
@@ -3709,7 +3709,7 @@
                       </w:r>
                       <w:r>
                         <w:rPr>
-                          <w:rFonts w:ascii="Pretendard Variable" w:eastAsia="Pretendard Variable" w:hAnsi="Pretendard Variable" w:cstheme="minorBidi" w:hint="eastAsia"/>
+                          <w:rFonts w:ascii="Pretendard Light" w:eastAsia="Pretendard Light" w:hAnsi="Pretendard Light" w:cstheme="minorBidi" w:hint="eastAsia"/>
                           <w:color w:val="595959"/>
                           <w:kern w:val="24"/>
                           <w:sz w:val="16"/>
@@ -3719,7 +3719,7 @@
                       </w:r>
                       <w:r>
                         <w:rPr>
-                          <w:rFonts w:ascii="Pretendard Variable" w:eastAsia="Pretendard Variable" w:hAnsi="Pretendard Variable" w:cstheme="minorBidi"/>
+                          <w:rFonts w:ascii="Pretendard Light" w:eastAsia="Pretendard Light" w:hAnsi="Pretendard Light" w:cstheme="minorBidi"/>
                           <w:color w:val="595959"/>
                           <w:kern w:val="24"/>
                           <w:sz w:val="16"/>
@@ -3729,7 +3729,7 @@
                       </w:r>
                       <w:r>
                         <w:rPr>
-                          <w:rFonts w:ascii="Pretendard Variable" w:eastAsia="Pretendard Variable" w:hAnsi="Pretendard Variable" w:cstheme="minorBidi" w:hint="eastAsia"/>
+                          <w:rFonts w:ascii="Pretendard Light" w:eastAsia="Pretendard Light" w:hAnsi="Pretendard Light" w:cstheme="minorBidi" w:hint="eastAsia"/>
                           <w:color w:val="595959"/>
                           <w:kern w:val="24"/>
                           <w:sz w:val="16"/>
@@ -3739,7 +3739,7 @@
                       </w:r>
                       <w:r>
                         <w:rPr>
-                          <w:rFonts w:ascii="Pretendard Variable" w:eastAsia="Pretendard Variable" w:hAnsi="Pretendard Variable" w:cstheme="minorBidi"/>
+                          <w:rFonts w:ascii="Pretendard Light" w:eastAsia="Pretendard Light" w:hAnsi="Pretendard Light" w:cstheme="minorBidi"/>
                           <w:color w:val="595959"/>
                           <w:kern w:val="24"/>
                           <w:sz w:val="16"/>
@@ -3749,7 +3749,7 @@
                       </w:r>
                       <w:r>
                         <w:rPr>
-                          <w:rFonts w:ascii="Pretendard Variable" w:eastAsia="Pretendard Variable" w:hAnsi="Pretendard Variable" w:cstheme="minorBidi" w:hint="eastAsia"/>
+                          <w:rFonts w:ascii="Pretendard Light" w:eastAsia="Pretendard Light" w:hAnsi="Pretendard Light" w:cstheme="minorBidi" w:hint="eastAsia"/>
                           <w:color w:val="595959"/>
                           <w:kern w:val="24"/>
                           <w:sz w:val="16"/>
@@ -3759,7 +3759,7 @@
                       </w:r>
                       <w:r>
                         <w:rPr>
-                          <w:rFonts w:ascii="Pretendard Variable" w:eastAsia="Pretendard Variable" w:hAnsi="Pretendard Variable" w:cstheme="minorBidi"/>
+                          <w:rFonts w:ascii="Pretendard Light" w:eastAsia="Pretendard Light" w:hAnsi="Pretendard Light" w:cstheme="minorBidi"/>
                           <w:color w:val="595959"/>
                           <w:kern w:val="24"/>
                           <w:sz w:val="16"/>
@@ -3769,7 +3769,7 @@
                       </w:r>
                       <w:r>
                         <w:rPr>
-                          <w:rFonts w:ascii="Pretendard Variable" w:eastAsia="Pretendard Variable" w:hAnsi="Pretendard Variable" w:cstheme="minorBidi" w:hint="eastAsia"/>
+                          <w:rFonts w:ascii="Pretendard Light" w:eastAsia="Pretendard Light" w:hAnsi="Pretendard Light" w:cstheme="minorBidi" w:hint="eastAsia"/>
                           <w:color w:val="595959"/>
                           <w:kern w:val="24"/>
                           <w:sz w:val="16"/>
@@ -3779,7 +3779,7 @@
                       </w:r>
                       <w:r>
                         <w:rPr>
-                          <w:rFonts w:ascii="Pretendard Variable" w:eastAsia="Pretendard Variable" w:hAnsi="Pretendard Variable" w:cstheme="minorBidi"/>
+                          <w:rFonts w:ascii="Pretendard Light" w:eastAsia="Pretendard Light" w:hAnsi="Pretendard Light" w:cstheme="minorBidi"/>
                           <w:color w:val="595959"/>
                           <w:kern w:val="24"/>
                           <w:sz w:val="16"/>
@@ -3789,7 +3789,7 @@
                       </w:r>
                       <w:r>
                         <w:rPr>
-                          <w:rFonts w:ascii="Pretendard Variable" w:eastAsia="Pretendard Variable" w:hAnsi="Pretendard Variable" w:cstheme="minorBidi" w:hint="eastAsia"/>
+                          <w:rFonts w:ascii="Pretendard Light" w:eastAsia="Pretendard Light" w:hAnsi="Pretendard Light" w:cstheme="minorBidi" w:hint="eastAsia"/>
                           <w:color w:val="595959"/>
                           <w:kern w:val="24"/>
                           <w:sz w:val="16"/>
@@ -3799,7 +3799,7 @@
                       </w:r>
                       <w:r>
                         <w:rPr>
-                          <w:rFonts w:ascii="Pretendard Variable" w:eastAsia="Pretendard Variable" w:hAnsi="Pretendard Variable" w:cstheme="minorBidi"/>
+                          <w:rFonts w:ascii="Pretendard Light" w:eastAsia="Pretendard Light" w:hAnsi="Pretendard Light" w:cstheme="minorBidi"/>
                           <w:color w:val="595959"/>
                           <w:kern w:val="24"/>
                           <w:sz w:val="16"/>
@@ -3809,7 +3809,7 @@
                       </w:r>
                       <w:r>
                         <w:rPr>
-                          <w:rFonts w:ascii="Pretendard Variable" w:eastAsia="Pretendard Variable" w:hAnsi="Pretendard Variable" w:cstheme="minorBidi" w:hint="eastAsia"/>
+                          <w:rFonts w:ascii="Pretendard Light" w:eastAsia="Pretendard Light" w:hAnsi="Pretendard Light" w:cstheme="minorBidi" w:hint="eastAsia"/>
                           <w:color w:val="595959"/>
                           <w:kern w:val="24"/>
                           <w:sz w:val="16"/>
@@ -3819,7 +3819,7 @@
                       </w:r>
                       <w:r>
                         <w:rPr>
-                          <w:rFonts w:ascii="Pretendard Variable" w:eastAsia="Pretendard Variable" w:hAnsi="Pretendard Variable" w:cstheme="minorBidi"/>
+                          <w:rFonts w:ascii="Pretendard Light" w:eastAsia="Pretendard Light" w:hAnsi="Pretendard Light" w:cstheme="minorBidi"/>
                           <w:color w:val="595959"/>
                           <w:kern w:val="24"/>
                           <w:sz w:val="16"/>
@@ -3829,7 +3829,7 @@
                       </w:r>
                       <w:r>
                         <w:rPr>
-                          <w:rFonts w:ascii="Pretendard Variable" w:eastAsia="Pretendard Variable" w:hAnsi="Pretendard Variable" w:cstheme="minorBidi" w:hint="eastAsia"/>
+                          <w:rFonts w:ascii="Pretendard Light" w:eastAsia="Pretendard Light" w:hAnsi="Pretendard Light" w:cstheme="minorBidi" w:hint="eastAsia"/>
                           <w:color w:val="595959"/>
                           <w:kern w:val="24"/>
                           <w:sz w:val="16"/>
@@ -3839,7 +3839,7 @@
                       </w:r>
                       <w:r>
                         <w:rPr>
-                          <w:rFonts w:ascii="Pretendard Variable" w:eastAsia="Pretendard Variable" w:hAnsi="Pretendard Variable" w:cstheme="minorBidi"/>
+                          <w:rFonts w:ascii="Pretendard Light" w:eastAsia="Pretendard Light" w:hAnsi="Pretendard Light" w:cstheme="minorBidi"/>
                           <w:color w:val="595959"/>
                           <w:kern w:val="24"/>
                           <w:sz w:val="16"/>
@@ -3849,7 +3849,7 @@
                       </w:r>
                       <w:r>
                         <w:rPr>
-                          <w:rFonts w:ascii="Pretendard Variable" w:eastAsia="Pretendard Variable" w:hAnsi="Pretendard Variable" w:cstheme="minorBidi" w:hint="eastAsia"/>
+                          <w:rFonts w:ascii="Pretendard Light" w:eastAsia="Pretendard Light" w:hAnsi="Pretendard Light" w:cstheme="minorBidi" w:hint="eastAsia"/>
                           <w:color w:val="595959"/>
                           <w:kern w:val="24"/>
                           <w:sz w:val="16"/>
@@ -3859,7 +3859,7 @@
                       </w:r>
                       <w:r>
                         <w:rPr>
-                          <w:rFonts w:ascii="Pretendard Variable" w:eastAsia="Pretendard Variable" w:hAnsi="Pretendard Variable" w:cstheme="minorBidi"/>
+                          <w:rFonts w:ascii="Pretendard Light" w:eastAsia="Pretendard Light" w:hAnsi="Pretendard Light" w:cstheme="minorBidi"/>
                           <w:color w:val="595959"/>
                           <w:kern w:val="24"/>
                           <w:sz w:val="16"/>
@@ -3869,7 +3869,7 @@
                       </w:r>
                       <w:r>
                         <w:rPr>
-                          <w:rFonts w:ascii="Pretendard Variable" w:eastAsia="Pretendard Variable" w:hAnsi="Pretendard Variable" w:cstheme="minorBidi" w:hint="eastAsia"/>
+                          <w:rFonts w:ascii="Pretendard Light" w:eastAsia="Pretendard Light" w:hAnsi="Pretendard Light" w:cstheme="minorBidi" w:hint="eastAsia"/>
                           <w:color w:val="595959"/>
                           <w:kern w:val="24"/>
                           <w:sz w:val="16"/>
@@ -3879,7 +3879,7 @@
                       </w:r>
                       <w:r>
                         <w:rPr>
-                          <w:rFonts w:ascii="Pretendard Variable" w:eastAsia="Pretendard Variable" w:hAnsi="Pretendard Variable" w:cstheme="minorBidi"/>
+                          <w:rFonts w:ascii="Pretendard Light" w:eastAsia="Pretendard Light" w:hAnsi="Pretendard Light" w:cstheme="minorBidi"/>
                           <w:color w:val="595959"/>
                           <w:kern w:val="24"/>
                           <w:sz w:val="16"/>
@@ -3889,7 +3889,7 @@
                       </w:r>
                       <w:r>
                         <w:rPr>
-                          <w:rFonts w:ascii="Pretendard Variable" w:eastAsia="Pretendard Variable" w:hAnsi="Pretendard Variable" w:cstheme="minorBidi" w:hint="eastAsia"/>
+                          <w:rFonts w:ascii="Pretendard Light" w:eastAsia="Pretendard Light" w:hAnsi="Pretendard Light" w:cstheme="minorBidi" w:hint="eastAsia"/>
                           <w:color w:val="595959"/>
                           <w:kern w:val="24"/>
                           <w:sz w:val="16"/>
@@ -3899,7 +3899,7 @@
                       </w:r>
                       <w:r>
                         <w:rPr>
-                          <w:rFonts w:ascii="Pretendard Variable" w:eastAsia="Pretendard Variable" w:hAnsi="Pretendard Variable" w:cstheme="minorBidi"/>
+                          <w:rFonts w:ascii="Pretendard Light" w:eastAsia="Pretendard Light" w:hAnsi="Pretendard Light" w:cstheme="minorBidi"/>
                           <w:color w:val="595959"/>
                           <w:kern w:val="24"/>
                           <w:sz w:val="16"/>
@@ -3909,7 +3909,7 @@
                       </w:r>
                       <w:r>
                         <w:rPr>
-                          <w:rFonts w:ascii="Pretendard Variable" w:eastAsia="Pretendard Variable" w:hAnsi="Pretendard Variable" w:cstheme="minorBidi" w:hint="eastAsia"/>
+                          <w:rFonts w:ascii="Pretendard Light" w:eastAsia="Pretendard Light" w:hAnsi="Pretendard Light" w:cstheme="minorBidi" w:hint="eastAsia"/>
                           <w:color w:val="595959"/>
                           <w:kern w:val="24"/>
                           <w:sz w:val="16"/>
@@ -3919,7 +3919,7 @@
                       </w:r>
                       <w:r>
                         <w:rPr>
-                          <w:rFonts w:ascii="Pretendard Variable" w:eastAsia="Pretendard Variable" w:hAnsi="Pretendard Variable" w:cstheme="minorBidi"/>
+                          <w:rFonts w:ascii="Pretendard Light" w:eastAsia="Pretendard Light" w:hAnsi="Pretendard Light" w:cstheme="minorBidi"/>
                           <w:color w:val="595959"/>
                           <w:kern w:val="24"/>
                           <w:sz w:val="16"/>
@@ -3929,7 +3929,7 @@
                       </w:r>
                       <w:r>
                         <w:rPr>
-                          <w:rFonts w:ascii="Pretendard Variable" w:eastAsia="Pretendard Variable" w:hAnsi="Pretendard Variable" w:cstheme="minorBidi" w:hint="eastAsia"/>
+                          <w:rFonts w:ascii="Pretendard Light" w:eastAsia="Pretendard Light" w:hAnsi="Pretendard Light" w:cstheme="minorBidi" w:hint="eastAsia"/>
                           <w:color w:val="595959"/>
                           <w:kern w:val="24"/>
                           <w:sz w:val="16"/>
@@ -3939,7 +3939,7 @@
                       </w:r>
                       <w:r>
                         <w:rPr>
-                          <w:rFonts w:ascii="Pretendard Variable" w:eastAsia="Pretendard Variable" w:hAnsi="Pretendard Variable" w:cstheme="minorBidi"/>
+                          <w:rFonts w:ascii="Pretendard Light" w:eastAsia="Pretendard Light" w:hAnsi="Pretendard Light" w:cstheme="minorBidi"/>
                           <w:color w:val="595959"/>
                           <w:kern w:val="24"/>
                           <w:sz w:val="16"/>
@@ -3949,7 +3949,7 @@
                       </w:r>
                       <w:r>
                         <w:rPr>
-                          <w:rFonts w:ascii="Pretendard Variable" w:eastAsia="Pretendard Variable" w:hAnsi="Pretendard Variable" w:cstheme="minorBidi" w:hint="eastAsia"/>
+                          <w:rFonts w:ascii="Pretendard Light" w:eastAsia="Pretendard Light" w:hAnsi="Pretendard Light" w:cstheme="minorBidi" w:hint="eastAsia"/>
                           <w:color w:val="595959"/>
                           <w:kern w:val="24"/>
                           <w:sz w:val="16"/>
@@ -3959,7 +3959,7 @@
                       </w:r>
                       <w:r>
                         <w:rPr>
-                          <w:rFonts w:ascii="Pretendard Variable" w:eastAsia="Pretendard Variable" w:hAnsi="Pretendard Variable" w:cstheme="minorBidi"/>
+                          <w:rFonts w:ascii="Pretendard Light" w:eastAsia="Pretendard Light" w:hAnsi="Pretendard Light" w:cstheme="minorBidi"/>
                           <w:color w:val="595959"/>
                           <w:kern w:val="24"/>
                           <w:sz w:val="16"/>
@@ -3969,7 +3969,7 @@
                       </w:r>
                       <w:r>
                         <w:rPr>
-                          <w:rFonts w:ascii="Pretendard Variable" w:eastAsia="Pretendard Variable" w:hAnsi="Pretendard Variable" w:cstheme="minorBidi" w:hint="eastAsia"/>
+                          <w:rFonts w:ascii="Pretendard Light" w:eastAsia="Pretendard Light" w:hAnsi="Pretendard Light" w:cstheme="minorBidi" w:hint="eastAsia"/>
                           <w:color w:val="595959"/>
                           <w:kern w:val="24"/>
                           <w:sz w:val="16"/>
@@ -3979,7 +3979,7 @@
                       </w:r>
                       <w:r>
                         <w:rPr>
-                          <w:rFonts w:ascii="Pretendard Variable" w:eastAsia="Pretendard Variable" w:hAnsi="Pretendard Variable" w:cstheme="minorBidi"/>
+                          <w:rFonts w:ascii="Pretendard Light" w:eastAsia="Pretendard Light" w:hAnsi="Pretendard Light" w:cstheme="minorBidi"/>
                           <w:color w:val="595959"/>
                           <w:kern w:val="24"/>
                           <w:sz w:val="16"/>
@@ -3989,7 +3989,7 @@
                       </w:r>
                       <w:r>
                         <w:rPr>
-                          <w:rFonts w:ascii="Pretendard Variable" w:eastAsia="Pretendard Variable" w:hAnsi="Pretendard Variable" w:cstheme="minorBidi" w:hint="eastAsia"/>
+                          <w:rFonts w:ascii="Pretendard Light" w:eastAsia="Pretendard Light" w:hAnsi="Pretendard Light" w:cstheme="minorBidi" w:hint="eastAsia"/>
                           <w:color w:val="595959"/>
                           <w:kern w:val="24"/>
                           <w:sz w:val="16"/>
@@ -3999,7 +3999,7 @@
                       </w:r>
                       <w:r>
                         <w:rPr>
-                          <w:rFonts w:ascii="Pretendard Variable" w:eastAsia="Pretendard Variable" w:hAnsi="Pretendard Variable" w:cstheme="minorBidi"/>
+                          <w:rFonts w:ascii="Pretendard Light" w:eastAsia="Pretendard Light" w:hAnsi="Pretendard Light" w:cstheme="minorBidi"/>
                           <w:color w:val="595959"/>
                           <w:kern w:val="24"/>
                           <w:sz w:val="16"/>
@@ -4009,7 +4009,7 @@
                       </w:r>
                       <w:r>
                         <w:rPr>
-                          <w:rFonts w:ascii="Pretendard Variable" w:eastAsia="Pretendard Variable" w:hAnsi="Pretendard Variable" w:cstheme="minorBidi" w:hint="eastAsia"/>
+                          <w:rFonts w:ascii="Pretendard Light" w:eastAsia="Pretendard Light" w:hAnsi="Pretendard Light" w:cstheme="minorBidi" w:hint="eastAsia"/>
                           <w:color w:val="595959"/>
                           <w:kern w:val="24"/>
                           <w:sz w:val="16"/>
@@ -4019,7 +4019,7 @@
                       </w:r>
                       <w:r>
                         <w:rPr>
-                          <w:rFonts w:ascii="Pretendard Variable" w:eastAsia="Pretendard Variable" w:hAnsi="Pretendard Variable" w:cstheme="minorBidi"/>
+                          <w:rFonts w:ascii="Pretendard Light" w:eastAsia="Pretendard Light" w:hAnsi="Pretendard Light" w:cstheme="minorBidi"/>
                           <w:color w:val="595959"/>
                           <w:kern w:val="24"/>
                           <w:sz w:val="16"/>
@@ -4029,7 +4029,7 @@
                       </w:r>
                       <w:r>
                         <w:rPr>
-                          <w:rFonts w:ascii="Pretendard Variable" w:eastAsia="Pretendard Variable" w:hAnsi="Pretendard Variable" w:cstheme="minorBidi" w:hint="eastAsia"/>
+                          <w:rFonts w:ascii="Pretendard Light" w:eastAsia="Pretendard Light" w:hAnsi="Pretendard Light" w:cstheme="minorBidi" w:hint="eastAsia"/>
                           <w:color w:val="595959"/>
                           <w:kern w:val="24"/>
                           <w:sz w:val="16"/>
@@ -6094,7 +6094,7 @@
     </w:r>
     <w:r>
       <w:rPr>
-        <w:rFonts w:ascii="Pretendard Variable ExtraBold" w:eastAsia="Pretendard Variable ExtraBold" w:hAnsi="Pretendard Variable ExtraBold" w:cs="Arial" w:hint="eastAsia"/>
+        <w:rFonts w:ascii="Pretendard ExtraBold" w:eastAsia="Pretendard ExtraBold" w:hAnsi="Pretendard ExtraBold" w:cs="Arial" w:hint="eastAsia"/>
         <w:noProof/>
         <w:color w:val="000000"/>
         <w:sz w:val="16"/>
@@ -6253,14 +6253,14 @@
     <w:pPr>
       <w:pStyle w:val="a4"/>
       <w:rPr>
-        <w:rFonts w:ascii="Pretendard Variable ExtraBold" w:eastAsia="Pretendard Variable ExtraBold" w:hAnsi="Pretendard Variable ExtraBold" w:cs="Arial"/>
+        <w:rFonts w:ascii="Pretendard ExtraBold" w:eastAsia="Pretendard ExtraBold" w:hAnsi="Pretendard ExtraBold" w:cs="Arial"/>
         <w:color w:val="000000"/>
         <w:sz w:val="22"/>
       </w:rPr>
     </w:pPr>
     <w:r>
       <w:rPr>
-        <w:rFonts w:ascii="Pretendard Variable ExtraBold" w:eastAsia="Pretendard Variable ExtraBold" w:hAnsi="Pretendard Variable ExtraBold" w:cs="Arial" w:hint="eastAsia"/>
+        <w:rFonts w:ascii="Pretendard ExtraBold" w:eastAsia="Pretendard ExtraBold" w:hAnsi="Pretendard ExtraBold" w:cs="Arial" w:hint="eastAsia"/>
         <w:noProof/>
         <w:color w:val="000000"/>
         <w:sz w:val="22"/>
@@ -6345,7 +6345,7 @@
     </w:r>
     <w:r>
       <w:rPr>
-        <w:rFonts w:ascii="Pretendard Variable ExtraBold" w:eastAsia="Pretendard Variable ExtraBold" w:hAnsi="Pretendard Variable ExtraBold" w:cs="Arial"/>
+        <w:rFonts w:ascii="Pretendard ExtraBold" w:eastAsia="Pretendard ExtraBold" w:hAnsi="Pretendard ExtraBold" w:cs="Arial"/>
         <w:noProof/>
         <w:color w:val="000000"/>
         <w:sz w:val="22"/>
@@ -6404,7 +6404,7 @@
     </w:r>
     <w:r>
       <w:rPr>
-        <w:rFonts w:ascii="Pretendard Variable ExtraBold" w:eastAsia="Pretendard Variable ExtraBold" w:hAnsi="Pretendard Variable ExtraBold" w:cs="Arial"/>
+        <w:rFonts w:ascii="Pretendard ExtraBold" w:eastAsia="Pretendard ExtraBold" w:hAnsi="Pretendard ExtraBold" w:cs="Arial"/>
         <w:color w:val="000000"/>
         <w:sz w:val="22"/>
       </w:rPr>
@@ -6412,7 +6412,7 @@
     </w:r>
     <w:r>
       <w:rPr>
-        <w:rFonts w:ascii="Pretendard Variable ExtraBold" w:eastAsia="Pretendard Variable ExtraBold" w:hAnsi="Pretendard Variable ExtraBold" w:cs="Arial" w:hint="eastAsia"/>
+        <w:rFonts w:ascii="Pretendard ExtraBold" w:eastAsia="Pretendard ExtraBold" w:hAnsi="Pretendard ExtraBold" w:cs="Arial" w:hint="eastAsia"/>
         <w:color w:val="000000"/>
         <w:sz w:val="22"/>
       </w:rPr>
@@ -6420,7 +6420,7 @@
     </w:r>
     <w:r>
       <w:rPr>
-        <w:rFonts w:ascii="Pretendard Variable ExtraBold" w:eastAsia="Pretendard Variable ExtraBold" w:hAnsi="Pretendard Variable ExtraBold" w:cs="Arial" w:hint="eastAsia"/>
+        <w:rFonts w:ascii="Pretendard ExtraBold" w:eastAsia="Pretendard ExtraBold" w:hAnsi="Pretendard ExtraBold" w:cs="Arial" w:hint="eastAsia"/>
         <w:color w:val="000000"/>
         <w:sz w:val="22"/>
       </w:rPr>
@@ -6428,7 +6428,7 @@
     </w:r>
     <w:r>
       <w:rPr>
-        <w:rFonts w:ascii="Pretendard Variable ExtraBold" w:eastAsia="Pretendard Variable ExtraBold" w:hAnsi="Pretendard Variable ExtraBold"/>
+        <w:rFonts w:ascii="Pretendard ExtraBold" w:eastAsia="Pretendard ExtraBold" w:hAnsi="Pretendard ExtraBold"/>
         <w:noProof/>
       </w:rPr>
       <w:t xml:space="preserve"> </w:t>
@@ -6962,7 +6962,7 @@
         <w:ind w:left="732" w:hanging="402"/>
       </w:pPr>
       <w:rPr>
-        <w:rFonts w:ascii="돋움" w:eastAsia="돋움" w:hAnsi="돋움" w:hint="eastAsia"/>
+        <w:rFonts w:ascii="Pretendard Light" w:eastAsia="Pretendard Light" w:hAnsi="Pretendard Light" w:hint="eastAsia"/>
         <w:lang w:val="en-US"/>
       </w:rPr>
     </w:lvl>
@@ -7023,7 +7023,7 @@
         <w:ind w:left="2060" w:hanging="360"/>
       </w:pPr>
       <w:rPr>
-        <w:rFonts w:ascii="Trebuchet MS" w:eastAsia="돋움" w:hAnsi="Trebuchet MS" w:cs="굴림" w:hint="default"/>
+        <w:rFonts w:ascii="Trebuchet MS" w:eastAsia="Pretendard Light" w:hAnsi="Trebuchet MS" w:cs="Pretendard Light" w:hint="default"/>
       </w:rPr>
     </w:lvl>
     <w:lvl w:ilvl="5" w:tplc="C9E4C596" w:tentative="1">
@@ -7585,7 +7585,7 @@
         <w:ind w:left="720" w:hanging="360"/>
       </w:pPr>
       <w:rPr>
-        <w:rFonts w:ascii="바탕" w:hAnsi="바탕" w:hint="default"/>
+        <w:rFonts w:ascii="Pretendard Light" w:hAnsi="Pretendard Light" w:hint="default"/>
       </w:rPr>
     </w:lvl>
     <w:lvl w:ilvl="1" w:tplc="96C45302" w:tentative="1">
@@ -7600,7 +7600,7 @@
         <w:ind w:left="1440" w:hanging="360"/>
       </w:pPr>
       <w:rPr>
-        <w:rFonts w:ascii="바탕" w:hAnsi="바탕" w:hint="default"/>
+        <w:rFonts w:ascii="Pretendard Light" w:hAnsi="Pretendard Light" w:hint="default"/>
       </w:rPr>
     </w:lvl>
     <w:lvl w:ilvl="2" w:tplc="DBD07E66" w:tentative="1">
@@ -7615,7 +7615,7 @@
         <w:ind w:left="2160" w:hanging="360"/>
       </w:pPr>
       <w:rPr>
-        <w:rFonts w:ascii="바탕" w:hAnsi="바탕" w:hint="default"/>
+        <w:rFonts w:ascii="Pretendard Light" w:hAnsi="Pretendard Light" w:hint="default"/>
       </w:rPr>
     </w:lvl>
     <w:lvl w:ilvl="3" w:tplc="7F2E97FE" w:tentative="1">
@@ -7630,7 +7630,7 @@
         <w:ind w:left="2880" w:hanging="360"/>
       </w:pPr>
       <w:rPr>
-        <w:rFonts w:ascii="바탕" w:hAnsi="바탕" w:hint="default"/>
+        <w:rFonts w:ascii="Pretendard Light" w:hAnsi="Pretendard Light" w:hint="default"/>
       </w:rPr>
     </w:lvl>
     <w:lvl w:ilvl="4" w:tplc="50B48CE8" w:tentative="1">
@@ -7645,7 +7645,7 @@
         <w:ind w:left="3600" w:hanging="360"/>
       </w:pPr>
       <w:rPr>
-        <w:rFonts w:ascii="바탕" w:hAnsi="바탕" w:hint="default"/>
+        <w:rFonts w:ascii="Pretendard Light" w:hAnsi="Pretendard Light" w:hint="default"/>
       </w:rPr>
     </w:lvl>
     <w:lvl w:ilvl="5" w:tplc="4CA820DC" w:tentative="1">
@@ -7660,7 +7660,7 @@
         <w:ind w:left="4320" w:hanging="360"/>
       </w:pPr>
       <w:rPr>
-        <w:rFonts w:ascii="바탕" w:hAnsi="바탕" w:hint="default"/>
+        <w:rFonts w:ascii="Pretendard Light" w:hAnsi="Pretendard Light" w:hint="default"/>
       </w:rPr>
     </w:lvl>
     <w:lvl w:ilvl="6" w:tplc="F538207E" w:tentative="1">
@@ -7675,7 +7675,7 @@
         <w:ind w:left="5040" w:hanging="360"/>
       </w:pPr>
       <w:rPr>
-        <w:rFonts w:ascii="바탕" w:hAnsi="바탕" w:hint="default"/>
+        <w:rFonts w:ascii="Pretendard Light" w:hAnsi="Pretendard Light" w:hint="default"/>
       </w:rPr>
     </w:lvl>
     <w:lvl w:ilvl="7" w:tplc="E22A283A" w:tentative="1">
@@ -7690,7 +7690,7 @@
         <w:ind w:left="5760" w:hanging="360"/>
       </w:pPr>
       <w:rPr>
-        <w:rFonts w:ascii="바탕" w:hAnsi="바탕" w:hint="default"/>
+        <w:rFonts w:ascii="Pretendard Light" w:hAnsi="Pretendard Light" w:hint="default"/>
       </w:rPr>
     </w:lvl>
     <w:lvl w:ilvl="8" w:tplc="9F9A44DA" w:tentative="1">
@@ -7705,7 +7705,7 @@
         <w:ind w:left="6480" w:hanging="360"/>
       </w:pPr>
       <w:rPr>
-        <w:rFonts w:ascii="바탕" w:hAnsi="바탕" w:hint="default"/>
+        <w:rFonts w:ascii="Pretendard Light" w:hAnsi="Pretendard Light" w:hint="default"/>
       </w:rPr>
     </w:lvl>
   </w:abstractNum>
@@ -7976,7 +7976,7 @@
         <w:ind w:left="-3" w:hanging="400"/>
       </w:pPr>
       <w:rPr>
-        <w:rFonts w:ascii="맑은 고딕" w:eastAsia="맑은 고딕" w:hAnsi="맑은 고딕" w:hint="eastAsia"/>
+        <w:rFonts w:ascii="Pretendard Light" w:eastAsia="Pretendard Light" w:hAnsi="Pretendard Light" w:hint="eastAsia"/>
         <w:b w:val="0"/>
       </w:rPr>
     </w:lvl>
@@ -8689,7 +8689,7 @@
         <w:ind w:left="760" w:hanging="360"/>
       </w:pPr>
       <w:rPr>
-        <w:rFonts w:ascii="맑은 고딕" w:eastAsia="맑은 고딕" w:hAnsi="맑은 고딕" w:cstheme="minorBidi" w:hint="eastAsia"/>
+        <w:rFonts w:ascii="Pretendard Light" w:eastAsia="Pretendard Light" w:hAnsi="Pretendard Light" w:cstheme="minorBidi" w:hint="eastAsia"/>
       </w:rPr>
     </w:lvl>
     <w:lvl w:ilvl="1" w:tplc="04090003" w:tentative="1">
@@ -10352,7 +10352,7 @@
       <w:outlineLvl w:val="1"/>
     </w:pPr>
     <w:rPr>
-      <w:rFonts w:ascii="Times New Roman" w:eastAsia="굴림체" w:hAnsi="Times New Roman" w:cs="Times New Roman"/>
+      <w:rFonts w:ascii="Times New Roman" w:eastAsia="Pretendard ExtraBold" w:hAnsi="Times New Roman" w:cs="Times New Roman"/>
       <w:b/>
       <w:bCs/>
       <w:color w:val="000000"/>
@@ -10375,7 +10375,7 @@
       <w:outlineLvl w:val="2"/>
     </w:pPr>
     <w:rPr>
-      <w:rFonts w:ascii="굴림체" w:eastAsia="굴림체" w:hAnsi="굴림체" w:cs="굴림체"/>
+      <w:rFonts w:ascii="Pretendard ExtraBold" w:eastAsia="Pretendard ExtraBold" w:hAnsi="Pretendard ExtraBold" w:cs="Pretendard ExtraBold"/>
       <w:b/>
       <w:bCs/>
       <w:color w:val="0000FF"/>
@@ -10397,7 +10397,7 @@
       <w:outlineLvl w:val="3"/>
     </w:pPr>
     <w:rPr>
-      <w:rFonts w:ascii="굴림체" w:eastAsia="굴림체" w:hAnsi="Times New Roman" w:cs="굴림체"/>
+      <w:rFonts w:ascii="Pretendard ExtraBold" w:eastAsia="Pretendard ExtraBold" w:hAnsi="Times New Roman" w:cs="Pretendard ExtraBold"/>
       <w:b/>
       <w:bCs/>
       <w:color w:val="000000"/>
@@ -10419,7 +10419,7 @@
       <w:outlineLvl w:val="4"/>
     </w:pPr>
     <w:rPr>
-      <w:rFonts w:ascii="굴림체" w:eastAsia="굴림체" w:hAnsi="굴림체" w:cs="굴림체"/>
+      <w:rFonts w:ascii="Pretendard Light" w:eastAsia="Pretendard Light" w:hAnsi="Pretendard Light" w:cs="Pretendard Light"/>
       <w:color w:val="000000"/>
       <w:sz w:val="24"/>
       <w:szCs w:val="24"/>
@@ -10440,7 +10440,7 @@
       <w:outlineLvl w:val="5"/>
     </w:pPr>
     <w:rPr>
-      <w:rFonts w:ascii="Times New Roman" w:eastAsia="굴림체" w:hAnsi="Times New Roman" w:cs="Times New Roman"/>
+      <w:rFonts w:ascii="Times New Roman" w:eastAsia="Pretendard ExtraBold" w:hAnsi="Times New Roman" w:cs="Times New Roman"/>
       <w:b/>
       <w:bCs/>
       <w:szCs w:val="20"/>
@@ -10676,7 +10676,7 @@
       <w:ind w:leftChars="0" w:left="0"/>
     </w:pPr>
     <w:rPr>
-      <w:rFonts w:ascii="맑은 고딕" w:eastAsia="맑은 고딕" w:hAnsi="맑은 고딕"/>
+      <w:rFonts w:ascii="Pretendard ExtraBold" w:eastAsia="Pretendard ExtraBold" w:hAnsi="Pretendard ExtraBold"/>
       <w:b/>
       <w:szCs w:val="20"/>
     </w:rPr>
@@ -10732,7 +10732,7 @@
       <w:autoSpaceDN/>
     </w:pPr>
     <w:rPr>
-      <w:rFonts w:ascii="맑은 고딕" w:eastAsia="맑은 고딕" w:hAnsi="맑은 고딕"/>
+      <w:rFonts w:ascii="Pretendard Light" w:eastAsia="Pretendard Light" w:hAnsi="Pretendard Light"/>
       <w:sz w:val="16"/>
       <w:szCs w:val="18"/>
     </w:rPr>
@@ -10751,7 +10751,7 @@
     <w:link w:val="1"/>
     <w:rsid w:val="00825196"/>
     <w:rPr>
-      <w:rFonts w:ascii="맑은 고딕" w:eastAsia="맑은 고딕" w:hAnsi="맑은 고딕"/>
+      <w:rFonts w:ascii="Pretendard ExtraBold" w:eastAsia="Pretendard ExtraBold" w:hAnsi="Pretendard ExtraBold"/>
       <w:b/>
       <w:szCs w:val="20"/>
     </w:rPr>
@@ -10762,7 +10762,7 @@
     <w:link w:val="alt8"/>
     <w:rsid w:val="00825196"/>
     <w:rPr>
-      <w:rFonts w:ascii="맑은 고딕" w:eastAsia="맑은 고딕" w:hAnsi="맑은 고딕"/>
+      <w:rFonts w:ascii="Pretendard Light" w:eastAsia="Pretendard Light" w:hAnsi="Pretendard Light"/>
       <w:sz w:val="16"/>
       <w:szCs w:val="18"/>
     </w:rPr>
@@ -10782,7 +10782,7 @@
       <w:jc w:val="left"/>
     </w:pPr>
     <w:rPr>
-      <w:rFonts w:ascii="굴림" w:eastAsia="굴림" w:hAnsi="굴림" w:cs="굴림"/>
+      <w:rFonts w:ascii="Pretendard Light" w:eastAsia="Pretendard Light" w:hAnsi="Pretendard Light" w:cs="Pretendard Light"/>
       <w:kern w:val="0"/>
       <w:sz w:val="24"/>
       <w:szCs w:val="24"/>
@@ -10798,7 +10798,7 @@
       <w:adjustRightInd w:val="0"/>
     </w:pPr>
     <w:rPr>
-      <w:rFonts w:ascii="NanumMyeongjo" w:eastAsia="NanumMyeongjo" w:hAnsi="맑은 고딕" w:cs="NanumMyeongjo"/>
+      <w:rFonts w:ascii="Pretendard Light" w:eastAsia="Pretendard Light" w:hAnsi="Pretendard Light" w:cs="Pretendard Light"/>
       <w:color w:val="000000"/>
       <w:kern w:val="0"/>
       <w:sz w:val="24"/>
@@ -10890,7 +10890,7 @@
       <w:jc w:val="left"/>
     </w:pPr>
     <w:rPr>
-      <w:rFonts w:ascii="Times New Roman" w:eastAsia="바탕체" w:hAnsi="Times New Roman" w:cs="Times New Roman"/>
+      <w:rFonts w:ascii="Times New Roman" w:eastAsia="Pretendard Light" w:hAnsi="Times New Roman" w:cs="Times New Roman"/>
       <w:kern w:val="0"/>
       <w:sz w:val="24"/>
       <w:szCs w:val="20"/>
@@ -10902,7 +10902,7 @@
     <w:link w:val="ac"/>
     <w:rsid w:val="00F74540"/>
     <w:rPr>
-      <w:rFonts w:ascii="Times New Roman" w:eastAsia="바탕체" w:hAnsi="Times New Roman" w:cs="Times New Roman"/>
+      <w:rFonts w:ascii="Times New Roman" w:eastAsia="Pretendard Light" w:hAnsi="Times New Roman" w:cs="Times New Roman"/>
       <w:kern w:val="0"/>
       <w:sz w:val="24"/>
       <w:szCs w:val="20"/>
@@ -10918,7 +10918,7 @@
       <w:jc w:val="left"/>
     </w:pPr>
     <w:rPr>
-      <w:rFonts w:ascii="바탕" w:eastAsia="바탕" w:hAnsi="Times New Roman" w:cs="Times New Roman"/>
+      <w:rFonts w:ascii="Pretendard Light" w:eastAsia="Pretendard Light" w:hAnsi="Times New Roman" w:cs="Times New Roman"/>
       <w:szCs w:val="24"/>
     </w:rPr>
   </w:style>
@@ -10928,7 +10928,7 @@
     <w:link w:val="ad"/>
     <w:rsid w:val="00344A5F"/>
     <w:rPr>
-      <w:rFonts w:ascii="바탕" w:eastAsia="바탕" w:hAnsi="Times New Roman" w:cs="Times New Roman"/>
+      <w:rFonts w:ascii="Pretendard Light" w:eastAsia="Pretendard Light" w:hAnsi="Times New Roman" w:cs="Times New Roman"/>
       <w:szCs w:val="24"/>
     </w:rPr>
   </w:style>
@@ -10959,7 +10959,7 @@
       <w:ind w:left="567"/>
     </w:pPr>
     <w:rPr>
-      <w:rFonts w:ascii="맑은 고딕" w:eastAsia="맑은 고딕" w:hAnsi="맑은 고딕" w:cs="Times New Roman"/>
+      <w:rFonts w:ascii="Pretendard Light" w:eastAsia="Pretendard Light" w:hAnsi="Pretendard Light" w:cs="Times New Roman"/>
       <w:kern w:val="0"/>
       <w:sz w:val="22"/>
     </w:rPr>
@@ -10974,7 +10974,7 @@
       <w:spacing w:line="360" w:lineRule="exact"/>
     </w:pPr>
     <w:rPr>
-      <w:rFonts w:ascii="Times New Roman" w:eastAsia="맑은 고딕" w:hAnsi="Times New Roman" w:cs="Times New Roman"/>
+      <w:rFonts w:ascii="Times New Roman" w:eastAsia="Pretendard Light" w:hAnsi="Times New Roman" w:cs="Times New Roman"/>
       <w:szCs w:val="32"/>
     </w:rPr>
   </w:style>
@@ -10983,7 +10983,7 @@
     <w:link w:val="1KIS"/>
     <w:rsid w:val="00CD7F20"/>
     <w:rPr>
-      <w:rFonts w:ascii="Times New Roman" w:eastAsia="맑은 고딕" w:hAnsi="Times New Roman" w:cs="Times New Roman"/>
+      <w:rFonts w:ascii="Times New Roman" w:eastAsia="Pretendard Light" w:hAnsi="Times New Roman" w:cs="Times New Roman"/>
       <w:szCs w:val="32"/>
     </w:rPr>
   </w:style>
@@ -10998,7 +10998,7 @@
       <w:jc w:val="left"/>
     </w:pPr>
     <w:rPr>
-      <w:rFonts w:ascii="맑은 고딕" w:eastAsia="맑은 고딕" w:hAnsi="맑은 고딕" w:cs="맑은 고딕"/>
+      <w:rFonts w:ascii="Pretendard Light" w:eastAsia="Pretendard Light" w:hAnsi="Pretendard Light" w:cs="Pretendard Light"/>
       <w:kern w:val="0"/>
       <w:sz w:val="22"/>
       <w:lang w:eastAsia="en-US"/>
@@ -11011,7 +11011,7 @@
     <w:link w:val="2"/>
     <w:rsid w:val="00837556"/>
     <w:rPr>
-      <w:rFonts w:ascii="Times New Roman" w:eastAsia="굴림체" w:hAnsi="Times New Roman" w:cs="Times New Roman"/>
+      <w:rFonts w:ascii="Times New Roman" w:eastAsia="Pretendard ExtraBold" w:hAnsi="Times New Roman" w:cs="Times New Roman"/>
       <w:b/>
       <w:bCs/>
       <w:color w:val="000000"/>
@@ -11025,7 +11025,7 @@
     <w:link w:val="3"/>
     <w:rsid w:val="00837556"/>
     <w:rPr>
-      <w:rFonts w:ascii="굴림체" w:eastAsia="굴림체" w:hAnsi="굴림체" w:cs="굴림체"/>
+      <w:rFonts w:ascii="Pretendard ExtraBold" w:eastAsia="Pretendard ExtraBold" w:hAnsi="Pretendard ExtraBold" w:cs="Pretendard ExtraBold"/>
       <w:b/>
       <w:bCs/>
       <w:color w:val="0000FF"/>
@@ -11038,7 +11038,7 @@
     <w:link w:val="4"/>
     <w:rsid w:val="00837556"/>
     <w:rPr>
-      <w:rFonts w:ascii="굴림체" w:eastAsia="굴림체" w:hAnsi="Times New Roman" w:cs="굴림체"/>
+      <w:rFonts w:ascii="Pretendard ExtraBold" w:eastAsia="Pretendard ExtraBold" w:hAnsi="Times New Roman" w:cs="Pretendard ExtraBold"/>
       <w:b/>
       <w:bCs/>
       <w:color w:val="000000"/>
@@ -11051,7 +11051,7 @@
     <w:link w:val="5"/>
     <w:rsid w:val="00837556"/>
     <w:rPr>
-      <w:rFonts w:ascii="굴림체" w:eastAsia="굴림체" w:hAnsi="굴림체" w:cs="굴림체"/>
+      <w:rFonts w:ascii="Pretendard Light" w:eastAsia="Pretendard Light" w:hAnsi="Pretendard Light" w:cs="Pretendard Light"/>
       <w:color w:val="000000"/>
       <w:sz w:val="24"/>
       <w:szCs w:val="24"/>
@@ -11063,7 +11063,7 @@
     <w:link w:val="6"/>
     <w:rsid w:val="00837556"/>
     <w:rPr>
-      <w:rFonts w:ascii="Times New Roman" w:eastAsia="굴림체" w:hAnsi="Times New Roman" w:cs="Times New Roman"/>
+      <w:rFonts w:ascii="Times New Roman" w:eastAsia="Pretendard ExtraBold" w:hAnsi="Times New Roman" w:cs="Times New Roman"/>
       <w:b/>
       <w:bCs/>
       <w:szCs w:val="20"/>
@@ -11075,7 +11075,7 @@
     <w:uiPriority w:val="66"/>
     <w:rsid w:val="00837556"/>
     <w:rPr>
-      <w:rFonts w:ascii="맑은 고딕" w:eastAsia="맑은 고딕" w:hAnsi="맑은 고딕" w:cs="Times New Roman"/>
+      <w:rFonts w:ascii="Pretendard Light" w:eastAsia="Pretendard Light" w:hAnsi="Pretendard Light" w:cs="Times New Roman"/>
       <w:color w:val="000000"/>
       <w:kern w:val="0"/>
       <w:szCs w:val="20"/>
@@ -11195,7 +11195,7 @@
     <w:uiPriority w:val="63"/>
     <w:rsid w:val="00837556"/>
     <w:rPr>
-      <w:rFonts w:ascii="맑은 고딕" w:eastAsia="맑은 고딕" w:hAnsi="맑은 고딕" w:cs="Times New Roman"/>
+      <w:rFonts w:ascii="Pretendard Light" w:eastAsia="Pretendard Light" w:hAnsi="Pretendard Light" w:cs="Times New Roman"/>
       <w:kern w:val="0"/>
       <w:szCs w:val="20"/>
     </w:rPr>
@@ -11296,7 +11296,7 @@
     <w:uiPriority w:val="62"/>
     <w:rsid w:val="00837556"/>
     <w:rPr>
-      <w:rFonts w:ascii="맑은 고딕" w:eastAsia="맑은 고딕" w:hAnsi="맑은 고딕" w:cs="Times New Roman"/>
+      <w:rFonts w:ascii="Pretendard Light" w:eastAsia="Pretendard Light" w:hAnsi="Pretendard Light" w:cs="Times New Roman"/>
       <w:kern w:val="0"/>
       <w:szCs w:val="20"/>
     </w:rPr>
@@ -11317,7 +11317,7 @@
         <w:spacing w:before="0" w:after="0" w:line="240" w:lineRule="auto"/>
       </w:pPr>
       <w:rPr>
-        <w:rFonts w:ascii="맑은 고딕" w:eastAsia="맑은 고딕" w:hAnsi="맑은 고딕" w:cs="Times New Roman"/>
+        <w:rFonts w:ascii="Pretendard ExtraBold" w:eastAsia="Pretendard ExtraBold" w:hAnsi="Pretendard ExtraBold" w:cs="Times New Roman"/>
         <w:b/>
         <w:bCs/>
       </w:rPr>
@@ -11338,7 +11338,7 @@
         <w:spacing w:before="0" w:after="0" w:line="240" w:lineRule="auto"/>
       </w:pPr>
       <w:rPr>
-        <w:rFonts w:ascii="맑은 고딕" w:eastAsia="맑은 고딕" w:hAnsi="맑은 고딕" w:cs="Times New Roman"/>
+        <w:rFonts w:ascii="Pretendard ExtraBold" w:eastAsia="Pretendard ExtraBold" w:hAnsi="Pretendard ExtraBold" w:cs="Times New Roman"/>
         <w:b/>
         <w:bCs/>
       </w:rPr>
@@ -11356,14 +11356,14 @@
     </w:tblStylePr>
     <w:tblStylePr w:type="firstCol">
       <w:rPr>
-        <w:rFonts w:ascii="맑은 고딕" w:eastAsia="맑은 고딕" w:hAnsi="맑은 고딕" w:cs="Times New Roman"/>
+        <w:rFonts w:ascii="Pretendard ExtraBold" w:eastAsia="Pretendard ExtraBold" w:hAnsi="Pretendard ExtraBold" w:cs="Times New Roman"/>
         <w:b/>
         <w:bCs/>
       </w:rPr>
     </w:tblStylePr>
     <w:tblStylePr w:type="lastCol">
       <w:rPr>
-        <w:rFonts w:ascii="맑은 고딕" w:eastAsia="맑은 고딕" w:hAnsi="맑은 고딕" w:cs="Times New Roman"/>
+        <w:rFonts w:ascii="Pretendard ExtraBold" w:eastAsia="Pretendard ExtraBold" w:hAnsi="Pretendard ExtraBold" w:cs="Times New Roman"/>
         <w:b/>
         <w:bCs/>
       </w:rPr>
@@ -11421,7 +11421,7 @@
     <w:uiPriority w:val="60"/>
     <w:rsid w:val="00837556"/>
     <w:rPr>
-      <w:rFonts w:ascii="맑은 고딕" w:eastAsia="맑은 고딕" w:hAnsi="맑은 고딕" w:cs="Times New Roman"/>
+      <w:rFonts w:ascii="Pretendard Light" w:eastAsia="Pretendard Light" w:hAnsi="Pretendard Light" w:cs="Times New Roman"/>
       <w:color w:val="E36C0A"/>
       <w:kern w:val="0"/>
       <w:szCs w:val="20"/>
@@ -11517,7 +11517,7 @@
     <w:uiPriority w:val="61"/>
     <w:rsid w:val="00837556"/>
     <w:rPr>
-      <w:rFonts w:ascii="맑은 고딕" w:eastAsia="맑은 고딕" w:hAnsi="맑은 고딕" w:cs="Times New Roman"/>
+      <w:rFonts w:ascii="Pretendard Light" w:eastAsia="Pretendard Light" w:hAnsi="Pretendard Light" w:cs="Times New Roman"/>
       <w:kern w:val="0"/>
       <w:szCs w:val="20"/>
     </w:rPr>
@@ -11604,7 +11604,7 @@
     <w:uiPriority w:val="60"/>
     <w:rsid w:val="00837556"/>
     <w:rPr>
-      <w:rFonts w:ascii="맑은 고딕" w:eastAsia="맑은 고딕" w:hAnsi="맑은 고딕" w:cs="Times New Roman"/>
+      <w:rFonts w:ascii="Pretendard Light" w:eastAsia="Pretendard Light" w:hAnsi="Pretendard Light" w:cs="Times New Roman"/>
       <w:color w:val="000000"/>
       <w:kern w:val="0"/>
       <w:szCs w:val="20"/>
@@ -11712,7 +11712,7 @@
     <w:unhideWhenUsed/>
     <w:rsid w:val="00837556"/>
     <w:rPr>
-      <w:rFonts w:ascii="맑은 고딕" w:eastAsia="맑은 고딕" w:hAnsi="맑은 고딕" w:cs="Times New Roman"/>
+      <w:rFonts w:ascii="Pretendard Light" w:eastAsia="Pretendard Light" w:hAnsi="Pretendard Light" w:cs="Times New Roman"/>
     </w:rPr>
   </w:style>
   <w:style w:type="character" w:customStyle="1" w:styleId="Char6">
@@ -11721,7 +11721,7 @@
     <w:link w:val="af0"/>
     <w:rsid w:val="00837556"/>
     <w:rPr>
-      <w:rFonts w:ascii="맑은 고딕" w:eastAsia="맑은 고딕" w:hAnsi="맑은 고딕" w:cs="Times New Roman"/>
+      <w:rFonts w:ascii="Pretendard Light" w:eastAsia="Pretendard Light" w:hAnsi="Pretendard Light" w:cs="Times New Roman"/>
     </w:rPr>
   </w:style>
   <w:style w:type="paragraph" w:customStyle="1" w:styleId="af1">
@@ -11737,7 +11737,7 @@
       <w:spacing w:line="384" w:lineRule="auto"/>
     </w:pPr>
     <w:rPr>
-      <w:rFonts w:ascii="바탕" w:eastAsia="바탕" w:hAnsi="바탕" w:cs="굴림"/>
+      <w:rFonts w:ascii="Pretendard Light" w:eastAsia="Pretendard Light" w:hAnsi="Pretendard Light" w:cs="Pretendard Light"/>
       <w:color w:val="000000"/>
       <w:kern w:val="0"/>
       <w:szCs w:val="20"/>
@@ -11753,7 +11753,7 @@
       <w:shd w:val="clear" w:color="auto" w:fill="000080"/>
     </w:pPr>
     <w:rPr>
-      <w:rFonts w:ascii="Arial" w:eastAsia="돋움" w:hAnsi="Arial" w:cs="Times New Roman"/>
+      <w:rFonts w:ascii="Arial" w:eastAsia="Pretendard Light" w:hAnsi="Arial" w:cs="Times New Roman"/>
       <w:szCs w:val="24"/>
     </w:rPr>
   </w:style>
@@ -11764,7 +11764,7 @@
     <w:semiHidden/>
     <w:rsid w:val="00837556"/>
     <w:rPr>
-      <w:rFonts w:ascii="Arial" w:eastAsia="돋움" w:hAnsi="Arial" w:cs="Times New Roman"/>
+      <w:rFonts w:ascii="Arial" w:eastAsia="Pretendard Light" w:hAnsi="Arial" w:cs="Times New Roman"/>
       <w:szCs w:val="24"/>
       <w:shd w:val="clear" w:color="auto" w:fill="000080"/>
     </w:rPr>
@@ -11788,7 +11788,7 @@
     <w:basedOn w:val="a0"/>
     <w:rsid w:val="00837556"/>
     <w:rPr>
-      <w:rFonts w:eastAsia="굴림체"/>
+      <w:rFonts w:eastAsia="Pretendard ExtraBold"/>
       <w:b/>
       <w:bCs/>
       <w:kern w:val="2"/>
@@ -11803,7 +11803,7 @@
     <w:basedOn w:val="a0"/>
     <w:rsid w:val="00837556"/>
     <w:rPr>
-      <w:rFonts w:eastAsia="굴림체"/>
+      <w:rFonts w:eastAsia="Pretendard ExtraBold"/>
       <w:b/>
       <w:bCs/>
       <w:color w:val="000000"/>
@@ -11820,7 +11820,7 @@
     <w:semiHidden/>
     <w:rsid w:val="00837556"/>
     <w:rPr>
-      <w:rFonts w:ascii="굴림체" w:eastAsia="굴림체" w:hAnsi="굴림체" w:cs="굴림체"/>
+      <w:rFonts w:ascii="Pretendard ExtraBold" w:eastAsia="Pretendard ExtraBold" w:hAnsi="Pretendard ExtraBold" w:cs="Pretendard ExtraBold"/>
       <w:b/>
       <w:bCs/>
       <w:color w:val="0000FF"/>
@@ -11836,7 +11836,7 @@
     <w:semiHidden/>
     <w:rsid w:val="00837556"/>
     <w:rPr>
-      <w:rFonts w:ascii="굴림체" w:eastAsia="굴림체" w:cs="굴림체"/>
+      <w:rFonts w:ascii="Pretendard ExtraBold" w:eastAsia="Pretendard ExtraBold" w:cs="Pretendard ExtraBold"/>
       <w:b/>
       <w:bCs/>
       <w:color w:val="000000"/>
@@ -11850,7 +11850,7 @@
     <w:semiHidden/>
     <w:rsid w:val="00837556"/>
     <w:rPr>
-      <w:rFonts w:ascii="굴림체" w:eastAsia="굴림체" w:hAnsi="굴림체" w:cs="굴림체"/>
+      <w:rFonts w:ascii="Pretendard Light" w:eastAsia="Pretendard Light" w:hAnsi="Pretendard Light" w:cs="Pretendard Light"/>
       <w:color w:val="000000"/>
       <w:kern w:val="2"/>
       <w:sz w:val="24"/>
@@ -11864,7 +11864,7 @@
     <w:semiHidden/>
     <w:rsid w:val="00837556"/>
     <w:rPr>
-      <w:rFonts w:eastAsia="굴림체"/>
+      <w:rFonts w:eastAsia="Pretendard ExtraBold"/>
       <w:b/>
       <w:bCs/>
       <w:kern w:val="2"/>
@@ -11877,7 +11877,7 @@
     <w:semiHidden/>
     <w:rsid w:val="00837556"/>
     <w:rPr>
-      <w:rFonts w:ascii="바탕" w:eastAsia="바탕"/>
+      <w:rFonts w:ascii="Pretendard Light" w:eastAsia="Pretendard Light"/>
       <w:kern w:val="2"/>
       <w:szCs w:val="24"/>
       <w:lang w:val="en-US" w:eastAsia="ko-KR" w:bidi="ar-SA"/>
@@ -11898,7 +11898,7 @@
     <w:semiHidden/>
     <w:rsid w:val="00837556"/>
     <w:rPr>
-      <w:rFonts w:ascii="바탕" w:eastAsia="바탕"/>
+      <w:rFonts w:ascii="Pretendard Light" w:eastAsia="Pretendard Light"/>
       <w:kern w:val="2"/>
       <w:szCs w:val="24"/>
       <w:lang w:val="en-US" w:eastAsia="ko-KR" w:bidi="ar-SA"/>
@@ -11936,7 +11936,7 @@
       <w:jc w:val="left"/>
     </w:pPr>
     <w:rPr>
-      <w:rFonts w:ascii="돋움" w:eastAsia="돋움" w:hAnsi="돋움" w:cs="돋움"/>
+      <w:rFonts w:ascii="Pretendard Light" w:eastAsia="Pretendard Light" w:hAnsi="Pretendard Light" w:cs="Pretendard Light"/>
       <w:color w:val="333333"/>
       <w:kern w:val="0"/>
       <w:sz w:val="18"/>
@@ -11949,7 +11949,7 @@
     <w:link w:val="HTML"/>
     <w:rsid w:val="00837556"/>
     <w:rPr>
-      <w:rFonts w:ascii="돋움" w:eastAsia="돋움" w:hAnsi="돋움" w:cs="돋움"/>
+      <w:rFonts w:ascii="Pretendard Light" w:eastAsia="Pretendard Light" w:hAnsi="Pretendard Light" w:cs="Pretendard Light"/>
       <w:color w:val="333333"/>
       <w:kern w:val="0"/>
       <w:sz w:val="18"/>
@@ -11962,7 +11962,7 @@
     <w:semiHidden/>
     <w:rsid w:val="00837556"/>
     <w:rPr>
-      <w:rFonts w:ascii="돋움" w:eastAsia="돋움" w:hAnsi="돋움" w:cs="돋움"/>
+      <w:rFonts w:ascii="Pretendard Light" w:eastAsia="Pretendard Light" w:hAnsi="Pretendard Light" w:cs="Pretendard Light"/>
       <w:color w:val="333333"/>
       <w:sz w:val="18"/>
       <w:szCs w:val="18"/>
@@ -11980,7 +11980,7 @@
       <w:spacing w:line="320" w:lineRule="atLeast"/>
     </w:pPr>
     <w:rPr>
-      <w:rFonts w:ascii="바탕" w:eastAsia="바탕" w:hAnsi="바탕" w:cs="바탕"/>
+      <w:rFonts w:ascii="Pretendard Light" w:eastAsia="Pretendard Light" w:hAnsi="Pretendard Light" w:cs="Pretendard Light"/>
       <w:color w:val="000000"/>
       <w:kern w:val="0"/>
       <w:szCs w:val="20"/>
@@ -12004,7 +12004,7 @@
       <w:textAlignment w:val="top"/>
     </w:pPr>
     <w:rPr>
-      <w:rFonts w:ascii="굴림체" w:eastAsia="굴림체" w:hAnsi="굴림체" w:cs="굴림체"/>
+      <w:rFonts w:ascii="Pretendard Light" w:eastAsia="Pretendard Light" w:hAnsi="Pretendard Light" w:cs="Pretendard Light"/>
       <w:kern w:val="0"/>
       <w:szCs w:val="20"/>
     </w:rPr>
@@ -12019,7 +12019,7 @@
       <w:jc w:val="center"/>
     </w:pPr>
     <w:rPr>
-      <w:rFonts w:ascii="바탕체" w:eastAsia="굴림체" w:hAnsi="Times New Roman" w:cs="바탕체"/>
+      <w:rFonts w:ascii="Pretendard Light" w:eastAsia="Pretendard Light" w:hAnsi="Times New Roman" w:cs="Pretendard Light"/>
       <w:szCs w:val="20"/>
     </w:rPr>
   </w:style>
@@ -12029,7 +12029,7 @@
     <w:link w:val="af7"/>
     <w:rsid w:val="00837556"/>
     <w:rPr>
-      <w:rFonts w:ascii="바탕체" w:eastAsia="굴림체" w:hAnsi="Times New Roman" w:cs="바탕체"/>
+      <w:rFonts w:ascii="Pretendard Light" w:eastAsia="Pretendard Light" w:hAnsi="Times New Roman" w:cs="Pretendard Light"/>
       <w:szCs w:val="20"/>
     </w:rPr>
   </w:style>
@@ -12039,7 +12039,7 @@
     <w:semiHidden/>
     <w:rsid w:val="00837556"/>
     <w:rPr>
-      <w:rFonts w:ascii="바탕체" w:eastAsia="굴림체" w:cs="바탕체"/>
+      <w:rFonts w:ascii="Pretendard Light" w:eastAsia="Pretendard Light" w:cs="Pretendard Light"/>
       <w:kern w:val="2"/>
       <w:lang w:val="en-US" w:eastAsia="ko-KR" w:bidi="ar-SA"/>
     </w:rPr>
@@ -12050,7 +12050,7 @@
     <w:semiHidden/>
     <w:rsid w:val="00837556"/>
     <w:rPr>
-      <w:rFonts w:ascii="바탕" w:eastAsia="바탕"/>
+      <w:rFonts w:ascii="Pretendard Light" w:eastAsia="Pretendard Light"/>
       <w:kern w:val="2"/>
       <w:szCs w:val="24"/>
       <w:lang w:val="en-US" w:eastAsia="ko-KR" w:bidi="ar-SA"/>
@@ -12097,7 +12097,7 @@
       <w:textAlignment w:val="top"/>
     </w:pPr>
     <w:rPr>
-      <w:rFonts w:ascii="Arial" w:eastAsia="바탕" w:hAnsi="Arial" w:cs="Arial"/>
+      <w:rFonts w:ascii="Arial" w:eastAsia="Pretendard Light" w:hAnsi="Arial" w:cs="Arial"/>
       <w:kern w:val="0"/>
       <w:szCs w:val="20"/>
     </w:rPr>
@@ -12113,7 +12113,7 @@
       <w:textAlignment w:val="baseline"/>
     </w:pPr>
     <w:rPr>
-      <w:rFonts w:ascii="Times New Roman" w:eastAsia="바탕체" w:hAnsi="Times New Roman" w:cs="Times New Roman"/>
+      <w:rFonts w:ascii="Times New Roman" w:eastAsia="Pretendard Light" w:hAnsi="Times New Roman" w:cs="Times New Roman"/>
       <w:kern w:val="0"/>
       <w:szCs w:val="20"/>
     </w:rPr>
@@ -12132,7 +12132,7 @@
       <w:jc w:val="center"/>
     </w:pPr>
     <w:rPr>
-      <w:rFonts w:ascii="굴림" w:eastAsia="굴림" w:hAnsi="Arial" w:cs="굴림"/>
+      <w:rFonts w:ascii="Pretendard ExtraBold" w:eastAsia="Pretendard ExtraBold" w:hAnsi="Arial" w:cs="Pretendard ExtraBold"/>
       <w:b/>
       <w:bCs/>
       <w:szCs w:val="20"/>
@@ -12145,7 +12145,7 @@
     <w:link w:val="21"/>
     <w:rsid w:val="00837556"/>
     <w:rPr>
-      <w:rFonts w:ascii="굴림" w:eastAsia="굴림" w:hAnsi="Arial" w:cs="굴림"/>
+      <w:rFonts w:ascii="Pretendard ExtraBold" w:eastAsia="Pretendard ExtraBold" w:hAnsi="Arial" w:cs="Pretendard ExtraBold"/>
       <w:b/>
       <w:bCs/>
       <w:szCs w:val="20"/>
@@ -12158,7 +12158,7 @@
     <w:semiHidden/>
     <w:rsid w:val="00837556"/>
     <w:rPr>
-      <w:rFonts w:ascii="굴림" w:eastAsia="굴림" w:hAnsi="Arial" w:cs="굴림"/>
+      <w:rFonts w:ascii="Pretendard ExtraBold" w:eastAsia="Pretendard ExtraBold" w:hAnsi="Arial" w:cs="Pretendard ExtraBold"/>
       <w:b/>
       <w:bCs/>
       <w:kern w:val="2"/>
@@ -12174,7 +12174,7 @@
       <w:spacing w:line="460" w:lineRule="exact"/>
     </w:pPr>
     <w:rPr>
-      <w:rFonts w:ascii="Times New Roman" w:eastAsia="바탕체" w:hAnsi="Times New Roman" w:cs="Times New Roman"/>
+      <w:rFonts w:ascii="Times New Roman" w:eastAsia="Pretendard Light" w:hAnsi="Times New Roman" w:cs="Times New Roman"/>
       <w:sz w:val="24"/>
       <w:szCs w:val="24"/>
     </w:rPr>
@@ -12197,7 +12197,7 @@
       <w:textAlignment w:val="center"/>
     </w:pPr>
     <w:rPr>
-      <w:rFonts w:ascii="궁서체" w:eastAsia="궁서체" w:hAnsi="궁서체" w:cs="궁서체"/>
+      <w:rFonts w:ascii="Pretendard Light" w:eastAsia="Pretendard Light" w:hAnsi="Pretendard Light" w:cs="Pretendard Light"/>
       <w:color w:val="000000"/>
       <w:kern w:val="0"/>
       <w:szCs w:val="20"/>
@@ -12209,7 +12209,7 @@
     <w:semiHidden/>
     <w:rsid w:val="00837556"/>
     <w:rPr>
-      <w:rFonts w:ascii="Arial" w:eastAsia="돋움" w:hAnsi="Arial"/>
+      <w:rFonts w:ascii="Arial" w:eastAsia="Pretendard Light" w:hAnsi="Arial"/>
       <w:kern w:val="2"/>
       <w:sz w:val="18"/>
       <w:szCs w:val="18"/>
@@ -12227,7 +12227,7 @@
       <w:ind w:leftChars="400" w:left="800"/>
     </w:pPr>
     <w:rPr>
-      <w:rFonts w:ascii="Times New Roman" w:eastAsia="굴림체" w:hAnsi="Times New Roman" w:cs="Times New Roman"/>
+      <w:rFonts w:ascii="Times New Roman" w:eastAsia="Pretendard Light" w:hAnsi="Times New Roman" w:cs="Times New Roman"/>
       <w:szCs w:val="20"/>
     </w:rPr>
   </w:style>
@@ -12243,7 +12243,7 @@
       <w:spacing w:line="384" w:lineRule="auto"/>
     </w:pPr>
     <w:rPr>
-      <w:rFonts w:ascii="바탕" w:eastAsia="바탕" w:hAnsi="바탕" w:cs="굴림"/>
+      <w:rFonts w:ascii="Pretendard Light" w:eastAsia="Pretendard Light" w:hAnsi="Pretendard Light" w:cs="Pretendard Light"/>
       <w:color w:val="000000"/>
       <w:kern w:val="0"/>
       <w:szCs w:val="20"/>
@@ -12259,7 +12259,7 @@
       <w:ind w:leftChars="400" w:left="851"/>
     </w:pPr>
     <w:rPr>
-      <w:rFonts w:ascii="바탕" w:eastAsia="바탕" w:hAnsi="Times New Roman" w:cs="Times New Roman"/>
+      <w:rFonts w:ascii="Pretendard Light" w:eastAsia="Pretendard Light" w:hAnsi="Times New Roman" w:cs="Times New Roman"/>
       <w:szCs w:val="24"/>
     </w:rPr>
   </w:style>
@@ -12269,7 +12269,7 @@
     <w:link w:val="af9"/>
     <w:rsid w:val="00837556"/>
     <w:rPr>
-      <w:rFonts w:ascii="바탕" w:eastAsia="바탕" w:hAnsi="Times New Roman" w:cs="Times New Roman"/>
+      <w:rFonts w:ascii="Pretendard Light" w:eastAsia="Pretendard Light" w:hAnsi="Times New Roman" w:cs="Times New Roman"/>
       <w:szCs w:val="24"/>
     </w:rPr>
   </w:style>
@@ -12286,7 +12286,7 @@
       <w:jc w:val="both"/>
     </w:pPr>
     <w:rPr>
-      <w:rFonts w:ascii="Times New Roman" w:eastAsia="바탕체" w:hAnsi="Times New Roman" w:cs="Times New Roman"/>
+      <w:rFonts w:ascii="Times New Roman" w:eastAsia="Pretendard Light" w:hAnsi="Times New Roman" w:cs="Times New Roman"/>
       <w:snapToGrid w:val="0"/>
       <w:kern w:val="0"/>
       <w:sz w:val="22"/>
@@ -12311,7 +12311,7 @@
       <w:jc w:val="center"/>
     </w:pPr>
     <w:rPr>
-      <w:rFonts w:ascii="돋움" w:eastAsia="돋움" w:hAnsi="돋움" w:cs="Times New Roman" w:hint="eastAsia"/>
+      <w:rFonts w:ascii="Pretendard Light" w:eastAsia="Pretendard Light" w:hAnsi="Pretendard Light" w:cs="Times New Roman" w:hint="eastAsia"/>
       <w:kern w:val="0"/>
       <w:szCs w:val="20"/>
     </w:rPr>
@@ -12335,7 +12335,7 @@
       <w:ind w:leftChars="1400" w:left="2800"/>
     </w:pPr>
     <w:rPr>
-      <w:rFonts w:ascii="Garamond" w:eastAsia="바탕" w:hAnsi="Garamond" w:cs="바탕"/>
+      <w:rFonts w:ascii="Garamond" w:eastAsia="Pretendard Light" w:hAnsi="Garamond" w:cs="Pretendard Light"/>
       <w:spacing w:val="-4"/>
       <w:sz w:val="19"/>
       <w:szCs w:val="19"/>
@@ -12349,7 +12349,7 @@
       <w:ind w:leftChars="400" w:left="800"/>
     </w:pPr>
     <w:rPr>
-      <w:rFonts w:ascii="바탕" w:eastAsia="바탕" w:hAnsi="Times New Roman" w:cs="Times New Roman"/>
+      <w:rFonts w:ascii="Pretendard Light" w:eastAsia="Pretendard Light" w:hAnsi="Times New Roman" w:cs="Times New Roman"/>
       <w:szCs w:val="24"/>
     </w:rPr>
   </w:style>
@@ -12366,7 +12366,7 @@
       <w:jc w:val="left"/>
     </w:pPr>
     <w:rPr>
-      <w:rFonts w:ascii="굴림" w:eastAsia="굴림" w:hAnsi="굴림" w:cs="굴림"/>
+      <w:rFonts w:ascii="Pretendard Light" w:eastAsia="Pretendard Light" w:hAnsi="Pretendard Light" w:cs="Pretendard Light"/>
       <w:kern w:val="0"/>
       <w:sz w:val="24"/>
       <w:szCs w:val="24"/>
@@ -12386,7 +12386,7 @@
       <w:jc w:val="left"/>
     </w:pPr>
     <w:rPr>
-      <w:rFonts w:ascii="굴림" w:eastAsia="굴림" w:hAnsi="굴림" w:cs="굴림"/>
+      <w:rFonts w:ascii="Pretendard ExtraBold" w:eastAsia="Pretendard ExtraBold" w:hAnsi="Pretendard ExtraBold" w:cs="Pretendard ExtraBold"/>
       <w:b/>
       <w:bCs/>
       <w:kern w:val="0"/>
@@ -12409,7 +12409,7 @@
       <w:jc w:val="both"/>
     </w:pPr>
     <w:rPr>
-      <w:rFonts w:ascii="Times New Roman" w:eastAsia="바탕" w:hAnsi="Times New Roman" w:cs="바탕"/>
+      <w:rFonts w:ascii="Times New Roman" w:eastAsia="Pretendard Light" w:hAnsi="Times New Roman" w:cs="Pretendard Light"/>
       <w:szCs w:val="20"/>
     </w:rPr>
   </w:style>
@@ -12427,7 +12427,7 @@
       <w:jc w:val="left"/>
     </w:pPr>
     <w:rPr>
-      <w:rFonts w:ascii="HelveticaNeue LT 45 Lt" w:eastAsia="바탕" w:hAnsi="HelveticaNeue LT 45 Lt" w:cs="Times New Roman"/>
+      <w:rFonts w:ascii="HelveticaNeue LT 45 Lt" w:eastAsia="Pretendard Light" w:hAnsi="HelveticaNeue LT 45 Lt" w:cs="Times New Roman"/>
       <w:kern w:val="0"/>
       <w:sz w:val="19"/>
       <w:szCs w:val="24"/>
@@ -12440,7 +12440,7 @@
     <w:link w:val="MACBodytext"/>
     <w:rsid w:val="00837556"/>
     <w:rPr>
-      <w:rFonts w:ascii="HelveticaNeue LT 45 Lt" w:eastAsia="바탕" w:hAnsi="HelveticaNeue LT 45 Lt" w:cs="Times New Roman"/>
+      <w:rFonts w:ascii="HelveticaNeue LT 45 Lt" w:eastAsia="Pretendard Light" w:hAnsi="HelveticaNeue LT 45 Lt" w:cs="Times New Roman"/>
       <w:kern w:val="0"/>
       <w:sz w:val="19"/>
       <w:szCs w:val="24"/>
@@ -12459,7 +12459,7 @@
       <w:jc w:val="right"/>
     </w:pPr>
     <w:rPr>
-      <w:rFonts w:ascii="OptimaMedium" w:eastAsia="돋움" w:hAnsi="OptimaMedium" w:cs="Times New Roman"/>
+      <w:rFonts w:ascii="OptimaMedium" w:eastAsia="Pretendard ExtraBold" w:hAnsi="OptimaMedium" w:cs="Times New Roman"/>
       <w:b/>
       <w:sz w:val="18"/>
       <w:szCs w:val="18"/>
@@ -12479,7 +12479,7 @@
       <w:jc w:val="left"/>
     </w:pPr>
     <w:rPr>
-      <w:rFonts w:ascii="굴림" w:eastAsia="굴림" w:hAnsi="굴림" w:cs="굴림"/>
+      <w:rFonts w:ascii="Pretendard ExtraBold" w:eastAsia="Pretendard ExtraBold" w:hAnsi="Pretendard ExtraBold" w:cs="Pretendard ExtraBold"/>
       <w:b/>
       <w:bCs/>
       <w:kern w:val="0"/>
@@ -12499,7 +12499,7 @@
       <w:jc w:val="center"/>
     </w:pPr>
     <w:rPr>
-      <w:rFonts w:ascii="OptimaMedium" w:eastAsia="돋움" w:hAnsi="OptimaMedium" w:cs="바탕"/>
+      <w:rFonts w:ascii="OptimaMedium" w:eastAsia="Pretendard ExtraBold" w:hAnsi="OptimaMedium" w:cs="Pretendard ExtraBold"/>
       <w:b/>
       <w:bCs/>
       <w:kern w:val="0"/>
@@ -12519,7 +12519,7 @@
       <w:jc w:val="right"/>
     </w:pPr>
     <w:rPr>
-      <w:rFonts w:ascii="OptimaMedium" w:eastAsia="돋움" w:hAnsi="OptimaMedium" w:cs="Times New Roman"/>
+      <w:rFonts w:ascii="OptimaMedium" w:eastAsia="Pretendard Light" w:hAnsi="OptimaMedium" w:cs="Times New Roman"/>
       <w:sz w:val="18"/>
       <w:szCs w:val="18"/>
     </w:rPr>
@@ -12538,7 +12538,7 @@
       <w:ind w:leftChars="50" w:left="100"/>
     </w:pPr>
     <w:rPr>
-      <w:rFonts w:ascii="바탕" w:eastAsia="바탕" w:hAnsi="바탕" w:cs="Times New Roman"/>
+      <w:rFonts w:ascii="Pretendard Light" w:eastAsia="Pretendard Light" w:hAnsi="Pretendard Light" w:cs="Times New Roman"/>
       <w:color w:val="000000"/>
       <w:szCs w:val="20"/>
     </w:rPr>
@@ -12549,7 +12549,7 @@
     <w:link w:val="CharChar0"/>
     <w:rsid w:val="00837556"/>
     <w:rPr>
-      <w:rFonts w:ascii="바탕" w:eastAsia="바탕" w:hAnsi="바탕" w:cs="Times New Roman"/>
+      <w:rFonts w:ascii="Pretendard Light" w:eastAsia="Pretendard Light" w:hAnsi="Pretendard Light" w:cs="Times New Roman"/>
       <w:color w:val="000000"/>
       <w:szCs w:val="20"/>
     </w:rPr>
@@ -12567,7 +12567,7 @@
       <w:spacing w:line="360" w:lineRule="auto"/>
     </w:pPr>
     <w:rPr>
-      <w:rFonts w:ascii="Century Gothic" w:eastAsia="HY중고딕" w:hAnsi="Century Gothic" w:cs="Times New Roman"/>
+      <w:rFonts w:ascii="Century Gothic" w:eastAsia="Pretendard Light" w:hAnsi="Century Gothic" w:cs="Times New Roman"/>
       <w:color w:val="000000"/>
       <w:szCs w:val="20"/>
     </w:rPr>
@@ -12578,7 +12578,7 @@
     <w:link w:val="CharCharChar1"/>
     <w:rsid w:val="00837556"/>
     <w:rPr>
-      <w:rFonts w:ascii="Century Gothic" w:eastAsia="HY중고딕" w:hAnsi="Century Gothic" w:cs="Times New Roman"/>
+      <w:rFonts w:ascii="Century Gothic" w:eastAsia="Pretendard Light" w:hAnsi="Century Gothic" w:cs="Times New Roman"/>
       <w:color w:val="000000"/>
       <w:szCs w:val="20"/>
     </w:rPr>
@@ -12597,7 +12597,7 @@
       <w:jc w:val="center"/>
     </w:pPr>
     <w:rPr>
-      <w:rFonts w:ascii="Century Gothic" w:eastAsia="HY중고딕" w:hAnsi="Century Gothic" w:cs="Times New Roman"/>
+      <w:rFonts w:ascii="Century Gothic" w:eastAsia="Pretendard ExtraBold" w:hAnsi="Century Gothic" w:cs="Times New Roman"/>
       <w:b/>
       <w:color w:val="000000"/>
       <w:szCs w:val="20"/>
@@ -12609,7 +12609,7 @@
     <w:link w:val="CharChara"/>
     <w:rsid w:val="00837556"/>
     <w:rPr>
-      <w:rFonts w:ascii="Century Gothic" w:eastAsia="HY중고딕" w:hAnsi="Century Gothic" w:cs="Times New Roman"/>
+      <w:rFonts w:ascii="Century Gothic" w:eastAsia="Pretendard ExtraBold" w:hAnsi="Century Gothic" w:cs="Times New Roman"/>
       <w:b/>
       <w:color w:val="000000"/>
       <w:szCs w:val="20"/>
@@ -12627,7 +12627,7 @@
       <w:ind w:leftChars="450" w:left="900"/>
     </w:pPr>
     <w:rPr>
-      <w:rFonts w:ascii="HY중고딕" w:eastAsia="HY중고딕" w:hAnsi="Times New Roman" w:cs="Times New Roman"/>
+      <w:rFonts w:ascii="Pretendard Light" w:eastAsia="Pretendard Light" w:hAnsi="Times New Roman" w:cs="Times New Roman"/>
       <w:color w:val="000000"/>
       <w:szCs w:val="20"/>
     </w:rPr>
@@ -12645,7 +12645,7 @@
       <w:spacing w:line="360" w:lineRule="auto"/>
     </w:pPr>
     <w:rPr>
-      <w:rFonts w:ascii="Arial" w:eastAsia="HY중고딕" w:hAnsi="Arial" w:cs="Times New Roman"/>
+      <w:rFonts w:ascii="Arial" w:eastAsia="Pretendard Light" w:hAnsi="Arial" w:cs="Times New Roman"/>
       <w:kern w:val="0"/>
       <w:sz w:val="18"/>
       <w:szCs w:val="18"/>
@@ -12667,7 +12667,7 @@
       <w:ind w:right="-10"/>
     </w:pPr>
     <w:rPr>
-      <w:rFonts w:ascii="바탕" w:eastAsia="바탕" w:hAnsi="바탕" w:cs="Times New Roman"/>
+      <w:rFonts w:ascii="Pretendard Light" w:eastAsia="Pretendard Light" w:hAnsi="Pretendard Light" w:cs="Times New Roman"/>
       <w:color w:val="000000"/>
       <w:szCs w:val="20"/>
     </w:rPr>
@@ -12690,7 +12690,7 @@
       <w:jc w:val="left"/>
     </w:pPr>
     <w:rPr>
-      <w:rFonts w:ascii="바탕" w:eastAsia="바탕" w:hAnsi="Times New Roman" w:cs="Times New Roman"/>
+      <w:rFonts w:ascii="Pretendard Light" w:eastAsia="Pretendard Light" w:hAnsi="Times New Roman" w:cs="Times New Roman"/>
       <w:szCs w:val="24"/>
     </w:rPr>
   </w:style>
@@ -12700,7 +12700,7 @@
     <w:link w:val="aff0"/>
     <w:rsid w:val="00837556"/>
     <w:rPr>
-      <w:rFonts w:ascii="바탕" w:eastAsia="바탕" w:hAnsi="Times New Roman" w:cs="Times New Roman"/>
+      <w:rFonts w:ascii="Pretendard Light" w:eastAsia="Pretendard Light" w:hAnsi="Times New Roman" w:cs="Times New Roman"/>
       <w:szCs w:val="24"/>
     </w:rPr>
   </w:style>
@@ -12721,7 +12721,7 @@
     <w:link w:val="aff1"/>
     <w:rsid w:val="00837556"/>
     <w:rPr>
-      <w:rFonts w:ascii="바탕" w:eastAsia="바탕" w:hAnsi="Times New Roman" w:cs="Times New Roman"/>
+      <w:rFonts w:ascii="Pretendard ExtraBold" w:eastAsia="Pretendard ExtraBold" w:hAnsi="Times New Roman" w:cs="Times New Roman"/>
       <w:b/>
       <w:bCs/>
       <w:szCs w:val="24"/>
@@ -12747,7 +12747,7 @@
       <w:jc w:val="center"/>
     </w:pPr>
     <w:rPr>
-      <w:rFonts w:ascii="Arial" w:eastAsia="굴림" w:hAnsi="Arial" w:cs="Arial"/>
+      <w:rFonts w:ascii="Arial" w:eastAsia="Pretendard Light" w:hAnsi="Arial" w:cs="Arial"/>
       <w:vanish/>
       <w:kern w:val="0"/>
       <w:sz w:val="16"/>
@@ -12761,7 +12761,7 @@
     <w:uiPriority w:val="99"/>
     <w:rsid w:val="00837556"/>
     <w:rPr>
-      <w:rFonts w:ascii="Arial" w:eastAsia="굴림" w:hAnsi="Arial" w:cs="Arial"/>
+      <w:rFonts w:ascii="Arial" w:eastAsia="Pretendard Light" w:hAnsi="Arial" w:cs="Arial"/>
       <w:vanish/>
       <w:kern w:val="0"/>
       <w:sz w:val="16"/>
@@ -12779,7 +12779,7 @@
       <w:ind w:leftChars="100" w:left="100"/>
     </w:pPr>
     <w:rPr>
-      <w:rFonts w:ascii="Times New Roman" w:eastAsia="맑은 고딕" w:hAnsi="Times New Roman" w:cs="Times New Roman"/>
+      <w:rFonts w:ascii="Times New Roman" w:eastAsia="Pretendard Light" w:hAnsi="Times New Roman" w:cs="Times New Roman"/>
       <w:szCs w:val="32"/>
     </w:rPr>
   </w:style>
@@ -12789,7 +12789,7 @@
     <w:link w:val="KIS1"/>
     <w:rsid w:val="00837556"/>
     <w:rPr>
-      <w:rFonts w:ascii="Times New Roman" w:eastAsia="맑은 고딕" w:hAnsi="Times New Roman" w:cs="Times New Roman"/>
+      <w:rFonts w:ascii="Times New Roman" w:eastAsia="Pretendard Light" w:hAnsi="Times New Roman" w:cs="Times New Roman"/>
       <w:szCs w:val="32"/>
     </w:rPr>
   </w:style>
@@ -12804,7 +12804,7 @@
       <w:outlineLvl w:val="1"/>
     </w:pPr>
     <w:rPr>
-      <w:rFonts w:ascii="Times New Roman" w:eastAsia="맑은 고딕" w:hAnsi="맑은 고딕" w:cs="Times New Roman"/>
+      <w:rFonts w:ascii="Times New Roman" w:eastAsia="Pretendard ExtraBold" w:hAnsi="Pretendard ExtraBold" w:cs="Times New Roman"/>
       <w:b/>
       <w:bCs/>
       <w:sz w:val="28"/>
@@ -12817,7 +12817,7 @@
     <w:link w:val="KIS2"/>
     <w:rsid w:val="00837556"/>
     <w:rPr>
-      <w:rFonts w:ascii="Times New Roman" w:eastAsia="맑은 고딕" w:hAnsi="맑은 고딕" w:cs="Times New Roman"/>
+      <w:rFonts w:ascii="Times New Roman" w:eastAsia="Pretendard ExtraBold" w:hAnsi="Pretendard ExtraBold" w:cs="Times New Roman"/>
       <w:b/>
       <w:bCs/>
       <w:sz w:val="28"/>
@@ -12853,7 +12853,7 @@
       <w:outlineLvl w:val="2"/>
     </w:pPr>
     <w:rPr>
-      <w:rFonts w:ascii="Times New Roman" w:eastAsia="맑은 고딕" w:hAnsi="맑은 고딕" w:cs="Times New Roman"/>
+      <w:rFonts w:ascii="Times New Roman" w:eastAsia="Pretendard ExtraBold" w:hAnsi="Pretendard ExtraBold" w:cs="Times New Roman"/>
       <w:b/>
       <w:bCs/>
       <w:sz w:val="24"/>
@@ -12873,7 +12873,7 @@
     <w:link w:val="120"/>
     <w:rsid w:val="00837556"/>
     <w:rPr>
-      <w:rFonts w:ascii="Times New Roman" w:eastAsia="맑은 고딕" w:hAnsi="맑은 고딕" w:cs="Times New Roman"/>
+      <w:rFonts w:ascii="Times New Roman" w:eastAsia="Pretendard ExtraBold" w:hAnsi="Pretendard ExtraBold" w:cs="Times New Roman"/>
       <w:b/>
       <w:bCs/>
       <w:sz w:val="24"/>
@@ -12886,7 +12886,7 @@
     <w:link w:val="130"/>
     <w:rsid w:val="00837556"/>
     <w:rPr>
-      <w:rFonts w:ascii="Times New Roman" w:eastAsia="맑은 고딕" w:hAnsi="맑은 고딕" w:cs="Times New Roman"/>
+      <w:rFonts w:ascii="Times New Roman" w:eastAsia="Pretendard ExtraBold" w:hAnsi="Pretendard ExtraBold" w:cs="Times New Roman"/>
       <w:b/>
       <w:bCs/>
       <w:sz w:val="28"/>
@@ -12906,7 +12906,7 @@
       <w:ind w:left="100"/>
     </w:pPr>
     <w:rPr>
-      <w:rFonts w:ascii="맑은 고딕" w:eastAsia="맑은 고딕" w:hAnsi="맑은 고딕" w:cs="Times New Roman"/>
+      <w:rFonts w:ascii="Pretendard Light" w:eastAsia="Pretendard Light" w:hAnsi="Pretendard Light" w:cs="Times New Roman"/>
       <w:szCs w:val="20"/>
     </w:rPr>
   </w:style>
@@ -12916,7 +12916,7 @@
     <w:link w:val="aff2"/>
     <w:rsid w:val="00837556"/>
     <w:rPr>
-      <w:rFonts w:ascii="맑은 고딕" w:eastAsia="맑은 고딕" w:hAnsi="맑은 고딕" w:cs="Times New Roman"/>
+      <w:rFonts w:ascii="Pretendard Light" w:eastAsia="Pretendard Light" w:hAnsi="Pretendard Light" w:cs="Times New Roman"/>
       <w:szCs w:val="20"/>
     </w:rPr>
   </w:style>
@@ -12931,7 +12931,7 @@
       <w:autoSpaceDN/>
     </w:pPr>
     <w:rPr>
-      <w:rFonts w:ascii="맑은 고딕" w:eastAsia="맑은 고딕" w:hAnsi="맑은 고딕" w:cs="Times New Roman"/>
+      <w:rFonts w:ascii="Pretendard Light" w:eastAsia="Pretendard Light" w:hAnsi="Pretendard Light" w:cs="Times New Roman"/>
       <w:sz w:val="18"/>
       <w:szCs w:val="18"/>
     </w:rPr>
@@ -12942,7 +12942,7 @@
     <w:link w:val="aff3"/>
     <w:rsid w:val="00837556"/>
     <w:rPr>
-      <w:rFonts w:ascii="맑은 고딕" w:eastAsia="맑은 고딕" w:hAnsi="맑은 고딕" w:cs="Times New Roman"/>
+      <w:rFonts w:ascii="Pretendard Light" w:eastAsia="Pretendard Light" w:hAnsi="Pretendard Light" w:cs="Times New Roman"/>
       <w:sz w:val="18"/>
       <w:szCs w:val="18"/>
     </w:rPr>
@@ -12960,7 +12960,7 @@
       <w:ind w:leftChars="50" w:left="100"/>
     </w:pPr>
     <w:rPr>
-      <w:rFonts w:ascii="맑은 고딕" w:eastAsia="맑은 고딕" w:hAnsi="맑은 고딕" w:cs="Times New Roman"/>
+      <w:rFonts w:ascii="Pretendard Light" w:eastAsia="Pretendard Light" w:hAnsi="Pretendard Light" w:cs="Times New Roman"/>
       <w:szCs w:val="20"/>
     </w:rPr>
   </w:style>
@@ -12970,7 +12970,7 @@
     <w:link w:val="aff4"/>
     <w:rsid w:val="00837556"/>
     <w:rPr>
-      <w:rFonts w:ascii="맑은 고딕" w:eastAsia="맑은 고딕" w:hAnsi="맑은 고딕" w:cs="Times New Roman"/>
+      <w:rFonts w:ascii="Pretendard Light" w:eastAsia="Pretendard Light" w:hAnsi="Pretendard Light" w:cs="Times New Roman"/>
       <w:szCs w:val="20"/>
     </w:rPr>
   </w:style>
@@ -12990,7 +12990,7 @@
     <w:link w:val="16"/>
     <w:rsid w:val="00837556"/>
     <w:rPr>
-      <w:rFonts w:ascii="맑은 고딕" w:eastAsia="맑은 고딕" w:hAnsi="맑은 고딕" w:cs="Times New Roman"/>
+      <w:rFonts w:ascii="Pretendard Light" w:eastAsia="Pretendard Light" w:hAnsi="Pretendard Light" w:cs="Times New Roman"/>
       <w:color w:val="000000"/>
       <w:szCs w:val="20"/>
     </w:rPr>
@@ -13005,7 +13005,7 @@
       <w:spacing w:line="240" w:lineRule="exact"/>
     </w:pPr>
     <w:rPr>
-      <w:rFonts w:ascii="맑은 고딕" w:eastAsia="맑은 고딕" w:hAnsi="맑은 고딕" w:cs="한컴바탕"/>
+      <w:rFonts w:ascii="Pretendard Light" w:eastAsia="Pretendard Light" w:hAnsi="Pretendard Light" w:cs="Pretendard Light"/>
       <w:color w:val="000000"/>
       <w:kern w:val="0"/>
       <w:sz w:val="16"/>
@@ -13018,7 +13018,7 @@
     <w:link w:val="aff5"/>
     <w:rsid w:val="00837556"/>
     <w:rPr>
-      <w:rFonts w:ascii="맑은 고딕" w:eastAsia="맑은 고딕" w:hAnsi="맑은 고딕" w:cs="한컴바탕"/>
+      <w:rFonts w:ascii="Pretendard Light" w:eastAsia="Pretendard Light" w:hAnsi="Pretendard Light" w:cs="Pretendard Light"/>
       <w:color w:val="000000"/>
       <w:kern w:val="0"/>
       <w:sz w:val="16"/>
@@ -13033,7 +13033,7 @@
       <w:ind w:leftChars="400" w:left="800"/>
     </w:pPr>
     <w:rPr>
-      <w:rFonts w:ascii="바탕" w:eastAsia="바탕" w:hAnsi="Times New Roman" w:cs="Times New Roman"/>
+      <w:rFonts w:ascii="Pretendard Light" w:eastAsia="Pretendard Light" w:hAnsi="Times New Roman" w:cs="Times New Roman"/>
       <w:szCs w:val="24"/>
     </w:rPr>
   </w:style>
@@ -13051,7 +13051,7 @@
       <w:outlineLvl w:val="9"/>
     </w:pPr>
     <w:rPr>
-      <w:rFonts w:ascii="맑은 고딕" w:eastAsia="맑은 고딕" w:hAnsi="맑은 고딕" w:cs="MS Mincho"/>
+      <w:rFonts w:ascii="Pretendard Light" w:eastAsia="Pretendard Light" w:hAnsi="Pretendard Light" w:cs="MS Mincho"/>
       <w:bCs w:val="0"/>
       <w:kern w:val="0"/>
       <w:sz w:val="24"/>
@@ -13065,7 +13065,7 @@
     <w:uiPriority w:val="1"/>
     <w:rsid w:val="00837556"/>
     <w:rPr>
-      <w:rFonts w:ascii="맑은 고딕" w:eastAsia="맑은 고딕" w:hAnsi="맑은 고딕" w:cs="Times New Roman"/>
+      <w:rFonts w:ascii="Pretendard Light" w:eastAsia="Pretendard Light" w:hAnsi="Pretendard Light" w:cs="Times New Roman"/>
       <w:kern w:val="0"/>
       <w:sz w:val="22"/>
     </w:rPr>
@@ -13080,7 +13080,7 @@
       <w:textAlignment w:val="center"/>
     </w:pPr>
     <w:rPr>
-      <w:rFonts w:ascii="굴림" w:eastAsia="굴림" w:hAnsi="굴림" w:cs="굴림"/>
+      <w:rFonts w:ascii="Pretendard Light" w:eastAsia="Pretendard Light" w:hAnsi="Pretendard Light" w:cs="Pretendard Light"/>
       <w:color w:val="000000"/>
       <w:kern w:val="0"/>
       <w:sz w:val="18"/>
@@ -13098,7 +13098,7 @@
       <w:textAlignment w:val="baseline"/>
     </w:pPr>
     <w:rPr>
-      <w:rFonts w:ascii="굴림" w:eastAsia="굴림" w:hAnsi="굴림" w:cs="굴림"/>
+      <w:rFonts w:ascii="Pretendard Light" w:eastAsia="Pretendard Light" w:hAnsi="Pretendard Light" w:cs="Pretendard Light"/>
       <w:color w:val="000000"/>
       <w:kern w:val="0"/>
       <w:szCs w:val="20"/>
@@ -13115,7 +13115,7 @@
       <w:textAlignment w:val="baseline"/>
     </w:pPr>
     <w:rPr>
-      <w:rFonts w:ascii="굴림" w:eastAsia="굴림" w:hAnsi="굴림" w:cs="굴림"/>
+      <w:rFonts w:ascii="Pretendard Light" w:eastAsia="Pretendard Light" w:hAnsi="Pretendard Light" w:cs="Pretendard Light"/>
       <w:color w:val="000000"/>
       <w:kern w:val="0"/>
       <w:sz w:val="22"/>
@@ -13131,7 +13131,7 @@
       <w:textAlignment w:val="center"/>
     </w:pPr>
     <w:rPr>
-      <w:rFonts w:ascii="굴림" w:eastAsia="굴림" w:hAnsi="굴림" w:cs="굴림"/>
+      <w:rFonts w:ascii="Pretendard Light" w:eastAsia="Pretendard Light" w:hAnsi="Pretendard Light" w:cs="Pretendard Light"/>
       <w:color w:val="000000"/>
       <w:kern w:val="0"/>
       <w:sz w:val="22"/>
@@ -13148,7 +13148,7 @@
       <w:textAlignment w:val="center"/>
     </w:pPr>
     <w:rPr>
-      <w:rFonts w:ascii="굴림" w:eastAsia="굴림" w:hAnsi="굴림" w:cs="굴림"/>
+      <w:rFonts w:ascii="Pretendard Light" w:eastAsia="Pretendard Light" w:hAnsi="Pretendard Light" w:cs="Pretendard Light"/>
       <w:color w:val="000000"/>
       <w:kern w:val="0"/>
       <w:sz w:val="22"/>
@@ -13165,7 +13165,7 @@
       <w:outlineLvl w:val="0"/>
     </w:pPr>
     <w:rPr>
-      <w:rFonts w:ascii="굴림" w:eastAsia="굴림" w:hAnsi="굴림" w:cs="굴림"/>
+      <w:rFonts w:ascii="Pretendard Light" w:eastAsia="Pretendard Light" w:hAnsi="Pretendard Light" w:cs="Pretendard Light"/>
       <w:color w:val="000000"/>
       <w:kern w:val="0"/>
       <w:szCs w:val="20"/>
@@ -13181,7 +13181,7 @@
       <w:jc w:val="both"/>
     </w:pPr>
     <w:rPr>
-      <w:rFonts w:ascii="맑은 고딕" w:eastAsia="맑은 고딕" w:hAnsi="맑은 고딕" w:cs="Times New Roman"/>
+      <w:rFonts w:ascii="Pretendard Light" w:eastAsia="Pretendard Light" w:hAnsi="Pretendard Light" w:cs="Times New Roman"/>
     </w:rPr>
     <w:tblPr>
       <w:tblBorders>
